--- a/text/3.literatura_de_specialitate/Literatura_de_specialitate.docx
+++ b/text/3.literatura_de_specialitate/Literatura_de_specialitate.docx
@@ -623,16 +623,7 @@
         <w:t xml:space="preserve">competențele tehnice cu cele interpersonale, studenții au ocazia de a se înscrie la programe de tip dual. </w:t>
       </w:r>
       <w:r>
-        <w:t xml:space="preserve">Publicația academică “Review of Dual Higher Education in EU” , având ca </w:t>
-      </w:r>
-      <w:r>
-        <w:t>autori pe Szilvia Varga și Norberta S</w:t>
-      </w:r>
-      <w:r>
-        <w:t>á</w:t>
-      </w:r>
-      <w:r>
-        <w:t>gi</w:t>
+        <w:t>Publicația academică “Review of Dual Higher Education in EU” , având ca autori pe Szilvia Varga și Norberta Sági</w:t>
       </w:r>
       <w:r>
         <w:t xml:space="preserve"> </w:t>
@@ -652,7 +643,13 @@
         <w:t>de practică între angajatori, instituții academice și studenți.</w:t>
       </w:r>
       <w:r>
-        <w:t xml:space="preserve"> Conform analizei realizate de autori, țări precum România, Bulgaria și Polonia au adoptat planuri de educație duală la nivelul facultății, creând astfel mai multe oportunități pentru dezvoltarea profesională</w:t>
+        <w:t xml:space="preserve"> Conform analizei realizate de </w:t>
+      </w:r>
+      <w:r>
+        <w:t>aceștia</w:t>
+      </w:r>
+      <w:r>
+        <w:t>, țări precum România, Bulgaria și Polonia au adoptat planuri de educație duală la nivelul facultății, creând astfel mai multe oportunități pentru dezvoltarea profesională</w:t>
       </w:r>
       <w:r>
         <w:t xml:space="preserve"> a</w:t>
@@ -669,27 +666,224 @@
     </w:p>
     <w:p/>
     <w:p>
-      <w:pPr>
-        <w:rPr>
-          <w:lang w:val="en-US"/>
-        </w:rPr>
-      </w:pPr>
-      <w:r>
-        <w:rPr>
-          <w:lang w:val="en-US"/>
-        </w:rPr>
+      <w:r>
         <w:t>https://sdgacademy.org/education-must-get-soft-better-prepare-students-work/</w:t>
       </w:r>
       <w:r>
-        <w:rPr>
-          <w:lang w:val="en-US"/>
-        </w:rPr>
         <w:t xml:space="preserve"> - link articol</w:t>
       </w:r>
     </w:p>
     <w:p>
       <w:pPr>
         <w:rPr>
+          <w:u w:val="single"/>
+        </w:rPr>
+      </w:pPr>
+      <w:r>
+        <w:rPr>
+          <w:u w:val="single"/>
+        </w:rPr>
+        <w:t>Efectul economiei de tip “Gig” asupra forței de muncă din Europa</w:t>
+      </w:r>
+    </w:p>
+    <w:p>
+      <w:r>
+        <w:tab/>
+        <w:t xml:space="preserve">Conceptul de „Gig Economy” </w:t>
+      </w:r>
+      <w:r>
+        <w:t>reprezintă</w:t>
+      </w:r>
+      <w:r>
+        <w:t xml:space="preserve"> diferite sarcini de realizat și necesități ale oamenilor, existând astfel persoane dispuse să își asume aceste responsabilități, contra cost. Pentru a se forma legătura între cele două părți, sunt puse la dispoziție platforme web, cum ar fi “JobCenterGuide” și “Reed”. Aceste platforme oferă servicii de livrare a mâncării direct la ușa clientului, muncă casnică și lucru manual, dar și alte servicii ce țin de “exteriorul” și “interiorul” casei unei </w:t>
+      </w:r>
+      <w:r>
+        <w:t>persoane</w:t>
+      </w:r>
+      <w:r>
+        <w:t>. Acest sector</w:t>
+      </w:r>
+      <w:r>
+        <w:t xml:space="preserve"> se bucură de o popularitate în creștere</w:t>
+      </w:r>
+      <w:r>
+        <w:t xml:space="preserve">. Concret, în Marea Britanie, 36% din populație a achiziționat servicii prestate la domiciliu prin platforme digitale, iar în Austria, 29% dintre consumatori au apelat la servicii de transport sau livrare online. Analiza </w:t>
+      </w:r>
+      <w:r>
+        <w:t xml:space="preserve">prezentată </w:t>
+      </w:r>
+      <w:r>
+        <w:t xml:space="preserve">în cadrul </w:t>
+      </w:r>
+      <w:r>
+        <w:t>lucrării de cercetare “Work in the European Gig Economy” realizate de Ursula HUWS, Neil H. SPENCER, Dag S. SYRDAL, Kaire HOLTS</w:t>
+      </w:r>
+      <w:r>
+        <w:t xml:space="preserve"> de la </w:t>
+      </w:r>
+      <w:r>
+        <w:rPr>
+          <w:lang w:val="en-US"/>
+        </w:rPr>
+        <w:t>“</w:t>
+      </w:r>
+      <w:r>
+        <w:t>Hertfordshire School of Business</w:t>
+      </w:r>
+      <w:r>
+        <w:t>”</w:t>
+      </w:r>
+      <w:r>
+        <w:t>, solidifică, prin aceste procente, schimbarea modului în care o persoana își obține venitul lunar și tendințe</w:t>
+      </w:r>
+      <w:r>
+        <w:t>le</w:t>
+      </w:r>
+      <w:r>
+        <w:t xml:space="preserve"> în creștere</w:t>
+      </w:r>
+      <w:r>
+        <w:t>,</w:t>
+      </w:r>
+      <w:r>
+        <w:t xml:space="preserve"> cu privire la</w:t>
+      </w:r>
+      <w:r>
+        <w:t xml:space="preserve"> dorința unei flexibilități</w:t>
+      </w:r>
+      <w:r>
+        <w:t xml:space="preserve"> mai mari</w:t>
+      </w:r>
+      <w:r>
+        <w:t xml:space="preserve"> la locul de muncă și</w:t>
+      </w:r>
+      <w:r>
+        <w:t xml:space="preserve"> </w:t>
+      </w:r>
+      <w:r>
+        <w:t>l</w:t>
+      </w:r>
+      <w:r>
+        <w:t>a</w:t>
+      </w:r>
+      <w:r>
+        <w:t xml:space="preserve"> </w:t>
+      </w:r>
+      <w:r>
+        <w:t>amalgamul</w:t>
+      </w:r>
+      <w:r>
+        <w:t xml:space="preserve"> de </w:t>
+      </w:r>
+      <w:r>
+        <w:t>abilități</w:t>
+      </w:r>
+      <w:r>
+        <w:t xml:space="preserve"> necesare</w:t>
+      </w:r>
+      <w:r>
+        <w:t xml:space="preserve"> asigurării mijloacelor de existență</w:t>
+      </w:r>
+      <w:r>
+        <w:t>.</w:t>
+      </w:r>
+      <w:r>
+        <w:t xml:space="preserve"> </w:t>
+      </w:r>
+      <w:r>
+        <w:t>Din perspectiva ofertei de muncă</w:t>
+      </w:r>
+      <w:r>
+        <w:t xml:space="preserve">, </w:t>
+      </w:r>
+      <w:r>
+        <w:t>prestarea efectivă de servicii sau muncă prin intermediul acestor platforme („crowd work”) implică procente mai reduse, variind între 9% și 22% din populația țărilor analizate. Această diferențiere este esențială deoarece, spre deosebire de vânzarea ocazională a bunurilor,</w:t>
+      </w:r>
+      <w:r>
+        <w:t xml:space="preserve"> unde intre 50-60% din populație participă, obținând un venit în plus prin această </w:t>
+      </w:r>
+      <w:r>
+        <w:t xml:space="preserve"> practică,</w:t>
+      </w:r>
+      <w:r>
+        <w:t xml:space="preserve"> economia de tip „gig” se bazează fundamental pe valorificarea timpului și a abilităților indivizilor sub formă de muncă plătită.</w:t>
+      </w:r>
+    </w:p>
+    <w:p/>
+    <w:p/>
+    <w:p>
+      <w:pPr>
+        <w:rPr>
+          <w:u w:val="single"/>
+        </w:rPr>
+      </w:pPr>
+      <w:r>
+        <w:rPr>
+          <w:u w:val="single"/>
+        </w:rPr>
+        <w:lastRenderedPageBreak/>
+        <w:t>Impactul negativ al pandemiei asupra calității vieții personale și profesionale</w:t>
+      </w:r>
+    </w:p>
+    <w:p>
+      <w:r>
+        <w:t xml:space="preserve">Perioada pandemică a reprezentat o schimbare radicală care a forțat toate persoanele să își schimbe stilul de viață, inclusiv câștigarea traiului. Astfel mai multe persoane au fost nevoite să se adapteze la noile condiții, chiar dacă circumstanțele au fost nefavorabile. Printr-un sondaj, ce conține răspunsuri din Cehia, Slovacia, Franța, Letonia și Slovenia, realizat de autorii </w:t>
+      </w:r>
+      <w:r>
+        <w:t>Szilárd Szigeti , Vivien Pásztóová, Csilla Mezősi</w:t>
+      </w:r>
+      <w:r>
+        <w:t xml:space="preserve">, au fost puse în evidență efectele negative asupra stilului de viață și asupra locului de muncă. Participanții </w:t>
+      </w:r>
+      <w:r>
+        <w:t>eșantionului</w:t>
+      </w:r>
+      <w:r>
+        <w:t xml:space="preserve"> reprezintă persoane </w:t>
+      </w:r>
+      <w:r>
+        <w:t>care au fost în centre de recuperare</w:t>
+      </w:r>
+      <w:r>
+        <w:t xml:space="preserve"> balneare</w:t>
+      </w:r>
+      <w:r>
+        <w:t xml:space="preserve"> după contactarea virusului. Mai mult de 40% dintre răspunsurile din Cehia și Slovacia </w:t>
+      </w:r>
+      <w:r>
+        <w:t xml:space="preserve">și  25% din cele obținute din Franța </w:t>
+      </w:r>
+      <w:r>
+        <w:t xml:space="preserve">au confirmat ipoteză cum că există un impact negativ semnificativ asupra calității vieții și asupra desfășurării activităților zilnice. De asemenea, aceste efecte au fost cuantificate printr-o influență de aproximativ 27% asupra nivelului mobilității și asupra nivelului de durere, reprezentând un impediment pentru realizarea sarcinilor de lucru. Autorii concluzionează lucrarea prin punctarea ideii că angajatorii trebuie să ia în considerare această realitate și  să faciliteze recuperarea indivizilor afectați pentru ca aceștia să aibă o productivitatea cât mai bună. </w:t>
+      </w:r>
+      <w:r>
+        <w:t xml:space="preserve">Se </w:t>
+      </w:r>
+      <w:r>
+        <w:t>menționează în lucrare faptul că există trei tipuri de afecțiuni cu Covid-19 în funcție de durata boli și anume</w:t>
+      </w:r>
+      <w:r>
+        <w:rPr>
+          <w:lang w:val="en-US"/>
+        </w:rPr>
+        <w:t xml:space="preserve">: </w:t>
+      </w:r>
+      <w:r>
+        <w:rPr>
+          <w:lang w:val="en-US"/>
+        </w:rPr>
+        <w:t>Covid-19 acut, care dureaz</w:t>
+      </w:r>
+      <w:r>
+        <w:t>ă 4 săptămâni, post acut, între 4 și 12 săptămâni și Long-Covid, care depășește 12 săptămâni.</w:t>
+      </w:r>
+      <w:r>
+        <w:t xml:space="preserve"> Eșantionul a vizat în special pacienții cu sindromul post-acut sau Long-Covid.</w:t>
+      </w:r>
+    </w:p>
+    <w:p>
+      <w:pPr>
+        <w:rPr>
           <w:b/>
           <w:bCs/>
           <w:u w:val="single"/>
@@ -701,7 +895,7 @@
           <w:bCs/>
           <w:u w:val="single"/>
         </w:rPr>
-        <w:t>Articol 5</w:t>
+        <w:t>Articol 7</w:t>
       </w:r>
     </w:p>
     <w:p>
@@ -718,7 +912,7 @@
           <w:bCs/>
           <w:u w:val="single"/>
         </w:rPr>
-        <w:t>Articol 6</w:t>
+        <w:t>Articol 8</w:t>
       </w:r>
     </w:p>
     <w:p>
@@ -735,7 +929,7 @@
           <w:bCs/>
           <w:u w:val="single"/>
         </w:rPr>
-        <w:t>Articol 7</w:t>
+        <w:t>Articolul 9</w:t>
       </w:r>
     </w:p>
     <w:p>
@@ -752,7 +946,92 @@
           <w:bCs/>
           <w:u w:val="single"/>
         </w:rPr>
-        <w:t>Articol 8</w:t>
+        <w:t>Articolul 10</w:t>
+      </w:r>
+    </w:p>
+    <w:p>
+      <w:pPr>
+        <w:rPr>
+          <w:b/>
+          <w:bCs/>
+          <w:u w:val="single"/>
+        </w:rPr>
+      </w:pPr>
+      <w:r>
+        <w:rPr>
+          <w:b/>
+          <w:bCs/>
+          <w:u w:val="single"/>
+        </w:rPr>
+        <w:t>Articolul 11</w:t>
+      </w:r>
+    </w:p>
+    <w:p>
+      <w:pPr>
+        <w:rPr>
+          <w:b/>
+          <w:bCs/>
+          <w:u w:val="single"/>
+        </w:rPr>
+      </w:pPr>
+      <w:r>
+        <w:rPr>
+          <w:b/>
+          <w:bCs/>
+          <w:u w:val="single"/>
+        </w:rPr>
+        <w:t>Articolul 12</w:t>
+      </w:r>
+    </w:p>
+    <w:p>
+      <w:pPr>
+        <w:rPr>
+          <w:b/>
+          <w:bCs/>
+          <w:u w:val="single"/>
+        </w:rPr>
+      </w:pPr>
+      <w:r>
+        <w:rPr>
+          <w:b/>
+          <w:bCs/>
+          <w:u w:val="single"/>
+        </w:rPr>
+        <w:t>Articolul 13</w:t>
+      </w:r>
+    </w:p>
+    <w:p>
+      <w:pPr>
+        <w:rPr>
+          <w:b/>
+          <w:bCs/>
+          <w:u w:val="single"/>
+        </w:rPr>
+      </w:pPr>
+      <w:r>
+        <w:rPr>
+          <w:b/>
+          <w:bCs/>
+          <w:u w:val="single"/>
+        </w:rPr>
+        <w:t>Articolul 14</w:t>
+      </w:r>
+    </w:p>
+    <w:p>
+      <w:pPr>
+        <w:rPr>
+          <w:b/>
+          <w:bCs/>
+          <w:u w:val="single"/>
+        </w:rPr>
+      </w:pPr>
+      <w:r>
+        <w:rPr>
+          <w:b/>
+          <w:bCs/>
+          <w:u w:val="single"/>
+        </w:rPr>
+        <w:t>Articolul 15</w:t>
       </w:r>
     </w:p>
     <w:sectPr>

--- a/text/3.literatura_de_specialitate/Literatura_de_specialitate.docx
+++ b/text/3.literatura_de_specialitate/Literatura_de_specialitate.docx
@@ -719,19 +719,7 @@
         <w:t>lucrării de cercetare “Work in the European Gig Economy” realizate de Ursula HUWS, Neil H. SPENCER, Dag S. SYRDAL, Kaire HOLTS</w:t>
       </w:r>
       <w:r>
-        <w:t xml:space="preserve"> de la </w:t>
-      </w:r>
-      <w:r>
-        <w:rPr>
-          <w:lang w:val="en-US"/>
-        </w:rPr>
-        <w:t>“</w:t>
-      </w:r>
-      <w:r>
-        <w:t>Hertfordshire School of Business</w:t>
-      </w:r>
-      <w:r>
-        <w:t>”</w:t>
+        <w:t xml:space="preserve"> de la “Hertfordshire School of Business”</w:t>
       </w:r>
       <w:r>
         <w:t>, solidifică, prin aceste procente, schimbarea modului în care o persoana își obține venitul lunar și tendințe</w:t>
@@ -827,13 +815,22 @@
     </w:p>
     <w:p>
       <w:r>
-        <w:t xml:space="preserve">Perioada pandemică a reprezentat o schimbare radicală care a forțat toate persoanele să își schimbe stilul de viață, inclusiv câștigarea traiului. Astfel mai multe persoane au fost nevoite să se adapteze la noile condiții, chiar dacă circumstanțele au fost nefavorabile. Printr-un sondaj, ce conține răspunsuri din Cehia, Slovacia, Franța, Letonia și Slovenia, realizat de autorii </w:t>
-      </w:r>
-      <w:r>
-        <w:t>Szilárd Szigeti , Vivien Pásztóová, Csilla Mezősi</w:t>
-      </w:r>
-      <w:r>
-        <w:t xml:space="preserve">, au fost puse în evidență efectele negative asupra stilului de viață și asupra locului de muncă. Participanții </w:t>
+        <w:tab/>
+      </w:r>
+      <w:r>
+        <w:t xml:space="preserve">Perioada pandemică a reprezentat </w:t>
+      </w:r>
+      <w:r>
+        <w:t xml:space="preserve">u șoc neprevăzut economic și social, </w:t>
+      </w:r>
+      <w:r>
+        <w:t>care a forțat persoanele să își schimbe stilul de viață, inclusiv câștigarea traiului. Astfel mai mul</w:t>
+      </w:r>
+      <w:r>
+        <w:t xml:space="preserve">ți indiviză au fost nevoiți </w:t>
+      </w:r>
+      <w:r>
+        <w:t xml:space="preserve">să se adapteze la noile condiții, chiar dacă circumstanțele au fost nefavorabile. Printr-un sondaj, ce conține răspunsuri din Cehia, Slovacia, Franța, Letonia și Slovenia, realizat de autorii Szilárd Szigeti , Vivien Pásztóová, Csilla Mezősi, au fost puse în evidență efectele negative asupra stilului de viață și asupra locului de muncă. Participanții </w:t>
       </w:r>
       <w:r>
         <w:t>eșantionului</w:t>
@@ -860,22 +857,10 @@
         <w:t xml:space="preserve">Se </w:t>
       </w:r>
       <w:r>
-        <w:t>menționează în lucrare faptul că există trei tipuri de afecțiuni cu Covid-19 în funcție de durata boli și anume</w:t>
-      </w:r>
-      <w:r>
-        <w:rPr>
-          <w:lang w:val="en-US"/>
-        </w:rPr>
-        <w:t xml:space="preserve">: </w:t>
-      </w:r>
-      <w:r>
-        <w:rPr>
-          <w:lang w:val="en-US"/>
-        </w:rPr>
-        <w:t>Covid-19 acut, care dureaz</w:t>
-      </w:r>
-      <w:r>
-        <w:t>ă 4 săptămâni, post acut, între 4 și 12 săptămâni și Long-Covid, care depășește 12 săptămâni.</w:t>
+        <w:t xml:space="preserve">menționează în lucrare faptul că există trei tipuri de afecțiuni cu Covid-19 în funcție de durata boli și anume: </w:t>
+      </w:r>
+      <w:r>
+        <w:t>Covid-19 acut, care durează 4 săptămâni, post acut, între 4 și 12 săptămâni și Long-Covid, care depășește 12 săptămâni.</w:t>
       </w:r>
       <w:r>
         <w:t xml:space="preserve"> Eșantionul a vizat în special pacienții cu sindromul post-acut sau Long-Covid.</w:t>
@@ -884,35 +869,250 @@
     <w:p>
       <w:pPr>
         <w:rPr>
-          <w:b/>
-          <w:bCs/>
-          <w:u w:val="single"/>
-        </w:rPr>
-      </w:pPr>
-      <w:r>
-        <w:rPr>
-          <w:b/>
-          <w:bCs/>
-          <w:u w:val="single"/>
-        </w:rPr>
-        <w:t>Articol 7</w:t>
+          <w:u w:val="single"/>
+        </w:rPr>
+      </w:pPr>
+      <w:r>
+        <w:rPr>
+          <w:u w:val="single"/>
+        </w:rPr>
+        <w:t>Efectul pandemiei de COVID-19 asupra forței de muncă din țările componente Visegrad</w:t>
       </w:r>
     </w:p>
     <w:p>
-      <w:pPr>
-        <w:rPr>
-          <w:b/>
-          <w:bCs/>
-          <w:u w:val="single"/>
-        </w:rPr>
-      </w:pPr>
-      <w:r>
-        <w:rPr>
-          <w:b/>
-          <w:bCs/>
-          <w:u w:val="single"/>
-        </w:rPr>
-        <w:t>Articol 8</w:t>
+      <w:r>
+        <w:tab/>
+      </w:r>
+      <w:r>
+        <w:t xml:space="preserve">Pandemia de COVID-19 a avut efecte vizibile asupra agenților economici, dar și asupra economiei țărilor. În această ipoteză, lucrarea de cercetare a autorului Mariusz Zieliński </w:t>
+      </w:r>
+      <w:r>
+        <w:t>de la Facultatea de Economie și Management</w:t>
+      </w:r>
+      <w:r>
+        <w:t>,</w:t>
+      </w:r>
+      <w:r>
+        <w:t xml:space="preserve"> Universit</w:t>
+      </w:r>
+      <w:r>
+        <w:t>atea</w:t>
+      </w:r>
+      <w:r>
+        <w:t xml:space="preserve"> </w:t>
+      </w:r>
+      <w:r>
+        <w:t xml:space="preserve">Tehnică </w:t>
+      </w:r>
+      <w:r>
+        <w:t>Opole</w:t>
+      </w:r>
+      <w:r>
+        <w:t xml:space="preserve">, a urmărit studierea profunzimii efectelor negative cauzate de pandemie asupra </w:t>
+      </w:r>
+      <w:r>
+        <w:t>forței de muncă a</w:t>
+      </w:r>
+      <w:r>
+        <w:t xml:space="preserve"> țărilor componente Visegrad. Perioada analizată este 2018-2021, autorul observând faptul că șomajul nu a crescut cu mai de 1,3% în Cehia, Ungaria și Polonia și cu 1,8% în Slovacia.</w:t>
+      </w:r>
+      <w:r>
+        <w:t xml:space="preserve"> De asemenea ocuparea forței de muncă a depășit nivelul prepandemic în acest grup, expcepție făcând Cehia și Slovacia. Indivizii au apelat la independenț</w:t>
+      </w:r>
+      <w:r>
+        <w:t>a</w:t>
+      </w:r>
+      <w:r>
+        <w:t xml:space="preserve"> față de un loc de muncă fix, indicând nevoia și disponibilitatea oamenilor de lucra pe cont propriu prin diferite metode pentru își asigura traiul.</w:t>
+      </w:r>
+      <w:r>
+        <w:t xml:space="preserve"> Din punct de vedere demografic, autorul nu a identificat o rată a șomajului diferențiată în funcție de sex, </w:t>
+      </w:r>
+      <w:r>
+        <w:t>fiind</w:t>
+      </w:r>
+      <w:r>
+        <w:t xml:space="preserve"> proporții egale de creștere</w:t>
+      </w:r>
+      <w:r>
+        <w:t xml:space="preserve">. În rândul persoanelor cu educație scăzută, autorul a identificat </w:t>
+      </w:r>
+      <w:r>
+        <w:t xml:space="preserve">pentru Slovacia </w:t>
+      </w:r>
+      <w:r>
+        <w:t xml:space="preserve">o creștere semnificativă, de la 30,6% la 43,5%, a </w:t>
+      </w:r>
+      <w:r>
+        <w:t xml:space="preserve">ratei </w:t>
+      </w:r>
+      <w:r>
+        <w:t>șomajului.</w:t>
+      </w:r>
+      <w:r>
+        <w:t xml:space="preserve"> Categoria persoanelor cuprinse între 55 și 64 de ani, cu referire la Ungaria a înregistrat o creștere </w:t>
+      </w:r>
+      <w:r>
+        <w:t xml:space="preserve">a </w:t>
+      </w:r>
+      <w:r>
+        <w:t>șomajului</w:t>
+      </w:r>
+      <w:r>
+        <w:t xml:space="preserve"> mai mare decât media generală.</w:t>
+      </w:r>
+      <w:r>
+        <w:t xml:space="preserve"> Autorul </w:t>
+      </w:r>
+      <w:r>
+        <w:t>încheie prin a remarca eficacitatea cu care aceste țări au reușit să țină sub control rata șomajului și a ocupării forței de muncă</w:t>
+      </w:r>
+      <w:r>
+        <w:t xml:space="preserve">, neexistând riscul de persistență a </w:t>
+      </w:r>
+      <w:r>
+        <w:t>șomajului</w:t>
+      </w:r>
+      <w:r>
+        <w:t xml:space="preserve"> pe termen lung.</w:t>
+      </w:r>
+    </w:p>
+    <w:p/>
+    <w:p>
+      <w:pPr>
+        <w:rPr>
+          <w:u w:val="single"/>
+        </w:rPr>
+      </w:pPr>
+      <w:r>
+        <w:rPr>
+          <w:u w:val="single"/>
+        </w:rPr>
+        <w:lastRenderedPageBreak/>
+        <w:t>Impactul Inteligenței artificiale pe piața muncii din Europa</w:t>
+      </w:r>
+    </w:p>
+    <w:p>
+      <w:r>
+        <w:tab/>
+        <w:t>Sistemele inteligente dezvoltate de cercetători și experții din domeniu aduc beneficii vizibile la nivelul productivității</w:t>
+      </w:r>
+      <w:r>
+        <w:t xml:space="preserve"> și al creșterii economice, dar odată cu apariția acestor sisteme crește riscul alterare a structurii forței de muncă. Auto</w:t>
+      </w:r>
+      <w:r>
+        <w:t>rul lucrării,</w:t>
+      </w:r>
+      <w:r>
+        <w:t xml:space="preserve"> Grabriela Calinescu</w:t>
+      </w:r>
+      <w:r>
+        <w:t xml:space="preserve">, </w:t>
+      </w:r>
+      <w:r>
+        <w:t>a obținut o concluzie importantă</w:t>
+      </w:r>
+      <w:r>
+        <w:t xml:space="preserve"> prin analiza datelor oferite de Eurostat,</w:t>
+      </w:r>
+      <w:r>
+        <w:t xml:space="preserve"> cu privire la efectele pe care le va aduce inteligența artificială la nivelul pieței muncii. </w:t>
+      </w:r>
+      <w:r>
+        <w:t xml:space="preserve">Pentru a pune într-o lumină mai clară situația actuală, </w:t>
+      </w:r>
+      <w:r>
+        <w:t xml:space="preserve"> articolul </w:t>
+      </w:r>
+      <w:r>
+        <w:t xml:space="preserve">clasifică locurile de muncă existente în </w:t>
+      </w:r>
+      <w:r>
+        <w:t xml:space="preserve">funcție de riscul de automatizare. </w:t>
+      </w:r>
+      <w:r>
+        <w:t xml:space="preserve">Astfel, cele cu risc scăzut </w:t>
+      </w:r>
+      <w:r>
+        <w:t>necesită</w:t>
+      </w:r>
+      <w:r>
+        <w:t xml:space="preserve"> competențe</w:t>
+      </w:r>
+      <w:r>
+        <w:t xml:space="preserve"> </w:t>
+      </w:r>
+      <w:r>
+        <w:t>de natură umană</w:t>
+      </w:r>
+      <w:r>
+        <w:rPr>
+          <w:lang w:val="en-US"/>
+        </w:rPr>
+        <w:t>,</w:t>
+      </w:r>
+      <w:r>
+        <w:rPr>
+          <w:lang w:val="en-US"/>
+        </w:rPr>
+        <w:t xml:space="preserve"> </w:t>
+      </w:r>
+      <w:r>
+        <w:t xml:space="preserve"> </w:t>
+      </w:r>
+      <w:r>
+        <w:t>colaborarea în echipă, comunicarea și gândirea critică.</w:t>
+      </w:r>
+      <w:r>
+        <w:t xml:space="preserve"> Printre aceste locuri de muncă se numără</w:t>
+      </w:r>
+      <w:r>
+        <w:t xml:space="preserve"> pozițiile de gestionare a resurselor și pozițiile de conducer</w:t>
+      </w:r>
+      <w:r>
+        <w:t xml:space="preserve">e. </w:t>
+      </w:r>
+      <w:r>
+        <w:t xml:space="preserve">Persoanele care lucrează în fabrică sau </w:t>
+      </w:r>
+      <w:r>
+        <w:t>cele</w:t>
+      </w:r>
+      <w:r>
+        <w:t xml:space="preserve"> care</w:t>
+      </w:r>
+      <w:r>
+        <w:t xml:space="preserve"> prezintă dizabilități </w:t>
+      </w:r>
+      <w:r>
+        <w:t xml:space="preserve"> </w:t>
+      </w:r>
+      <w:r>
+        <w:t>sunt mult mai expuse la acest risc al integrării inteligenței artificiale în procesul de muncă</w:t>
+      </w:r>
+      <w:r>
+        <w:t>, conform articolului.</w:t>
+      </w:r>
+      <w:r>
+        <w:t xml:space="preserve"> </w:t>
+      </w:r>
+      <w:r>
+        <w:t>De asemenea, autorul prezintă câteva dintre sectoarele economice unde integrarea sistemului de inteligență artificială aduce schimbări. În domeniul de fabricație, sisteme de automatizare a controlului calității și de gestionare a stocului îmbunătățesc productivitatea și scad costurile.</w:t>
+      </w:r>
+      <w:r>
+        <w:t xml:space="preserve"> Articolul aduce la cunoștință </w:t>
+      </w:r>
+      <w:r>
+        <w:t>cu sistemele inteligente sunt folosite și în domeniul bancar pentru a evalua riscurile și pentru a facilita procesul de decizie</w:t>
+      </w:r>
+      <w:r>
+        <w:t xml:space="preserve"> pentru investiții.</w:t>
+      </w:r>
+      <w:r>
+        <w:t xml:space="preserve"> Pentru o privire de ansamblu, datele statistice prezentate în lucrare arată că, în 2021 8% din totalul afacerilor din Uniunea Europeană au integrat inteligența artificială, iar 28% din companiile mari au adoptat această tehnologie.</w:t>
+      </w:r>
+      <w:r>
+        <w:t xml:space="preserve"> Predominant este sectorul IT, unde 25% dintre companii au optat pentru utilizarea acestor inovații, iar sectorul construcțiilor și al transporturilor au avut cel mai mic procentaj de adopție, în proporție de 5%. </w:t>
       </w:r>
     </w:p>
     <w:p>
@@ -1133,6 +1333,155 @@
     </w:lvl>
   </w:abstractNum>
   <w:abstractNum w:abstractNumId="1" w15:restartNumberingAfterBreak="0">
+    <w:nsid w:val="07417B7B"/>
+    <w:multiLevelType w:val="multilevel"/>
+    <w:tmpl w:val="D8F84C80"/>
+    <w:lvl w:ilvl="0">
+      <w:start w:val="1"/>
+      <w:numFmt w:val="bullet"/>
+      <w:lvlText w:val=""/>
+      <w:lvlJc w:val="left"/>
+      <w:pPr>
+        <w:tabs>
+          <w:tab w:val="num" w:pos="720"/>
+        </w:tabs>
+        <w:ind w:left="720" w:hanging="360"/>
+      </w:pPr>
+      <w:rPr>
+        <w:rFonts w:ascii="Symbol" w:hAnsi="Symbol" w:hint="default"/>
+        <w:sz w:val="20"/>
+      </w:rPr>
+    </w:lvl>
+    <w:lvl w:ilvl="1" w:tentative="1">
+      <w:start w:val="1"/>
+      <w:numFmt w:val="bullet"/>
+      <w:lvlText w:val="o"/>
+      <w:lvlJc w:val="left"/>
+      <w:pPr>
+        <w:tabs>
+          <w:tab w:val="num" w:pos="1440"/>
+        </w:tabs>
+        <w:ind w:left="1440" w:hanging="360"/>
+      </w:pPr>
+      <w:rPr>
+        <w:rFonts w:ascii="Courier New" w:hAnsi="Courier New" w:hint="default"/>
+        <w:sz w:val="20"/>
+      </w:rPr>
+    </w:lvl>
+    <w:lvl w:ilvl="2" w:tentative="1">
+      <w:start w:val="1"/>
+      <w:numFmt w:val="bullet"/>
+      <w:lvlText w:val=""/>
+      <w:lvlJc w:val="left"/>
+      <w:pPr>
+        <w:tabs>
+          <w:tab w:val="num" w:pos="2160"/>
+        </w:tabs>
+        <w:ind w:left="2160" w:hanging="360"/>
+      </w:pPr>
+      <w:rPr>
+        <w:rFonts w:ascii="Wingdings" w:hAnsi="Wingdings" w:hint="default"/>
+        <w:sz w:val="20"/>
+      </w:rPr>
+    </w:lvl>
+    <w:lvl w:ilvl="3" w:tentative="1">
+      <w:start w:val="1"/>
+      <w:numFmt w:val="bullet"/>
+      <w:lvlText w:val=""/>
+      <w:lvlJc w:val="left"/>
+      <w:pPr>
+        <w:tabs>
+          <w:tab w:val="num" w:pos="2880"/>
+        </w:tabs>
+        <w:ind w:left="2880" w:hanging="360"/>
+      </w:pPr>
+      <w:rPr>
+        <w:rFonts w:ascii="Wingdings" w:hAnsi="Wingdings" w:hint="default"/>
+        <w:sz w:val="20"/>
+      </w:rPr>
+    </w:lvl>
+    <w:lvl w:ilvl="4" w:tentative="1">
+      <w:start w:val="1"/>
+      <w:numFmt w:val="bullet"/>
+      <w:lvlText w:val=""/>
+      <w:lvlJc w:val="left"/>
+      <w:pPr>
+        <w:tabs>
+          <w:tab w:val="num" w:pos="3600"/>
+        </w:tabs>
+        <w:ind w:left="3600" w:hanging="360"/>
+      </w:pPr>
+      <w:rPr>
+        <w:rFonts w:ascii="Wingdings" w:hAnsi="Wingdings" w:hint="default"/>
+        <w:sz w:val="20"/>
+      </w:rPr>
+    </w:lvl>
+    <w:lvl w:ilvl="5" w:tentative="1">
+      <w:start w:val="1"/>
+      <w:numFmt w:val="bullet"/>
+      <w:lvlText w:val=""/>
+      <w:lvlJc w:val="left"/>
+      <w:pPr>
+        <w:tabs>
+          <w:tab w:val="num" w:pos="4320"/>
+        </w:tabs>
+        <w:ind w:left="4320" w:hanging="360"/>
+      </w:pPr>
+      <w:rPr>
+        <w:rFonts w:ascii="Wingdings" w:hAnsi="Wingdings" w:hint="default"/>
+        <w:sz w:val="20"/>
+      </w:rPr>
+    </w:lvl>
+    <w:lvl w:ilvl="6" w:tentative="1">
+      <w:start w:val="1"/>
+      <w:numFmt w:val="bullet"/>
+      <w:lvlText w:val=""/>
+      <w:lvlJc w:val="left"/>
+      <w:pPr>
+        <w:tabs>
+          <w:tab w:val="num" w:pos="5040"/>
+        </w:tabs>
+        <w:ind w:left="5040" w:hanging="360"/>
+      </w:pPr>
+      <w:rPr>
+        <w:rFonts w:ascii="Wingdings" w:hAnsi="Wingdings" w:hint="default"/>
+        <w:sz w:val="20"/>
+      </w:rPr>
+    </w:lvl>
+    <w:lvl w:ilvl="7" w:tentative="1">
+      <w:start w:val="1"/>
+      <w:numFmt w:val="bullet"/>
+      <w:lvlText w:val=""/>
+      <w:lvlJc w:val="left"/>
+      <w:pPr>
+        <w:tabs>
+          <w:tab w:val="num" w:pos="5760"/>
+        </w:tabs>
+        <w:ind w:left="5760" w:hanging="360"/>
+      </w:pPr>
+      <w:rPr>
+        <w:rFonts w:ascii="Wingdings" w:hAnsi="Wingdings" w:hint="default"/>
+        <w:sz w:val="20"/>
+      </w:rPr>
+    </w:lvl>
+    <w:lvl w:ilvl="8" w:tentative="1">
+      <w:start w:val="1"/>
+      <w:numFmt w:val="bullet"/>
+      <w:lvlText w:val=""/>
+      <w:lvlJc w:val="left"/>
+      <w:pPr>
+        <w:tabs>
+          <w:tab w:val="num" w:pos="6480"/>
+        </w:tabs>
+        <w:ind w:left="6480" w:hanging="360"/>
+      </w:pPr>
+      <w:rPr>
+        <w:rFonts w:ascii="Wingdings" w:hAnsi="Wingdings" w:hint="default"/>
+        <w:sz w:val="20"/>
+      </w:rPr>
+    </w:lvl>
+  </w:abstractNum>
+  <w:abstractNum w:abstractNumId="2" w15:restartNumberingAfterBreak="0">
     <w:nsid w:val="1BE146A8"/>
     <w:multiLevelType w:val="hybridMultilevel"/>
     <w:tmpl w:val="43CC4218"/>
@@ -1221,7 +1570,603 @@
       </w:pPr>
     </w:lvl>
   </w:abstractNum>
-  <w:abstractNum w:abstractNumId="2" w15:restartNumberingAfterBreak="0">
+  <w:abstractNum w:abstractNumId="3" w15:restartNumberingAfterBreak="0">
+    <w:nsid w:val="2E121739"/>
+    <w:multiLevelType w:val="multilevel"/>
+    <w:tmpl w:val="41A82214"/>
+    <w:lvl w:ilvl="0">
+      <w:start w:val="1"/>
+      <w:numFmt w:val="bullet"/>
+      <w:lvlText w:val=""/>
+      <w:lvlJc w:val="left"/>
+      <w:pPr>
+        <w:tabs>
+          <w:tab w:val="num" w:pos="720"/>
+        </w:tabs>
+        <w:ind w:left="720" w:hanging="360"/>
+      </w:pPr>
+      <w:rPr>
+        <w:rFonts w:ascii="Symbol" w:hAnsi="Symbol" w:hint="default"/>
+        <w:sz w:val="20"/>
+      </w:rPr>
+    </w:lvl>
+    <w:lvl w:ilvl="1" w:tentative="1">
+      <w:start w:val="1"/>
+      <w:numFmt w:val="bullet"/>
+      <w:lvlText w:val="o"/>
+      <w:lvlJc w:val="left"/>
+      <w:pPr>
+        <w:tabs>
+          <w:tab w:val="num" w:pos="1440"/>
+        </w:tabs>
+        <w:ind w:left="1440" w:hanging="360"/>
+      </w:pPr>
+      <w:rPr>
+        <w:rFonts w:ascii="Courier New" w:hAnsi="Courier New" w:hint="default"/>
+        <w:sz w:val="20"/>
+      </w:rPr>
+    </w:lvl>
+    <w:lvl w:ilvl="2" w:tentative="1">
+      <w:start w:val="1"/>
+      <w:numFmt w:val="bullet"/>
+      <w:lvlText w:val=""/>
+      <w:lvlJc w:val="left"/>
+      <w:pPr>
+        <w:tabs>
+          <w:tab w:val="num" w:pos="2160"/>
+        </w:tabs>
+        <w:ind w:left="2160" w:hanging="360"/>
+      </w:pPr>
+      <w:rPr>
+        <w:rFonts w:ascii="Wingdings" w:hAnsi="Wingdings" w:hint="default"/>
+        <w:sz w:val="20"/>
+      </w:rPr>
+    </w:lvl>
+    <w:lvl w:ilvl="3" w:tentative="1">
+      <w:start w:val="1"/>
+      <w:numFmt w:val="bullet"/>
+      <w:lvlText w:val=""/>
+      <w:lvlJc w:val="left"/>
+      <w:pPr>
+        <w:tabs>
+          <w:tab w:val="num" w:pos="2880"/>
+        </w:tabs>
+        <w:ind w:left="2880" w:hanging="360"/>
+      </w:pPr>
+      <w:rPr>
+        <w:rFonts w:ascii="Wingdings" w:hAnsi="Wingdings" w:hint="default"/>
+        <w:sz w:val="20"/>
+      </w:rPr>
+    </w:lvl>
+    <w:lvl w:ilvl="4" w:tentative="1">
+      <w:start w:val="1"/>
+      <w:numFmt w:val="bullet"/>
+      <w:lvlText w:val=""/>
+      <w:lvlJc w:val="left"/>
+      <w:pPr>
+        <w:tabs>
+          <w:tab w:val="num" w:pos="3600"/>
+        </w:tabs>
+        <w:ind w:left="3600" w:hanging="360"/>
+      </w:pPr>
+      <w:rPr>
+        <w:rFonts w:ascii="Wingdings" w:hAnsi="Wingdings" w:hint="default"/>
+        <w:sz w:val="20"/>
+      </w:rPr>
+    </w:lvl>
+    <w:lvl w:ilvl="5" w:tentative="1">
+      <w:start w:val="1"/>
+      <w:numFmt w:val="bullet"/>
+      <w:lvlText w:val=""/>
+      <w:lvlJc w:val="left"/>
+      <w:pPr>
+        <w:tabs>
+          <w:tab w:val="num" w:pos="4320"/>
+        </w:tabs>
+        <w:ind w:left="4320" w:hanging="360"/>
+      </w:pPr>
+      <w:rPr>
+        <w:rFonts w:ascii="Wingdings" w:hAnsi="Wingdings" w:hint="default"/>
+        <w:sz w:val="20"/>
+      </w:rPr>
+    </w:lvl>
+    <w:lvl w:ilvl="6" w:tentative="1">
+      <w:start w:val="1"/>
+      <w:numFmt w:val="bullet"/>
+      <w:lvlText w:val=""/>
+      <w:lvlJc w:val="left"/>
+      <w:pPr>
+        <w:tabs>
+          <w:tab w:val="num" w:pos="5040"/>
+        </w:tabs>
+        <w:ind w:left="5040" w:hanging="360"/>
+      </w:pPr>
+      <w:rPr>
+        <w:rFonts w:ascii="Wingdings" w:hAnsi="Wingdings" w:hint="default"/>
+        <w:sz w:val="20"/>
+      </w:rPr>
+    </w:lvl>
+    <w:lvl w:ilvl="7" w:tentative="1">
+      <w:start w:val="1"/>
+      <w:numFmt w:val="bullet"/>
+      <w:lvlText w:val=""/>
+      <w:lvlJc w:val="left"/>
+      <w:pPr>
+        <w:tabs>
+          <w:tab w:val="num" w:pos="5760"/>
+        </w:tabs>
+        <w:ind w:left="5760" w:hanging="360"/>
+      </w:pPr>
+      <w:rPr>
+        <w:rFonts w:ascii="Wingdings" w:hAnsi="Wingdings" w:hint="default"/>
+        <w:sz w:val="20"/>
+      </w:rPr>
+    </w:lvl>
+    <w:lvl w:ilvl="8" w:tentative="1">
+      <w:start w:val="1"/>
+      <w:numFmt w:val="bullet"/>
+      <w:lvlText w:val=""/>
+      <w:lvlJc w:val="left"/>
+      <w:pPr>
+        <w:tabs>
+          <w:tab w:val="num" w:pos="6480"/>
+        </w:tabs>
+        <w:ind w:left="6480" w:hanging="360"/>
+      </w:pPr>
+      <w:rPr>
+        <w:rFonts w:ascii="Wingdings" w:hAnsi="Wingdings" w:hint="default"/>
+        <w:sz w:val="20"/>
+      </w:rPr>
+    </w:lvl>
+  </w:abstractNum>
+  <w:abstractNum w:abstractNumId="4" w15:restartNumberingAfterBreak="0">
+    <w:nsid w:val="40D3271D"/>
+    <w:multiLevelType w:val="multilevel"/>
+    <w:tmpl w:val="7F902AB2"/>
+    <w:lvl w:ilvl="0">
+      <w:start w:val="1"/>
+      <w:numFmt w:val="bullet"/>
+      <w:lvlText w:val=""/>
+      <w:lvlJc w:val="left"/>
+      <w:pPr>
+        <w:tabs>
+          <w:tab w:val="num" w:pos="720"/>
+        </w:tabs>
+        <w:ind w:left="720" w:hanging="360"/>
+      </w:pPr>
+      <w:rPr>
+        <w:rFonts w:ascii="Symbol" w:hAnsi="Symbol" w:hint="default"/>
+        <w:sz w:val="20"/>
+      </w:rPr>
+    </w:lvl>
+    <w:lvl w:ilvl="1" w:tentative="1">
+      <w:start w:val="1"/>
+      <w:numFmt w:val="bullet"/>
+      <w:lvlText w:val="o"/>
+      <w:lvlJc w:val="left"/>
+      <w:pPr>
+        <w:tabs>
+          <w:tab w:val="num" w:pos="1440"/>
+        </w:tabs>
+        <w:ind w:left="1440" w:hanging="360"/>
+      </w:pPr>
+      <w:rPr>
+        <w:rFonts w:ascii="Courier New" w:hAnsi="Courier New" w:hint="default"/>
+        <w:sz w:val="20"/>
+      </w:rPr>
+    </w:lvl>
+    <w:lvl w:ilvl="2" w:tentative="1">
+      <w:start w:val="1"/>
+      <w:numFmt w:val="bullet"/>
+      <w:lvlText w:val=""/>
+      <w:lvlJc w:val="left"/>
+      <w:pPr>
+        <w:tabs>
+          <w:tab w:val="num" w:pos="2160"/>
+        </w:tabs>
+        <w:ind w:left="2160" w:hanging="360"/>
+      </w:pPr>
+      <w:rPr>
+        <w:rFonts w:ascii="Wingdings" w:hAnsi="Wingdings" w:hint="default"/>
+        <w:sz w:val="20"/>
+      </w:rPr>
+    </w:lvl>
+    <w:lvl w:ilvl="3" w:tentative="1">
+      <w:start w:val="1"/>
+      <w:numFmt w:val="bullet"/>
+      <w:lvlText w:val=""/>
+      <w:lvlJc w:val="left"/>
+      <w:pPr>
+        <w:tabs>
+          <w:tab w:val="num" w:pos="2880"/>
+        </w:tabs>
+        <w:ind w:left="2880" w:hanging="360"/>
+      </w:pPr>
+      <w:rPr>
+        <w:rFonts w:ascii="Wingdings" w:hAnsi="Wingdings" w:hint="default"/>
+        <w:sz w:val="20"/>
+      </w:rPr>
+    </w:lvl>
+    <w:lvl w:ilvl="4" w:tentative="1">
+      <w:start w:val="1"/>
+      <w:numFmt w:val="bullet"/>
+      <w:lvlText w:val=""/>
+      <w:lvlJc w:val="left"/>
+      <w:pPr>
+        <w:tabs>
+          <w:tab w:val="num" w:pos="3600"/>
+        </w:tabs>
+        <w:ind w:left="3600" w:hanging="360"/>
+      </w:pPr>
+      <w:rPr>
+        <w:rFonts w:ascii="Wingdings" w:hAnsi="Wingdings" w:hint="default"/>
+        <w:sz w:val="20"/>
+      </w:rPr>
+    </w:lvl>
+    <w:lvl w:ilvl="5" w:tentative="1">
+      <w:start w:val="1"/>
+      <w:numFmt w:val="bullet"/>
+      <w:lvlText w:val=""/>
+      <w:lvlJc w:val="left"/>
+      <w:pPr>
+        <w:tabs>
+          <w:tab w:val="num" w:pos="4320"/>
+        </w:tabs>
+        <w:ind w:left="4320" w:hanging="360"/>
+      </w:pPr>
+      <w:rPr>
+        <w:rFonts w:ascii="Wingdings" w:hAnsi="Wingdings" w:hint="default"/>
+        <w:sz w:val="20"/>
+      </w:rPr>
+    </w:lvl>
+    <w:lvl w:ilvl="6" w:tentative="1">
+      <w:start w:val="1"/>
+      <w:numFmt w:val="bullet"/>
+      <w:lvlText w:val=""/>
+      <w:lvlJc w:val="left"/>
+      <w:pPr>
+        <w:tabs>
+          <w:tab w:val="num" w:pos="5040"/>
+        </w:tabs>
+        <w:ind w:left="5040" w:hanging="360"/>
+      </w:pPr>
+      <w:rPr>
+        <w:rFonts w:ascii="Wingdings" w:hAnsi="Wingdings" w:hint="default"/>
+        <w:sz w:val="20"/>
+      </w:rPr>
+    </w:lvl>
+    <w:lvl w:ilvl="7" w:tentative="1">
+      <w:start w:val="1"/>
+      <w:numFmt w:val="bullet"/>
+      <w:lvlText w:val=""/>
+      <w:lvlJc w:val="left"/>
+      <w:pPr>
+        <w:tabs>
+          <w:tab w:val="num" w:pos="5760"/>
+        </w:tabs>
+        <w:ind w:left="5760" w:hanging="360"/>
+      </w:pPr>
+      <w:rPr>
+        <w:rFonts w:ascii="Wingdings" w:hAnsi="Wingdings" w:hint="default"/>
+        <w:sz w:val="20"/>
+      </w:rPr>
+    </w:lvl>
+    <w:lvl w:ilvl="8" w:tentative="1">
+      <w:start w:val="1"/>
+      <w:numFmt w:val="bullet"/>
+      <w:lvlText w:val=""/>
+      <w:lvlJc w:val="left"/>
+      <w:pPr>
+        <w:tabs>
+          <w:tab w:val="num" w:pos="6480"/>
+        </w:tabs>
+        <w:ind w:left="6480" w:hanging="360"/>
+      </w:pPr>
+      <w:rPr>
+        <w:rFonts w:ascii="Wingdings" w:hAnsi="Wingdings" w:hint="default"/>
+        <w:sz w:val="20"/>
+      </w:rPr>
+    </w:lvl>
+  </w:abstractNum>
+  <w:abstractNum w:abstractNumId="5" w15:restartNumberingAfterBreak="0">
+    <w:nsid w:val="65472E02"/>
+    <w:multiLevelType w:val="multilevel"/>
+    <w:tmpl w:val="6972A770"/>
+    <w:lvl w:ilvl="0">
+      <w:start w:val="1"/>
+      <w:numFmt w:val="bullet"/>
+      <w:lvlText w:val=""/>
+      <w:lvlJc w:val="left"/>
+      <w:pPr>
+        <w:tabs>
+          <w:tab w:val="num" w:pos="720"/>
+        </w:tabs>
+        <w:ind w:left="720" w:hanging="360"/>
+      </w:pPr>
+      <w:rPr>
+        <w:rFonts w:ascii="Symbol" w:hAnsi="Symbol" w:hint="default"/>
+        <w:sz w:val="20"/>
+      </w:rPr>
+    </w:lvl>
+    <w:lvl w:ilvl="1" w:tentative="1">
+      <w:start w:val="1"/>
+      <w:numFmt w:val="bullet"/>
+      <w:lvlText w:val="o"/>
+      <w:lvlJc w:val="left"/>
+      <w:pPr>
+        <w:tabs>
+          <w:tab w:val="num" w:pos="1440"/>
+        </w:tabs>
+        <w:ind w:left="1440" w:hanging="360"/>
+      </w:pPr>
+      <w:rPr>
+        <w:rFonts w:ascii="Courier New" w:hAnsi="Courier New" w:hint="default"/>
+        <w:sz w:val="20"/>
+      </w:rPr>
+    </w:lvl>
+    <w:lvl w:ilvl="2" w:tentative="1">
+      <w:start w:val="1"/>
+      <w:numFmt w:val="bullet"/>
+      <w:lvlText w:val=""/>
+      <w:lvlJc w:val="left"/>
+      <w:pPr>
+        <w:tabs>
+          <w:tab w:val="num" w:pos="2160"/>
+        </w:tabs>
+        <w:ind w:left="2160" w:hanging="360"/>
+      </w:pPr>
+      <w:rPr>
+        <w:rFonts w:ascii="Wingdings" w:hAnsi="Wingdings" w:hint="default"/>
+        <w:sz w:val="20"/>
+      </w:rPr>
+    </w:lvl>
+    <w:lvl w:ilvl="3" w:tentative="1">
+      <w:start w:val="1"/>
+      <w:numFmt w:val="bullet"/>
+      <w:lvlText w:val=""/>
+      <w:lvlJc w:val="left"/>
+      <w:pPr>
+        <w:tabs>
+          <w:tab w:val="num" w:pos="2880"/>
+        </w:tabs>
+        <w:ind w:left="2880" w:hanging="360"/>
+      </w:pPr>
+      <w:rPr>
+        <w:rFonts w:ascii="Wingdings" w:hAnsi="Wingdings" w:hint="default"/>
+        <w:sz w:val="20"/>
+      </w:rPr>
+    </w:lvl>
+    <w:lvl w:ilvl="4" w:tentative="1">
+      <w:start w:val="1"/>
+      <w:numFmt w:val="bullet"/>
+      <w:lvlText w:val=""/>
+      <w:lvlJc w:val="left"/>
+      <w:pPr>
+        <w:tabs>
+          <w:tab w:val="num" w:pos="3600"/>
+        </w:tabs>
+        <w:ind w:left="3600" w:hanging="360"/>
+      </w:pPr>
+      <w:rPr>
+        <w:rFonts w:ascii="Wingdings" w:hAnsi="Wingdings" w:hint="default"/>
+        <w:sz w:val="20"/>
+      </w:rPr>
+    </w:lvl>
+    <w:lvl w:ilvl="5" w:tentative="1">
+      <w:start w:val="1"/>
+      <w:numFmt w:val="bullet"/>
+      <w:lvlText w:val=""/>
+      <w:lvlJc w:val="left"/>
+      <w:pPr>
+        <w:tabs>
+          <w:tab w:val="num" w:pos="4320"/>
+        </w:tabs>
+        <w:ind w:left="4320" w:hanging="360"/>
+      </w:pPr>
+      <w:rPr>
+        <w:rFonts w:ascii="Wingdings" w:hAnsi="Wingdings" w:hint="default"/>
+        <w:sz w:val="20"/>
+      </w:rPr>
+    </w:lvl>
+    <w:lvl w:ilvl="6" w:tentative="1">
+      <w:start w:val="1"/>
+      <w:numFmt w:val="bullet"/>
+      <w:lvlText w:val=""/>
+      <w:lvlJc w:val="left"/>
+      <w:pPr>
+        <w:tabs>
+          <w:tab w:val="num" w:pos="5040"/>
+        </w:tabs>
+        <w:ind w:left="5040" w:hanging="360"/>
+      </w:pPr>
+      <w:rPr>
+        <w:rFonts w:ascii="Wingdings" w:hAnsi="Wingdings" w:hint="default"/>
+        <w:sz w:val="20"/>
+      </w:rPr>
+    </w:lvl>
+    <w:lvl w:ilvl="7" w:tentative="1">
+      <w:start w:val="1"/>
+      <w:numFmt w:val="bullet"/>
+      <w:lvlText w:val=""/>
+      <w:lvlJc w:val="left"/>
+      <w:pPr>
+        <w:tabs>
+          <w:tab w:val="num" w:pos="5760"/>
+        </w:tabs>
+        <w:ind w:left="5760" w:hanging="360"/>
+      </w:pPr>
+      <w:rPr>
+        <w:rFonts w:ascii="Wingdings" w:hAnsi="Wingdings" w:hint="default"/>
+        <w:sz w:val="20"/>
+      </w:rPr>
+    </w:lvl>
+    <w:lvl w:ilvl="8" w:tentative="1">
+      <w:start w:val="1"/>
+      <w:numFmt w:val="bullet"/>
+      <w:lvlText w:val=""/>
+      <w:lvlJc w:val="left"/>
+      <w:pPr>
+        <w:tabs>
+          <w:tab w:val="num" w:pos="6480"/>
+        </w:tabs>
+        <w:ind w:left="6480" w:hanging="360"/>
+      </w:pPr>
+      <w:rPr>
+        <w:rFonts w:ascii="Wingdings" w:hAnsi="Wingdings" w:hint="default"/>
+        <w:sz w:val="20"/>
+      </w:rPr>
+    </w:lvl>
+  </w:abstractNum>
+  <w:abstractNum w:abstractNumId="6" w15:restartNumberingAfterBreak="0">
+    <w:nsid w:val="6B666AB3"/>
+    <w:multiLevelType w:val="multilevel"/>
+    <w:tmpl w:val="6B26041E"/>
+    <w:lvl w:ilvl="0">
+      <w:start w:val="1"/>
+      <w:numFmt w:val="bullet"/>
+      <w:lvlText w:val=""/>
+      <w:lvlJc w:val="left"/>
+      <w:pPr>
+        <w:tabs>
+          <w:tab w:val="num" w:pos="720"/>
+        </w:tabs>
+        <w:ind w:left="720" w:hanging="360"/>
+      </w:pPr>
+      <w:rPr>
+        <w:rFonts w:ascii="Symbol" w:hAnsi="Symbol" w:hint="default"/>
+        <w:sz w:val="20"/>
+      </w:rPr>
+    </w:lvl>
+    <w:lvl w:ilvl="1" w:tentative="1">
+      <w:start w:val="1"/>
+      <w:numFmt w:val="bullet"/>
+      <w:lvlText w:val="o"/>
+      <w:lvlJc w:val="left"/>
+      <w:pPr>
+        <w:tabs>
+          <w:tab w:val="num" w:pos="1440"/>
+        </w:tabs>
+        <w:ind w:left="1440" w:hanging="360"/>
+      </w:pPr>
+      <w:rPr>
+        <w:rFonts w:ascii="Courier New" w:hAnsi="Courier New" w:hint="default"/>
+        <w:sz w:val="20"/>
+      </w:rPr>
+    </w:lvl>
+    <w:lvl w:ilvl="2" w:tentative="1">
+      <w:start w:val="1"/>
+      <w:numFmt w:val="bullet"/>
+      <w:lvlText w:val=""/>
+      <w:lvlJc w:val="left"/>
+      <w:pPr>
+        <w:tabs>
+          <w:tab w:val="num" w:pos="2160"/>
+        </w:tabs>
+        <w:ind w:left="2160" w:hanging="360"/>
+      </w:pPr>
+      <w:rPr>
+        <w:rFonts w:ascii="Wingdings" w:hAnsi="Wingdings" w:hint="default"/>
+        <w:sz w:val="20"/>
+      </w:rPr>
+    </w:lvl>
+    <w:lvl w:ilvl="3" w:tentative="1">
+      <w:start w:val="1"/>
+      <w:numFmt w:val="bullet"/>
+      <w:lvlText w:val=""/>
+      <w:lvlJc w:val="left"/>
+      <w:pPr>
+        <w:tabs>
+          <w:tab w:val="num" w:pos="2880"/>
+        </w:tabs>
+        <w:ind w:left="2880" w:hanging="360"/>
+      </w:pPr>
+      <w:rPr>
+        <w:rFonts w:ascii="Wingdings" w:hAnsi="Wingdings" w:hint="default"/>
+        <w:sz w:val="20"/>
+      </w:rPr>
+    </w:lvl>
+    <w:lvl w:ilvl="4" w:tentative="1">
+      <w:start w:val="1"/>
+      <w:numFmt w:val="bullet"/>
+      <w:lvlText w:val=""/>
+      <w:lvlJc w:val="left"/>
+      <w:pPr>
+        <w:tabs>
+          <w:tab w:val="num" w:pos="3600"/>
+        </w:tabs>
+        <w:ind w:left="3600" w:hanging="360"/>
+      </w:pPr>
+      <w:rPr>
+        <w:rFonts w:ascii="Wingdings" w:hAnsi="Wingdings" w:hint="default"/>
+        <w:sz w:val="20"/>
+      </w:rPr>
+    </w:lvl>
+    <w:lvl w:ilvl="5" w:tentative="1">
+      <w:start w:val="1"/>
+      <w:numFmt w:val="bullet"/>
+      <w:lvlText w:val=""/>
+      <w:lvlJc w:val="left"/>
+      <w:pPr>
+        <w:tabs>
+          <w:tab w:val="num" w:pos="4320"/>
+        </w:tabs>
+        <w:ind w:left="4320" w:hanging="360"/>
+      </w:pPr>
+      <w:rPr>
+        <w:rFonts w:ascii="Wingdings" w:hAnsi="Wingdings" w:hint="default"/>
+        <w:sz w:val="20"/>
+      </w:rPr>
+    </w:lvl>
+    <w:lvl w:ilvl="6" w:tentative="1">
+      <w:start w:val="1"/>
+      <w:numFmt w:val="bullet"/>
+      <w:lvlText w:val=""/>
+      <w:lvlJc w:val="left"/>
+      <w:pPr>
+        <w:tabs>
+          <w:tab w:val="num" w:pos="5040"/>
+        </w:tabs>
+        <w:ind w:left="5040" w:hanging="360"/>
+      </w:pPr>
+      <w:rPr>
+        <w:rFonts w:ascii="Wingdings" w:hAnsi="Wingdings" w:hint="default"/>
+        <w:sz w:val="20"/>
+      </w:rPr>
+    </w:lvl>
+    <w:lvl w:ilvl="7" w:tentative="1">
+      <w:start w:val="1"/>
+      <w:numFmt w:val="bullet"/>
+      <w:lvlText w:val=""/>
+      <w:lvlJc w:val="left"/>
+      <w:pPr>
+        <w:tabs>
+          <w:tab w:val="num" w:pos="5760"/>
+        </w:tabs>
+        <w:ind w:left="5760" w:hanging="360"/>
+      </w:pPr>
+      <w:rPr>
+        <w:rFonts w:ascii="Wingdings" w:hAnsi="Wingdings" w:hint="default"/>
+        <w:sz w:val="20"/>
+      </w:rPr>
+    </w:lvl>
+    <w:lvl w:ilvl="8" w:tentative="1">
+      <w:start w:val="1"/>
+      <w:numFmt w:val="bullet"/>
+      <w:lvlText w:val=""/>
+      <w:lvlJc w:val="left"/>
+      <w:pPr>
+        <w:tabs>
+          <w:tab w:val="num" w:pos="6480"/>
+        </w:tabs>
+        <w:ind w:left="6480" w:hanging="360"/>
+      </w:pPr>
+      <w:rPr>
+        <w:rFonts w:ascii="Wingdings" w:hAnsi="Wingdings" w:hint="default"/>
+        <w:sz w:val="20"/>
+      </w:rPr>
+    </w:lvl>
+  </w:abstractNum>
+  <w:abstractNum w:abstractNumId="7" w15:restartNumberingAfterBreak="0">
     <w:nsid w:val="77E26C5F"/>
     <w:multiLevelType w:val="hybridMultilevel"/>
     <w:tmpl w:val="F80EB8A0"/>
@@ -1333,14 +2278,181 @@
       </w:rPr>
     </w:lvl>
   </w:abstractNum>
+  <w:abstractNum w:abstractNumId="8" w15:restartNumberingAfterBreak="0">
+    <w:nsid w:val="7BBF1902"/>
+    <w:multiLevelType w:val="multilevel"/>
+    <w:tmpl w:val="4E78EA08"/>
+    <w:lvl w:ilvl="0">
+      <w:start w:val="1"/>
+      <w:numFmt w:val="bullet"/>
+      <w:lvlText w:val=""/>
+      <w:lvlJc w:val="left"/>
+      <w:pPr>
+        <w:tabs>
+          <w:tab w:val="num" w:pos="720"/>
+        </w:tabs>
+        <w:ind w:left="720" w:hanging="360"/>
+      </w:pPr>
+      <w:rPr>
+        <w:rFonts w:ascii="Symbol" w:hAnsi="Symbol" w:hint="default"/>
+        <w:sz w:val="20"/>
+      </w:rPr>
+    </w:lvl>
+    <w:lvl w:ilvl="1" w:tentative="1">
+      <w:start w:val="1"/>
+      <w:numFmt w:val="bullet"/>
+      <w:lvlText w:val="o"/>
+      <w:lvlJc w:val="left"/>
+      <w:pPr>
+        <w:tabs>
+          <w:tab w:val="num" w:pos="1440"/>
+        </w:tabs>
+        <w:ind w:left="1440" w:hanging="360"/>
+      </w:pPr>
+      <w:rPr>
+        <w:rFonts w:ascii="Courier New" w:hAnsi="Courier New" w:hint="default"/>
+        <w:sz w:val="20"/>
+      </w:rPr>
+    </w:lvl>
+    <w:lvl w:ilvl="2" w:tentative="1">
+      <w:start w:val="1"/>
+      <w:numFmt w:val="bullet"/>
+      <w:lvlText w:val=""/>
+      <w:lvlJc w:val="left"/>
+      <w:pPr>
+        <w:tabs>
+          <w:tab w:val="num" w:pos="2160"/>
+        </w:tabs>
+        <w:ind w:left="2160" w:hanging="360"/>
+      </w:pPr>
+      <w:rPr>
+        <w:rFonts w:ascii="Wingdings" w:hAnsi="Wingdings" w:hint="default"/>
+        <w:sz w:val="20"/>
+      </w:rPr>
+    </w:lvl>
+    <w:lvl w:ilvl="3" w:tentative="1">
+      <w:start w:val="1"/>
+      <w:numFmt w:val="bullet"/>
+      <w:lvlText w:val=""/>
+      <w:lvlJc w:val="left"/>
+      <w:pPr>
+        <w:tabs>
+          <w:tab w:val="num" w:pos="2880"/>
+        </w:tabs>
+        <w:ind w:left="2880" w:hanging="360"/>
+      </w:pPr>
+      <w:rPr>
+        <w:rFonts w:ascii="Wingdings" w:hAnsi="Wingdings" w:hint="default"/>
+        <w:sz w:val="20"/>
+      </w:rPr>
+    </w:lvl>
+    <w:lvl w:ilvl="4" w:tentative="1">
+      <w:start w:val="1"/>
+      <w:numFmt w:val="bullet"/>
+      <w:lvlText w:val=""/>
+      <w:lvlJc w:val="left"/>
+      <w:pPr>
+        <w:tabs>
+          <w:tab w:val="num" w:pos="3600"/>
+        </w:tabs>
+        <w:ind w:left="3600" w:hanging="360"/>
+      </w:pPr>
+      <w:rPr>
+        <w:rFonts w:ascii="Wingdings" w:hAnsi="Wingdings" w:hint="default"/>
+        <w:sz w:val="20"/>
+      </w:rPr>
+    </w:lvl>
+    <w:lvl w:ilvl="5" w:tentative="1">
+      <w:start w:val="1"/>
+      <w:numFmt w:val="bullet"/>
+      <w:lvlText w:val=""/>
+      <w:lvlJc w:val="left"/>
+      <w:pPr>
+        <w:tabs>
+          <w:tab w:val="num" w:pos="4320"/>
+        </w:tabs>
+        <w:ind w:left="4320" w:hanging="360"/>
+      </w:pPr>
+      <w:rPr>
+        <w:rFonts w:ascii="Wingdings" w:hAnsi="Wingdings" w:hint="default"/>
+        <w:sz w:val="20"/>
+      </w:rPr>
+    </w:lvl>
+    <w:lvl w:ilvl="6" w:tentative="1">
+      <w:start w:val="1"/>
+      <w:numFmt w:val="bullet"/>
+      <w:lvlText w:val=""/>
+      <w:lvlJc w:val="left"/>
+      <w:pPr>
+        <w:tabs>
+          <w:tab w:val="num" w:pos="5040"/>
+        </w:tabs>
+        <w:ind w:left="5040" w:hanging="360"/>
+      </w:pPr>
+      <w:rPr>
+        <w:rFonts w:ascii="Wingdings" w:hAnsi="Wingdings" w:hint="default"/>
+        <w:sz w:val="20"/>
+      </w:rPr>
+    </w:lvl>
+    <w:lvl w:ilvl="7" w:tentative="1">
+      <w:start w:val="1"/>
+      <w:numFmt w:val="bullet"/>
+      <w:lvlText w:val=""/>
+      <w:lvlJc w:val="left"/>
+      <w:pPr>
+        <w:tabs>
+          <w:tab w:val="num" w:pos="5760"/>
+        </w:tabs>
+        <w:ind w:left="5760" w:hanging="360"/>
+      </w:pPr>
+      <w:rPr>
+        <w:rFonts w:ascii="Wingdings" w:hAnsi="Wingdings" w:hint="default"/>
+        <w:sz w:val="20"/>
+      </w:rPr>
+    </w:lvl>
+    <w:lvl w:ilvl="8" w:tentative="1">
+      <w:start w:val="1"/>
+      <w:numFmt w:val="bullet"/>
+      <w:lvlText w:val=""/>
+      <w:lvlJc w:val="left"/>
+      <w:pPr>
+        <w:tabs>
+          <w:tab w:val="num" w:pos="6480"/>
+        </w:tabs>
+        <w:ind w:left="6480" w:hanging="360"/>
+      </w:pPr>
+      <w:rPr>
+        <w:rFonts w:ascii="Wingdings" w:hAnsi="Wingdings" w:hint="default"/>
+        <w:sz w:val="20"/>
+      </w:rPr>
+    </w:lvl>
+  </w:abstractNum>
   <w:num w:numId="1" w16cid:durableId="1090003291">
-    <w:abstractNumId w:val="2"/>
+    <w:abstractNumId w:val="7"/>
   </w:num>
   <w:num w:numId="2" w16cid:durableId="436215958">
-    <w:abstractNumId w:val="1"/>
+    <w:abstractNumId w:val="2"/>
   </w:num>
   <w:num w:numId="3" w16cid:durableId="795678584">
     <w:abstractNumId w:val="0"/>
+  </w:num>
+  <w:num w:numId="4" w16cid:durableId="699935305">
+    <w:abstractNumId w:val="6"/>
+  </w:num>
+  <w:num w:numId="5" w16cid:durableId="2060857173">
+    <w:abstractNumId w:val="8"/>
+  </w:num>
+  <w:num w:numId="6" w16cid:durableId="494686804">
+    <w:abstractNumId w:val="1"/>
+  </w:num>
+  <w:num w:numId="7" w16cid:durableId="1638753848">
+    <w:abstractNumId w:val="3"/>
+  </w:num>
+  <w:num w:numId="8" w16cid:durableId="453909427">
+    <w:abstractNumId w:val="4"/>
+  </w:num>
+  <w:num w:numId="9" w16cid:durableId="326323758">
+    <w:abstractNumId w:val="5"/>
   </w:num>
 </w:numbering>
 </file>

--- a/text/3.literatura_de_specialitate/Literatura_de_specialitate.docx
+++ b/text/3.literatura_de_specialitate/Literatura_de_specialitate.docx
@@ -1046,73 +1046,191 @@
         <w:t>de natură umană</w:t>
       </w:r>
       <w:r>
+        <w:t>,</w:t>
+      </w:r>
+      <w:r>
+        <w:t xml:space="preserve"> </w:t>
+      </w:r>
+      <w:r>
+        <w:t xml:space="preserve"> </w:t>
+      </w:r>
+      <w:r>
+        <w:t>colaborarea în echipă, comunicarea și gândirea critică.</w:t>
+      </w:r>
+      <w:r>
+        <w:t xml:space="preserve"> Printre aceste locuri de muncă se numără</w:t>
+      </w:r>
+      <w:r>
+        <w:t xml:space="preserve"> pozițiile de gestionare a resurselor și pozițiile de conducer</w:t>
+      </w:r>
+      <w:r>
+        <w:t xml:space="preserve">e. </w:t>
+      </w:r>
+      <w:r>
+        <w:t xml:space="preserve">Persoanele care lucrează în fabrică sau </w:t>
+      </w:r>
+      <w:r>
+        <w:t>cele</w:t>
+      </w:r>
+      <w:r>
+        <w:t xml:space="preserve"> care</w:t>
+      </w:r>
+      <w:r>
+        <w:t xml:space="preserve"> prezintă dizabilități </w:t>
+      </w:r>
+      <w:r>
+        <w:t xml:space="preserve"> </w:t>
+      </w:r>
+      <w:r>
+        <w:t>sunt mult mai expuse la acest risc al integrării inteligenței artificiale în procesul de muncă</w:t>
+      </w:r>
+      <w:r>
+        <w:t>, conform articolului.</w:t>
+      </w:r>
+      <w:r>
+        <w:t xml:space="preserve"> </w:t>
+      </w:r>
+      <w:r>
+        <w:t>De asemenea, autorul prezintă câteva dintre sectoarele economice unde integrarea sistemului de inteligență artificială aduce schimbări. În domeniul de fabricație, sisteme de automatizare a controlului calității și de gestionare a stocului îmbunătățesc productivitatea și scad costurile.</w:t>
+      </w:r>
+      <w:r>
+        <w:t xml:space="preserve"> Articolul aduce la cunoștință </w:t>
+      </w:r>
+      <w:r>
+        <w:t>cu sistemele inteligente sunt folosite și în domeniul bancar pentru a evalua riscurile și pentru a facilita procesul de decizie</w:t>
+      </w:r>
+      <w:r>
+        <w:t xml:space="preserve"> pentru investiții.</w:t>
+      </w:r>
+      <w:r>
+        <w:t xml:space="preserve"> Pentru o privire de ansamblu, datele statistice prezentate în lucrare arată că, în 2021 8% din totalul afacerilor din Uniunea Europeană au integrat inteligența artificială, iar 28% din companiile mari au adoptat această tehnologie.</w:t>
+      </w:r>
+      <w:r>
+        <w:t xml:space="preserve"> Predominant este sectorul IT, unde 25% dintre companii au optat pentru utilizarea acestor inovații, iar sectorul construcțiilor și al transporturilor au avut cel mai mic procentaj de adopție, în proporție de 5%. </w:t>
+      </w:r>
+    </w:p>
+    <w:p>
+      <w:pPr>
+        <w:rPr>
+          <w:u w:val="single"/>
+        </w:rPr>
+      </w:pPr>
+      <w:r>
+        <w:rPr>
+          <w:u w:val="single"/>
+        </w:rPr>
+        <w:t>Lipsa forței de muncă calificată și aspirațiile migraționale</w:t>
+      </w:r>
+    </w:p>
+    <w:p>
+      <w:r>
+        <w:tab/>
+      </w:r>
+      <w:r>
+        <w:t xml:space="preserve">După cum este indicat și în articolele mai sus menționate, piața forței de muncă suferă modificări rapide, iar acest aspect reiese și din analiza tendințelor de migrație. Așadar, în lucrarea “Linking workers’ migration aspirations to skill shortages in destination and origin countries” (2024) </w:t>
+      </w:r>
+      <w:r>
+        <w:t xml:space="preserve">se </w:t>
+      </w:r>
+      <w:r>
+        <w:t>prezintă legăturile dintre migrația cetățenilor din Albania, Serbia, Bosnia și Herțegovina și deficitul forței de muncă</w:t>
+      </w:r>
+      <w:r>
+        <w:t>, luând în considerare aspirațiile indivizilor.</w:t>
+      </w:r>
+      <w:r>
+        <w:t xml:space="preserve"> Analiza </w:t>
+      </w:r>
+      <w:r>
+        <w:t>realizată în lucrare indică faptul că odată cu înaintarea în vârstă tendința de a migra scade un 1.1%, în fiecare an.</w:t>
+      </w:r>
+      <w:r>
+        <w:t xml:space="preserve"> În contrast, dacă numărul persoanelor care </w:t>
+      </w:r>
+      <w:r>
+        <w:t>conviețuiesc</w:t>
+      </w:r>
+      <w:r>
+        <w:t xml:space="preserve"> într-o locuință crește, atunci probabilitatea de migrație crește cu 2.2%</w:t>
+      </w:r>
+      <w:r>
+        <w:t>, la fiecare creștere cu o unitate</w:t>
+      </w:r>
+      <w:r>
+        <w:t xml:space="preserve"> </w:t>
+      </w:r>
+      <w:r>
+        <w:t xml:space="preserve">. Autorii evidențiază că în cazul în care există o lipsă semnificativă de forță de muncă </w:t>
+      </w:r>
+      <w:r>
+        <w:t>cu experiență</w:t>
+      </w:r>
+      <w:r>
+        <w:t>, atunci indivizii din acest grup de țări sunt mai puțin înclinați să se mute într-o altă țară, scăzând probabilitatea cu 38,2% față de situația existenței forței de muncă.</w:t>
+      </w:r>
+      <w:r>
+        <w:t xml:space="preserve"> În ceea ce privește țara destinație, autorii au identificat Germania ca fiind una dintre alegerile cele mai întâlnite. Un alt aspect observat </w:t>
+      </w:r>
+      <w:r>
+        <w:t xml:space="preserve">din analiză  este </w:t>
+      </w:r>
+      <w:r>
+        <w:t xml:space="preserve">faptul că o familie mai numeroasă este dispusă să se mute </w:t>
+      </w:r>
+      <w:r>
+        <w:t xml:space="preserve">mai degrabă în </w:t>
+      </w:r>
+      <w:r>
+        <w:t xml:space="preserve"> Austria</w:t>
+      </w:r>
+      <w:r>
+        <w:t xml:space="preserve"> față de Germania, probabilitatea crescând cu </w:t>
+      </w:r>
+      <w:r>
+        <w:lastRenderedPageBreak/>
+        <w:t>53%.</w:t>
+      </w:r>
+      <w:r>
+        <w:t xml:space="preserve"> De asemenea, este adusă la lumină, ideea că persoanele cu calificări înalte tind să rămână în țară, comparativ cu persoanele cu calificare medie, cum ar fi funcționarii sau muncitorii, această sector având o dorință puternică de a emigra. Din această observație, autorii punctează că lipsa forței de muncă este </w:t>
+      </w:r>
+      <w:r>
+        <w:t xml:space="preserve">datorată majoritar faptului că nu există doritori, față de preconcepție </w:t>
+      </w:r>
+      <w:r>
+        <w:t>așteptată</w:t>
+      </w:r>
+      <w:r>
+        <w:t>, care sugerează că posturile vacante  ar trebui sa fie atractive pentru oameni</w:t>
+      </w:r>
+      <w:r>
+        <w:t xml:space="preserve">. </w:t>
+      </w:r>
+      <w:r>
+        <w:t>Cercetarea autorilor confirmă</w:t>
+      </w:r>
+      <w:r>
+        <w:t xml:space="preserve"> </w:t>
+      </w:r>
+      <w:r>
+        <w:t xml:space="preserve">că </w:t>
+      </w:r>
+      <w:r>
+        <w:t xml:space="preserve">faptul că factorii de tip </w:t>
+      </w:r>
+      <w:r>
         <w:rPr>
           <w:lang w:val="en-US"/>
         </w:rPr>
-        <w:t>,</w:t>
-      </w:r>
-      <w:r>
-        <w:rPr>
-          <w:lang w:val="en-US"/>
-        </w:rPr>
-        <w:t xml:space="preserve"> </w:t>
-      </w:r>
-      <w:r>
-        <w:t xml:space="preserve"> </w:t>
-      </w:r>
-      <w:r>
-        <w:t>colaborarea în echipă, comunicarea și gândirea critică.</w:t>
-      </w:r>
-      <w:r>
-        <w:t xml:space="preserve"> Printre aceste locuri de muncă se numără</w:t>
-      </w:r>
-      <w:r>
-        <w:t xml:space="preserve"> pozițiile de gestionare a resurselor și pozițiile de conducer</w:t>
-      </w:r>
-      <w:r>
-        <w:t xml:space="preserve">e. </w:t>
-      </w:r>
-      <w:r>
-        <w:t xml:space="preserve">Persoanele care lucrează în fabrică sau </w:t>
-      </w:r>
-      <w:r>
-        <w:t>cele</w:t>
-      </w:r>
-      <w:r>
-        <w:t xml:space="preserve"> care</w:t>
-      </w:r>
-      <w:r>
-        <w:t xml:space="preserve"> prezintă dizabilități </w:t>
-      </w:r>
-      <w:r>
-        <w:t xml:space="preserve"> </w:t>
-      </w:r>
-      <w:r>
-        <w:t>sunt mult mai expuse la acest risc al integrării inteligenței artificiale în procesul de muncă</w:t>
-      </w:r>
-      <w:r>
-        <w:t>, conform articolului.</w:t>
-      </w:r>
-      <w:r>
-        <w:t xml:space="preserve"> </w:t>
-      </w:r>
-      <w:r>
-        <w:t>De asemenea, autorul prezintă câteva dintre sectoarele economice unde integrarea sistemului de inteligență artificială aduce schimbări. În domeniul de fabricație, sisteme de automatizare a controlului calității și de gestionare a stocului îmbunătățesc productivitatea și scad costurile.</w:t>
-      </w:r>
-      <w:r>
-        <w:t xml:space="preserve"> Articolul aduce la cunoștință </w:t>
-      </w:r>
-      <w:r>
-        <w:t>cu sistemele inteligente sunt folosite și în domeniul bancar pentru a evalua riscurile și pentru a facilita procesul de decizie</w:t>
-      </w:r>
-      <w:r>
-        <w:t xml:space="preserve"> pentru investiții.</w:t>
-      </w:r>
-      <w:r>
-        <w:t xml:space="preserve"> Pentru o privire de ansamblu, datele statistice prezentate în lucrare arată că, în 2021 8% din totalul afacerilor din Uniunea Europeană au integrat inteligența artificială, iar 28% din companiile mari au adoptat această tehnologie.</w:t>
-      </w:r>
-      <w:r>
-        <w:t xml:space="preserve"> Predominant este sectorul IT, unde 25% dintre companii au optat pentru utilizarea acestor inovații, iar sectorul construcțiilor și al transporturilor au avut cel mai mic procentaj de adopție, în proporție de 5%. </w:t>
+        <w:t xml:space="preserve">“pull” </w:t>
+      </w:r>
+      <w:r>
+        <w:t>îi determină pe cetățenii Serbiei, Albaniei și Bosniei și Herțegovina să emigreze</w:t>
+      </w:r>
+      <w:r>
+        <w:t>, neavând aceleași beneficii ca persoanele care ocupă funcții manageriale sau de natură profesionistă</w:t>
+      </w:r>
+      <w:r>
+        <w:t>.</w:t>
       </w:r>
     </w:p>
     <w:p>
@@ -1123,116 +1241,6 @@
           <w:u w:val="single"/>
         </w:rPr>
       </w:pPr>
-      <w:r>
-        <w:rPr>
-          <w:b/>
-          <w:bCs/>
-          <w:u w:val="single"/>
-        </w:rPr>
-        <w:t>Articolul 9</w:t>
-      </w:r>
-    </w:p>
-    <w:p>
-      <w:pPr>
-        <w:rPr>
-          <w:b/>
-          <w:bCs/>
-          <w:u w:val="single"/>
-        </w:rPr>
-      </w:pPr>
-      <w:r>
-        <w:rPr>
-          <w:b/>
-          <w:bCs/>
-          <w:u w:val="single"/>
-        </w:rPr>
-        <w:t>Articolul 10</w:t>
-      </w:r>
-    </w:p>
-    <w:p>
-      <w:pPr>
-        <w:rPr>
-          <w:b/>
-          <w:bCs/>
-          <w:u w:val="single"/>
-        </w:rPr>
-      </w:pPr>
-      <w:r>
-        <w:rPr>
-          <w:b/>
-          <w:bCs/>
-          <w:u w:val="single"/>
-        </w:rPr>
-        <w:t>Articolul 11</w:t>
-      </w:r>
-    </w:p>
-    <w:p>
-      <w:pPr>
-        <w:rPr>
-          <w:b/>
-          <w:bCs/>
-          <w:u w:val="single"/>
-        </w:rPr>
-      </w:pPr>
-      <w:r>
-        <w:rPr>
-          <w:b/>
-          <w:bCs/>
-          <w:u w:val="single"/>
-        </w:rPr>
-        <w:t>Articolul 12</w:t>
-      </w:r>
-    </w:p>
-    <w:p>
-      <w:pPr>
-        <w:rPr>
-          <w:b/>
-          <w:bCs/>
-          <w:u w:val="single"/>
-        </w:rPr>
-      </w:pPr>
-      <w:r>
-        <w:rPr>
-          <w:b/>
-          <w:bCs/>
-          <w:u w:val="single"/>
-        </w:rPr>
-        <w:t>Articolul 13</w:t>
-      </w:r>
-    </w:p>
-    <w:p>
-      <w:pPr>
-        <w:rPr>
-          <w:b/>
-          <w:bCs/>
-          <w:u w:val="single"/>
-        </w:rPr>
-      </w:pPr>
-      <w:r>
-        <w:rPr>
-          <w:b/>
-          <w:bCs/>
-          <w:u w:val="single"/>
-        </w:rPr>
-        <w:t>Articolul 14</w:t>
-      </w:r>
-    </w:p>
-    <w:p>
-      <w:pPr>
-        <w:rPr>
-          <w:b/>
-          <w:bCs/>
-          <w:u w:val="single"/>
-        </w:rPr>
-      </w:pPr>
-      <w:r>
-        <w:rPr>
-          <w:b/>
-          <w:bCs/>
-          <w:u w:val="single"/>
-        </w:rPr>
-        <w:t>Articolul 15</w:t>
-      </w:r>
     </w:p>
     <w:sectPr>
       <w:pgSz w:w="11906" w:h="16838"/>

--- a/text/3.literatura_de_specialitate/Literatura_de_specialitate.docx
+++ b/text/3.literatura_de_specialitate/Literatura_de_specialitate.docx
@@ -1231,6 +1231,6722 @@
       </w:r>
       <w:r>
         <w:t>.</w:t>
+      </w:r>
+    </w:p>
+    <w:p>
+      <w:pPr>
+        <w:rPr>
+          <w:b/>
+          <w:bCs/>
+          <w:u w:val="single"/>
+        </w:rPr>
+      </w:pPr>
+    </w:p>
+    <w:p>
+      <w:pPr>
+        <w:rPr>
+          <w:b/>
+          <w:bCs/>
+          <w:u w:val="single"/>
+          <w:lang w:val="en-US"/>
+        </w:rPr>
+      </w:pPr>
+      <w:r>
+        <w:rPr>
+          <w:b/>
+          <w:bCs/>
+          <w:u w:val="single"/>
+        </w:rPr>
+        <w:t xml:space="preserve">Rolul </w:t>
+      </w:r>
+      <w:r>
+        <w:rPr>
+          <w:b/>
+          <w:bCs/>
+          <w:u w:val="single"/>
+        </w:rPr>
+        <w:t>infrastructurii</w:t>
+      </w:r>
+      <w:r>
+        <w:rPr>
+          <w:b/>
+          <w:bCs/>
+          <w:u w:val="single"/>
+        </w:rPr>
+        <w:t xml:space="preserve"> digitale în creșterea productivității în </w:t>
+      </w:r>
+      <w:r>
+        <w:rPr>
+          <w:b/>
+          <w:bCs/>
+          <w:u w:val="single"/>
+        </w:rPr>
+        <w:t xml:space="preserve">Uniunea </w:t>
+      </w:r>
+      <w:r>
+        <w:rPr>
+          <w:b/>
+          <w:bCs/>
+          <w:u w:val="single"/>
+        </w:rPr>
+        <w:t>Europ</w:t>
+      </w:r>
+      <w:r>
+        <w:rPr>
+          <w:b/>
+          <w:bCs/>
+          <w:u w:val="single"/>
+        </w:rPr>
+        <w:t>eană</w:t>
+      </w:r>
+    </w:p>
+    <w:p>
+      <w:r>
+        <w:rPr>
+          <w:lang w:val="en-US"/>
+        </w:rPr>
+        <w:tab/>
+        <w:t xml:space="preserve">Autorii Aleca </w:t>
+      </w:r>
+      <w:r>
+        <w:t xml:space="preserve">și Mihai au urmărit, prin lucrarea lor, să concluzioneze dacă există o legătură statistică între productivitatea angajaților și </w:t>
+      </w:r>
+      <w:r>
+        <w:t xml:space="preserve">adopția infrastructurii digitale și a </w:t>
+      </w:r>
+      <w:r>
+        <w:t>inteligenței artificiale în cadrul companiilor medii și mari.</w:t>
+      </w:r>
+      <w:r>
+        <w:t xml:space="preserve"> In urma unor modele de regresie multiplă, care conțin peste 100 de observații din cadrul mai multor țări, printre care Austria, Belgia, Cehia, România, Danemarca și Finlanda,</w:t>
+      </w:r>
+      <w:r>
+        <w:t xml:space="preserve"> </w:t>
+      </w:r>
+      <w:r>
+        <w:tab/>
+        <w:t>date de pe anul 2023, autorii au obținut concluzii relevante cu așteptările specialiștilor din domeniu.</w:t>
+      </w:r>
+      <w:r>
+        <w:t xml:space="preserve"> A</w:t>
+      </w:r>
+      <w:r>
+        <w:t>ccesul la tehnologie și</w:t>
+      </w:r>
+      <w:r>
+        <w:t xml:space="preserve"> posibilitatea de investiție</w:t>
+      </w:r>
+      <w:r>
+        <w:t xml:space="preserve"> în echipamente </w:t>
+      </w:r>
+      <w:r>
+        <w:t>noi</w:t>
+      </w:r>
+      <w:r>
+        <w:t xml:space="preserve"> aduce cu sine creșterea productivității, măsurată prin produsul intern brut</w:t>
+      </w:r>
+      <w:r>
+        <w:t>,</w:t>
+      </w:r>
+      <w:r>
+        <w:t xml:space="preserve"> și o dezvoltare economică sustenabilă, prin eficientizarea resurselor utilizate.</w:t>
+      </w:r>
+      <w:r>
+        <w:t xml:space="preserve"> De asemenea, autorii au observat că există o corelație puternică </w:t>
+      </w:r>
+      <w:r>
+        <w:t xml:space="preserve">în </w:t>
+      </w:r>
+      <w:r>
+        <w:t xml:space="preserve">regiunile analizate în ceea ce privește creșterea productivității în primii doi ani de la implementarea infrastructurii digitale. Acest trend aduce noi dovezi în ceea ce privește </w:t>
+      </w:r>
+      <w:r>
+        <w:t xml:space="preserve">influența sectoarelor ce utilizează tehnologia în mod excesiv, iar autorii reafirmă situația actuală a pieței muncii, </w:t>
+      </w:r>
+      <w:r>
+        <w:t>în care percepția</w:t>
+      </w:r>
+      <w:r>
+        <w:t xml:space="preserve"> asupra</w:t>
+      </w:r>
+      <w:r>
+        <w:t xml:space="preserve"> locului de muncă</w:t>
+      </w:r>
+      <w:r>
+        <w:t xml:space="preserve"> </w:t>
+      </w:r>
+      <w:r>
+        <w:t xml:space="preserve">este </w:t>
+      </w:r>
+      <w:r>
+        <w:t xml:space="preserve">în continuă schimbare, datorită </w:t>
+      </w:r>
+      <w:r>
+        <w:t>inovațiilor</w:t>
+      </w:r>
+      <w:r>
+        <w:t xml:space="preserve"> </w:t>
+      </w:r>
+      <w:r>
+        <w:t>tehnologice ce apar la distanțe scurte de timp.</w:t>
+      </w:r>
+    </w:p>
+    <w:p>
+      <w:pPr>
+        <w:rPr>
+          <w:b/>
+          <w:bCs/>
+          <w:u w:val="single"/>
+        </w:rPr>
+      </w:pPr>
+      <w:r>
+        <w:rPr>
+          <w:b/>
+          <w:bCs/>
+          <w:u w:val="single"/>
+        </w:rPr>
+        <w:t>Articolul 11</w:t>
+      </w:r>
+    </w:p>
+    <w:p>
+      <w:pPr>
+        <w:rPr>
+          <w:b/>
+          <w:bCs/>
+          <w:u w:val="single"/>
+        </w:rPr>
+      </w:pPr>
+      <w:r>
+        <w:rPr>
+          <w:b/>
+          <w:bCs/>
+          <w:u w:val="single"/>
+        </w:rPr>
+        <w:t>Articolul 12</w:t>
+      </w:r>
+    </w:p>
+    <w:p>
+      <w:pPr>
+        <w:rPr>
+          <w:b/>
+          <w:bCs/>
+          <w:u w:val="single"/>
+        </w:rPr>
+      </w:pPr>
+      <w:r>
+        <w:rPr>
+          <w:b/>
+          <w:bCs/>
+          <w:u w:val="single"/>
+        </w:rPr>
+        <w:t>Articolul 13</w:t>
+      </w:r>
+    </w:p>
+    <w:p>
+      <w:pPr>
+        <w:rPr>
+          <w:b/>
+          <w:bCs/>
+          <w:u w:val="single"/>
+        </w:rPr>
+      </w:pPr>
+      <w:r>
+        <w:rPr>
+          <w:b/>
+          <w:bCs/>
+          <w:u w:val="single"/>
+        </w:rPr>
+        <w:t>Articolul 14</w:t>
+      </w:r>
+    </w:p>
+    <w:p>
+      <w:pPr>
+        <w:rPr>
+          <w:b/>
+          <w:bCs/>
+          <w:u w:val="single"/>
+        </w:rPr>
+      </w:pPr>
+      <w:r>
+        <w:rPr>
+          <w:b/>
+          <w:bCs/>
+          <w:u w:val="single"/>
+        </w:rPr>
+        <w:t>Articolul 15</w:t>
+      </w:r>
+    </w:p>
+    <w:p/>
+    <w:p>
+      <w:pPr>
+        <w:rPr>
+          <w:b/>
+          <w:bCs/>
+          <w:u w:val="single"/>
+        </w:rPr>
+      </w:pPr>
+    </w:p>
+    <w:p>
+      <w:pPr>
+        <w:rPr>
+          <w:b/>
+          <w:bCs/>
+          <w:u w:val="single"/>
+        </w:rPr>
+      </w:pPr>
+    </w:p>
+    <w:p>
+      <w:pPr>
+        <w:rPr>
+          <w:b/>
+          <w:bCs/>
+          <w:u w:val="single"/>
+        </w:rPr>
+      </w:pPr>
+    </w:p>
+    <w:p>
+      <w:pPr>
+        <w:pStyle w:val="ListParagraph"/>
+        <w:rPr>
+          <w:b/>
+          <w:bCs/>
+          <w:sz w:val="32"/>
+          <w:szCs w:val="32"/>
+          <w:u w:val="single"/>
+        </w:rPr>
+      </w:pPr>
+      <w:r>
+        <w:rPr>
+          <w:b/>
+          <w:bCs/>
+          <w:sz w:val="32"/>
+          <w:szCs w:val="32"/>
+          <w:u w:val="single"/>
+        </w:rPr>
+        <w:lastRenderedPageBreak/>
+        <w:t>Factori principali care  afectează piața forței de muncă</w:t>
+      </w:r>
+    </w:p>
+    <w:p>
+      <w:pPr>
+        <w:ind w:left="720"/>
+        <w:rPr>
+          <w:b/>
+          <w:bCs/>
+        </w:rPr>
+      </w:pPr>
+      <w:r>
+        <w:rPr>
+          <w:b/>
+          <w:bCs/>
+        </w:rPr>
+        <w:t>Economici</w:t>
+      </w:r>
+    </w:p>
+    <w:p>
+      <w:r>
+        <w:tab/>
+      </w:r>
+      <w:r>
+        <w:tab/>
+      </w:r>
+      <w:r>
+        <w:t>Efectul economiei de tip “Gig” asupra forței de muncă din Europa</w:t>
+      </w:r>
+    </w:p>
+    <w:p>
+      <w:pPr>
+        <w:ind w:left="720"/>
+        <w:rPr>
+          <w:lang w:val="en-US"/>
+        </w:rPr>
+      </w:pPr>
+      <w:r>
+        <w:rPr>
+          <w:lang w:val="en-US"/>
+        </w:rPr>
+        <w:tab/>
+      </w:r>
+      <w:r>
+        <w:rPr>
+          <w:lang w:val="en-US"/>
+        </w:rPr>
+        <w:t>Mobilitatea forței de muncă în Europa de Est</w:t>
+      </w:r>
+    </w:p>
+    <w:p>
+      <w:pPr>
+        <w:ind w:left="720"/>
+        <w:rPr>
+          <w:b/>
+          <w:bCs/>
+        </w:rPr>
+      </w:pPr>
+      <w:r>
+        <w:rPr>
+          <w:b/>
+          <w:bCs/>
+        </w:rPr>
+        <w:t>Tehnologici</w:t>
+      </w:r>
+    </w:p>
+    <w:p>
+      <w:r>
+        <w:tab/>
+      </w:r>
+      <w:r>
+        <w:tab/>
+      </w:r>
+      <w:r>
+        <w:t>Tehnologia și efectele acesteia asupra forței de muncă din industrie.</w:t>
+      </w:r>
+    </w:p>
+    <w:p>
+      <w:pPr>
+        <w:ind w:left="720"/>
+      </w:pPr>
+      <w:r>
+        <w:tab/>
+      </w:r>
+      <w:r>
+        <w:t>Impactul Inteligenței artificiale pe piața muncii din Europa</w:t>
+      </w:r>
+    </w:p>
+    <w:p>
+      <w:pPr>
+        <w:pStyle w:val="ListParagraph"/>
+        <w:rPr>
+          <w:lang w:val="en-US"/>
+        </w:rPr>
+      </w:pPr>
+      <w:r>
+        <w:tab/>
+      </w:r>
+      <w:r>
+        <w:t xml:space="preserve">Rolul infrastructurii digitale în creșterea productivității în Uniunea </w:t>
+      </w:r>
+      <w:r>
+        <w:tab/>
+      </w:r>
+      <w:r>
+        <w:t>Europeană</w:t>
+      </w:r>
+    </w:p>
+    <w:p>
+      <w:pPr>
+        <w:ind w:left="720"/>
+      </w:pPr>
+    </w:p>
+    <w:p>
+      <w:pPr>
+        <w:ind w:left="720"/>
+        <w:rPr>
+          <w:b/>
+          <w:bCs/>
+        </w:rPr>
+      </w:pPr>
+      <w:r>
+        <w:rPr>
+          <w:b/>
+          <w:bCs/>
+        </w:rPr>
+        <w:t>Sociali</w:t>
+      </w:r>
+    </w:p>
+    <w:p>
+      <w:pPr>
+        <w:ind w:left="720"/>
+      </w:pPr>
+      <w:r>
+        <w:tab/>
+      </w:r>
+      <w:r>
+        <w:t xml:space="preserve">Efectul pandemiei de COVID-19 asupra forței de muncă din țările </w:t>
+      </w:r>
+      <w:r>
+        <w:tab/>
+      </w:r>
+      <w:r>
+        <w:tab/>
+      </w:r>
+      <w:r>
+        <w:t>componente Visegrad</w:t>
+      </w:r>
+    </w:p>
+    <w:p>
+      <w:pPr>
+        <w:pStyle w:val="ListParagraph"/>
+      </w:pPr>
+      <w:r>
+        <w:tab/>
+      </w:r>
+      <w:r>
+        <w:t xml:space="preserve">Impactul negativ al pandemiei asupra calității vieții personale și </w:t>
+      </w:r>
+      <w:r>
+        <w:tab/>
+      </w:r>
+      <w:r>
+        <w:t>profesionale</w:t>
+      </w:r>
+    </w:p>
+    <w:p>
+      <w:pPr>
+        <w:pStyle w:val="ListParagraph"/>
+      </w:pPr>
+      <w:r>
+        <w:tab/>
+      </w:r>
+      <w:r>
+        <w:t>Lipsa forței de muncă calificată și aspirațiile migraționale</w:t>
+      </w:r>
+    </w:p>
+    <w:p>
+      <w:pPr>
+        <w:pStyle w:val="ListParagraph"/>
+        <w:ind w:left="1080"/>
+      </w:pPr>
+    </w:p>
+    <w:p>
+      <w:pPr>
+        <w:ind w:left="720"/>
+        <w:rPr>
+          <w:b/>
+          <w:bCs/>
+        </w:rPr>
+      </w:pPr>
+      <w:r>
+        <w:rPr>
+          <w:b/>
+          <w:bCs/>
+        </w:rPr>
+        <w:t>Politici</w:t>
+      </w:r>
+    </w:p>
+    <w:p>
+      <w:r>
+        <w:tab/>
+      </w:r>
+      <w:r>
+        <w:tab/>
+      </w:r>
+      <w:r>
+        <w:t>Măsuri de politică publică în ceea ce privesc noile forme de muncă</w:t>
+      </w:r>
+    </w:p>
+    <w:p>
+      <w:pPr>
+        <w:ind w:left="720"/>
+        <w:rPr>
+          <w:b/>
+          <w:bCs/>
+        </w:rPr>
+      </w:pPr>
+    </w:p>
+    <w:p>
+      <w:pPr>
+        <w:ind w:left="720"/>
+        <w:rPr>
+          <w:b/>
+          <w:bCs/>
+        </w:rPr>
+      </w:pPr>
+    </w:p>
+    <w:p>
+      <w:pPr>
+        <w:ind w:left="720"/>
+        <w:rPr>
+          <w:b/>
+          <w:bCs/>
+        </w:rPr>
+      </w:pPr>
+      <w:r>
+        <w:rPr>
+          <w:b/>
+          <w:bCs/>
+        </w:rPr>
+        <w:t>Cum a reacționat învățământul?</w:t>
+      </w:r>
+    </w:p>
+    <w:p>
+      <w:pPr>
+        <w:pStyle w:val="ListParagraph"/>
+      </w:pPr>
+      <w:r>
+        <w:tab/>
+      </w:r>
+      <w:r>
+        <w:t>Forme de învățământ dual în Uniunea Europeană</w:t>
+      </w:r>
+    </w:p>
+    <w:p/>
+    <w:p>
+      <w:pPr>
+        <w:rPr>
+          <w:u w:val="single"/>
+        </w:rPr>
+      </w:pPr>
+    </w:p>
+    <w:p>
+      <w:pPr>
+        <w:rPr>
+          <w:u w:val="single"/>
+        </w:rPr>
+      </w:pPr>
+    </w:p>
+    <w:p>
+      <w:pPr>
+        <w:rPr>
+          <w:u w:val="single"/>
+        </w:rPr>
+      </w:pPr>
+    </w:p>
+    <w:p>
+      <w:pPr>
+        <w:rPr>
+          <w:u w:val="single"/>
+        </w:rPr>
+      </w:pPr>
+    </w:p>
+    <w:p>
+      <w:pPr>
+        <w:rPr>
+          <w:u w:val="single"/>
+        </w:rPr>
+      </w:pPr>
+    </w:p>
+    <w:p>
+      <w:pPr>
+        <w:rPr>
+          <w:u w:val="single"/>
+        </w:rPr>
+      </w:pPr>
+    </w:p>
+    <w:p>
+      <w:r>
+        <w:tab/>
+      </w:r>
+      <w:r>
+        <w:t xml:space="preserve">Piața forței de muncă a suferit modificări substanțiale în ultimii </w:t>
+      </w:r>
+      <w:r>
+        <w:t>7</w:t>
+      </w:r>
+      <w:r>
+        <w:t xml:space="preserve"> anii, în </w:t>
+      </w:r>
+      <w:r>
+        <w:t>principal</w:t>
+      </w:r>
+      <w:r>
+        <w:t xml:space="preserve"> datorită crizei economice și sociale generate de pandemia de Covid-19. Avansul tehnologic își lasă de asemenea amprenta asupra structurii cererii de muncă și asupra competențelor</w:t>
+      </w:r>
+      <w:r>
+        <w:t xml:space="preserve"> căutate pe piața muncii</w:t>
+      </w:r>
+      <w:r>
+        <w:t>, iar cumulul de schimbări formează un grad de incertitudine ridicat cu privire la viitorul pe termen mediu și lung al economiei.</w:t>
+      </w:r>
+      <w:r>
+        <w:t xml:space="preserve"> </w:t>
+      </w:r>
+    </w:p>
+    <w:p>
+      <w:r>
+        <w:tab/>
+      </w:r>
+      <w:r>
+        <w:t xml:space="preserve">Schimbările </w:t>
+      </w:r>
+      <w:r>
+        <w:t xml:space="preserve">au la bază explicații care </w:t>
+      </w:r>
+      <w:r>
+        <w:t>pot</w:t>
+      </w:r>
+      <w:r>
+        <w:t xml:space="preserve"> fi bine definit</w:t>
+      </w:r>
+      <w:r>
+        <w:t>e</w:t>
+      </w:r>
+      <w:r>
+        <w:t xml:space="preserve">, cum ar fi </w:t>
+      </w:r>
+      <w:r>
+        <w:t xml:space="preserve">modificări structurale la nivelul agenților economici, dar și aspecte care sunt mai greu de cuantificat, acești factori având de a face într-o proporție ridicată cu impredictibilitatea pe termen lung a dorințelor și aspirațiilor </w:t>
+      </w:r>
+      <w:r>
+        <w:t>umane</w:t>
+      </w:r>
+      <w:r>
+        <w:t>.</w:t>
+      </w:r>
+      <w:r>
+        <w:t xml:space="preserve"> Astfel, pentru a forma un cadru clar asupra perturbațiilor din economie, </w:t>
+      </w:r>
+      <w:r>
+        <w:t>cea mai buna metodă de clasificare este reprezentată de analiza PEST.</w:t>
+      </w:r>
+    </w:p>
+    <w:p>
+      <w:r>
+        <w:tab/>
+      </w:r>
+    </w:p>
+    <w:p/>
+    <w:p/>
+    <w:p/>
+    <w:p/>
+    <w:p/>
+    <w:p/>
+    <w:p/>
+    <w:p/>
+    <w:p/>
+    <w:p>
+      <w:pPr>
+        <w:rPr>
+          <w:b/>
+          <w:bCs/>
+          <w:u w:val="single"/>
+        </w:rPr>
+      </w:pPr>
+      <w:proofErr w:type="spellStart"/>
+      <w:r>
+        <w:rPr>
+          <w:b/>
+          <w:bCs/>
+          <w:u w:val="single"/>
+        </w:rPr>
+        <w:t>Gemini</w:t>
+      </w:r>
+      <w:proofErr w:type="spellEnd"/>
+    </w:p>
+    <w:p>
+      <w:pPr>
+        <w:rPr>
+          <w:lang w:val="en-US"/>
+        </w:rPr>
+      </w:pPr>
+      <w:proofErr w:type="spellStart"/>
+      <w:r>
+        <w:rPr>
+          <w:lang w:val="en-US"/>
+        </w:rPr>
+        <w:t>Iată</w:t>
+      </w:r>
+      <w:proofErr w:type="spellEnd"/>
+      <w:r>
+        <w:rPr>
+          <w:lang w:val="en-US"/>
+        </w:rPr>
+        <w:t xml:space="preserve"> un </w:t>
+      </w:r>
+      <w:proofErr w:type="spellStart"/>
+      <w:r>
+        <w:rPr>
+          <w:lang w:val="en-US"/>
+        </w:rPr>
+        <w:t>rezumat</w:t>
+      </w:r>
+      <w:proofErr w:type="spellEnd"/>
+      <w:r>
+        <w:rPr>
+          <w:lang w:val="en-US"/>
+        </w:rPr>
+        <w:t xml:space="preserve"> </w:t>
+      </w:r>
+      <w:proofErr w:type="spellStart"/>
+      <w:r>
+        <w:rPr>
+          <w:lang w:val="en-US"/>
+        </w:rPr>
+        <w:t>detaliat</w:t>
+      </w:r>
+      <w:proofErr w:type="spellEnd"/>
+      <w:r>
+        <w:rPr>
+          <w:lang w:val="en-US"/>
+        </w:rPr>
+        <w:t xml:space="preserve"> al </w:t>
+      </w:r>
+      <w:proofErr w:type="spellStart"/>
+      <w:r>
+        <w:rPr>
+          <w:lang w:val="en-US"/>
+        </w:rPr>
+        <w:t>raportului</w:t>
+      </w:r>
+      <w:proofErr w:type="spellEnd"/>
+      <w:r>
+        <w:rPr>
+          <w:lang w:val="en-US"/>
+        </w:rPr>
+        <w:t xml:space="preserve"> OCDE „Policy Responses to New Forms of Work”, </w:t>
+      </w:r>
+      <w:proofErr w:type="spellStart"/>
+      <w:r>
+        <w:rPr>
+          <w:lang w:val="en-US"/>
+        </w:rPr>
+        <w:t>structurat</w:t>
+      </w:r>
+      <w:proofErr w:type="spellEnd"/>
+      <w:r>
+        <w:rPr>
+          <w:lang w:val="en-US"/>
+        </w:rPr>
+        <w:t xml:space="preserve"> </w:t>
+      </w:r>
+      <w:proofErr w:type="spellStart"/>
+      <w:r>
+        <w:rPr>
+          <w:lang w:val="en-US"/>
+        </w:rPr>
+        <w:t>pentru</w:t>
+      </w:r>
+      <w:proofErr w:type="spellEnd"/>
+      <w:r>
+        <w:rPr>
+          <w:lang w:val="en-US"/>
+        </w:rPr>
+        <w:t xml:space="preserve"> </w:t>
+      </w:r>
+      <w:proofErr w:type="gramStart"/>
+      <w:r>
+        <w:rPr>
+          <w:lang w:val="en-US"/>
+        </w:rPr>
+        <w:t>a</w:t>
+      </w:r>
+      <w:proofErr w:type="gramEnd"/>
+      <w:r>
+        <w:rPr>
+          <w:lang w:val="en-US"/>
+        </w:rPr>
+        <w:t xml:space="preserve"> </w:t>
+      </w:r>
+      <w:proofErr w:type="spellStart"/>
+      <w:r>
+        <w:rPr>
+          <w:lang w:val="en-US"/>
+        </w:rPr>
+        <w:t>evidenția</w:t>
+      </w:r>
+      <w:proofErr w:type="spellEnd"/>
+      <w:r>
+        <w:rPr>
+          <w:lang w:val="en-US"/>
+        </w:rPr>
+        <w:t xml:space="preserve"> </w:t>
+      </w:r>
+      <w:proofErr w:type="spellStart"/>
+      <w:r>
+        <w:rPr>
+          <w:lang w:val="en-US"/>
+        </w:rPr>
+        <w:t>principalele</w:t>
+      </w:r>
+      <w:proofErr w:type="spellEnd"/>
+      <w:r>
+        <w:rPr>
+          <w:lang w:val="en-US"/>
+        </w:rPr>
+        <w:t xml:space="preserve"> </w:t>
+      </w:r>
+      <w:proofErr w:type="spellStart"/>
+      <w:r>
+        <w:rPr>
+          <w:lang w:val="en-US"/>
+        </w:rPr>
+        <w:t>constatări</w:t>
+      </w:r>
+      <w:proofErr w:type="spellEnd"/>
+      <w:r>
+        <w:rPr>
+          <w:lang w:val="en-US"/>
+        </w:rPr>
+        <w:t xml:space="preserve"> </w:t>
+      </w:r>
+      <w:proofErr w:type="spellStart"/>
+      <w:r>
+        <w:rPr>
+          <w:lang w:val="en-US"/>
+        </w:rPr>
+        <w:t>și</w:t>
+      </w:r>
+      <w:proofErr w:type="spellEnd"/>
+      <w:r>
+        <w:rPr>
+          <w:lang w:val="en-US"/>
+        </w:rPr>
+        <w:t xml:space="preserve"> </w:t>
+      </w:r>
+      <w:proofErr w:type="spellStart"/>
+      <w:r>
+        <w:rPr>
+          <w:lang w:val="en-US"/>
+        </w:rPr>
+        <w:t>direcții</w:t>
+      </w:r>
+      <w:proofErr w:type="spellEnd"/>
+      <w:r>
+        <w:rPr>
+          <w:lang w:val="en-US"/>
+        </w:rPr>
+        <w:t xml:space="preserve"> de </w:t>
+      </w:r>
+      <w:proofErr w:type="spellStart"/>
+      <w:r>
+        <w:rPr>
+          <w:lang w:val="en-US"/>
+        </w:rPr>
+        <w:t>acțiune</w:t>
+      </w:r>
+      <w:proofErr w:type="spellEnd"/>
+      <w:r>
+        <w:rPr>
+          <w:lang w:val="en-US"/>
+        </w:rPr>
+        <w:t>:</w:t>
+      </w:r>
+    </w:p>
+    <w:p>
+      <w:pPr>
+        <w:rPr>
+          <w:b/>
+          <w:bCs/>
+          <w:lang w:val="en-US"/>
+        </w:rPr>
+      </w:pPr>
+      <w:proofErr w:type="spellStart"/>
+      <w:r>
+        <w:rPr>
+          <w:b/>
+          <w:bCs/>
+          <w:lang w:val="en-US"/>
+        </w:rPr>
+        <w:t>Prezentare</w:t>
+      </w:r>
+      <w:proofErr w:type="spellEnd"/>
+      <w:r>
+        <w:rPr>
+          <w:b/>
+          <w:bCs/>
+          <w:lang w:val="en-US"/>
+        </w:rPr>
+        <w:t xml:space="preserve"> </w:t>
+      </w:r>
+      <w:proofErr w:type="spellStart"/>
+      <w:r>
+        <w:rPr>
+          <w:b/>
+          <w:bCs/>
+          <w:lang w:val="en-US"/>
+        </w:rPr>
+        <w:t>Generală</w:t>
+      </w:r>
+      <w:proofErr w:type="spellEnd"/>
+    </w:p>
+    <w:p>
+      <w:pPr>
+        <w:rPr>
+          <w:lang w:val="en-US"/>
+        </w:rPr>
+      </w:pPr>
+      <w:proofErr w:type="spellStart"/>
+      <w:r>
+        <w:rPr>
+          <w:lang w:val="en-US"/>
+        </w:rPr>
+        <w:t>Acest</w:t>
+      </w:r>
+      <w:proofErr w:type="spellEnd"/>
+      <w:r>
+        <w:rPr>
+          <w:lang w:val="en-US"/>
+        </w:rPr>
+        <w:t xml:space="preserve"> </w:t>
+      </w:r>
+      <w:proofErr w:type="spellStart"/>
+      <w:r>
+        <w:rPr>
+          <w:lang w:val="en-US"/>
+        </w:rPr>
+        <w:t>raport</w:t>
+      </w:r>
+      <w:proofErr w:type="spellEnd"/>
+      <w:r>
+        <w:rPr>
+          <w:lang w:val="en-US"/>
+        </w:rPr>
+        <w:t xml:space="preserve"> </w:t>
+      </w:r>
+      <w:proofErr w:type="spellStart"/>
+      <w:r>
+        <w:rPr>
+          <w:lang w:val="en-US"/>
+        </w:rPr>
+        <w:t>oferă</w:t>
+      </w:r>
+      <w:proofErr w:type="spellEnd"/>
+      <w:r>
+        <w:rPr>
+          <w:lang w:val="en-US"/>
+        </w:rPr>
+        <w:t xml:space="preserve"> o imagine de </w:t>
+      </w:r>
+      <w:proofErr w:type="spellStart"/>
+      <w:r>
+        <w:rPr>
+          <w:lang w:val="en-US"/>
+        </w:rPr>
+        <w:t>ansamblu</w:t>
+      </w:r>
+      <w:proofErr w:type="spellEnd"/>
+      <w:r>
+        <w:rPr>
+          <w:lang w:val="en-US"/>
+        </w:rPr>
+        <w:t xml:space="preserve"> </w:t>
+      </w:r>
+      <w:proofErr w:type="spellStart"/>
+      <w:r>
+        <w:rPr>
+          <w:lang w:val="en-US"/>
+        </w:rPr>
+        <w:t>asupra</w:t>
+      </w:r>
+      <w:proofErr w:type="spellEnd"/>
+      <w:r>
+        <w:rPr>
+          <w:lang w:val="en-US"/>
+        </w:rPr>
+        <w:t xml:space="preserve"> </w:t>
+      </w:r>
+      <w:proofErr w:type="spellStart"/>
+      <w:r>
+        <w:rPr>
+          <w:lang w:val="en-US"/>
+        </w:rPr>
+        <w:t>măsurilor</w:t>
+      </w:r>
+      <w:proofErr w:type="spellEnd"/>
+      <w:r>
+        <w:rPr>
+          <w:lang w:val="en-US"/>
+        </w:rPr>
+        <w:t xml:space="preserve"> </w:t>
+      </w:r>
+      <w:proofErr w:type="spellStart"/>
+      <w:r>
+        <w:rPr>
+          <w:lang w:val="en-US"/>
+        </w:rPr>
+        <w:t>politice</w:t>
+      </w:r>
+      <w:proofErr w:type="spellEnd"/>
+      <w:r>
+        <w:rPr>
+          <w:lang w:val="en-US"/>
+        </w:rPr>
+        <w:t xml:space="preserve"> </w:t>
+      </w:r>
+      <w:proofErr w:type="spellStart"/>
+      <w:r>
+        <w:rPr>
+          <w:lang w:val="en-US"/>
+        </w:rPr>
+        <w:t>luate</w:t>
+      </w:r>
+      <w:proofErr w:type="spellEnd"/>
+      <w:r>
+        <w:rPr>
+          <w:lang w:val="en-US"/>
+        </w:rPr>
+        <w:t xml:space="preserve"> de 44 de </w:t>
+      </w:r>
+      <w:proofErr w:type="spellStart"/>
+      <w:r>
+        <w:rPr>
+          <w:lang w:val="en-US"/>
+        </w:rPr>
+        <w:t>ministere</w:t>
+      </w:r>
+      <w:proofErr w:type="spellEnd"/>
+      <w:r>
+        <w:rPr>
+          <w:lang w:val="en-US"/>
+        </w:rPr>
+        <w:t xml:space="preserve"> ale </w:t>
+      </w:r>
+      <w:proofErr w:type="spellStart"/>
+      <w:r>
+        <w:rPr>
+          <w:lang w:val="en-US"/>
+        </w:rPr>
+        <w:t>muncii</w:t>
+      </w:r>
+      <w:proofErr w:type="spellEnd"/>
+      <w:r>
+        <w:rPr>
+          <w:lang w:val="en-US"/>
+        </w:rPr>
+        <w:t xml:space="preserve"> din </w:t>
+      </w:r>
+      <w:proofErr w:type="spellStart"/>
+      <w:r>
+        <w:rPr>
+          <w:lang w:val="en-US"/>
+        </w:rPr>
+        <w:t>țările</w:t>
+      </w:r>
+      <w:proofErr w:type="spellEnd"/>
+      <w:r>
+        <w:rPr>
+          <w:lang w:val="en-US"/>
+        </w:rPr>
+        <w:t xml:space="preserve"> OCDE, UE </w:t>
+      </w:r>
+      <w:proofErr w:type="spellStart"/>
+      <w:r>
+        <w:rPr>
+          <w:lang w:val="en-US"/>
+        </w:rPr>
+        <w:t>și</w:t>
+      </w:r>
+      <w:proofErr w:type="spellEnd"/>
+      <w:r>
+        <w:rPr>
+          <w:lang w:val="en-US"/>
+        </w:rPr>
+        <w:t xml:space="preserve"> G20 ca </w:t>
+      </w:r>
+      <w:proofErr w:type="spellStart"/>
+      <w:r>
+        <w:rPr>
+          <w:lang w:val="en-US"/>
+        </w:rPr>
+        <w:t>răspuns</w:t>
+      </w:r>
+      <w:proofErr w:type="spellEnd"/>
+      <w:r>
+        <w:rPr>
+          <w:lang w:val="en-US"/>
+        </w:rPr>
+        <w:t xml:space="preserve"> la </w:t>
+      </w:r>
+      <w:proofErr w:type="spellStart"/>
+      <w:r>
+        <w:rPr>
+          <w:lang w:val="en-US"/>
+        </w:rPr>
+        <w:t>diversificarea</w:t>
+      </w:r>
+      <w:proofErr w:type="spellEnd"/>
+      <w:r>
+        <w:rPr>
+          <w:lang w:val="en-US"/>
+        </w:rPr>
+        <w:t xml:space="preserve"> </w:t>
+      </w:r>
+      <w:proofErr w:type="spellStart"/>
+      <w:r>
+        <w:rPr>
+          <w:lang w:val="en-US"/>
+        </w:rPr>
+        <w:t>formelor</w:t>
+      </w:r>
+      <w:proofErr w:type="spellEnd"/>
+      <w:r>
+        <w:rPr>
+          <w:lang w:val="en-US"/>
+        </w:rPr>
+        <w:t xml:space="preserve"> de </w:t>
+      </w:r>
+      <w:proofErr w:type="spellStart"/>
+      <w:r>
+        <w:rPr>
+          <w:lang w:val="en-US"/>
+        </w:rPr>
+        <w:t>angajare</w:t>
+      </w:r>
+      <w:proofErr w:type="spellEnd"/>
+      <w:r>
+        <w:rPr>
+          <w:lang w:val="en-US"/>
+        </w:rPr>
+        <w:t xml:space="preserve">. </w:t>
+      </w:r>
+      <w:proofErr w:type="spellStart"/>
+      <w:r>
+        <w:rPr>
+          <w:lang w:val="en-US"/>
+        </w:rPr>
+        <w:t>Guvernele</w:t>
+      </w:r>
+      <w:proofErr w:type="spellEnd"/>
+      <w:r>
+        <w:rPr>
+          <w:lang w:val="en-US"/>
+        </w:rPr>
+        <w:t xml:space="preserve"> </w:t>
+      </w:r>
+      <w:proofErr w:type="spellStart"/>
+      <w:r>
+        <w:rPr>
+          <w:lang w:val="en-US"/>
+        </w:rPr>
+        <w:t>analizează</w:t>
+      </w:r>
+      <w:proofErr w:type="spellEnd"/>
+      <w:r>
+        <w:rPr>
+          <w:lang w:val="en-US"/>
+        </w:rPr>
+        <w:t xml:space="preserve"> </w:t>
+      </w:r>
+      <w:proofErr w:type="spellStart"/>
+      <w:r>
+        <w:rPr>
+          <w:lang w:val="en-US"/>
+        </w:rPr>
+        <w:t>dacă</w:t>
+      </w:r>
+      <w:proofErr w:type="spellEnd"/>
+      <w:r>
+        <w:rPr>
+          <w:lang w:val="en-US"/>
+        </w:rPr>
+        <w:t xml:space="preserve"> </w:t>
+      </w:r>
+      <w:proofErr w:type="spellStart"/>
+      <w:r>
+        <w:rPr>
+          <w:lang w:val="en-US"/>
+        </w:rPr>
+        <w:t>legislația</w:t>
+      </w:r>
+      <w:proofErr w:type="spellEnd"/>
+      <w:r>
+        <w:rPr>
+          <w:lang w:val="en-US"/>
+        </w:rPr>
+        <w:t xml:space="preserve"> </w:t>
+      </w:r>
+      <w:proofErr w:type="spellStart"/>
+      <w:r>
+        <w:rPr>
+          <w:lang w:val="en-US"/>
+        </w:rPr>
+        <w:t>actuală</w:t>
+      </w:r>
+      <w:proofErr w:type="spellEnd"/>
+      <w:r>
+        <w:rPr>
+          <w:lang w:val="en-US"/>
+        </w:rPr>
+        <w:t xml:space="preserve"> a </w:t>
+      </w:r>
+      <w:proofErr w:type="spellStart"/>
+      <w:r>
+        <w:rPr>
+          <w:lang w:val="en-US"/>
+        </w:rPr>
+        <w:t>muncii</w:t>
+      </w:r>
+      <w:proofErr w:type="spellEnd"/>
+      <w:r>
+        <w:rPr>
+          <w:lang w:val="en-US"/>
+        </w:rPr>
+        <w:t xml:space="preserve">, </w:t>
+      </w:r>
+      <w:proofErr w:type="spellStart"/>
+      <w:r>
+        <w:rPr>
+          <w:lang w:val="en-US"/>
+        </w:rPr>
+        <w:t>sistemele</w:t>
+      </w:r>
+      <w:proofErr w:type="spellEnd"/>
+      <w:r>
+        <w:rPr>
+          <w:lang w:val="en-US"/>
+        </w:rPr>
+        <w:t xml:space="preserve"> de </w:t>
+      </w:r>
+      <w:proofErr w:type="spellStart"/>
+      <w:r>
+        <w:rPr>
+          <w:lang w:val="en-US"/>
+        </w:rPr>
+        <w:t>protecție</w:t>
+      </w:r>
+      <w:proofErr w:type="spellEnd"/>
+      <w:r>
+        <w:rPr>
+          <w:lang w:val="en-US"/>
+        </w:rPr>
+        <w:t xml:space="preserve"> </w:t>
+      </w:r>
+      <w:proofErr w:type="spellStart"/>
+      <w:r>
+        <w:rPr>
+          <w:lang w:val="en-US"/>
+        </w:rPr>
+        <w:t>socială</w:t>
+      </w:r>
+      <w:proofErr w:type="spellEnd"/>
+      <w:r>
+        <w:rPr>
+          <w:lang w:val="en-US"/>
+        </w:rPr>
+        <w:t xml:space="preserve"> </w:t>
+      </w:r>
+      <w:proofErr w:type="spellStart"/>
+      <w:r>
+        <w:rPr>
+          <w:lang w:val="en-US"/>
+        </w:rPr>
+        <w:t>și</w:t>
+      </w:r>
+      <w:proofErr w:type="spellEnd"/>
+      <w:r>
+        <w:rPr>
+          <w:lang w:val="en-US"/>
+        </w:rPr>
+        <w:t xml:space="preserve"> de </w:t>
+      </w:r>
+      <w:proofErr w:type="spellStart"/>
+      <w:r>
+        <w:rPr>
+          <w:lang w:val="en-US"/>
+        </w:rPr>
+        <w:t>impozitare</w:t>
+      </w:r>
+      <w:proofErr w:type="spellEnd"/>
+      <w:r>
+        <w:rPr>
+          <w:lang w:val="en-US"/>
+        </w:rPr>
+        <w:t xml:space="preserve"> </w:t>
+      </w:r>
+      <w:proofErr w:type="spellStart"/>
+      <w:r>
+        <w:rPr>
+          <w:lang w:val="en-US"/>
+        </w:rPr>
+        <w:t>mai</w:t>
+      </w:r>
+      <w:proofErr w:type="spellEnd"/>
+      <w:r>
+        <w:rPr>
+          <w:lang w:val="en-US"/>
+        </w:rPr>
+        <w:t xml:space="preserve"> sunt </w:t>
+      </w:r>
+      <w:proofErr w:type="spellStart"/>
+      <w:r>
+        <w:rPr>
+          <w:lang w:val="en-US"/>
+        </w:rPr>
+        <w:t>adecvate</w:t>
+      </w:r>
+      <w:proofErr w:type="spellEnd"/>
+      <w:r>
+        <w:rPr>
+          <w:lang w:val="en-US"/>
+        </w:rPr>
+        <w:t xml:space="preserve"> </w:t>
+      </w:r>
+      <w:proofErr w:type="spellStart"/>
+      <w:r>
+        <w:rPr>
+          <w:lang w:val="en-US"/>
+        </w:rPr>
+        <w:t>pentru</w:t>
+      </w:r>
+      <w:proofErr w:type="spellEnd"/>
+      <w:r>
+        <w:rPr>
+          <w:lang w:val="en-US"/>
+        </w:rPr>
+        <w:t xml:space="preserve"> a </w:t>
+      </w:r>
+      <w:proofErr w:type="spellStart"/>
+      <w:r>
+        <w:rPr>
+          <w:lang w:val="en-US"/>
+        </w:rPr>
+        <w:t>proteja</w:t>
+      </w:r>
+      <w:proofErr w:type="spellEnd"/>
+      <w:r>
+        <w:rPr>
+          <w:lang w:val="en-US"/>
+        </w:rPr>
+        <w:t xml:space="preserve"> </w:t>
+      </w:r>
+      <w:proofErr w:type="spellStart"/>
+      <w:r>
+        <w:rPr>
+          <w:lang w:val="en-US"/>
+        </w:rPr>
+        <w:t>lucrătorii</w:t>
+      </w:r>
+      <w:proofErr w:type="spellEnd"/>
+      <w:r>
+        <w:rPr>
+          <w:lang w:val="en-US"/>
+        </w:rPr>
+        <w:t xml:space="preserve"> </w:t>
+      </w:r>
+      <w:proofErr w:type="spellStart"/>
+      <w:r>
+        <w:rPr>
+          <w:lang w:val="en-US"/>
+        </w:rPr>
+        <w:t>vulnerabili</w:t>
+      </w:r>
+      <w:proofErr w:type="spellEnd"/>
+      <w:r>
+        <w:rPr>
+          <w:lang w:val="en-US"/>
+        </w:rPr>
+        <w:t xml:space="preserve">, </w:t>
+      </w:r>
+      <w:proofErr w:type="spellStart"/>
+      <w:r>
+        <w:rPr>
+          <w:lang w:val="en-US"/>
+        </w:rPr>
+        <w:t>menținând</w:t>
+      </w:r>
+      <w:proofErr w:type="spellEnd"/>
+      <w:r>
+        <w:rPr>
+          <w:lang w:val="en-US"/>
+        </w:rPr>
+        <w:t xml:space="preserve"> </w:t>
+      </w:r>
+      <w:proofErr w:type="spellStart"/>
+      <w:r>
+        <w:rPr>
+          <w:lang w:val="en-US"/>
+        </w:rPr>
+        <w:t>în</w:t>
+      </w:r>
+      <w:proofErr w:type="spellEnd"/>
+      <w:r>
+        <w:rPr>
+          <w:lang w:val="en-US"/>
+        </w:rPr>
+        <w:t xml:space="preserve"> </w:t>
+      </w:r>
+      <w:proofErr w:type="spellStart"/>
+      <w:r>
+        <w:rPr>
+          <w:lang w:val="en-US"/>
+        </w:rPr>
+        <w:t>același</w:t>
+      </w:r>
+      <w:proofErr w:type="spellEnd"/>
+      <w:r>
+        <w:rPr>
+          <w:lang w:val="en-US"/>
+        </w:rPr>
+        <w:t xml:space="preserve"> </w:t>
+      </w:r>
+      <w:proofErr w:type="spellStart"/>
+      <w:r>
+        <w:rPr>
+          <w:lang w:val="en-US"/>
+        </w:rPr>
+        <w:t>timp</w:t>
+      </w:r>
+      <w:proofErr w:type="spellEnd"/>
+      <w:r>
+        <w:rPr>
+          <w:lang w:val="en-US"/>
+        </w:rPr>
+        <w:t xml:space="preserve"> </w:t>
+      </w:r>
+      <w:proofErr w:type="spellStart"/>
+      <w:r>
+        <w:rPr>
+          <w:lang w:val="en-US"/>
+        </w:rPr>
+        <w:t>flexibilitatea</w:t>
+      </w:r>
+      <w:proofErr w:type="spellEnd"/>
+      <w:r>
+        <w:rPr>
+          <w:lang w:val="en-US"/>
+        </w:rPr>
+        <w:t xml:space="preserve"> </w:t>
+      </w:r>
+      <w:proofErr w:type="spellStart"/>
+      <w:r>
+        <w:rPr>
+          <w:lang w:val="en-US"/>
+        </w:rPr>
+        <w:t>pieței</w:t>
+      </w:r>
+      <w:proofErr w:type="spellEnd"/>
+      <w:r>
+        <w:rPr>
+          <w:lang w:val="en-US"/>
+        </w:rPr>
+        <w:t xml:space="preserve">. Cele </w:t>
+      </w:r>
+      <w:proofErr w:type="spellStart"/>
+      <w:r>
+        <w:rPr>
+          <w:lang w:val="en-US"/>
+        </w:rPr>
+        <w:t>mai</w:t>
+      </w:r>
+      <w:proofErr w:type="spellEnd"/>
+      <w:r>
+        <w:rPr>
+          <w:lang w:val="en-US"/>
+        </w:rPr>
+        <w:t xml:space="preserve"> </w:t>
+      </w:r>
+      <w:proofErr w:type="spellStart"/>
+      <w:r>
+        <w:rPr>
+          <w:lang w:val="en-US"/>
+        </w:rPr>
+        <w:t>discutate</w:t>
+      </w:r>
+      <w:proofErr w:type="spellEnd"/>
+      <w:r>
+        <w:rPr>
+          <w:lang w:val="en-US"/>
+        </w:rPr>
+        <w:t xml:space="preserve"> </w:t>
+      </w:r>
+      <w:proofErr w:type="spellStart"/>
+      <w:r>
+        <w:rPr>
+          <w:lang w:val="en-US"/>
+        </w:rPr>
+        <w:t>forme</w:t>
+      </w:r>
+      <w:proofErr w:type="spellEnd"/>
+      <w:r>
+        <w:rPr>
+          <w:lang w:val="en-US"/>
+        </w:rPr>
+        <w:t xml:space="preserve"> </w:t>
+      </w:r>
+      <w:proofErr w:type="spellStart"/>
+      <w:r>
+        <w:rPr>
+          <w:lang w:val="en-US"/>
+        </w:rPr>
+        <w:t>noi</w:t>
+      </w:r>
+      <w:proofErr w:type="spellEnd"/>
+      <w:r>
+        <w:rPr>
+          <w:lang w:val="en-US"/>
+        </w:rPr>
+        <w:t xml:space="preserve"> de </w:t>
+      </w:r>
+      <w:proofErr w:type="spellStart"/>
+      <w:r>
+        <w:rPr>
+          <w:lang w:val="en-US"/>
+        </w:rPr>
+        <w:t>muncă</w:t>
+      </w:r>
+      <w:proofErr w:type="spellEnd"/>
+      <w:r>
+        <w:rPr>
+          <w:lang w:val="en-US"/>
+        </w:rPr>
+        <w:t xml:space="preserve"> sunt </w:t>
+      </w:r>
+      <w:proofErr w:type="spellStart"/>
+      <w:r>
+        <w:rPr>
+          <w:lang w:val="en-US"/>
+        </w:rPr>
+        <w:t>munca</w:t>
+      </w:r>
+      <w:proofErr w:type="spellEnd"/>
+      <w:r>
+        <w:rPr>
+          <w:lang w:val="en-US"/>
+        </w:rPr>
+        <w:t xml:space="preserve"> </w:t>
+      </w:r>
+      <w:proofErr w:type="spellStart"/>
+      <w:r>
+        <w:rPr>
+          <w:lang w:val="en-US"/>
+        </w:rPr>
+        <w:t>prin</w:t>
+      </w:r>
+      <w:proofErr w:type="spellEnd"/>
+      <w:r>
+        <w:rPr>
+          <w:lang w:val="en-US"/>
+        </w:rPr>
+        <w:t xml:space="preserve"> </w:t>
+      </w:r>
+      <w:proofErr w:type="spellStart"/>
+      <w:r>
+        <w:rPr>
+          <w:lang w:val="en-US"/>
+        </w:rPr>
+        <w:t>intermediul</w:t>
+      </w:r>
+      <w:proofErr w:type="spellEnd"/>
+      <w:r>
+        <w:rPr>
+          <w:lang w:val="en-US"/>
+        </w:rPr>
+        <w:t xml:space="preserve"> </w:t>
+      </w:r>
+      <w:proofErr w:type="spellStart"/>
+      <w:r>
+        <w:rPr>
+          <w:lang w:val="en-US"/>
+        </w:rPr>
+        <w:t>platformelor</w:t>
+      </w:r>
+      <w:proofErr w:type="spellEnd"/>
+      <w:r>
+        <w:rPr>
+          <w:lang w:val="en-US"/>
+        </w:rPr>
+        <w:t xml:space="preserve">, </w:t>
+      </w:r>
+      <w:proofErr w:type="spellStart"/>
+      <w:r>
+        <w:rPr>
+          <w:lang w:val="en-US"/>
+        </w:rPr>
+        <w:t>activitățile</w:t>
+      </w:r>
+      <w:proofErr w:type="spellEnd"/>
+      <w:r>
+        <w:rPr>
+          <w:lang w:val="en-US"/>
+        </w:rPr>
+        <w:t xml:space="preserve"> </w:t>
+      </w:r>
+      <w:proofErr w:type="spellStart"/>
+      <w:r>
+        <w:rPr>
+          <w:lang w:val="en-US"/>
+        </w:rPr>
+        <w:t>independente</w:t>
+      </w:r>
+      <w:proofErr w:type="spellEnd"/>
+      <w:r>
+        <w:rPr>
+          <w:lang w:val="en-US"/>
+        </w:rPr>
+        <w:t xml:space="preserve"> (self-employment), </w:t>
+      </w:r>
+      <w:proofErr w:type="spellStart"/>
+      <w:r>
+        <w:rPr>
+          <w:lang w:val="en-US"/>
+        </w:rPr>
+        <w:t>munca</w:t>
+      </w:r>
+      <w:proofErr w:type="spellEnd"/>
+      <w:r>
+        <w:rPr>
+          <w:lang w:val="en-US"/>
+        </w:rPr>
+        <w:t xml:space="preserve"> </w:t>
+      </w:r>
+      <w:proofErr w:type="spellStart"/>
+      <w:r>
+        <w:rPr>
+          <w:lang w:val="en-US"/>
+        </w:rPr>
+        <w:t>temporară</w:t>
+      </w:r>
+      <w:proofErr w:type="spellEnd"/>
+      <w:r>
+        <w:rPr>
+          <w:lang w:val="en-US"/>
+        </w:rPr>
+        <w:t xml:space="preserve"> </w:t>
+      </w:r>
+      <w:proofErr w:type="spellStart"/>
+      <w:r>
+        <w:rPr>
+          <w:lang w:val="en-US"/>
+        </w:rPr>
+        <w:t>și</w:t>
+      </w:r>
+      <w:proofErr w:type="spellEnd"/>
+      <w:r>
+        <w:rPr>
+          <w:lang w:val="en-US"/>
+        </w:rPr>
+        <w:t xml:space="preserve"> </w:t>
+      </w:r>
+      <w:proofErr w:type="spellStart"/>
+      <w:r>
+        <w:rPr>
+          <w:lang w:val="en-US"/>
+        </w:rPr>
+        <w:t>contractele</w:t>
+      </w:r>
+      <w:proofErr w:type="spellEnd"/>
+      <w:r>
+        <w:rPr>
+          <w:lang w:val="en-US"/>
+        </w:rPr>
+        <w:t xml:space="preserve"> cu ore </w:t>
+      </w:r>
+      <w:proofErr w:type="spellStart"/>
+      <w:r>
+        <w:rPr>
+          <w:lang w:val="en-US"/>
+        </w:rPr>
+        <w:t>variabile</w:t>
+      </w:r>
+      <w:proofErr w:type="spellEnd"/>
+      <w:r>
+        <w:rPr>
+          <w:lang w:val="en-US"/>
+        </w:rPr>
+        <w:t>.</w:t>
+      </w:r>
+    </w:p>
+    <w:p>
+      <w:pPr>
+        <w:rPr>
+          <w:lang w:val="en-US"/>
+        </w:rPr>
+      </w:pPr>
+      <w:r>
+        <w:rPr>
+          <w:lang w:val="en-US"/>
+        </w:rPr>
+        <w:lastRenderedPageBreak/>
+        <w:pict w14:anchorId="3BC5E3C5">
+          <v:rect id="_x0000_i1031" style="width:0;height:1.5pt" o:hralign="center" o:hrstd="t" o:hr="t" fillcolor="#a0a0a0" stroked="f"/>
+        </w:pict>
+      </w:r>
+    </w:p>
+    <w:p>
+      <w:pPr>
+        <w:rPr>
+          <w:b/>
+          <w:bCs/>
+          <w:lang w:val="en-US"/>
+        </w:rPr>
+      </w:pPr>
+      <w:r>
+        <w:rPr>
+          <w:b/>
+          <w:bCs/>
+          <w:lang w:val="en-US"/>
+        </w:rPr>
+        <w:t xml:space="preserve">Teme </w:t>
+      </w:r>
+      <w:proofErr w:type="spellStart"/>
+      <w:r>
+        <w:rPr>
+          <w:b/>
+          <w:bCs/>
+          <w:lang w:val="en-US"/>
+        </w:rPr>
+        <w:t>Principale</w:t>
+      </w:r>
+      <w:proofErr w:type="spellEnd"/>
+      <w:r>
+        <w:rPr>
+          <w:b/>
+          <w:bCs/>
+          <w:lang w:val="en-US"/>
+        </w:rPr>
+        <w:t xml:space="preserve"> </w:t>
+      </w:r>
+      <w:proofErr w:type="spellStart"/>
+      <w:r>
+        <w:rPr>
+          <w:b/>
+          <w:bCs/>
+          <w:lang w:val="en-US"/>
+        </w:rPr>
+        <w:t>și</w:t>
+      </w:r>
+      <w:proofErr w:type="spellEnd"/>
+      <w:r>
+        <w:rPr>
+          <w:b/>
+          <w:bCs/>
+          <w:lang w:val="en-US"/>
+        </w:rPr>
+        <w:t xml:space="preserve"> </w:t>
+      </w:r>
+      <w:proofErr w:type="spellStart"/>
+      <w:r>
+        <w:rPr>
+          <w:b/>
+          <w:bCs/>
+          <w:lang w:val="en-US"/>
+        </w:rPr>
+        <w:t>Răspunsuri</w:t>
+      </w:r>
+      <w:proofErr w:type="spellEnd"/>
+      <w:r>
+        <w:rPr>
+          <w:b/>
+          <w:bCs/>
+          <w:lang w:val="en-US"/>
+        </w:rPr>
+        <w:t xml:space="preserve"> </w:t>
+      </w:r>
+      <w:proofErr w:type="spellStart"/>
+      <w:r>
+        <w:rPr>
+          <w:b/>
+          <w:bCs/>
+          <w:lang w:val="en-US"/>
+        </w:rPr>
+        <w:t>Politice</w:t>
+      </w:r>
+      <w:proofErr w:type="spellEnd"/>
+    </w:p>
+    <w:p>
+      <w:pPr>
+        <w:rPr>
+          <w:lang w:val="en-US"/>
+        </w:rPr>
+      </w:pPr>
+      <w:r>
+        <w:rPr>
+          <w:b/>
+          <w:bCs/>
+          <w:lang w:val="en-US"/>
+        </w:rPr>
+        <w:t xml:space="preserve">1. </w:t>
+      </w:r>
+      <w:proofErr w:type="spellStart"/>
+      <w:r>
+        <w:rPr>
+          <w:b/>
+          <w:bCs/>
+          <w:lang w:val="en-US"/>
+        </w:rPr>
+        <w:t>Clasificarea</w:t>
+      </w:r>
+      <w:proofErr w:type="spellEnd"/>
+      <w:r>
+        <w:rPr>
+          <w:b/>
+          <w:bCs/>
+          <w:lang w:val="en-US"/>
+        </w:rPr>
+        <w:t xml:space="preserve"> </w:t>
+      </w:r>
+      <w:proofErr w:type="spellStart"/>
+      <w:r>
+        <w:rPr>
+          <w:b/>
+          <w:bCs/>
+          <w:lang w:val="en-US"/>
+        </w:rPr>
+        <w:t>Lucrătorilor</w:t>
+      </w:r>
+      <w:proofErr w:type="spellEnd"/>
+      <w:r>
+        <w:rPr>
+          <w:b/>
+          <w:bCs/>
+          <w:lang w:val="en-US"/>
+        </w:rPr>
+        <w:t xml:space="preserve"> </w:t>
+      </w:r>
+      <w:proofErr w:type="spellStart"/>
+      <w:r>
+        <w:rPr>
+          <w:b/>
+          <w:bCs/>
+          <w:lang w:val="en-US"/>
+        </w:rPr>
+        <w:t>și</w:t>
+      </w:r>
+      <w:proofErr w:type="spellEnd"/>
+      <w:r>
+        <w:rPr>
+          <w:b/>
+          <w:bCs/>
+          <w:lang w:val="en-US"/>
+        </w:rPr>
+        <w:t xml:space="preserve"> Evaziunea </w:t>
+      </w:r>
+      <w:proofErr w:type="spellStart"/>
+      <w:r>
+        <w:rPr>
+          <w:b/>
+          <w:bCs/>
+          <w:lang w:val="en-US"/>
+        </w:rPr>
+        <w:t>Fiscală</w:t>
+      </w:r>
+      <w:proofErr w:type="spellEnd"/>
+    </w:p>
+    <w:p>
+      <w:pPr>
+        <w:numPr>
+          <w:ilvl w:val="0"/>
+          <w:numId w:val="13"/>
+        </w:numPr>
+        <w:rPr>
+          <w:lang w:val="en-US"/>
+        </w:rPr>
+      </w:pPr>
+      <w:proofErr w:type="spellStart"/>
+      <w:r>
+        <w:rPr>
+          <w:b/>
+          <w:bCs/>
+          <w:lang w:val="en-US"/>
+        </w:rPr>
+        <w:t>Problema</w:t>
+      </w:r>
+      <w:proofErr w:type="spellEnd"/>
+      <w:r>
+        <w:rPr>
+          <w:b/>
+          <w:bCs/>
+          <w:lang w:val="en-US"/>
+        </w:rPr>
+        <w:t>:</w:t>
+      </w:r>
+      <w:r>
+        <w:rPr>
+          <w:lang w:val="en-US"/>
+        </w:rPr>
+        <w:t xml:space="preserve"> O </w:t>
+      </w:r>
+      <w:proofErr w:type="spellStart"/>
+      <w:r>
+        <w:rPr>
+          <w:lang w:val="en-US"/>
+        </w:rPr>
+        <w:t>provocare</w:t>
+      </w:r>
+      <w:proofErr w:type="spellEnd"/>
+      <w:r>
+        <w:rPr>
+          <w:lang w:val="en-US"/>
+        </w:rPr>
+        <w:t xml:space="preserve"> </w:t>
+      </w:r>
+      <w:proofErr w:type="spellStart"/>
+      <w:r>
+        <w:rPr>
+          <w:lang w:val="en-US"/>
+        </w:rPr>
+        <w:t>majoră</w:t>
+      </w:r>
+      <w:proofErr w:type="spellEnd"/>
+      <w:r>
+        <w:rPr>
+          <w:lang w:val="en-US"/>
+        </w:rPr>
+        <w:t xml:space="preserve"> o </w:t>
+      </w:r>
+      <w:proofErr w:type="spellStart"/>
+      <w:r>
+        <w:rPr>
+          <w:lang w:val="en-US"/>
+        </w:rPr>
+        <w:t>reprezintă</w:t>
+      </w:r>
+      <w:proofErr w:type="spellEnd"/>
+      <w:r>
+        <w:rPr>
+          <w:lang w:val="en-US"/>
+        </w:rPr>
+        <w:t xml:space="preserve"> „falsa </w:t>
+      </w:r>
+      <w:proofErr w:type="spellStart"/>
+      <w:r>
+        <w:rPr>
+          <w:lang w:val="en-US"/>
+        </w:rPr>
+        <w:t>activitate</w:t>
+      </w:r>
+      <w:proofErr w:type="spellEnd"/>
+      <w:r>
+        <w:rPr>
+          <w:lang w:val="en-US"/>
+        </w:rPr>
+        <w:t xml:space="preserve"> </w:t>
+      </w:r>
+      <w:proofErr w:type="spellStart"/>
+      <w:r>
+        <w:rPr>
+          <w:lang w:val="en-US"/>
+        </w:rPr>
+        <w:t>independentă</w:t>
+      </w:r>
+      <w:proofErr w:type="spellEnd"/>
+      <w:r>
+        <w:rPr>
+          <w:lang w:val="en-US"/>
+        </w:rPr>
+        <w:t xml:space="preserve">” (bogus self-employment), o </w:t>
+      </w:r>
+      <w:proofErr w:type="spellStart"/>
+      <w:r>
+        <w:rPr>
+          <w:lang w:val="en-US"/>
+        </w:rPr>
+        <w:t>practică</w:t>
+      </w:r>
+      <w:proofErr w:type="spellEnd"/>
+      <w:r>
+        <w:rPr>
+          <w:lang w:val="en-US"/>
+        </w:rPr>
+        <w:t xml:space="preserve"> </w:t>
+      </w:r>
+      <w:proofErr w:type="spellStart"/>
+      <w:r>
+        <w:rPr>
+          <w:lang w:val="en-US"/>
+        </w:rPr>
+        <w:t>prin</w:t>
+      </w:r>
+      <w:proofErr w:type="spellEnd"/>
+      <w:r>
+        <w:rPr>
+          <w:lang w:val="en-US"/>
+        </w:rPr>
+        <w:t xml:space="preserve"> care </w:t>
+      </w:r>
+      <w:proofErr w:type="spellStart"/>
+      <w:r>
+        <w:rPr>
+          <w:lang w:val="en-US"/>
+        </w:rPr>
+        <w:t>angajatorii</w:t>
+      </w:r>
+      <w:proofErr w:type="spellEnd"/>
+      <w:r>
+        <w:rPr>
+          <w:lang w:val="en-US"/>
+        </w:rPr>
+        <w:t xml:space="preserve"> </w:t>
+      </w:r>
+      <w:proofErr w:type="spellStart"/>
+      <w:r>
+        <w:rPr>
+          <w:lang w:val="en-US"/>
+        </w:rPr>
+        <w:t>clasifică</w:t>
+      </w:r>
+      <w:proofErr w:type="spellEnd"/>
+      <w:r>
+        <w:rPr>
+          <w:lang w:val="en-US"/>
+        </w:rPr>
+        <w:t xml:space="preserve"> </w:t>
+      </w:r>
+      <w:proofErr w:type="spellStart"/>
+      <w:r>
+        <w:rPr>
+          <w:lang w:val="en-US"/>
+        </w:rPr>
+        <w:t>greșit</w:t>
+      </w:r>
+      <w:proofErr w:type="spellEnd"/>
+      <w:r>
+        <w:rPr>
+          <w:lang w:val="en-US"/>
+        </w:rPr>
+        <w:t xml:space="preserve"> </w:t>
+      </w:r>
+      <w:proofErr w:type="spellStart"/>
+      <w:r>
+        <w:rPr>
+          <w:lang w:val="en-US"/>
+        </w:rPr>
+        <w:t>angajații</w:t>
+      </w:r>
+      <w:proofErr w:type="spellEnd"/>
+      <w:r>
+        <w:rPr>
+          <w:lang w:val="en-US"/>
+        </w:rPr>
+        <w:t xml:space="preserve"> ca </w:t>
+      </w:r>
+      <w:proofErr w:type="spellStart"/>
+      <w:r>
+        <w:rPr>
+          <w:lang w:val="en-US"/>
+        </w:rPr>
+        <w:t>fiind</w:t>
+      </w:r>
+      <w:proofErr w:type="spellEnd"/>
+      <w:r>
+        <w:rPr>
+          <w:lang w:val="en-US"/>
+        </w:rPr>
+        <w:t xml:space="preserve"> </w:t>
+      </w:r>
+      <w:proofErr w:type="spellStart"/>
+      <w:r>
+        <w:rPr>
+          <w:lang w:val="en-US"/>
+        </w:rPr>
+        <w:t>contractori</w:t>
+      </w:r>
+      <w:proofErr w:type="spellEnd"/>
+      <w:r>
+        <w:rPr>
+          <w:lang w:val="en-US"/>
+        </w:rPr>
+        <w:t xml:space="preserve"> </w:t>
+      </w:r>
+      <w:proofErr w:type="spellStart"/>
+      <w:r>
+        <w:rPr>
+          <w:lang w:val="en-US"/>
+        </w:rPr>
+        <w:t>independenți</w:t>
+      </w:r>
+      <w:proofErr w:type="spellEnd"/>
+      <w:r>
+        <w:rPr>
+          <w:lang w:val="en-US"/>
+        </w:rPr>
+        <w:t xml:space="preserve"> </w:t>
+      </w:r>
+      <w:proofErr w:type="spellStart"/>
+      <w:r>
+        <w:rPr>
+          <w:lang w:val="en-US"/>
+        </w:rPr>
+        <w:t>pentru</w:t>
+      </w:r>
+      <w:proofErr w:type="spellEnd"/>
+      <w:r>
+        <w:rPr>
+          <w:lang w:val="en-US"/>
+        </w:rPr>
+        <w:t xml:space="preserve"> </w:t>
+      </w:r>
+      <w:proofErr w:type="gramStart"/>
+      <w:r>
+        <w:rPr>
+          <w:lang w:val="en-US"/>
+        </w:rPr>
+        <w:t>a</w:t>
+      </w:r>
+      <w:proofErr w:type="gramEnd"/>
+      <w:r>
+        <w:rPr>
+          <w:lang w:val="en-US"/>
+        </w:rPr>
+        <w:t xml:space="preserve"> </w:t>
+      </w:r>
+      <w:proofErr w:type="spellStart"/>
+      <w:r>
+        <w:rPr>
+          <w:lang w:val="en-US"/>
+        </w:rPr>
+        <w:t>evita</w:t>
+      </w:r>
+      <w:proofErr w:type="spellEnd"/>
+      <w:r>
+        <w:rPr>
+          <w:lang w:val="en-US"/>
+        </w:rPr>
+        <w:t xml:space="preserve"> </w:t>
+      </w:r>
+      <w:proofErr w:type="spellStart"/>
+      <w:r>
+        <w:rPr>
+          <w:lang w:val="en-US"/>
+        </w:rPr>
+        <w:t>taxele</w:t>
+      </w:r>
+      <w:proofErr w:type="spellEnd"/>
+      <w:r>
+        <w:rPr>
+          <w:lang w:val="en-US"/>
+        </w:rPr>
+        <w:t xml:space="preserve"> </w:t>
+      </w:r>
+      <w:proofErr w:type="spellStart"/>
+      <w:r>
+        <w:rPr>
+          <w:lang w:val="en-US"/>
+        </w:rPr>
+        <w:t>și</w:t>
+      </w:r>
+      <w:proofErr w:type="spellEnd"/>
+      <w:r>
+        <w:rPr>
+          <w:lang w:val="en-US"/>
+        </w:rPr>
+        <w:t xml:space="preserve"> </w:t>
+      </w:r>
+      <w:proofErr w:type="spellStart"/>
+      <w:r>
+        <w:rPr>
+          <w:lang w:val="en-US"/>
+        </w:rPr>
+        <w:t>reglementările</w:t>
+      </w:r>
+      <w:proofErr w:type="spellEnd"/>
+      <w:r>
+        <w:rPr>
+          <w:lang w:val="en-US"/>
+        </w:rPr>
+        <w:t xml:space="preserve"> </w:t>
+      </w:r>
+      <w:proofErr w:type="spellStart"/>
+      <w:r>
+        <w:rPr>
+          <w:lang w:val="en-US"/>
+        </w:rPr>
+        <w:t>muncii</w:t>
+      </w:r>
+      <w:proofErr w:type="spellEnd"/>
+      <w:r>
+        <w:rPr>
+          <w:lang w:val="en-US"/>
+        </w:rPr>
+        <w:t xml:space="preserve">. De </w:t>
+      </w:r>
+      <w:proofErr w:type="spellStart"/>
+      <w:r>
+        <w:rPr>
+          <w:lang w:val="en-US"/>
+        </w:rPr>
+        <w:t>asemenea</w:t>
+      </w:r>
+      <w:proofErr w:type="spellEnd"/>
+      <w:r>
+        <w:rPr>
+          <w:lang w:val="en-US"/>
+        </w:rPr>
+        <w:t xml:space="preserve">, </w:t>
+      </w:r>
+      <w:proofErr w:type="spellStart"/>
+      <w:r>
+        <w:rPr>
+          <w:lang w:val="en-US"/>
+        </w:rPr>
+        <w:t>există</w:t>
+      </w:r>
+      <w:proofErr w:type="spellEnd"/>
+      <w:r>
+        <w:rPr>
+          <w:lang w:val="en-US"/>
+        </w:rPr>
+        <w:t xml:space="preserve"> o „</w:t>
+      </w:r>
+      <w:proofErr w:type="spellStart"/>
+      <w:r>
+        <w:rPr>
+          <w:lang w:val="en-US"/>
+        </w:rPr>
+        <w:t>zonă</w:t>
+      </w:r>
+      <w:proofErr w:type="spellEnd"/>
+      <w:r>
+        <w:rPr>
+          <w:lang w:val="en-US"/>
+        </w:rPr>
+        <w:t xml:space="preserve"> </w:t>
+      </w:r>
+      <w:proofErr w:type="spellStart"/>
+      <w:r>
+        <w:rPr>
+          <w:lang w:val="en-US"/>
+        </w:rPr>
+        <w:t>gri</w:t>
+      </w:r>
+      <w:proofErr w:type="spellEnd"/>
+      <w:r>
+        <w:rPr>
+          <w:lang w:val="en-US"/>
+        </w:rPr>
+        <w:t xml:space="preserve">” de </w:t>
+      </w:r>
+      <w:proofErr w:type="spellStart"/>
+      <w:r>
+        <w:rPr>
+          <w:lang w:val="en-US"/>
+        </w:rPr>
+        <w:t>lucrători</w:t>
+      </w:r>
+      <w:proofErr w:type="spellEnd"/>
+      <w:r>
+        <w:rPr>
+          <w:lang w:val="en-US"/>
+        </w:rPr>
+        <w:t xml:space="preserve"> care </w:t>
+      </w:r>
+      <w:proofErr w:type="spellStart"/>
+      <w:r>
+        <w:rPr>
+          <w:lang w:val="en-US"/>
+        </w:rPr>
+        <w:t>împart</w:t>
+      </w:r>
+      <w:proofErr w:type="spellEnd"/>
+      <w:r>
+        <w:rPr>
+          <w:lang w:val="en-US"/>
+        </w:rPr>
+        <w:t xml:space="preserve"> </w:t>
+      </w:r>
+      <w:proofErr w:type="spellStart"/>
+      <w:r>
+        <w:rPr>
+          <w:lang w:val="en-US"/>
+        </w:rPr>
+        <w:t>caracteristici</w:t>
+      </w:r>
+      <w:proofErr w:type="spellEnd"/>
+      <w:r>
+        <w:rPr>
+          <w:lang w:val="en-US"/>
+        </w:rPr>
+        <w:t xml:space="preserve"> </w:t>
+      </w:r>
+      <w:proofErr w:type="spellStart"/>
+      <w:r>
+        <w:rPr>
+          <w:lang w:val="en-US"/>
+        </w:rPr>
+        <w:t>atât</w:t>
+      </w:r>
+      <w:proofErr w:type="spellEnd"/>
+      <w:r>
+        <w:rPr>
+          <w:lang w:val="en-US"/>
+        </w:rPr>
+        <w:t xml:space="preserve"> cu </w:t>
+      </w:r>
+      <w:proofErr w:type="spellStart"/>
+      <w:r>
+        <w:rPr>
+          <w:lang w:val="en-US"/>
+        </w:rPr>
+        <w:t>angajații</w:t>
+      </w:r>
+      <w:proofErr w:type="spellEnd"/>
+      <w:r>
+        <w:rPr>
+          <w:lang w:val="en-US"/>
+        </w:rPr>
+        <w:t xml:space="preserve">, </w:t>
+      </w:r>
+      <w:proofErr w:type="spellStart"/>
+      <w:r>
+        <w:rPr>
+          <w:lang w:val="en-US"/>
+        </w:rPr>
+        <w:t>cât</w:t>
+      </w:r>
+      <w:proofErr w:type="spellEnd"/>
+      <w:r>
+        <w:rPr>
+          <w:lang w:val="en-US"/>
+        </w:rPr>
+        <w:t xml:space="preserve"> </w:t>
+      </w:r>
+      <w:proofErr w:type="spellStart"/>
+      <w:r>
+        <w:rPr>
+          <w:lang w:val="en-US"/>
+        </w:rPr>
+        <w:t>și</w:t>
+      </w:r>
+      <w:proofErr w:type="spellEnd"/>
+      <w:r>
+        <w:rPr>
+          <w:lang w:val="en-US"/>
+        </w:rPr>
+        <w:t xml:space="preserve"> cu liber-</w:t>
+      </w:r>
+      <w:proofErr w:type="spellStart"/>
+      <w:r>
+        <w:rPr>
+          <w:lang w:val="en-US"/>
+        </w:rPr>
+        <w:t>profesioniștii</w:t>
+      </w:r>
+      <w:proofErr w:type="spellEnd"/>
+      <w:r>
+        <w:rPr>
+          <w:lang w:val="en-US"/>
+        </w:rPr>
+        <w:t>.</w:t>
+      </w:r>
+    </w:p>
+    <w:p>
+      <w:pPr>
+        <w:numPr>
+          <w:ilvl w:val="0"/>
+          <w:numId w:val="13"/>
+        </w:numPr>
+        <w:rPr>
+          <w:lang w:val="en-US"/>
+        </w:rPr>
+      </w:pPr>
+      <w:proofErr w:type="spellStart"/>
+      <w:r>
+        <w:rPr>
+          <w:b/>
+          <w:bCs/>
+          <w:lang w:val="en-US"/>
+        </w:rPr>
+        <w:t>Soluții</w:t>
+      </w:r>
+      <w:proofErr w:type="spellEnd"/>
+      <w:r>
+        <w:rPr>
+          <w:b/>
+          <w:bCs/>
+          <w:lang w:val="en-US"/>
+        </w:rPr>
+        <w:t>:</w:t>
+      </w:r>
+      <w:r>
+        <w:rPr>
+          <w:lang w:val="en-US"/>
+        </w:rPr>
+        <w:t xml:space="preserve"> </w:t>
+      </w:r>
+      <w:proofErr w:type="spellStart"/>
+      <w:r>
+        <w:rPr>
+          <w:lang w:val="en-US"/>
+        </w:rPr>
+        <w:t>Diferențele</w:t>
+      </w:r>
+      <w:proofErr w:type="spellEnd"/>
+      <w:r>
+        <w:rPr>
+          <w:lang w:val="en-US"/>
+        </w:rPr>
+        <w:t xml:space="preserve"> </w:t>
+      </w:r>
+      <w:proofErr w:type="spellStart"/>
+      <w:r>
+        <w:rPr>
+          <w:lang w:val="en-US"/>
+        </w:rPr>
+        <w:t>mari</w:t>
+      </w:r>
+      <w:proofErr w:type="spellEnd"/>
+      <w:r>
+        <w:rPr>
+          <w:lang w:val="en-US"/>
+        </w:rPr>
+        <w:t xml:space="preserve"> de </w:t>
+      </w:r>
+      <w:proofErr w:type="spellStart"/>
+      <w:r>
+        <w:rPr>
+          <w:lang w:val="en-US"/>
+        </w:rPr>
+        <w:t>impozitare</w:t>
+      </w:r>
+      <w:proofErr w:type="spellEnd"/>
+      <w:r>
+        <w:rPr>
+          <w:lang w:val="en-US"/>
+        </w:rPr>
+        <w:t xml:space="preserve"> </w:t>
+      </w:r>
+      <w:proofErr w:type="spellStart"/>
+      <w:r>
+        <w:rPr>
+          <w:lang w:val="en-US"/>
+        </w:rPr>
+        <w:t>între</w:t>
+      </w:r>
+      <w:proofErr w:type="spellEnd"/>
+      <w:r>
+        <w:rPr>
+          <w:lang w:val="en-US"/>
+        </w:rPr>
+        <w:t xml:space="preserve"> </w:t>
+      </w:r>
+      <w:proofErr w:type="spellStart"/>
+      <w:r>
+        <w:rPr>
+          <w:lang w:val="en-US"/>
+        </w:rPr>
+        <w:t>contracte</w:t>
+      </w:r>
+      <w:proofErr w:type="spellEnd"/>
+      <w:r>
+        <w:rPr>
+          <w:lang w:val="en-US"/>
+        </w:rPr>
+        <w:t xml:space="preserve"> </w:t>
+      </w:r>
+      <w:proofErr w:type="spellStart"/>
+      <w:r>
+        <w:rPr>
+          <w:lang w:val="en-US"/>
+        </w:rPr>
+        <w:t>încurajează</w:t>
+      </w:r>
+      <w:proofErr w:type="spellEnd"/>
+      <w:r>
+        <w:rPr>
+          <w:lang w:val="en-US"/>
+        </w:rPr>
+        <w:t xml:space="preserve"> </w:t>
+      </w:r>
+      <w:proofErr w:type="spellStart"/>
+      <w:r>
+        <w:rPr>
+          <w:lang w:val="en-US"/>
+        </w:rPr>
+        <w:t>această</w:t>
+      </w:r>
+      <w:proofErr w:type="spellEnd"/>
+      <w:r>
+        <w:rPr>
+          <w:lang w:val="en-US"/>
+        </w:rPr>
+        <w:t xml:space="preserve"> </w:t>
+      </w:r>
+      <w:proofErr w:type="spellStart"/>
+      <w:r>
+        <w:rPr>
+          <w:lang w:val="en-US"/>
+        </w:rPr>
+        <w:t>clasificare</w:t>
+      </w:r>
+      <w:proofErr w:type="spellEnd"/>
+      <w:r>
+        <w:rPr>
+          <w:lang w:val="en-US"/>
+        </w:rPr>
+        <w:t xml:space="preserve"> </w:t>
+      </w:r>
+      <w:proofErr w:type="spellStart"/>
+      <w:r>
+        <w:rPr>
+          <w:lang w:val="en-US"/>
+        </w:rPr>
+        <w:t>greșită</w:t>
+      </w:r>
+      <w:proofErr w:type="spellEnd"/>
+      <w:r>
+        <w:rPr>
+          <w:lang w:val="en-US"/>
+        </w:rPr>
+        <w:t xml:space="preserve">. </w:t>
+      </w:r>
+      <w:proofErr w:type="spellStart"/>
+      <w:r>
+        <w:rPr>
+          <w:lang w:val="en-US"/>
+        </w:rPr>
+        <w:t>Raportul</w:t>
+      </w:r>
+      <w:proofErr w:type="spellEnd"/>
+      <w:r>
+        <w:rPr>
+          <w:lang w:val="en-US"/>
+        </w:rPr>
+        <w:t xml:space="preserve"> </w:t>
+      </w:r>
+      <w:proofErr w:type="spellStart"/>
+      <w:r>
+        <w:rPr>
+          <w:lang w:val="en-US"/>
+        </w:rPr>
+        <w:t>sugerează</w:t>
+      </w:r>
+      <w:proofErr w:type="spellEnd"/>
+      <w:r>
+        <w:rPr>
+          <w:lang w:val="en-US"/>
+        </w:rPr>
+        <w:t xml:space="preserve"> </w:t>
+      </w:r>
+      <w:proofErr w:type="spellStart"/>
+      <w:r>
+        <w:rPr>
+          <w:lang w:val="en-US"/>
+        </w:rPr>
+        <w:t>reducerea</w:t>
+      </w:r>
+      <w:proofErr w:type="spellEnd"/>
+      <w:r>
+        <w:rPr>
+          <w:lang w:val="en-US"/>
+        </w:rPr>
+        <w:t xml:space="preserve"> </w:t>
+      </w:r>
+      <w:proofErr w:type="spellStart"/>
+      <w:r>
+        <w:rPr>
+          <w:lang w:val="en-US"/>
+        </w:rPr>
+        <w:t>acestor</w:t>
+      </w:r>
+      <w:proofErr w:type="spellEnd"/>
+      <w:r>
+        <w:rPr>
+          <w:lang w:val="en-US"/>
+        </w:rPr>
+        <w:t xml:space="preserve"> </w:t>
+      </w:r>
+      <w:proofErr w:type="spellStart"/>
+      <w:r>
+        <w:rPr>
+          <w:lang w:val="en-US"/>
+        </w:rPr>
+        <w:t>stimulente</w:t>
+      </w:r>
+      <w:proofErr w:type="spellEnd"/>
+      <w:r>
+        <w:rPr>
+          <w:lang w:val="en-US"/>
+        </w:rPr>
+        <w:t xml:space="preserve"> </w:t>
+      </w:r>
+      <w:proofErr w:type="spellStart"/>
+      <w:r>
+        <w:rPr>
+          <w:lang w:val="en-US"/>
+        </w:rPr>
+        <w:t>fiscale</w:t>
+      </w:r>
+      <w:proofErr w:type="spellEnd"/>
+      <w:r>
+        <w:rPr>
+          <w:lang w:val="en-US"/>
+        </w:rPr>
+        <w:t xml:space="preserve"> </w:t>
+      </w:r>
+      <w:proofErr w:type="spellStart"/>
+      <w:r>
+        <w:rPr>
+          <w:lang w:val="en-US"/>
+        </w:rPr>
+        <w:t>și</w:t>
+      </w:r>
+      <w:proofErr w:type="spellEnd"/>
+      <w:r>
+        <w:rPr>
+          <w:lang w:val="en-US"/>
+        </w:rPr>
+        <w:t xml:space="preserve"> </w:t>
+      </w:r>
+      <w:proofErr w:type="spellStart"/>
+      <w:r>
+        <w:rPr>
+          <w:lang w:val="en-US"/>
+        </w:rPr>
+        <w:t>extinderea</w:t>
+      </w:r>
+      <w:proofErr w:type="spellEnd"/>
+      <w:r>
+        <w:rPr>
+          <w:lang w:val="en-US"/>
+        </w:rPr>
+        <w:t xml:space="preserve"> </w:t>
+      </w:r>
+      <w:proofErr w:type="spellStart"/>
+      <w:r>
+        <w:rPr>
+          <w:lang w:val="en-US"/>
+        </w:rPr>
+        <w:t>anumitor</w:t>
+      </w:r>
+      <w:proofErr w:type="spellEnd"/>
+      <w:r>
+        <w:rPr>
+          <w:lang w:val="en-US"/>
+        </w:rPr>
+        <w:t xml:space="preserve"> </w:t>
+      </w:r>
+      <w:proofErr w:type="spellStart"/>
+      <w:r>
+        <w:rPr>
+          <w:lang w:val="en-US"/>
+        </w:rPr>
+        <w:t>drepturi</w:t>
+      </w:r>
+      <w:proofErr w:type="spellEnd"/>
+      <w:r>
+        <w:rPr>
+          <w:lang w:val="en-US"/>
+        </w:rPr>
+        <w:t xml:space="preserve"> de </w:t>
+      </w:r>
+      <w:proofErr w:type="spellStart"/>
+      <w:r>
+        <w:rPr>
+          <w:lang w:val="en-US"/>
+        </w:rPr>
+        <w:t>muncă</w:t>
+      </w:r>
+      <w:proofErr w:type="spellEnd"/>
+      <w:r>
+        <w:rPr>
+          <w:lang w:val="en-US"/>
+        </w:rPr>
+        <w:t xml:space="preserve"> </w:t>
+      </w:r>
+      <w:proofErr w:type="spellStart"/>
+      <w:r>
+        <w:rPr>
+          <w:lang w:val="en-US"/>
+        </w:rPr>
+        <w:t>către</w:t>
+      </w:r>
+      <w:proofErr w:type="spellEnd"/>
+      <w:r>
+        <w:rPr>
+          <w:lang w:val="en-US"/>
+        </w:rPr>
+        <w:t xml:space="preserve"> </w:t>
+      </w:r>
+      <w:proofErr w:type="spellStart"/>
+      <w:r>
+        <w:rPr>
+          <w:lang w:val="en-US"/>
+        </w:rPr>
+        <w:t>lucrătorii</w:t>
+      </w:r>
+      <w:proofErr w:type="spellEnd"/>
+      <w:r>
+        <w:rPr>
+          <w:lang w:val="en-US"/>
+        </w:rPr>
+        <w:t xml:space="preserve"> </w:t>
+      </w:r>
+      <w:proofErr w:type="spellStart"/>
+      <w:r>
+        <w:rPr>
+          <w:lang w:val="en-US"/>
+        </w:rPr>
+        <w:t>aflați</w:t>
+      </w:r>
+      <w:proofErr w:type="spellEnd"/>
+      <w:r>
+        <w:rPr>
+          <w:lang w:val="en-US"/>
+        </w:rPr>
+        <w:t xml:space="preserve"> </w:t>
+      </w:r>
+      <w:proofErr w:type="spellStart"/>
+      <w:r>
+        <w:rPr>
+          <w:lang w:val="en-US"/>
+        </w:rPr>
+        <w:t>în</w:t>
+      </w:r>
+      <w:proofErr w:type="spellEnd"/>
+      <w:r>
+        <w:rPr>
+          <w:lang w:val="en-US"/>
+        </w:rPr>
+        <w:t xml:space="preserve"> „zona </w:t>
+      </w:r>
+      <w:proofErr w:type="spellStart"/>
+      <w:r>
+        <w:rPr>
+          <w:lang w:val="en-US"/>
+        </w:rPr>
+        <w:t>gri</w:t>
+      </w:r>
+      <w:proofErr w:type="spellEnd"/>
+      <w:r>
+        <w:rPr>
+          <w:lang w:val="en-US"/>
+        </w:rPr>
+        <w:t>” (</w:t>
+      </w:r>
+      <w:proofErr w:type="spellStart"/>
+      <w:r>
+        <w:rPr>
+          <w:lang w:val="en-US"/>
+        </w:rPr>
+        <w:t>lucrători</w:t>
+      </w:r>
+      <w:proofErr w:type="spellEnd"/>
+      <w:r>
+        <w:rPr>
+          <w:lang w:val="en-US"/>
+        </w:rPr>
+        <w:t xml:space="preserve"> </w:t>
+      </w:r>
+      <w:proofErr w:type="spellStart"/>
+      <w:r>
+        <w:rPr>
+          <w:lang w:val="en-US"/>
+        </w:rPr>
+        <w:t>independenți</w:t>
+      </w:r>
+      <w:proofErr w:type="spellEnd"/>
+      <w:r>
+        <w:rPr>
+          <w:lang w:val="en-US"/>
+        </w:rPr>
+        <w:t xml:space="preserve"> </w:t>
+      </w:r>
+      <w:proofErr w:type="spellStart"/>
+      <w:r>
+        <w:rPr>
+          <w:lang w:val="en-US"/>
+        </w:rPr>
+        <w:t>dependenți</w:t>
+      </w:r>
+      <w:proofErr w:type="spellEnd"/>
+      <w:r>
+        <w:rPr>
+          <w:lang w:val="en-US"/>
+        </w:rPr>
+        <w:t xml:space="preserve"> din </w:t>
+      </w:r>
+      <w:proofErr w:type="spellStart"/>
+      <w:r>
+        <w:rPr>
+          <w:lang w:val="en-US"/>
+        </w:rPr>
+        <w:t>punct</w:t>
+      </w:r>
+      <w:proofErr w:type="spellEnd"/>
+      <w:r>
+        <w:rPr>
+          <w:lang w:val="en-US"/>
+        </w:rPr>
+        <w:t xml:space="preserve"> de </w:t>
+      </w:r>
+      <w:proofErr w:type="spellStart"/>
+      <w:r>
+        <w:rPr>
+          <w:lang w:val="en-US"/>
+        </w:rPr>
+        <w:t>vedere</w:t>
+      </w:r>
+      <w:proofErr w:type="spellEnd"/>
+      <w:r>
+        <w:rPr>
+          <w:lang w:val="en-US"/>
+        </w:rPr>
+        <w:t xml:space="preserve"> economic). </w:t>
+      </w:r>
+      <w:proofErr w:type="spellStart"/>
+      <w:r>
+        <w:rPr>
+          <w:lang w:val="en-US"/>
+        </w:rPr>
+        <w:t>Unele</w:t>
+      </w:r>
+      <w:proofErr w:type="spellEnd"/>
+      <w:r>
+        <w:rPr>
+          <w:lang w:val="en-US"/>
+        </w:rPr>
+        <w:t xml:space="preserve"> </w:t>
+      </w:r>
+      <w:proofErr w:type="spellStart"/>
+      <w:r>
+        <w:rPr>
+          <w:lang w:val="en-US"/>
+        </w:rPr>
+        <w:t>țări</w:t>
+      </w:r>
+      <w:proofErr w:type="spellEnd"/>
+      <w:r>
+        <w:rPr>
+          <w:lang w:val="en-US"/>
+        </w:rPr>
+        <w:t xml:space="preserve"> au </w:t>
+      </w:r>
+      <w:proofErr w:type="spellStart"/>
+      <w:r>
+        <w:rPr>
+          <w:lang w:val="en-US"/>
+        </w:rPr>
+        <w:t>inversat</w:t>
+      </w:r>
+      <w:proofErr w:type="spellEnd"/>
+      <w:r>
+        <w:rPr>
+          <w:lang w:val="en-US"/>
+        </w:rPr>
+        <w:t xml:space="preserve"> sarcina </w:t>
+      </w:r>
+      <w:proofErr w:type="spellStart"/>
+      <w:r>
+        <w:rPr>
+          <w:lang w:val="en-US"/>
+        </w:rPr>
+        <w:t>probei</w:t>
+      </w:r>
+      <w:proofErr w:type="spellEnd"/>
+      <w:r>
+        <w:rPr>
+          <w:lang w:val="en-US"/>
+        </w:rPr>
+        <w:t xml:space="preserve">, </w:t>
+      </w:r>
+      <w:proofErr w:type="spellStart"/>
+      <w:r>
+        <w:rPr>
+          <w:lang w:val="en-US"/>
+        </w:rPr>
+        <w:t>obligând</w:t>
+      </w:r>
+      <w:proofErr w:type="spellEnd"/>
+      <w:r>
+        <w:rPr>
+          <w:lang w:val="en-US"/>
+        </w:rPr>
+        <w:t xml:space="preserve"> </w:t>
+      </w:r>
+      <w:proofErr w:type="spellStart"/>
+      <w:r>
+        <w:rPr>
+          <w:lang w:val="en-US"/>
+        </w:rPr>
+        <w:t>angajatorul</w:t>
+      </w:r>
+      <w:proofErr w:type="spellEnd"/>
+      <w:r>
+        <w:rPr>
+          <w:lang w:val="en-US"/>
+        </w:rPr>
+        <w:t xml:space="preserve"> </w:t>
+      </w:r>
+      <w:proofErr w:type="spellStart"/>
+      <w:r>
+        <w:rPr>
+          <w:lang w:val="en-US"/>
+        </w:rPr>
+        <w:t>să</w:t>
+      </w:r>
+      <w:proofErr w:type="spellEnd"/>
+      <w:r>
+        <w:rPr>
+          <w:lang w:val="en-US"/>
+        </w:rPr>
+        <w:t xml:space="preserve"> </w:t>
+      </w:r>
+      <w:proofErr w:type="spellStart"/>
+      <w:r>
+        <w:rPr>
+          <w:lang w:val="en-US"/>
+        </w:rPr>
+        <w:t>demonstreze</w:t>
+      </w:r>
+      <w:proofErr w:type="spellEnd"/>
+      <w:r>
+        <w:rPr>
+          <w:lang w:val="en-US"/>
+        </w:rPr>
+        <w:t xml:space="preserve"> </w:t>
+      </w:r>
+      <w:proofErr w:type="spellStart"/>
+      <w:r>
+        <w:rPr>
+          <w:lang w:val="en-US"/>
+        </w:rPr>
+        <w:t>că</w:t>
+      </w:r>
+      <w:proofErr w:type="spellEnd"/>
+      <w:r>
+        <w:rPr>
+          <w:lang w:val="en-US"/>
+        </w:rPr>
+        <w:t xml:space="preserve"> </w:t>
+      </w:r>
+      <w:proofErr w:type="spellStart"/>
+      <w:r>
+        <w:rPr>
+          <w:lang w:val="en-US"/>
+        </w:rPr>
+        <w:t>lucrătorul</w:t>
+      </w:r>
+      <w:proofErr w:type="spellEnd"/>
+      <w:r>
+        <w:rPr>
+          <w:lang w:val="en-US"/>
+        </w:rPr>
+        <w:t xml:space="preserve"> nu </w:t>
+      </w:r>
+      <w:proofErr w:type="spellStart"/>
+      <w:r>
+        <w:rPr>
+          <w:lang w:val="en-US"/>
+        </w:rPr>
+        <w:t>este</w:t>
+      </w:r>
+      <w:proofErr w:type="spellEnd"/>
+      <w:r>
+        <w:rPr>
+          <w:lang w:val="en-US"/>
+        </w:rPr>
+        <w:t xml:space="preserve"> un </w:t>
+      </w:r>
+      <w:proofErr w:type="spellStart"/>
+      <w:r>
+        <w:rPr>
+          <w:lang w:val="en-US"/>
+        </w:rPr>
+        <w:t>angajat</w:t>
+      </w:r>
+      <w:proofErr w:type="spellEnd"/>
+      <w:r>
+        <w:rPr>
+          <w:lang w:val="en-US"/>
+        </w:rPr>
+        <w:t>.</w:t>
+      </w:r>
+    </w:p>
+    <w:p>
+      <w:pPr>
+        <w:rPr>
+          <w:lang w:val="en-US"/>
+        </w:rPr>
+      </w:pPr>
+      <w:r>
+        <w:rPr>
+          <w:b/>
+          <w:bCs/>
+          <w:lang w:val="en-US"/>
+        </w:rPr>
+        <w:t xml:space="preserve">2. </w:t>
+      </w:r>
+      <w:proofErr w:type="spellStart"/>
+      <w:r>
+        <w:rPr>
+          <w:b/>
+          <w:bCs/>
+          <w:lang w:val="en-US"/>
+        </w:rPr>
+        <w:t>Munca</w:t>
+      </w:r>
+      <w:proofErr w:type="spellEnd"/>
+      <w:r>
+        <w:rPr>
+          <w:b/>
+          <w:bCs/>
+          <w:lang w:val="en-US"/>
+        </w:rPr>
+        <w:t xml:space="preserve"> </w:t>
+      </w:r>
+      <w:proofErr w:type="spellStart"/>
+      <w:r>
+        <w:rPr>
+          <w:b/>
+          <w:bCs/>
+          <w:lang w:val="en-US"/>
+        </w:rPr>
+        <w:t>prin</w:t>
+      </w:r>
+      <w:proofErr w:type="spellEnd"/>
+      <w:r>
+        <w:rPr>
+          <w:b/>
+          <w:bCs/>
+          <w:lang w:val="en-US"/>
+        </w:rPr>
+        <w:t xml:space="preserve"> </w:t>
+      </w:r>
+      <w:proofErr w:type="spellStart"/>
+      <w:r>
+        <w:rPr>
+          <w:b/>
+          <w:bCs/>
+          <w:lang w:val="en-US"/>
+        </w:rPr>
+        <w:t>Intermediul</w:t>
+      </w:r>
+      <w:proofErr w:type="spellEnd"/>
+      <w:r>
+        <w:rPr>
+          <w:b/>
+          <w:bCs/>
+          <w:lang w:val="en-US"/>
+        </w:rPr>
+        <w:t xml:space="preserve"> </w:t>
+      </w:r>
+      <w:proofErr w:type="spellStart"/>
+      <w:r>
+        <w:rPr>
+          <w:b/>
+          <w:bCs/>
+          <w:lang w:val="en-US"/>
+        </w:rPr>
+        <w:t>Platformelor</w:t>
+      </w:r>
+      <w:proofErr w:type="spellEnd"/>
+      <w:r>
+        <w:rPr>
+          <w:b/>
+          <w:bCs/>
+          <w:lang w:val="en-US"/>
+        </w:rPr>
+        <w:t xml:space="preserve"> (Platform Work)</w:t>
+      </w:r>
+    </w:p>
+    <w:p>
+      <w:pPr>
+        <w:numPr>
+          <w:ilvl w:val="0"/>
+          <w:numId w:val="14"/>
+        </w:numPr>
+        <w:rPr>
+          <w:lang w:val="en-US"/>
+        </w:rPr>
+      </w:pPr>
+      <w:proofErr w:type="spellStart"/>
+      <w:r>
+        <w:rPr>
+          <w:b/>
+          <w:bCs/>
+          <w:lang w:val="en-US"/>
+        </w:rPr>
+        <w:t>Problema</w:t>
+      </w:r>
+      <w:proofErr w:type="spellEnd"/>
+      <w:r>
+        <w:rPr>
+          <w:b/>
+          <w:bCs/>
+          <w:lang w:val="en-US"/>
+        </w:rPr>
+        <w:t>:</w:t>
+      </w:r>
+      <w:r>
+        <w:rPr>
+          <w:lang w:val="en-US"/>
+        </w:rPr>
+        <w:t xml:space="preserve"> </w:t>
+      </w:r>
+      <w:proofErr w:type="spellStart"/>
+      <w:r>
+        <w:rPr>
+          <w:lang w:val="en-US"/>
+        </w:rPr>
+        <w:t>Deși</w:t>
+      </w:r>
+      <w:proofErr w:type="spellEnd"/>
+      <w:r>
+        <w:rPr>
+          <w:lang w:val="en-US"/>
+        </w:rPr>
+        <w:t xml:space="preserve"> </w:t>
+      </w:r>
+      <w:proofErr w:type="spellStart"/>
+      <w:r>
+        <w:rPr>
+          <w:lang w:val="en-US"/>
+        </w:rPr>
+        <w:t>platformele</w:t>
+      </w:r>
+      <w:proofErr w:type="spellEnd"/>
+      <w:r>
+        <w:rPr>
+          <w:lang w:val="en-US"/>
+        </w:rPr>
+        <w:t xml:space="preserve"> </w:t>
+      </w:r>
+      <w:proofErr w:type="spellStart"/>
+      <w:r>
+        <w:rPr>
+          <w:lang w:val="en-US"/>
+        </w:rPr>
+        <w:t>digitale</w:t>
+      </w:r>
+      <w:proofErr w:type="spellEnd"/>
+      <w:r>
+        <w:rPr>
+          <w:lang w:val="en-US"/>
+        </w:rPr>
+        <w:t xml:space="preserve"> </w:t>
+      </w:r>
+      <w:proofErr w:type="spellStart"/>
+      <w:r>
+        <w:rPr>
+          <w:lang w:val="en-US"/>
+        </w:rPr>
+        <w:t>oferă</w:t>
+      </w:r>
+      <w:proofErr w:type="spellEnd"/>
+      <w:r>
+        <w:rPr>
+          <w:lang w:val="en-US"/>
+        </w:rPr>
+        <w:t xml:space="preserve"> </w:t>
+      </w:r>
+      <w:proofErr w:type="spellStart"/>
+      <w:r>
+        <w:rPr>
+          <w:lang w:val="en-US"/>
+        </w:rPr>
+        <w:t>flexibilitate</w:t>
+      </w:r>
+      <w:proofErr w:type="spellEnd"/>
+      <w:r>
+        <w:rPr>
+          <w:lang w:val="en-US"/>
+        </w:rPr>
+        <w:t xml:space="preserve"> </w:t>
+      </w:r>
+      <w:proofErr w:type="spellStart"/>
+      <w:r>
+        <w:rPr>
+          <w:lang w:val="en-US"/>
+        </w:rPr>
+        <w:t>și</w:t>
+      </w:r>
+      <w:proofErr w:type="spellEnd"/>
+      <w:r>
+        <w:rPr>
+          <w:lang w:val="en-US"/>
+        </w:rPr>
+        <w:t xml:space="preserve"> </w:t>
+      </w:r>
+      <w:proofErr w:type="spellStart"/>
+      <w:r>
+        <w:rPr>
+          <w:lang w:val="en-US"/>
+        </w:rPr>
+        <w:t>noi</w:t>
+      </w:r>
+      <w:proofErr w:type="spellEnd"/>
+      <w:r>
+        <w:rPr>
+          <w:lang w:val="en-US"/>
+        </w:rPr>
+        <w:t xml:space="preserve"> </w:t>
+      </w:r>
+      <w:proofErr w:type="spellStart"/>
+      <w:r>
+        <w:rPr>
+          <w:lang w:val="en-US"/>
+        </w:rPr>
+        <w:t>oportunități</w:t>
+      </w:r>
+      <w:proofErr w:type="spellEnd"/>
+      <w:r>
+        <w:rPr>
+          <w:lang w:val="en-US"/>
+        </w:rPr>
+        <w:t xml:space="preserve"> de </w:t>
+      </w:r>
+      <w:proofErr w:type="spellStart"/>
+      <w:r>
+        <w:rPr>
+          <w:lang w:val="en-US"/>
+        </w:rPr>
+        <w:t>venit</w:t>
+      </w:r>
+      <w:proofErr w:type="spellEnd"/>
+      <w:r>
+        <w:rPr>
+          <w:lang w:val="en-US"/>
+        </w:rPr>
+        <w:t xml:space="preserve">, </w:t>
+      </w:r>
+      <w:proofErr w:type="spellStart"/>
+      <w:r>
+        <w:rPr>
+          <w:lang w:val="en-US"/>
+        </w:rPr>
+        <w:t>ele</w:t>
+      </w:r>
+      <w:proofErr w:type="spellEnd"/>
+      <w:r>
+        <w:rPr>
+          <w:lang w:val="en-US"/>
+        </w:rPr>
+        <w:t xml:space="preserve"> </w:t>
+      </w:r>
+      <w:proofErr w:type="spellStart"/>
+      <w:r>
+        <w:rPr>
+          <w:lang w:val="en-US"/>
+        </w:rPr>
+        <w:t>generează</w:t>
+      </w:r>
+      <w:proofErr w:type="spellEnd"/>
+      <w:r>
+        <w:rPr>
+          <w:lang w:val="en-US"/>
+        </w:rPr>
+        <w:t xml:space="preserve"> </w:t>
+      </w:r>
+      <w:proofErr w:type="spellStart"/>
+      <w:r>
+        <w:rPr>
+          <w:lang w:val="en-US"/>
+        </w:rPr>
+        <w:t>îngrijorări</w:t>
+      </w:r>
+      <w:proofErr w:type="spellEnd"/>
+      <w:r>
+        <w:rPr>
+          <w:lang w:val="en-US"/>
+        </w:rPr>
+        <w:t xml:space="preserve"> </w:t>
+      </w:r>
+      <w:proofErr w:type="spellStart"/>
+      <w:r>
+        <w:rPr>
+          <w:lang w:val="en-US"/>
+        </w:rPr>
+        <w:t>serioase</w:t>
+      </w:r>
+      <w:proofErr w:type="spellEnd"/>
+      <w:r>
+        <w:rPr>
+          <w:lang w:val="en-US"/>
+        </w:rPr>
+        <w:t xml:space="preserve"> cu </w:t>
+      </w:r>
+      <w:proofErr w:type="spellStart"/>
+      <w:r>
+        <w:rPr>
+          <w:lang w:val="en-US"/>
+        </w:rPr>
+        <w:t>privire</w:t>
+      </w:r>
+      <w:proofErr w:type="spellEnd"/>
+      <w:r>
+        <w:rPr>
+          <w:lang w:val="en-US"/>
+        </w:rPr>
+        <w:t xml:space="preserve"> la </w:t>
+      </w:r>
+      <w:proofErr w:type="spellStart"/>
+      <w:r>
+        <w:rPr>
+          <w:lang w:val="en-US"/>
+        </w:rPr>
+        <w:t>securitatea</w:t>
+      </w:r>
+      <w:proofErr w:type="spellEnd"/>
+      <w:r>
+        <w:rPr>
+          <w:lang w:val="en-US"/>
+        </w:rPr>
+        <w:t xml:space="preserve"> </w:t>
+      </w:r>
+      <w:proofErr w:type="spellStart"/>
+      <w:r>
+        <w:rPr>
+          <w:lang w:val="en-US"/>
+        </w:rPr>
+        <w:t>locului</w:t>
+      </w:r>
+      <w:proofErr w:type="spellEnd"/>
+      <w:r>
+        <w:rPr>
+          <w:lang w:val="en-US"/>
+        </w:rPr>
+        <w:t xml:space="preserve"> de </w:t>
+      </w:r>
+      <w:proofErr w:type="spellStart"/>
+      <w:r>
+        <w:rPr>
+          <w:lang w:val="en-US"/>
+        </w:rPr>
+        <w:t>muncă</w:t>
+      </w:r>
+      <w:proofErr w:type="spellEnd"/>
+      <w:r>
+        <w:rPr>
+          <w:lang w:val="en-US"/>
+        </w:rPr>
+        <w:t xml:space="preserve">, </w:t>
+      </w:r>
+      <w:proofErr w:type="spellStart"/>
+      <w:r>
+        <w:rPr>
+          <w:lang w:val="en-US"/>
+        </w:rPr>
+        <w:t>nivelul</w:t>
+      </w:r>
+      <w:proofErr w:type="spellEnd"/>
+      <w:r>
+        <w:rPr>
+          <w:lang w:val="en-US"/>
+        </w:rPr>
+        <w:t xml:space="preserve"> </w:t>
+      </w:r>
+      <w:proofErr w:type="spellStart"/>
+      <w:r>
+        <w:rPr>
+          <w:lang w:val="en-US"/>
+        </w:rPr>
+        <w:t>veniturilor</w:t>
+      </w:r>
+      <w:proofErr w:type="spellEnd"/>
+      <w:r>
+        <w:rPr>
+          <w:lang w:val="en-US"/>
+        </w:rPr>
+        <w:t xml:space="preserve"> </w:t>
+      </w:r>
+      <w:proofErr w:type="spellStart"/>
+      <w:r>
+        <w:rPr>
+          <w:lang w:val="en-US"/>
+        </w:rPr>
+        <w:t>și</w:t>
+      </w:r>
+      <w:proofErr w:type="spellEnd"/>
+      <w:r>
+        <w:rPr>
+          <w:lang w:val="en-US"/>
+        </w:rPr>
+        <w:t xml:space="preserve"> </w:t>
+      </w:r>
+      <w:proofErr w:type="spellStart"/>
+      <w:r>
+        <w:rPr>
+          <w:lang w:val="en-US"/>
+        </w:rPr>
+        <w:t>accesul</w:t>
+      </w:r>
+      <w:proofErr w:type="spellEnd"/>
+      <w:r>
+        <w:rPr>
+          <w:lang w:val="en-US"/>
+        </w:rPr>
+        <w:t xml:space="preserve"> la </w:t>
+      </w:r>
+      <w:proofErr w:type="spellStart"/>
+      <w:r>
+        <w:rPr>
+          <w:lang w:val="en-US"/>
+        </w:rPr>
+        <w:t>beneficii</w:t>
+      </w:r>
+      <w:proofErr w:type="spellEnd"/>
+      <w:r>
+        <w:rPr>
+          <w:lang w:val="en-US"/>
+        </w:rPr>
+        <w:t xml:space="preserve">. </w:t>
+      </w:r>
+      <w:proofErr w:type="spellStart"/>
+      <w:r>
+        <w:rPr>
+          <w:lang w:val="en-US"/>
+        </w:rPr>
+        <w:t>În</w:t>
+      </w:r>
+      <w:proofErr w:type="spellEnd"/>
+      <w:r>
+        <w:rPr>
+          <w:lang w:val="en-US"/>
+        </w:rPr>
+        <w:t xml:space="preserve"> </w:t>
+      </w:r>
+      <w:proofErr w:type="spellStart"/>
+      <w:r>
+        <w:rPr>
+          <w:lang w:val="en-US"/>
+        </w:rPr>
+        <w:t>multe</w:t>
+      </w:r>
+      <w:proofErr w:type="spellEnd"/>
+      <w:r>
+        <w:rPr>
+          <w:lang w:val="en-US"/>
+        </w:rPr>
+        <w:t xml:space="preserve"> </w:t>
+      </w:r>
+      <w:proofErr w:type="spellStart"/>
+      <w:r>
+        <w:rPr>
+          <w:lang w:val="en-US"/>
+        </w:rPr>
+        <w:t>cazuri</w:t>
+      </w:r>
+      <w:proofErr w:type="spellEnd"/>
+      <w:r>
+        <w:rPr>
+          <w:lang w:val="en-US"/>
+        </w:rPr>
+        <w:t xml:space="preserve">, </w:t>
+      </w:r>
+      <w:proofErr w:type="spellStart"/>
+      <w:r>
+        <w:rPr>
+          <w:lang w:val="en-US"/>
+        </w:rPr>
+        <w:t>acești</w:t>
+      </w:r>
+      <w:proofErr w:type="spellEnd"/>
+      <w:r>
+        <w:rPr>
+          <w:lang w:val="en-US"/>
+        </w:rPr>
+        <w:t xml:space="preserve"> </w:t>
+      </w:r>
+      <w:proofErr w:type="spellStart"/>
+      <w:r>
+        <w:rPr>
+          <w:lang w:val="en-US"/>
+        </w:rPr>
+        <w:t>lucrători</w:t>
+      </w:r>
+      <w:proofErr w:type="spellEnd"/>
+      <w:r>
+        <w:rPr>
+          <w:lang w:val="en-US"/>
+        </w:rPr>
+        <w:t xml:space="preserve"> sunt </w:t>
+      </w:r>
+      <w:proofErr w:type="spellStart"/>
+      <w:r>
+        <w:rPr>
+          <w:lang w:val="en-US"/>
+        </w:rPr>
+        <w:t>clasificați</w:t>
+      </w:r>
+      <w:proofErr w:type="spellEnd"/>
+      <w:r>
+        <w:rPr>
+          <w:lang w:val="en-US"/>
+        </w:rPr>
+        <w:t xml:space="preserve"> </w:t>
+      </w:r>
+      <w:proofErr w:type="spellStart"/>
+      <w:r>
+        <w:rPr>
+          <w:lang w:val="en-US"/>
+        </w:rPr>
+        <w:t>drept</w:t>
+      </w:r>
+      <w:proofErr w:type="spellEnd"/>
+      <w:r>
+        <w:rPr>
+          <w:lang w:val="en-US"/>
+        </w:rPr>
+        <w:t xml:space="preserve"> </w:t>
+      </w:r>
+      <w:proofErr w:type="spellStart"/>
+      <w:r>
+        <w:rPr>
+          <w:lang w:val="en-US"/>
+        </w:rPr>
+        <w:t>lucrători</w:t>
+      </w:r>
+      <w:proofErr w:type="spellEnd"/>
+      <w:r>
+        <w:rPr>
+          <w:lang w:val="en-US"/>
+        </w:rPr>
+        <w:t xml:space="preserve"> pe </w:t>
+      </w:r>
+      <w:proofErr w:type="spellStart"/>
+      <w:r>
+        <w:rPr>
+          <w:lang w:val="en-US"/>
+        </w:rPr>
+        <w:t>cont</w:t>
+      </w:r>
+      <w:proofErr w:type="spellEnd"/>
+      <w:r>
+        <w:rPr>
+          <w:lang w:val="en-US"/>
+        </w:rPr>
+        <w:t xml:space="preserve"> </w:t>
+      </w:r>
+      <w:proofErr w:type="spellStart"/>
+      <w:r>
+        <w:rPr>
+          <w:lang w:val="en-US"/>
+        </w:rPr>
+        <w:t>propriu</w:t>
+      </w:r>
+      <w:proofErr w:type="spellEnd"/>
+      <w:r>
+        <w:rPr>
+          <w:lang w:val="en-US"/>
+        </w:rPr>
+        <w:t xml:space="preserve">, </w:t>
+      </w:r>
+      <w:proofErr w:type="spellStart"/>
+      <w:r>
+        <w:rPr>
+          <w:lang w:val="en-US"/>
+        </w:rPr>
+        <w:t>fiind</w:t>
+      </w:r>
+      <w:proofErr w:type="spellEnd"/>
+      <w:r>
+        <w:rPr>
+          <w:lang w:val="en-US"/>
+        </w:rPr>
+        <w:t xml:space="preserve"> </w:t>
+      </w:r>
+      <w:proofErr w:type="spellStart"/>
+      <w:r>
+        <w:rPr>
+          <w:lang w:val="en-US"/>
+        </w:rPr>
+        <w:t>excluși</w:t>
+      </w:r>
+      <w:proofErr w:type="spellEnd"/>
+      <w:r>
+        <w:rPr>
+          <w:lang w:val="en-US"/>
+        </w:rPr>
+        <w:t xml:space="preserve"> de la </w:t>
+      </w:r>
+      <w:proofErr w:type="spellStart"/>
+      <w:r>
+        <w:rPr>
+          <w:lang w:val="en-US"/>
+        </w:rPr>
+        <w:t>drepturile</w:t>
+      </w:r>
+      <w:proofErr w:type="spellEnd"/>
+      <w:r>
+        <w:rPr>
+          <w:lang w:val="en-US"/>
+        </w:rPr>
+        <w:t xml:space="preserve"> standard ale </w:t>
+      </w:r>
+      <w:proofErr w:type="spellStart"/>
+      <w:r>
+        <w:rPr>
+          <w:lang w:val="en-US"/>
+        </w:rPr>
+        <w:t>angajaților</w:t>
+      </w:r>
+      <w:proofErr w:type="spellEnd"/>
+      <w:r>
+        <w:rPr>
+          <w:lang w:val="en-US"/>
+        </w:rPr>
+        <w:t>.</w:t>
+      </w:r>
+    </w:p>
+    <w:p>
+      <w:pPr>
+        <w:numPr>
+          <w:ilvl w:val="0"/>
+          <w:numId w:val="14"/>
+        </w:numPr>
+        <w:rPr>
+          <w:lang w:val="en-US"/>
+        </w:rPr>
+      </w:pPr>
+      <w:proofErr w:type="spellStart"/>
+      <w:r>
+        <w:rPr>
+          <w:b/>
+          <w:bCs/>
+          <w:lang w:val="en-US"/>
+        </w:rPr>
+        <w:t>Soluții</w:t>
+      </w:r>
+      <w:proofErr w:type="spellEnd"/>
+      <w:r>
+        <w:rPr>
+          <w:b/>
+          <w:bCs/>
+          <w:lang w:val="en-US"/>
+        </w:rPr>
+        <w:t>:</w:t>
+      </w:r>
+      <w:r>
+        <w:rPr>
+          <w:lang w:val="en-US"/>
+        </w:rPr>
+        <w:t xml:space="preserve"> Multe state au </w:t>
+      </w:r>
+      <w:proofErr w:type="spellStart"/>
+      <w:r>
+        <w:rPr>
+          <w:lang w:val="en-US"/>
+        </w:rPr>
+        <w:t>început</w:t>
+      </w:r>
+      <w:proofErr w:type="spellEnd"/>
+      <w:r>
+        <w:rPr>
+          <w:lang w:val="en-US"/>
+        </w:rPr>
+        <w:t xml:space="preserve"> </w:t>
+      </w:r>
+      <w:proofErr w:type="spellStart"/>
+      <w:r>
+        <w:rPr>
+          <w:lang w:val="en-US"/>
+        </w:rPr>
+        <w:t>să</w:t>
+      </w:r>
+      <w:proofErr w:type="spellEnd"/>
+      <w:r>
+        <w:rPr>
+          <w:lang w:val="en-US"/>
+        </w:rPr>
+        <w:t xml:space="preserve"> </w:t>
+      </w:r>
+      <w:proofErr w:type="spellStart"/>
+      <w:r>
+        <w:rPr>
+          <w:lang w:val="en-US"/>
+        </w:rPr>
+        <w:t>reglementeze</w:t>
+      </w:r>
+      <w:proofErr w:type="spellEnd"/>
+      <w:r>
+        <w:rPr>
+          <w:lang w:val="en-US"/>
+        </w:rPr>
+        <w:t xml:space="preserve"> </w:t>
+      </w:r>
+      <w:proofErr w:type="spellStart"/>
+      <w:r>
+        <w:rPr>
+          <w:lang w:val="en-US"/>
+        </w:rPr>
+        <w:t>modul</w:t>
+      </w:r>
+      <w:proofErr w:type="spellEnd"/>
+      <w:r>
+        <w:rPr>
+          <w:lang w:val="en-US"/>
+        </w:rPr>
+        <w:t xml:space="preserve"> de </w:t>
+      </w:r>
+      <w:proofErr w:type="spellStart"/>
+      <w:r>
+        <w:rPr>
+          <w:lang w:val="en-US"/>
+        </w:rPr>
+        <w:t>operare</w:t>
+      </w:r>
+      <w:proofErr w:type="spellEnd"/>
+      <w:r>
+        <w:rPr>
+          <w:lang w:val="en-US"/>
+        </w:rPr>
+        <w:t xml:space="preserve"> al </w:t>
+      </w:r>
+      <w:proofErr w:type="spellStart"/>
+      <w:r>
+        <w:rPr>
+          <w:lang w:val="en-US"/>
+        </w:rPr>
+        <w:t>platformelor</w:t>
+      </w:r>
+      <w:proofErr w:type="spellEnd"/>
+      <w:r>
+        <w:rPr>
+          <w:lang w:val="en-US"/>
+        </w:rPr>
+        <w:t xml:space="preserve">, </w:t>
+      </w:r>
+      <w:proofErr w:type="spellStart"/>
+      <w:r>
+        <w:rPr>
+          <w:lang w:val="en-US"/>
+        </w:rPr>
+        <w:t>în</w:t>
+      </w:r>
+      <w:proofErr w:type="spellEnd"/>
+      <w:r>
+        <w:rPr>
+          <w:lang w:val="en-US"/>
+        </w:rPr>
+        <w:t xml:space="preserve"> special </w:t>
+      </w:r>
+      <w:proofErr w:type="spellStart"/>
+      <w:r>
+        <w:rPr>
+          <w:lang w:val="en-US"/>
+        </w:rPr>
+        <w:t>în</w:t>
+      </w:r>
+      <w:proofErr w:type="spellEnd"/>
+      <w:r>
+        <w:rPr>
+          <w:lang w:val="en-US"/>
+        </w:rPr>
+        <w:t xml:space="preserve"> </w:t>
+      </w:r>
+      <w:proofErr w:type="spellStart"/>
+      <w:r>
+        <w:rPr>
+          <w:lang w:val="en-US"/>
+        </w:rPr>
+        <w:t>sectorul</w:t>
+      </w:r>
+      <w:proofErr w:type="spellEnd"/>
+      <w:r>
+        <w:rPr>
+          <w:lang w:val="en-US"/>
+        </w:rPr>
+        <w:t xml:space="preserve"> </w:t>
+      </w:r>
+      <w:proofErr w:type="spellStart"/>
+      <w:r>
+        <w:rPr>
+          <w:lang w:val="en-US"/>
+        </w:rPr>
+        <w:t>transportului</w:t>
+      </w:r>
+      <w:proofErr w:type="spellEnd"/>
+      <w:r>
+        <w:rPr>
+          <w:lang w:val="en-US"/>
+        </w:rPr>
+        <w:t xml:space="preserve"> de </w:t>
+      </w:r>
+      <w:proofErr w:type="spellStart"/>
+      <w:r>
+        <w:rPr>
+          <w:lang w:val="en-US"/>
+        </w:rPr>
+        <w:t>pasageri</w:t>
+      </w:r>
+      <w:proofErr w:type="spellEnd"/>
+      <w:r>
+        <w:rPr>
+          <w:lang w:val="en-US"/>
+        </w:rPr>
+        <w:t xml:space="preserve"> (de </w:t>
+      </w:r>
+      <w:proofErr w:type="spellStart"/>
+      <w:r>
+        <w:rPr>
+          <w:lang w:val="en-US"/>
+        </w:rPr>
+        <w:t>exemplu</w:t>
+      </w:r>
+      <w:proofErr w:type="spellEnd"/>
+      <w:r>
+        <w:rPr>
+          <w:lang w:val="en-US"/>
+        </w:rPr>
+        <w:t xml:space="preserve">, </w:t>
+      </w:r>
+      <w:proofErr w:type="spellStart"/>
+      <w:r>
+        <w:rPr>
+          <w:lang w:val="en-US"/>
+        </w:rPr>
+        <w:t>obligând</w:t>
+      </w:r>
+      <w:proofErr w:type="spellEnd"/>
+      <w:r>
+        <w:rPr>
+          <w:lang w:val="en-US"/>
+        </w:rPr>
+        <w:t xml:space="preserve"> </w:t>
+      </w:r>
+      <w:proofErr w:type="spellStart"/>
+      <w:r>
+        <w:rPr>
+          <w:lang w:val="en-US"/>
+        </w:rPr>
+        <w:t>platformele</w:t>
+      </w:r>
+      <w:proofErr w:type="spellEnd"/>
+      <w:r>
+        <w:rPr>
+          <w:lang w:val="en-US"/>
+        </w:rPr>
+        <w:t xml:space="preserve"> </w:t>
+      </w:r>
+      <w:proofErr w:type="spellStart"/>
+      <w:r>
+        <w:rPr>
+          <w:lang w:val="en-US"/>
+        </w:rPr>
+        <w:t>să</w:t>
+      </w:r>
+      <w:proofErr w:type="spellEnd"/>
+      <w:r>
+        <w:rPr>
+          <w:lang w:val="en-US"/>
+        </w:rPr>
+        <w:t xml:space="preserve"> </w:t>
+      </w:r>
+      <w:proofErr w:type="spellStart"/>
+      <w:r>
+        <w:rPr>
+          <w:lang w:val="en-US"/>
+        </w:rPr>
+        <w:t>trimită</w:t>
+      </w:r>
+      <w:proofErr w:type="spellEnd"/>
+      <w:r>
+        <w:rPr>
+          <w:lang w:val="en-US"/>
+        </w:rPr>
+        <w:t xml:space="preserve"> </w:t>
+      </w:r>
+      <w:proofErr w:type="spellStart"/>
+      <w:r>
+        <w:rPr>
+          <w:lang w:val="en-US"/>
+        </w:rPr>
+        <w:t>datele</w:t>
+      </w:r>
+      <w:proofErr w:type="spellEnd"/>
+      <w:r>
+        <w:rPr>
+          <w:lang w:val="en-US"/>
+        </w:rPr>
+        <w:t xml:space="preserve"> </w:t>
+      </w:r>
+      <w:proofErr w:type="spellStart"/>
+      <w:r>
+        <w:rPr>
+          <w:lang w:val="en-US"/>
+        </w:rPr>
+        <w:t>privind</w:t>
+      </w:r>
+      <w:proofErr w:type="spellEnd"/>
+      <w:r>
+        <w:rPr>
+          <w:lang w:val="en-US"/>
+        </w:rPr>
+        <w:t xml:space="preserve"> </w:t>
+      </w:r>
+      <w:proofErr w:type="spellStart"/>
+      <w:r>
+        <w:rPr>
+          <w:lang w:val="en-US"/>
+        </w:rPr>
+        <w:t>veniturile</w:t>
+      </w:r>
+      <w:proofErr w:type="spellEnd"/>
+      <w:r>
+        <w:rPr>
+          <w:lang w:val="en-US"/>
+        </w:rPr>
+        <w:t xml:space="preserve"> direct </w:t>
+      </w:r>
+      <w:proofErr w:type="spellStart"/>
+      <w:r>
+        <w:rPr>
+          <w:lang w:val="en-US"/>
+        </w:rPr>
+        <w:t>către</w:t>
+      </w:r>
+      <w:proofErr w:type="spellEnd"/>
+      <w:r>
+        <w:rPr>
+          <w:lang w:val="en-US"/>
+        </w:rPr>
+        <w:t xml:space="preserve"> </w:t>
+      </w:r>
+      <w:proofErr w:type="spellStart"/>
+      <w:r>
+        <w:rPr>
+          <w:lang w:val="en-US"/>
+        </w:rPr>
+        <w:t>autoritățile</w:t>
+      </w:r>
+      <w:proofErr w:type="spellEnd"/>
+      <w:r>
+        <w:rPr>
+          <w:lang w:val="en-US"/>
+        </w:rPr>
+        <w:t xml:space="preserve"> </w:t>
+      </w:r>
+      <w:proofErr w:type="spellStart"/>
+      <w:r>
+        <w:rPr>
+          <w:lang w:val="en-US"/>
+        </w:rPr>
+        <w:t>fiscale</w:t>
+      </w:r>
+      <w:proofErr w:type="spellEnd"/>
+      <w:r>
+        <w:rPr>
+          <w:lang w:val="en-US"/>
+        </w:rPr>
+        <w:t xml:space="preserve"> </w:t>
+      </w:r>
+      <w:proofErr w:type="spellStart"/>
+      <w:r>
+        <w:rPr>
+          <w:lang w:val="en-US"/>
+        </w:rPr>
+        <w:t>pentru</w:t>
+      </w:r>
+      <w:proofErr w:type="spellEnd"/>
+      <w:r>
+        <w:rPr>
+          <w:lang w:val="en-US"/>
+        </w:rPr>
+        <w:t xml:space="preserve"> a </w:t>
+      </w:r>
+      <w:proofErr w:type="spellStart"/>
+      <w:r>
+        <w:rPr>
+          <w:lang w:val="en-US"/>
+        </w:rPr>
+        <w:t>combate</w:t>
+      </w:r>
+      <w:proofErr w:type="spellEnd"/>
+      <w:r>
+        <w:rPr>
+          <w:lang w:val="en-US"/>
+        </w:rPr>
+        <w:t xml:space="preserve"> </w:t>
+      </w:r>
+      <w:proofErr w:type="spellStart"/>
+      <w:r>
+        <w:rPr>
+          <w:lang w:val="en-US"/>
+        </w:rPr>
+        <w:t>munca</w:t>
+      </w:r>
+      <w:proofErr w:type="spellEnd"/>
+      <w:r>
+        <w:rPr>
+          <w:lang w:val="en-US"/>
+        </w:rPr>
+        <w:t xml:space="preserve"> </w:t>
+      </w:r>
+      <w:proofErr w:type="spellStart"/>
+      <w:r>
+        <w:rPr>
+          <w:lang w:val="en-US"/>
+        </w:rPr>
+        <w:t>nedeclarată</w:t>
+      </w:r>
+      <w:proofErr w:type="spellEnd"/>
+      <w:r>
+        <w:rPr>
+          <w:lang w:val="en-US"/>
+        </w:rPr>
+        <w:t>).</w:t>
+      </w:r>
+    </w:p>
+    <w:p>
+      <w:pPr>
+        <w:rPr>
+          <w:lang w:val="en-US"/>
+        </w:rPr>
+      </w:pPr>
+      <w:r>
+        <w:rPr>
+          <w:b/>
+          <w:bCs/>
+          <w:lang w:val="en-US"/>
+        </w:rPr>
+        <w:t xml:space="preserve">3. </w:t>
+      </w:r>
+      <w:proofErr w:type="spellStart"/>
+      <w:r>
+        <w:rPr>
+          <w:b/>
+          <w:bCs/>
+          <w:lang w:val="en-US"/>
+        </w:rPr>
+        <w:t>Contracte</w:t>
+      </w:r>
+      <w:proofErr w:type="spellEnd"/>
+      <w:r>
+        <w:rPr>
+          <w:b/>
+          <w:bCs/>
+          <w:lang w:val="en-US"/>
+        </w:rPr>
+        <w:t xml:space="preserve"> </w:t>
+      </w:r>
+      <w:proofErr w:type="spellStart"/>
+      <w:r>
+        <w:rPr>
+          <w:b/>
+          <w:bCs/>
+          <w:lang w:val="en-US"/>
+        </w:rPr>
+        <w:t>Temporare</w:t>
+      </w:r>
+      <w:proofErr w:type="spellEnd"/>
+      <w:r>
+        <w:rPr>
+          <w:b/>
+          <w:bCs/>
+          <w:lang w:val="en-US"/>
+        </w:rPr>
+        <w:t xml:space="preserve"> </w:t>
+      </w:r>
+      <w:proofErr w:type="spellStart"/>
+      <w:r>
+        <w:rPr>
+          <w:b/>
+          <w:bCs/>
+          <w:lang w:val="en-US"/>
+        </w:rPr>
+        <w:t>și</w:t>
+      </w:r>
+      <w:proofErr w:type="spellEnd"/>
+      <w:r>
+        <w:rPr>
+          <w:b/>
+          <w:bCs/>
+          <w:lang w:val="en-US"/>
+        </w:rPr>
+        <w:t xml:space="preserve"> cu Ore </w:t>
+      </w:r>
+      <w:proofErr w:type="spellStart"/>
+      <w:r>
+        <w:rPr>
+          <w:b/>
+          <w:bCs/>
+          <w:lang w:val="en-US"/>
+        </w:rPr>
+        <w:t>Variabile</w:t>
+      </w:r>
+      <w:proofErr w:type="spellEnd"/>
+      <w:r>
+        <w:rPr>
+          <w:b/>
+          <w:bCs/>
+          <w:lang w:val="en-US"/>
+        </w:rPr>
+        <w:t xml:space="preserve"> (</w:t>
+      </w:r>
+      <w:proofErr w:type="spellStart"/>
+      <w:r>
+        <w:rPr>
+          <w:b/>
+          <w:bCs/>
+          <w:lang w:val="en-US"/>
+        </w:rPr>
+        <w:t>Inclusiv</w:t>
+      </w:r>
+      <w:proofErr w:type="spellEnd"/>
+      <w:r>
+        <w:rPr>
+          <w:b/>
+          <w:bCs/>
+          <w:lang w:val="en-US"/>
+        </w:rPr>
+        <w:t xml:space="preserve"> "Zero Ore")</w:t>
+      </w:r>
+    </w:p>
+    <w:p>
+      <w:pPr>
+        <w:numPr>
+          <w:ilvl w:val="0"/>
+          <w:numId w:val="15"/>
+        </w:numPr>
+        <w:rPr>
+          <w:lang w:val="en-US"/>
+        </w:rPr>
+      </w:pPr>
+      <w:proofErr w:type="spellStart"/>
+      <w:r>
+        <w:rPr>
+          <w:b/>
+          <w:bCs/>
+          <w:lang w:val="en-US"/>
+        </w:rPr>
+        <w:t>Problema</w:t>
+      </w:r>
+      <w:proofErr w:type="spellEnd"/>
+      <w:r>
+        <w:rPr>
+          <w:b/>
+          <w:bCs/>
+          <w:lang w:val="en-US"/>
+        </w:rPr>
+        <w:t>:</w:t>
+      </w:r>
+      <w:r>
+        <w:rPr>
+          <w:lang w:val="en-US"/>
+        </w:rPr>
+        <w:t xml:space="preserve"> </w:t>
+      </w:r>
+      <w:proofErr w:type="spellStart"/>
+      <w:r>
+        <w:rPr>
+          <w:lang w:val="en-US"/>
+        </w:rPr>
+        <w:t>Există</w:t>
+      </w:r>
+      <w:proofErr w:type="spellEnd"/>
+      <w:r>
+        <w:rPr>
+          <w:lang w:val="en-US"/>
+        </w:rPr>
+        <w:t xml:space="preserve"> </w:t>
+      </w:r>
+      <w:proofErr w:type="spellStart"/>
+      <w:r>
+        <w:rPr>
+          <w:lang w:val="en-US"/>
+        </w:rPr>
+        <w:t>îngrijorări</w:t>
+      </w:r>
+      <w:proofErr w:type="spellEnd"/>
+      <w:r>
+        <w:rPr>
+          <w:lang w:val="en-US"/>
+        </w:rPr>
+        <w:t xml:space="preserve"> </w:t>
+      </w:r>
+      <w:proofErr w:type="spellStart"/>
+      <w:r>
+        <w:rPr>
+          <w:lang w:val="en-US"/>
+        </w:rPr>
+        <w:t>că</w:t>
+      </w:r>
+      <w:proofErr w:type="spellEnd"/>
+      <w:r>
+        <w:rPr>
+          <w:lang w:val="en-US"/>
+        </w:rPr>
+        <w:t xml:space="preserve"> </w:t>
+      </w:r>
+      <w:proofErr w:type="spellStart"/>
+      <w:r>
+        <w:rPr>
+          <w:lang w:val="en-US"/>
+        </w:rPr>
+        <w:t>aceste</w:t>
+      </w:r>
+      <w:proofErr w:type="spellEnd"/>
+      <w:r>
+        <w:rPr>
+          <w:lang w:val="en-US"/>
+        </w:rPr>
+        <w:t xml:space="preserve"> </w:t>
+      </w:r>
+      <w:proofErr w:type="spellStart"/>
+      <w:r>
+        <w:rPr>
+          <w:lang w:val="en-US"/>
+        </w:rPr>
+        <w:t>contracte</w:t>
+      </w:r>
+      <w:proofErr w:type="spellEnd"/>
+      <w:r>
+        <w:rPr>
+          <w:lang w:val="en-US"/>
+        </w:rPr>
+        <w:t xml:space="preserve"> nu </w:t>
+      </w:r>
+      <w:proofErr w:type="spellStart"/>
+      <w:r>
+        <w:rPr>
+          <w:lang w:val="en-US"/>
+        </w:rPr>
+        <w:t>mai</w:t>
+      </w:r>
+      <w:proofErr w:type="spellEnd"/>
+      <w:r>
+        <w:rPr>
+          <w:lang w:val="en-US"/>
+        </w:rPr>
+        <w:t xml:space="preserve"> </w:t>
+      </w:r>
+      <w:proofErr w:type="spellStart"/>
+      <w:r>
+        <w:rPr>
+          <w:lang w:val="en-US"/>
+        </w:rPr>
+        <w:t>funcționează</w:t>
+      </w:r>
+      <w:proofErr w:type="spellEnd"/>
+      <w:r>
+        <w:rPr>
+          <w:lang w:val="en-US"/>
+        </w:rPr>
+        <w:t xml:space="preserve"> ca o „</w:t>
+      </w:r>
+      <w:proofErr w:type="spellStart"/>
+      <w:r>
+        <w:rPr>
+          <w:lang w:val="en-US"/>
+        </w:rPr>
+        <w:t>trambulină</w:t>
+      </w:r>
+      <w:proofErr w:type="spellEnd"/>
+      <w:r>
+        <w:rPr>
+          <w:lang w:val="en-US"/>
+        </w:rPr>
+        <w:t xml:space="preserve">” </w:t>
+      </w:r>
+      <w:proofErr w:type="spellStart"/>
+      <w:r>
+        <w:rPr>
+          <w:lang w:val="en-US"/>
+        </w:rPr>
+        <w:t>către</w:t>
+      </w:r>
+      <w:proofErr w:type="spellEnd"/>
+      <w:r>
+        <w:rPr>
+          <w:lang w:val="en-US"/>
+        </w:rPr>
+        <w:t xml:space="preserve"> un loc de </w:t>
+      </w:r>
+      <w:proofErr w:type="spellStart"/>
+      <w:r>
+        <w:rPr>
+          <w:lang w:val="en-US"/>
+        </w:rPr>
+        <w:t>muncă</w:t>
+      </w:r>
+      <w:proofErr w:type="spellEnd"/>
+      <w:r>
+        <w:rPr>
+          <w:lang w:val="en-US"/>
+        </w:rPr>
+        <w:t xml:space="preserve"> permanent, ci </w:t>
+      </w:r>
+      <w:proofErr w:type="spellStart"/>
+      <w:r>
+        <w:rPr>
+          <w:lang w:val="en-US"/>
+        </w:rPr>
+        <w:t>devin</w:t>
+      </w:r>
+      <w:proofErr w:type="spellEnd"/>
+      <w:r>
+        <w:rPr>
+          <w:lang w:val="en-US"/>
+        </w:rPr>
+        <w:t xml:space="preserve"> o „</w:t>
+      </w:r>
+      <w:proofErr w:type="spellStart"/>
+      <w:r>
+        <w:rPr>
+          <w:lang w:val="en-US"/>
+        </w:rPr>
+        <w:t>capcană</w:t>
+      </w:r>
+      <w:proofErr w:type="spellEnd"/>
+      <w:r>
+        <w:rPr>
+          <w:lang w:val="en-US"/>
+        </w:rPr>
+        <w:t xml:space="preserve">” a </w:t>
+      </w:r>
+      <w:proofErr w:type="spellStart"/>
+      <w:r>
+        <w:rPr>
+          <w:lang w:val="en-US"/>
+        </w:rPr>
+        <w:t>precarității</w:t>
+      </w:r>
+      <w:proofErr w:type="spellEnd"/>
+      <w:r>
+        <w:rPr>
+          <w:lang w:val="en-US"/>
+        </w:rPr>
+        <w:t xml:space="preserve">, </w:t>
+      </w:r>
+      <w:proofErr w:type="spellStart"/>
+      <w:r>
+        <w:rPr>
+          <w:lang w:val="en-US"/>
+        </w:rPr>
+        <w:t>afectând</w:t>
+      </w:r>
+      <w:proofErr w:type="spellEnd"/>
+      <w:r>
+        <w:rPr>
+          <w:lang w:val="en-US"/>
+        </w:rPr>
+        <w:t xml:space="preserve"> </w:t>
+      </w:r>
+      <w:proofErr w:type="spellStart"/>
+      <w:r>
+        <w:rPr>
+          <w:lang w:val="en-US"/>
+        </w:rPr>
+        <w:t>în</w:t>
+      </w:r>
+      <w:proofErr w:type="spellEnd"/>
+      <w:r>
+        <w:rPr>
+          <w:lang w:val="en-US"/>
+        </w:rPr>
+        <w:t xml:space="preserve"> special </w:t>
+      </w:r>
+      <w:proofErr w:type="spellStart"/>
+      <w:r>
+        <w:rPr>
+          <w:lang w:val="en-US"/>
+        </w:rPr>
+        <w:t>tinerii</w:t>
+      </w:r>
+      <w:proofErr w:type="spellEnd"/>
+      <w:r>
+        <w:rPr>
+          <w:lang w:val="en-US"/>
+        </w:rPr>
+        <w:t xml:space="preserve">. </w:t>
+      </w:r>
+      <w:proofErr w:type="spellStart"/>
+      <w:r>
+        <w:rPr>
+          <w:lang w:val="en-US"/>
+        </w:rPr>
+        <w:t>Contractele</w:t>
+      </w:r>
+      <w:proofErr w:type="spellEnd"/>
+      <w:r>
+        <w:rPr>
+          <w:lang w:val="en-US"/>
+        </w:rPr>
+        <w:t xml:space="preserve"> cu ore </w:t>
+      </w:r>
+      <w:proofErr w:type="spellStart"/>
+      <w:r>
+        <w:rPr>
+          <w:lang w:val="en-US"/>
+        </w:rPr>
+        <w:t>variabile</w:t>
+      </w:r>
+      <w:proofErr w:type="spellEnd"/>
+      <w:r>
+        <w:rPr>
+          <w:lang w:val="en-US"/>
+        </w:rPr>
+        <w:t xml:space="preserve"> </w:t>
+      </w:r>
+      <w:proofErr w:type="spellStart"/>
+      <w:r>
+        <w:rPr>
+          <w:lang w:val="en-US"/>
+        </w:rPr>
+        <w:t>aduc</w:t>
+      </w:r>
+      <w:proofErr w:type="spellEnd"/>
+      <w:r>
+        <w:rPr>
+          <w:lang w:val="en-US"/>
+        </w:rPr>
+        <w:t xml:space="preserve"> o </w:t>
+      </w:r>
+      <w:proofErr w:type="spellStart"/>
+      <w:r>
+        <w:rPr>
+          <w:lang w:val="en-US"/>
+        </w:rPr>
+        <w:t>impredictibilitate</w:t>
+      </w:r>
+      <w:proofErr w:type="spellEnd"/>
+      <w:r>
+        <w:rPr>
+          <w:lang w:val="en-US"/>
+        </w:rPr>
+        <w:t xml:space="preserve"> </w:t>
+      </w:r>
+      <w:proofErr w:type="spellStart"/>
+      <w:r>
+        <w:rPr>
+          <w:lang w:val="en-US"/>
+        </w:rPr>
+        <w:t>severă</w:t>
+      </w:r>
+      <w:proofErr w:type="spellEnd"/>
+      <w:r>
+        <w:rPr>
+          <w:lang w:val="en-US"/>
+        </w:rPr>
+        <w:t xml:space="preserve"> a </w:t>
+      </w:r>
+      <w:proofErr w:type="spellStart"/>
+      <w:r>
+        <w:rPr>
+          <w:lang w:val="en-US"/>
+        </w:rPr>
+        <w:t>veniturilor</w:t>
+      </w:r>
+      <w:proofErr w:type="spellEnd"/>
+      <w:r>
+        <w:rPr>
+          <w:lang w:val="en-US"/>
+        </w:rPr>
+        <w:t xml:space="preserve"> </w:t>
+      </w:r>
+      <w:proofErr w:type="spellStart"/>
+      <w:r>
+        <w:rPr>
+          <w:lang w:val="en-US"/>
+        </w:rPr>
+        <w:t>și</w:t>
+      </w:r>
+      <w:proofErr w:type="spellEnd"/>
+      <w:r>
+        <w:rPr>
+          <w:lang w:val="en-US"/>
+        </w:rPr>
+        <w:t xml:space="preserve"> a </w:t>
+      </w:r>
+      <w:proofErr w:type="spellStart"/>
+      <w:r>
+        <w:rPr>
+          <w:lang w:val="en-US"/>
+        </w:rPr>
+        <w:t>programului</w:t>
+      </w:r>
+      <w:proofErr w:type="spellEnd"/>
+      <w:r>
+        <w:rPr>
+          <w:lang w:val="en-US"/>
+        </w:rPr>
+        <w:t>.</w:t>
+      </w:r>
+    </w:p>
+    <w:p>
+      <w:pPr>
+        <w:numPr>
+          <w:ilvl w:val="0"/>
+          <w:numId w:val="15"/>
+        </w:numPr>
+        <w:rPr>
+          <w:lang w:val="en-US"/>
+        </w:rPr>
+      </w:pPr>
+      <w:proofErr w:type="spellStart"/>
+      <w:r>
+        <w:rPr>
+          <w:b/>
+          <w:bCs/>
+          <w:lang w:val="en-US"/>
+        </w:rPr>
+        <w:t>Soluții</w:t>
+      </w:r>
+      <w:proofErr w:type="spellEnd"/>
+      <w:r>
+        <w:rPr>
+          <w:b/>
+          <w:bCs/>
+          <w:lang w:val="en-US"/>
+        </w:rPr>
+        <w:t>:</w:t>
+      </w:r>
+      <w:r>
+        <w:rPr>
+          <w:lang w:val="en-US"/>
+        </w:rPr>
+        <w:t xml:space="preserve"> </w:t>
+      </w:r>
+      <w:proofErr w:type="spellStart"/>
+      <w:r>
+        <w:rPr>
+          <w:lang w:val="en-US"/>
+        </w:rPr>
+        <w:t>Țările</w:t>
+      </w:r>
+      <w:proofErr w:type="spellEnd"/>
+      <w:r>
+        <w:rPr>
+          <w:lang w:val="en-US"/>
+        </w:rPr>
+        <w:t xml:space="preserve"> </w:t>
+      </w:r>
+      <w:proofErr w:type="spellStart"/>
+      <w:r>
+        <w:rPr>
+          <w:lang w:val="en-US"/>
+        </w:rPr>
+        <w:t>introduc</w:t>
+      </w:r>
+      <w:proofErr w:type="spellEnd"/>
+      <w:r>
+        <w:rPr>
+          <w:lang w:val="en-US"/>
+        </w:rPr>
+        <w:t xml:space="preserve"> </w:t>
+      </w:r>
+      <w:proofErr w:type="spellStart"/>
+      <w:r>
+        <w:rPr>
+          <w:lang w:val="en-US"/>
+        </w:rPr>
+        <w:t>restricții</w:t>
+      </w:r>
+      <w:proofErr w:type="spellEnd"/>
+      <w:r>
+        <w:rPr>
+          <w:lang w:val="en-US"/>
+        </w:rPr>
+        <w:t xml:space="preserve"> </w:t>
+      </w:r>
+      <w:proofErr w:type="spellStart"/>
+      <w:r>
+        <w:rPr>
+          <w:lang w:val="en-US"/>
+        </w:rPr>
+        <w:t>privind</w:t>
+      </w:r>
+      <w:proofErr w:type="spellEnd"/>
+      <w:r>
+        <w:rPr>
+          <w:lang w:val="en-US"/>
+        </w:rPr>
+        <w:t xml:space="preserve"> </w:t>
+      </w:r>
+      <w:proofErr w:type="spellStart"/>
+      <w:r>
+        <w:rPr>
+          <w:lang w:val="en-US"/>
+        </w:rPr>
+        <w:t>utilizarea</w:t>
+      </w:r>
+      <w:proofErr w:type="spellEnd"/>
+      <w:r>
+        <w:rPr>
+          <w:lang w:val="en-US"/>
+        </w:rPr>
+        <w:t xml:space="preserve"> </w:t>
+      </w:r>
+      <w:proofErr w:type="spellStart"/>
+      <w:r>
+        <w:rPr>
+          <w:lang w:val="en-US"/>
+        </w:rPr>
+        <w:t>și</w:t>
+      </w:r>
+      <w:proofErr w:type="spellEnd"/>
+      <w:r>
+        <w:rPr>
+          <w:lang w:val="en-US"/>
+        </w:rPr>
+        <w:t xml:space="preserve"> </w:t>
+      </w:r>
+      <w:proofErr w:type="spellStart"/>
+      <w:r>
+        <w:rPr>
+          <w:lang w:val="en-US"/>
+        </w:rPr>
+        <w:t>reînnoirea</w:t>
+      </w:r>
+      <w:proofErr w:type="spellEnd"/>
+      <w:r>
+        <w:rPr>
+          <w:lang w:val="en-US"/>
+        </w:rPr>
+        <w:t xml:space="preserve"> </w:t>
+      </w:r>
+      <w:proofErr w:type="spellStart"/>
+      <w:r>
+        <w:rPr>
+          <w:lang w:val="en-US"/>
+        </w:rPr>
+        <w:t>contractelor</w:t>
+      </w:r>
+      <w:proofErr w:type="spellEnd"/>
+      <w:r>
+        <w:rPr>
+          <w:lang w:val="en-US"/>
+        </w:rPr>
+        <w:t xml:space="preserve"> pe </w:t>
+      </w:r>
+      <w:proofErr w:type="spellStart"/>
+      <w:r>
+        <w:rPr>
+          <w:lang w:val="en-US"/>
+        </w:rPr>
+        <w:t>durată</w:t>
+      </w:r>
+      <w:proofErr w:type="spellEnd"/>
+      <w:r>
+        <w:rPr>
+          <w:lang w:val="en-US"/>
+        </w:rPr>
+        <w:t xml:space="preserve"> </w:t>
+      </w:r>
+      <w:proofErr w:type="spellStart"/>
+      <w:r>
+        <w:rPr>
+          <w:lang w:val="en-US"/>
+        </w:rPr>
+        <w:t>determinată</w:t>
+      </w:r>
+      <w:proofErr w:type="spellEnd"/>
+      <w:r>
+        <w:rPr>
+          <w:lang w:val="en-US"/>
+        </w:rPr>
+        <w:t xml:space="preserve"> </w:t>
+      </w:r>
+      <w:proofErr w:type="spellStart"/>
+      <w:r>
+        <w:rPr>
+          <w:lang w:val="en-US"/>
+        </w:rPr>
+        <w:t>și</w:t>
+      </w:r>
+      <w:proofErr w:type="spellEnd"/>
+      <w:r>
+        <w:rPr>
+          <w:lang w:val="en-US"/>
+        </w:rPr>
+        <w:t xml:space="preserve"> </w:t>
+      </w:r>
+      <w:proofErr w:type="spellStart"/>
+      <w:r>
+        <w:rPr>
+          <w:lang w:val="en-US"/>
+        </w:rPr>
+        <w:t>impun</w:t>
+      </w:r>
+      <w:proofErr w:type="spellEnd"/>
+      <w:r>
+        <w:rPr>
+          <w:lang w:val="en-US"/>
+        </w:rPr>
+        <w:t xml:space="preserve"> </w:t>
+      </w:r>
+      <w:proofErr w:type="spellStart"/>
+      <w:r>
+        <w:rPr>
+          <w:lang w:val="en-US"/>
+        </w:rPr>
+        <w:t>penalități</w:t>
+      </w:r>
+      <w:proofErr w:type="spellEnd"/>
+      <w:r>
+        <w:rPr>
+          <w:lang w:val="en-US"/>
+        </w:rPr>
+        <w:t xml:space="preserve"> </w:t>
+      </w:r>
+      <w:proofErr w:type="spellStart"/>
+      <w:r>
+        <w:rPr>
+          <w:lang w:val="en-US"/>
+        </w:rPr>
+        <w:t>financiare</w:t>
+      </w:r>
+      <w:proofErr w:type="spellEnd"/>
+      <w:r>
+        <w:rPr>
+          <w:lang w:val="en-US"/>
+        </w:rPr>
+        <w:t xml:space="preserve"> (cum </w:t>
+      </w:r>
+      <w:proofErr w:type="spellStart"/>
+      <w:r>
+        <w:rPr>
+          <w:lang w:val="en-US"/>
+        </w:rPr>
+        <w:t>ar</w:t>
+      </w:r>
+      <w:proofErr w:type="spellEnd"/>
+      <w:r>
+        <w:rPr>
+          <w:lang w:val="en-US"/>
+        </w:rPr>
+        <w:t xml:space="preserve"> fi </w:t>
+      </w:r>
+      <w:proofErr w:type="spellStart"/>
+      <w:r>
+        <w:rPr>
+          <w:lang w:val="en-US"/>
+        </w:rPr>
+        <w:t>contribuții</w:t>
+      </w:r>
+      <w:proofErr w:type="spellEnd"/>
+      <w:r>
+        <w:rPr>
+          <w:lang w:val="en-US"/>
+        </w:rPr>
+        <w:t xml:space="preserve"> </w:t>
+      </w:r>
+      <w:proofErr w:type="spellStart"/>
+      <w:r>
+        <w:rPr>
+          <w:lang w:val="en-US"/>
+        </w:rPr>
+        <w:t>sociale</w:t>
+      </w:r>
+      <w:proofErr w:type="spellEnd"/>
+      <w:r>
+        <w:rPr>
+          <w:lang w:val="en-US"/>
+        </w:rPr>
+        <w:t xml:space="preserve"> </w:t>
+      </w:r>
+      <w:proofErr w:type="spellStart"/>
+      <w:r>
+        <w:rPr>
+          <w:lang w:val="en-US"/>
+        </w:rPr>
+        <w:t>mai</w:t>
+      </w:r>
+      <w:proofErr w:type="spellEnd"/>
+      <w:r>
+        <w:rPr>
+          <w:lang w:val="en-US"/>
+        </w:rPr>
+        <w:t xml:space="preserve"> </w:t>
+      </w:r>
+      <w:proofErr w:type="spellStart"/>
+      <w:r>
+        <w:rPr>
+          <w:lang w:val="en-US"/>
+        </w:rPr>
+        <w:t>mari</w:t>
+      </w:r>
+      <w:proofErr w:type="spellEnd"/>
+      <w:r>
+        <w:rPr>
+          <w:lang w:val="en-US"/>
+        </w:rPr>
+        <w:t xml:space="preserve"> </w:t>
+      </w:r>
+      <w:proofErr w:type="spellStart"/>
+      <w:r>
+        <w:rPr>
+          <w:lang w:val="en-US"/>
+        </w:rPr>
+        <w:t>pentru</w:t>
+      </w:r>
+      <w:proofErr w:type="spellEnd"/>
+      <w:r>
+        <w:rPr>
+          <w:lang w:val="en-US"/>
+        </w:rPr>
+        <w:t xml:space="preserve"> </w:t>
+      </w:r>
+      <w:proofErr w:type="spellStart"/>
+      <w:r>
+        <w:rPr>
+          <w:lang w:val="en-US"/>
+        </w:rPr>
+        <w:t>contractele</w:t>
+      </w:r>
+      <w:proofErr w:type="spellEnd"/>
+      <w:r>
+        <w:rPr>
+          <w:lang w:val="en-US"/>
+        </w:rPr>
+        <w:t xml:space="preserve"> </w:t>
+      </w:r>
+      <w:proofErr w:type="spellStart"/>
+      <w:r>
+        <w:rPr>
+          <w:lang w:val="en-US"/>
+        </w:rPr>
+        <w:t>scurte</w:t>
+      </w:r>
+      <w:proofErr w:type="spellEnd"/>
+      <w:r>
+        <w:rPr>
+          <w:lang w:val="en-US"/>
+        </w:rPr>
+        <w:t xml:space="preserve">). De </w:t>
+      </w:r>
+      <w:proofErr w:type="spellStart"/>
+      <w:r>
+        <w:rPr>
+          <w:lang w:val="en-US"/>
+        </w:rPr>
+        <w:t>asemenea</w:t>
+      </w:r>
+      <w:proofErr w:type="spellEnd"/>
+      <w:r>
+        <w:rPr>
+          <w:lang w:val="en-US"/>
+        </w:rPr>
+        <w:t xml:space="preserve">, state precum </w:t>
+      </w:r>
+      <w:proofErr w:type="spellStart"/>
+      <w:r>
+        <w:rPr>
+          <w:lang w:val="en-US"/>
+        </w:rPr>
+        <w:t>Noua</w:t>
+      </w:r>
+      <w:proofErr w:type="spellEnd"/>
+      <w:r>
+        <w:rPr>
+          <w:lang w:val="en-US"/>
+        </w:rPr>
+        <w:t xml:space="preserve"> </w:t>
+      </w:r>
+      <w:proofErr w:type="spellStart"/>
+      <w:r>
+        <w:rPr>
+          <w:lang w:val="en-US"/>
+        </w:rPr>
+        <w:t>Zeelandă</w:t>
+      </w:r>
+      <w:proofErr w:type="spellEnd"/>
+      <w:r>
+        <w:rPr>
+          <w:lang w:val="en-US"/>
+        </w:rPr>
+        <w:t xml:space="preserve"> </w:t>
+      </w:r>
+      <w:proofErr w:type="spellStart"/>
+      <w:r>
+        <w:rPr>
+          <w:lang w:val="en-US"/>
+        </w:rPr>
+        <w:t>și</w:t>
+      </w:r>
+      <w:proofErr w:type="spellEnd"/>
+      <w:r>
+        <w:rPr>
+          <w:lang w:val="en-US"/>
+        </w:rPr>
+        <w:t xml:space="preserve"> Irlanda au </w:t>
+      </w:r>
+      <w:proofErr w:type="spellStart"/>
+      <w:r>
+        <w:rPr>
+          <w:lang w:val="en-US"/>
+        </w:rPr>
+        <w:t>luat</w:t>
+      </w:r>
+      <w:proofErr w:type="spellEnd"/>
+      <w:r>
+        <w:rPr>
+          <w:lang w:val="en-US"/>
+        </w:rPr>
+        <w:t xml:space="preserve"> </w:t>
+      </w:r>
+      <w:proofErr w:type="spellStart"/>
+      <w:r>
+        <w:rPr>
+          <w:lang w:val="en-US"/>
+        </w:rPr>
+        <w:t>măsuri</w:t>
+      </w:r>
+      <w:proofErr w:type="spellEnd"/>
+      <w:r>
+        <w:rPr>
+          <w:lang w:val="en-US"/>
+        </w:rPr>
+        <w:t xml:space="preserve"> </w:t>
+      </w:r>
+      <w:proofErr w:type="spellStart"/>
+      <w:r>
+        <w:rPr>
+          <w:lang w:val="en-US"/>
+        </w:rPr>
+        <w:t>drastice</w:t>
+      </w:r>
+      <w:proofErr w:type="spellEnd"/>
+      <w:r>
+        <w:rPr>
+          <w:lang w:val="en-US"/>
+        </w:rPr>
+        <w:t xml:space="preserve"> </w:t>
+      </w:r>
+      <w:proofErr w:type="spellStart"/>
+      <w:r>
+        <w:rPr>
+          <w:lang w:val="en-US"/>
+        </w:rPr>
+        <w:t>pentru</w:t>
+      </w:r>
+      <w:proofErr w:type="spellEnd"/>
+      <w:r>
+        <w:rPr>
+          <w:lang w:val="en-US"/>
+        </w:rPr>
+        <w:t xml:space="preserve"> a „</w:t>
+      </w:r>
+      <w:proofErr w:type="spellStart"/>
+      <w:r>
+        <w:rPr>
+          <w:lang w:val="en-US"/>
+        </w:rPr>
+        <w:t>interzice</w:t>
+      </w:r>
+      <w:proofErr w:type="spellEnd"/>
+      <w:r>
+        <w:rPr>
+          <w:lang w:val="en-US"/>
+        </w:rPr>
+        <w:t xml:space="preserve">” </w:t>
+      </w:r>
+      <w:proofErr w:type="spellStart"/>
+      <w:r>
+        <w:rPr>
+          <w:lang w:val="en-US"/>
+        </w:rPr>
+        <w:t>sau</w:t>
+      </w:r>
+      <w:proofErr w:type="spellEnd"/>
+      <w:r>
+        <w:rPr>
+          <w:lang w:val="en-US"/>
+        </w:rPr>
+        <w:t xml:space="preserve"> </w:t>
+      </w:r>
+      <w:proofErr w:type="spellStart"/>
+      <w:r>
+        <w:rPr>
+          <w:lang w:val="en-US"/>
+        </w:rPr>
+        <w:t>limita</w:t>
+      </w:r>
+      <w:proofErr w:type="spellEnd"/>
+      <w:r>
+        <w:rPr>
+          <w:lang w:val="en-US"/>
+        </w:rPr>
+        <w:t xml:space="preserve"> sever </w:t>
+      </w:r>
+      <w:proofErr w:type="spellStart"/>
+      <w:r>
+        <w:rPr>
+          <w:lang w:val="en-US"/>
+        </w:rPr>
+        <w:t>utilizarea</w:t>
+      </w:r>
+      <w:proofErr w:type="spellEnd"/>
+      <w:r>
+        <w:rPr>
+          <w:lang w:val="en-US"/>
+        </w:rPr>
+        <w:t xml:space="preserve"> </w:t>
+      </w:r>
+      <w:proofErr w:type="spellStart"/>
+      <w:r>
+        <w:rPr>
+          <w:lang w:val="en-US"/>
+        </w:rPr>
+        <w:t>contractelor</w:t>
+      </w:r>
+      <w:proofErr w:type="spellEnd"/>
+      <w:r>
+        <w:rPr>
+          <w:lang w:val="en-US"/>
+        </w:rPr>
+        <w:t xml:space="preserve"> cu zero ore.</w:t>
+      </w:r>
+    </w:p>
+    <w:p>
+      <w:pPr>
+        <w:rPr>
+          <w:lang w:val="en-US"/>
+        </w:rPr>
+      </w:pPr>
+      <w:r>
+        <w:rPr>
+          <w:b/>
+          <w:bCs/>
+          <w:lang w:val="en-US"/>
+        </w:rPr>
+        <w:t xml:space="preserve">4. </w:t>
+      </w:r>
+      <w:proofErr w:type="spellStart"/>
+      <w:r>
+        <w:rPr>
+          <w:b/>
+          <w:bCs/>
+          <w:lang w:val="en-US"/>
+        </w:rPr>
+        <w:t>Consolidarea</w:t>
+      </w:r>
+      <w:proofErr w:type="spellEnd"/>
+      <w:r>
+        <w:rPr>
+          <w:b/>
+          <w:bCs/>
+          <w:lang w:val="en-US"/>
+        </w:rPr>
+        <w:t xml:space="preserve"> </w:t>
+      </w:r>
+      <w:proofErr w:type="spellStart"/>
+      <w:r>
+        <w:rPr>
+          <w:b/>
+          <w:bCs/>
+          <w:lang w:val="en-US"/>
+        </w:rPr>
+        <w:t>Protecției</w:t>
+      </w:r>
+      <w:proofErr w:type="spellEnd"/>
+      <w:r>
+        <w:rPr>
+          <w:b/>
+          <w:bCs/>
+          <w:lang w:val="en-US"/>
+        </w:rPr>
+        <w:t xml:space="preserve"> Sociale</w:t>
+      </w:r>
+    </w:p>
+    <w:p>
+      <w:pPr>
+        <w:numPr>
+          <w:ilvl w:val="0"/>
+          <w:numId w:val="16"/>
+        </w:numPr>
+        <w:rPr>
+          <w:lang w:val="en-US"/>
+        </w:rPr>
+      </w:pPr>
+      <w:proofErr w:type="spellStart"/>
+      <w:r>
+        <w:rPr>
+          <w:b/>
+          <w:bCs/>
+          <w:lang w:val="en-US"/>
+        </w:rPr>
+        <w:lastRenderedPageBreak/>
+        <w:t>Problema</w:t>
+      </w:r>
+      <w:proofErr w:type="spellEnd"/>
+      <w:r>
+        <w:rPr>
+          <w:b/>
+          <w:bCs/>
+          <w:lang w:val="en-US"/>
+        </w:rPr>
+        <w:t>:</w:t>
+      </w:r>
+      <w:r>
+        <w:rPr>
+          <w:lang w:val="en-US"/>
+        </w:rPr>
+        <w:t xml:space="preserve"> </w:t>
+      </w:r>
+      <w:proofErr w:type="spellStart"/>
+      <w:r>
+        <w:rPr>
+          <w:lang w:val="en-US"/>
+        </w:rPr>
+        <w:t>Sistemele</w:t>
+      </w:r>
+      <w:proofErr w:type="spellEnd"/>
+      <w:r>
+        <w:rPr>
+          <w:lang w:val="en-US"/>
+        </w:rPr>
+        <w:t xml:space="preserve"> </w:t>
+      </w:r>
+      <w:proofErr w:type="spellStart"/>
+      <w:r>
+        <w:rPr>
+          <w:lang w:val="en-US"/>
+        </w:rPr>
+        <w:t>tradiționale</w:t>
+      </w:r>
+      <w:proofErr w:type="spellEnd"/>
+      <w:r>
+        <w:rPr>
+          <w:lang w:val="en-US"/>
+        </w:rPr>
+        <w:t xml:space="preserve"> de </w:t>
+      </w:r>
+      <w:proofErr w:type="spellStart"/>
+      <w:r>
+        <w:rPr>
+          <w:lang w:val="en-US"/>
+        </w:rPr>
+        <w:t>protecție</w:t>
+      </w:r>
+      <w:proofErr w:type="spellEnd"/>
+      <w:r>
+        <w:rPr>
+          <w:lang w:val="en-US"/>
+        </w:rPr>
+        <w:t xml:space="preserve"> </w:t>
+      </w:r>
+      <w:proofErr w:type="spellStart"/>
+      <w:r>
+        <w:rPr>
+          <w:lang w:val="en-US"/>
+        </w:rPr>
+        <w:t>socială</w:t>
+      </w:r>
+      <w:proofErr w:type="spellEnd"/>
+      <w:r>
+        <w:rPr>
+          <w:lang w:val="en-US"/>
+        </w:rPr>
+        <w:t xml:space="preserve"> sunt </w:t>
+      </w:r>
+      <w:proofErr w:type="spellStart"/>
+      <w:r>
+        <w:rPr>
+          <w:lang w:val="en-US"/>
+        </w:rPr>
+        <w:t>concepute</w:t>
+      </w:r>
+      <w:proofErr w:type="spellEnd"/>
+      <w:r>
+        <w:rPr>
+          <w:lang w:val="en-US"/>
+        </w:rPr>
+        <w:t xml:space="preserve"> </w:t>
+      </w:r>
+      <w:proofErr w:type="spellStart"/>
+      <w:r>
+        <w:rPr>
+          <w:lang w:val="en-US"/>
+        </w:rPr>
+        <w:t>pentru</w:t>
+      </w:r>
+      <w:proofErr w:type="spellEnd"/>
+      <w:r>
+        <w:rPr>
+          <w:lang w:val="en-US"/>
+        </w:rPr>
+        <w:t xml:space="preserve"> </w:t>
+      </w:r>
+      <w:proofErr w:type="spellStart"/>
+      <w:r>
+        <w:rPr>
+          <w:lang w:val="en-US"/>
+        </w:rPr>
+        <w:t>angajații</w:t>
+      </w:r>
+      <w:proofErr w:type="spellEnd"/>
+      <w:r>
+        <w:rPr>
+          <w:lang w:val="en-US"/>
+        </w:rPr>
+        <w:t xml:space="preserve"> cu </w:t>
+      </w:r>
+      <w:proofErr w:type="spellStart"/>
+      <w:r>
+        <w:rPr>
+          <w:lang w:val="en-US"/>
+        </w:rPr>
+        <w:t>normă</w:t>
+      </w:r>
+      <w:proofErr w:type="spellEnd"/>
+      <w:r>
+        <w:rPr>
+          <w:lang w:val="en-US"/>
+        </w:rPr>
+        <w:t xml:space="preserve"> </w:t>
+      </w:r>
+      <w:proofErr w:type="spellStart"/>
+      <w:r>
+        <w:rPr>
+          <w:lang w:val="en-US"/>
+        </w:rPr>
+        <w:t>întreagă</w:t>
+      </w:r>
+      <w:proofErr w:type="spellEnd"/>
+      <w:r>
+        <w:rPr>
+          <w:lang w:val="en-US"/>
+        </w:rPr>
+        <w:t xml:space="preserve">, </w:t>
+      </w:r>
+      <w:proofErr w:type="spellStart"/>
+      <w:r>
+        <w:rPr>
+          <w:lang w:val="en-US"/>
+        </w:rPr>
+        <w:t>lăsând</w:t>
+      </w:r>
+      <w:proofErr w:type="spellEnd"/>
+      <w:r>
+        <w:rPr>
+          <w:lang w:val="en-US"/>
+        </w:rPr>
+        <w:t xml:space="preserve"> </w:t>
+      </w:r>
+      <w:proofErr w:type="spellStart"/>
+      <w:r>
+        <w:rPr>
+          <w:lang w:val="en-US"/>
+        </w:rPr>
+        <w:t>lucrătorii</w:t>
+      </w:r>
+      <w:proofErr w:type="spellEnd"/>
+      <w:r>
+        <w:rPr>
+          <w:lang w:val="en-US"/>
+        </w:rPr>
+        <w:t xml:space="preserve"> </w:t>
+      </w:r>
+      <w:proofErr w:type="spellStart"/>
+      <w:r>
+        <w:rPr>
+          <w:lang w:val="en-US"/>
+        </w:rPr>
+        <w:t>independenți</w:t>
+      </w:r>
+      <w:proofErr w:type="spellEnd"/>
+      <w:r>
+        <w:rPr>
+          <w:lang w:val="en-US"/>
+        </w:rPr>
+        <w:t xml:space="preserve"> </w:t>
+      </w:r>
+      <w:proofErr w:type="spellStart"/>
+      <w:r>
+        <w:rPr>
+          <w:lang w:val="en-US"/>
+        </w:rPr>
+        <w:t>și</w:t>
+      </w:r>
+      <w:proofErr w:type="spellEnd"/>
+      <w:r>
+        <w:rPr>
+          <w:lang w:val="en-US"/>
+        </w:rPr>
+        <w:t xml:space="preserve"> pe </w:t>
+      </w:r>
+      <w:proofErr w:type="spellStart"/>
+      <w:r>
+        <w:rPr>
+          <w:lang w:val="en-US"/>
+        </w:rPr>
+        <w:t>cei</w:t>
+      </w:r>
+      <w:proofErr w:type="spellEnd"/>
+      <w:r>
+        <w:rPr>
+          <w:lang w:val="en-US"/>
+        </w:rPr>
+        <w:t xml:space="preserve"> cu </w:t>
+      </w:r>
+      <w:proofErr w:type="spellStart"/>
+      <w:r>
+        <w:rPr>
+          <w:lang w:val="en-US"/>
+        </w:rPr>
+        <w:t>contracte</w:t>
+      </w:r>
+      <w:proofErr w:type="spellEnd"/>
+      <w:r>
+        <w:rPr>
+          <w:lang w:val="en-US"/>
+        </w:rPr>
+        <w:t xml:space="preserve"> </w:t>
+      </w:r>
+      <w:proofErr w:type="spellStart"/>
+      <w:r>
+        <w:rPr>
+          <w:lang w:val="en-US"/>
+        </w:rPr>
+        <w:t>atipice</w:t>
+      </w:r>
+      <w:proofErr w:type="spellEnd"/>
+      <w:r>
+        <w:rPr>
+          <w:lang w:val="en-US"/>
+        </w:rPr>
+        <w:t xml:space="preserve"> </w:t>
+      </w:r>
+      <w:proofErr w:type="spellStart"/>
+      <w:r>
+        <w:rPr>
+          <w:lang w:val="en-US"/>
+        </w:rPr>
+        <w:t>fără</w:t>
+      </w:r>
+      <w:proofErr w:type="spellEnd"/>
+      <w:r>
+        <w:rPr>
+          <w:lang w:val="en-US"/>
+        </w:rPr>
+        <w:t xml:space="preserve"> </w:t>
+      </w:r>
+      <w:proofErr w:type="spellStart"/>
+      <w:r>
+        <w:rPr>
+          <w:lang w:val="en-US"/>
+        </w:rPr>
+        <w:t>plase</w:t>
+      </w:r>
+      <w:proofErr w:type="spellEnd"/>
+      <w:r>
+        <w:rPr>
+          <w:lang w:val="en-US"/>
+        </w:rPr>
+        <w:t xml:space="preserve"> de </w:t>
+      </w:r>
+      <w:proofErr w:type="spellStart"/>
+      <w:r>
+        <w:rPr>
+          <w:lang w:val="en-US"/>
+        </w:rPr>
+        <w:t>siguranță</w:t>
+      </w:r>
+      <w:proofErr w:type="spellEnd"/>
+      <w:r>
+        <w:rPr>
+          <w:lang w:val="en-US"/>
+        </w:rPr>
+        <w:t xml:space="preserve"> </w:t>
+      </w:r>
+      <w:proofErr w:type="spellStart"/>
+      <w:r>
+        <w:rPr>
+          <w:lang w:val="en-US"/>
+        </w:rPr>
+        <w:t>adecvate</w:t>
+      </w:r>
+      <w:proofErr w:type="spellEnd"/>
+      <w:r>
+        <w:rPr>
+          <w:lang w:val="en-US"/>
+        </w:rPr>
+        <w:t xml:space="preserve"> (de </w:t>
+      </w:r>
+      <w:proofErr w:type="spellStart"/>
+      <w:r>
+        <w:rPr>
+          <w:lang w:val="en-US"/>
+        </w:rPr>
+        <w:t>exemplu</w:t>
+      </w:r>
+      <w:proofErr w:type="spellEnd"/>
+      <w:r>
+        <w:rPr>
+          <w:lang w:val="en-US"/>
+        </w:rPr>
+        <w:t xml:space="preserve">, </w:t>
+      </w:r>
+      <w:proofErr w:type="spellStart"/>
+      <w:r>
+        <w:rPr>
+          <w:lang w:val="en-US"/>
+        </w:rPr>
+        <w:t>fără</w:t>
+      </w:r>
+      <w:proofErr w:type="spellEnd"/>
+      <w:r>
+        <w:rPr>
+          <w:lang w:val="en-US"/>
+        </w:rPr>
+        <w:t xml:space="preserve"> </w:t>
+      </w:r>
+      <w:proofErr w:type="spellStart"/>
+      <w:r>
+        <w:rPr>
+          <w:lang w:val="en-US"/>
+        </w:rPr>
+        <w:t>asigurare</w:t>
+      </w:r>
+      <w:proofErr w:type="spellEnd"/>
+      <w:r>
+        <w:rPr>
+          <w:lang w:val="en-US"/>
+        </w:rPr>
+        <w:t xml:space="preserve"> de </w:t>
+      </w:r>
+      <w:proofErr w:type="spellStart"/>
+      <w:r>
+        <w:rPr>
+          <w:lang w:val="en-US"/>
+        </w:rPr>
+        <w:t>șomaj</w:t>
+      </w:r>
+      <w:proofErr w:type="spellEnd"/>
+      <w:r>
+        <w:rPr>
+          <w:lang w:val="en-US"/>
+        </w:rPr>
+        <w:t>).</w:t>
+      </w:r>
+    </w:p>
+    <w:p>
+      <w:pPr>
+        <w:numPr>
+          <w:ilvl w:val="0"/>
+          <w:numId w:val="16"/>
+        </w:numPr>
+        <w:rPr>
+          <w:lang w:val="en-US"/>
+        </w:rPr>
+      </w:pPr>
+      <w:proofErr w:type="spellStart"/>
+      <w:r>
+        <w:rPr>
+          <w:b/>
+          <w:bCs/>
+          <w:lang w:val="en-US"/>
+        </w:rPr>
+        <w:t>Soluții</w:t>
+      </w:r>
+      <w:proofErr w:type="spellEnd"/>
+      <w:r>
+        <w:rPr>
+          <w:b/>
+          <w:bCs/>
+          <w:lang w:val="en-US"/>
+        </w:rPr>
+        <w:t>:</w:t>
+      </w:r>
+      <w:r>
+        <w:rPr>
+          <w:lang w:val="en-US"/>
+        </w:rPr>
+        <w:t xml:space="preserve"> Se fac </w:t>
+      </w:r>
+      <w:proofErr w:type="spellStart"/>
+      <w:r>
+        <w:rPr>
+          <w:lang w:val="en-US"/>
+        </w:rPr>
+        <w:t>eforturi</w:t>
+      </w:r>
+      <w:proofErr w:type="spellEnd"/>
+      <w:r>
+        <w:rPr>
+          <w:lang w:val="en-US"/>
+        </w:rPr>
+        <w:t xml:space="preserve"> </w:t>
+      </w:r>
+      <w:proofErr w:type="spellStart"/>
+      <w:r>
+        <w:rPr>
+          <w:lang w:val="en-US"/>
+        </w:rPr>
+        <w:t>pentru</w:t>
+      </w:r>
+      <w:proofErr w:type="spellEnd"/>
+      <w:r>
+        <w:rPr>
+          <w:lang w:val="en-US"/>
+        </w:rPr>
+        <w:t xml:space="preserve"> </w:t>
+      </w:r>
+      <w:proofErr w:type="spellStart"/>
+      <w:r>
+        <w:rPr>
+          <w:lang w:val="en-US"/>
+        </w:rPr>
+        <w:t>extinderea</w:t>
+      </w:r>
+      <w:proofErr w:type="spellEnd"/>
+      <w:r>
+        <w:rPr>
+          <w:lang w:val="en-US"/>
+        </w:rPr>
+        <w:t xml:space="preserve"> </w:t>
+      </w:r>
+      <w:proofErr w:type="spellStart"/>
+      <w:r>
+        <w:rPr>
+          <w:lang w:val="en-US"/>
+        </w:rPr>
+        <w:t>beneficiilor</w:t>
+      </w:r>
+      <w:proofErr w:type="spellEnd"/>
+      <w:r>
+        <w:rPr>
+          <w:lang w:val="en-US"/>
+        </w:rPr>
+        <w:t xml:space="preserve"> (cum </w:t>
+      </w:r>
+      <w:proofErr w:type="spellStart"/>
+      <w:r>
+        <w:rPr>
+          <w:lang w:val="en-US"/>
+        </w:rPr>
+        <w:t>ar</w:t>
+      </w:r>
+      <w:proofErr w:type="spellEnd"/>
+      <w:r>
+        <w:rPr>
+          <w:lang w:val="en-US"/>
+        </w:rPr>
+        <w:t xml:space="preserve"> fi </w:t>
+      </w:r>
+      <w:proofErr w:type="spellStart"/>
+      <w:r>
+        <w:rPr>
+          <w:lang w:val="en-US"/>
+        </w:rPr>
+        <w:t>asigurarea</w:t>
+      </w:r>
+      <w:proofErr w:type="spellEnd"/>
+      <w:r>
+        <w:rPr>
+          <w:lang w:val="en-US"/>
+        </w:rPr>
+        <w:t xml:space="preserve"> de </w:t>
+      </w:r>
+      <w:proofErr w:type="spellStart"/>
+      <w:r>
+        <w:rPr>
+          <w:lang w:val="en-US"/>
+        </w:rPr>
+        <w:t>șomaj</w:t>
+      </w:r>
+      <w:proofErr w:type="spellEnd"/>
+      <w:r>
+        <w:rPr>
+          <w:lang w:val="en-US"/>
+        </w:rPr>
+        <w:t xml:space="preserve"> </w:t>
+      </w:r>
+      <w:proofErr w:type="spellStart"/>
+      <w:r>
+        <w:rPr>
+          <w:lang w:val="en-US"/>
+        </w:rPr>
+        <w:t>și</w:t>
+      </w:r>
+      <w:proofErr w:type="spellEnd"/>
+      <w:r>
+        <w:rPr>
+          <w:lang w:val="en-US"/>
+        </w:rPr>
+        <w:t xml:space="preserve"> </w:t>
+      </w:r>
+      <w:proofErr w:type="spellStart"/>
+      <w:r>
+        <w:rPr>
+          <w:lang w:val="en-US"/>
+        </w:rPr>
+        <w:t>acoperirea</w:t>
+      </w:r>
+      <w:proofErr w:type="spellEnd"/>
+      <w:r>
+        <w:rPr>
+          <w:lang w:val="en-US"/>
+        </w:rPr>
+        <w:t xml:space="preserve"> </w:t>
+      </w:r>
+      <w:proofErr w:type="spellStart"/>
+      <w:r>
+        <w:rPr>
+          <w:lang w:val="en-US"/>
+        </w:rPr>
+        <w:t>pentru</w:t>
+      </w:r>
+      <w:proofErr w:type="spellEnd"/>
+      <w:r>
+        <w:rPr>
+          <w:lang w:val="en-US"/>
+        </w:rPr>
+        <w:t xml:space="preserve"> </w:t>
+      </w:r>
+      <w:proofErr w:type="spellStart"/>
+      <w:r>
+        <w:rPr>
+          <w:lang w:val="en-US"/>
+        </w:rPr>
+        <w:t>accidente</w:t>
+      </w:r>
+      <w:proofErr w:type="spellEnd"/>
+      <w:r>
+        <w:rPr>
+          <w:lang w:val="en-US"/>
+        </w:rPr>
+        <w:t xml:space="preserve"> de </w:t>
+      </w:r>
+      <w:proofErr w:type="spellStart"/>
+      <w:r>
+        <w:rPr>
+          <w:lang w:val="en-US"/>
+        </w:rPr>
+        <w:t>muncă</w:t>
+      </w:r>
+      <w:proofErr w:type="spellEnd"/>
+      <w:r>
+        <w:rPr>
+          <w:lang w:val="en-US"/>
+        </w:rPr>
+        <w:t xml:space="preserve">) </w:t>
+      </w:r>
+      <w:proofErr w:type="spellStart"/>
+      <w:r>
+        <w:rPr>
+          <w:lang w:val="en-US"/>
+        </w:rPr>
+        <w:t>către</w:t>
+      </w:r>
+      <w:proofErr w:type="spellEnd"/>
+      <w:r>
+        <w:rPr>
+          <w:lang w:val="en-US"/>
+        </w:rPr>
+        <w:t xml:space="preserve"> </w:t>
+      </w:r>
+      <w:proofErr w:type="spellStart"/>
+      <w:r>
+        <w:rPr>
+          <w:lang w:val="en-US"/>
+        </w:rPr>
+        <w:t>lucrătorii</w:t>
+      </w:r>
+      <w:proofErr w:type="spellEnd"/>
+      <w:r>
+        <w:rPr>
+          <w:lang w:val="en-US"/>
+        </w:rPr>
+        <w:t xml:space="preserve"> </w:t>
+      </w:r>
+      <w:proofErr w:type="spellStart"/>
+      <w:r>
+        <w:rPr>
+          <w:lang w:val="en-US"/>
+        </w:rPr>
+        <w:t>independenți</w:t>
+      </w:r>
+      <w:proofErr w:type="spellEnd"/>
+      <w:r>
+        <w:rPr>
+          <w:lang w:val="en-US"/>
+        </w:rPr>
+        <w:t xml:space="preserve">, </w:t>
+      </w:r>
+      <w:proofErr w:type="spellStart"/>
+      <w:r>
+        <w:rPr>
+          <w:lang w:val="en-US"/>
+        </w:rPr>
+        <w:t>simplificarea</w:t>
+      </w:r>
+      <w:proofErr w:type="spellEnd"/>
+      <w:r>
+        <w:rPr>
+          <w:lang w:val="en-US"/>
+        </w:rPr>
+        <w:t xml:space="preserve"> </w:t>
+      </w:r>
+      <w:proofErr w:type="spellStart"/>
+      <w:r>
+        <w:rPr>
+          <w:lang w:val="en-US"/>
+        </w:rPr>
+        <w:t>procedurilor</w:t>
+      </w:r>
+      <w:proofErr w:type="spellEnd"/>
+      <w:r>
+        <w:rPr>
+          <w:lang w:val="en-US"/>
+        </w:rPr>
+        <w:t xml:space="preserve"> administrative </w:t>
+      </w:r>
+      <w:proofErr w:type="spellStart"/>
+      <w:r>
+        <w:rPr>
+          <w:lang w:val="en-US"/>
+        </w:rPr>
+        <w:t>și</w:t>
+      </w:r>
+      <w:proofErr w:type="spellEnd"/>
+      <w:r>
+        <w:rPr>
+          <w:lang w:val="en-US"/>
+        </w:rPr>
+        <w:t xml:space="preserve"> </w:t>
+      </w:r>
+      <w:proofErr w:type="spellStart"/>
+      <w:r>
+        <w:rPr>
+          <w:lang w:val="en-US"/>
+        </w:rPr>
+        <w:t>creșterea</w:t>
+      </w:r>
+      <w:proofErr w:type="spellEnd"/>
+      <w:r>
+        <w:rPr>
+          <w:lang w:val="en-US"/>
+        </w:rPr>
+        <w:t xml:space="preserve"> </w:t>
+      </w:r>
+      <w:proofErr w:type="spellStart"/>
+      <w:r>
+        <w:rPr>
+          <w:lang w:val="en-US"/>
+        </w:rPr>
+        <w:t>portabilității</w:t>
+      </w:r>
+      <w:proofErr w:type="spellEnd"/>
+      <w:r>
+        <w:rPr>
+          <w:lang w:val="en-US"/>
+        </w:rPr>
+        <w:t xml:space="preserve"> </w:t>
+      </w:r>
+      <w:proofErr w:type="spellStart"/>
+      <w:r>
+        <w:rPr>
+          <w:lang w:val="en-US"/>
+        </w:rPr>
+        <w:t>drepturilor</w:t>
+      </w:r>
+      <w:proofErr w:type="spellEnd"/>
+      <w:r>
+        <w:rPr>
+          <w:lang w:val="en-US"/>
+        </w:rPr>
+        <w:t xml:space="preserve"> </w:t>
+      </w:r>
+      <w:proofErr w:type="spellStart"/>
+      <w:r>
+        <w:rPr>
+          <w:lang w:val="en-US"/>
+        </w:rPr>
+        <w:t>atunci</w:t>
+      </w:r>
+      <w:proofErr w:type="spellEnd"/>
+      <w:r>
+        <w:rPr>
+          <w:lang w:val="en-US"/>
+        </w:rPr>
+        <w:t xml:space="preserve"> </w:t>
+      </w:r>
+      <w:proofErr w:type="spellStart"/>
+      <w:r>
+        <w:rPr>
+          <w:lang w:val="en-US"/>
+        </w:rPr>
+        <w:t>când</w:t>
+      </w:r>
+      <w:proofErr w:type="spellEnd"/>
+      <w:r>
+        <w:rPr>
+          <w:lang w:val="en-US"/>
+        </w:rPr>
+        <w:t xml:space="preserve"> o </w:t>
+      </w:r>
+      <w:proofErr w:type="spellStart"/>
+      <w:r>
+        <w:rPr>
+          <w:lang w:val="en-US"/>
+        </w:rPr>
+        <w:t>persoană</w:t>
+      </w:r>
+      <w:proofErr w:type="spellEnd"/>
+      <w:r>
+        <w:rPr>
+          <w:lang w:val="en-US"/>
+        </w:rPr>
+        <w:t xml:space="preserve"> </w:t>
+      </w:r>
+      <w:proofErr w:type="spellStart"/>
+      <w:r>
+        <w:rPr>
+          <w:lang w:val="en-US"/>
+        </w:rPr>
+        <w:t>trece</w:t>
+      </w:r>
+      <w:proofErr w:type="spellEnd"/>
+      <w:r>
+        <w:rPr>
+          <w:lang w:val="en-US"/>
+        </w:rPr>
+        <w:t xml:space="preserve"> de la un tip de contract la </w:t>
+      </w:r>
+      <w:proofErr w:type="spellStart"/>
+      <w:r>
+        <w:rPr>
+          <w:lang w:val="en-US"/>
+        </w:rPr>
+        <w:t>altul</w:t>
+      </w:r>
+      <w:proofErr w:type="spellEnd"/>
+      <w:r>
+        <w:rPr>
+          <w:lang w:val="en-US"/>
+        </w:rPr>
+        <w:t>.</w:t>
+      </w:r>
+    </w:p>
+    <w:p>
+      <w:pPr>
+        <w:rPr>
+          <w:lang w:val="en-US"/>
+        </w:rPr>
+      </w:pPr>
+      <w:r>
+        <w:rPr>
+          <w:b/>
+          <w:bCs/>
+          <w:lang w:val="en-US"/>
+        </w:rPr>
+        <w:t xml:space="preserve">5. </w:t>
+      </w:r>
+      <w:proofErr w:type="spellStart"/>
+      <w:r>
+        <w:rPr>
+          <w:b/>
+          <w:bCs/>
+          <w:lang w:val="en-US"/>
+        </w:rPr>
+        <w:t>Negociere</w:t>
+      </w:r>
+      <w:proofErr w:type="spellEnd"/>
+      <w:r>
+        <w:rPr>
+          <w:b/>
+          <w:bCs/>
+          <w:lang w:val="en-US"/>
+        </w:rPr>
+        <w:t xml:space="preserve"> </w:t>
+      </w:r>
+      <w:proofErr w:type="spellStart"/>
+      <w:r>
+        <w:rPr>
+          <w:b/>
+          <w:bCs/>
+          <w:lang w:val="en-US"/>
+        </w:rPr>
+        <w:t>Colectivă</w:t>
+      </w:r>
+      <w:proofErr w:type="spellEnd"/>
+      <w:r>
+        <w:rPr>
+          <w:b/>
+          <w:bCs/>
+          <w:lang w:val="en-US"/>
+        </w:rPr>
+        <w:t xml:space="preserve"> </w:t>
+      </w:r>
+      <w:proofErr w:type="spellStart"/>
+      <w:r>
+        <w:rPr>
+          <w:b/>
+          <w:bCs/>
+          <w:lang w:val="en-US"/>
+        </w:rPr>
+        <w:t>și</w:t>
+      </w:r>
+      <w:proofErr w:type="spellEnd"/>
+      <w:r>
+        <w:rPr>
+          <w:b/>
+          <w:bCs/>
+          <w:lang w:val="en-US"/>
+        </w:rPr>
+        <w:t xml:space="preserve"> </w:t>
+      </w:r>
+      <w:proofErr w:type="spellStart"/>
+      <w:r>
+        <w:rPr>
+          <w:b/>
+          <w:bCs/>
+          <w:lang w:val="en-US"/>
+        </w:rPr>
+        <w:t>Formare</w:t>
+      </w:r>
+      <w:proofErr w:type="spellEnd"/>
+      <w:r>
+        <w:rPr>
+          <w:b/>
+          <w:bCs/>
+          <w:lang w:val="en-US"/>
+        </w:rPr>
+        <w:t xml:space="preserve"> </w:t>
+      </w:r>
+      <w:proofErr w:type="spellStart"/>
+      <w:r>
+        <w:rPr>
+          <w:b/>
+          <w:bCs/>
+          <w:lang w:val="en-US"/>
+        </w:rPr>
+        <w:t>Profesională</w:t>
+      </w:r>
+      <w:proofErr w:type="spellEnd"/>
+    </w:p>
+    <w:p>
+      <w:pPr>
+        <w:numPr>
+          <w:ilvl w:val="0"/>
+          <w:numId w:val="17"/>
+        </w:numPr>
+        <w:rPr>
+          <w:lang w:val="en-US"/>
+        </w:rPr>
+      </w:pPr>
+      <w:proofErr w:type="spellStart"/>
+      <w:r>
+        <w:rPr>
+          <w:b/>
+          <w:bCs/>
+          <w:lang w:val="en-US"/>
+        </w:rPr>
+        <w:t>Problema</w:t>
+      </w:r>
+      <w:proofErr w:type="spellEnd"/>
+      <w:r>
+        <w:rPr>
+          <w:b/>
+          <w:bCs/>
+          <w:lang w:val="en-US"/>
+        </w:rPr>
+        <w:t>:</w:t>
+      </w:r>
+      <w:r>
+        <w:rPr>
+          <w:lang w:val="en-US"/>
+        </w:rPr>
+        <w:t xml:space="preserve"> </w:t>
+      </w:r>
+      <w:proofErr w:type="spellStart"/>
+      <w:r>
+        <w:rPr>
+          <w:lang w:val="en-US"/>
+        </w:rPr>
+        <w:t>Lucrătorii</w:t>
+      </w:r>
+      <w:proofErr w:type="spellEnd"/>
+      <w:r>
+        <w:rPr>
+          <w:lang w:val="en-US"/>
+        </w:rPr>
+        <w:t xml:space="preserve"> </w:t>
+      </w:r>
+      <w:proofErr w:type="spellStart"/>
+      <w:r>
+        <w:rPr>
+          <w:lang w:val="en-US"/>
+        </w:rPr>
+        <w:t>atipici</w:t>
+      </w:r>
+      <w:proofErr w:type="spellEnd"/>
+      <w:r>
+        <w:rPr>
+          <w:lang w:val="en-US"/>
+        </w:rPr>
+        <w:t xml:space="preserve"> </w:t>
+      </w:r>
+      <w:proofErr w:type="spellStart"/>
+      <w:r>
+        <w:rPr>
+          <w:lang w:val="en-US"/>
+        </w:rPr>
+        <w:t>participă</w:t>
+      </w:r>
+      <w:proofErr w:type="spellEnd"/>
+      <w:r>
+        <w:rPr>
+          <w:lang w:val="en-US"/>
+        </w:rPr>
+        <w:t xml:space="preserve"> </w:t>
+      </w:r>
+      <w:proofErr w:type="spellStart"/>
+      <w:r>
+        <w:rPr>
+          <w:lang w:val="en-US"/>
+        </w:rPr>
+        <w:t>mai</w:t>
+      </w:r>
+      <w:proofErr w:type="spellEnd"/>
+      <w:r>
+        <w:rPr>
+          <w:lang w:val="en-US"/>
+        </w:rPr>
+        <w:t xml:space="preserve"> </w:t>
+      </w:r>
+      <w:proofErr w:type="spellStart"/>
+      <w:r>
+        <w:rPr>
+          <w:lang w:val="en-US"/>
+        </w:rPr>
+        <w:t>puțin</w:t>
+      </w:r>
+      <w:proofErr w:type="spellEnd"/>
+      <w:r>
+        <w:rPr>
+          <w:lang w:val="en-US"/>
+        </w:rPr>
+        <w:t xml:space="preserve"> la </w:t>
+      </w:r>
+      <w:proofErr w:type="spellStart"/>
+      <w:r>
+        <w:rPr>
+          <w:lang w:val="en-US"/>
+        </w:rPr>
+        <w:t>formarea</w:t>
+      </w:r>
+      <w:proofErr w:type="spellEnd"/>
+      <w:r>
+        <w:rPr>
+          <w:lang w:val="en-US"/>
+        </w:rPr>
+        <w:t xml:space="preserve"> </w:t>
+      </w:r>
+      <w:proofErr w:type="spellStart"/>
+      <w:r>
+        <w:rPr>
+          <w:lang w:val="en-US"/>
+        </w:rPr>
+        <w:t>continuă</w:t>
+      </w:r>
+      <w:proofErr w:type="spellEnd"/>
+      <w:r>
+        <w:rPr>
+          <w:lang w:val="en-US"/>
+        </w:rPr>
+        <w:t xml:space="preserve"> (</w:t>
+      </w:r>
+      <w:proofErr w:type="spellStart"/>
+      <w:r>
+        <w:rPr>
+          <w:lang w:val="en-US"/>
+        </w:rPr>
+        <w:t>deoarece</w:t>
+      </w:r>
+      <w:proofErr w:type="spellEnd"/>
+      <w:r>
+        <w:rPr>
+          <w:lang w:val="en-US"/>
+        </w:rPr>
+        <w:t xml:space="preserve"> </w:t>
+      </w:r>
+      <w:proofErr w:type="spellStart"/>
+      <w:r>
+        <w:rPr>
+          <w:lang w:val="en-US"/>
+        </w:rPr>
+        <w:t>angajatorii</w:t>
+      </w:r>
+      <w:proofErr w:type="spellEnd"/>
+      <w:r>
+        <w:rPr>
+          <w:lang w:val="en-US"/>
+        </w:rPr>
+        <w:t xml:space="preserve"> nu </w:t>
+      </w:r>
+      <w:proofErr w:type="spellStart"/>
+      <w:r>
+        <w:rPr>
+          <w:lang w:val="en-US"/>
+        </w:rPr>
+        <w:t>investesc</w:t>
+      </w:r>
+      <w:proofErr w:type="spellEnd"/>
+      <w:r>
+        <w:rPr>
+          <w:lang w:val="en-US"/>
+        </w:rPr>
+        <w:t xml:space="preserve"> </w:t>
+      </w:r>
+      <w:proofErr w:type="spellStart"/>
+      <w:r>
+        <w:rPr>
+          <w:lang w:val="en-US"/>
+        </w:rPr>
+        <w:t>în</w:t>
+      </w:r>
+      <w:proofErr w:type="spellEnd"/>
+      <w:r>
+        <w:rPr>
+          <w:lang w:val="en-US"/>
+        </w:rPr>
+        <w:t xml:space="preserve"> </w:t>
+      </w:r>
+      <w:proofErr w:type="spellStart"/>
+      <w:r>
+        <w:rPr>
+          <w:lang w:val="en-US"/>
+        </w:rPr>
+        <w:t>ei</w:t>
+      </w:r>
+      <w:proofErr w:type="spellEnd"/>
+      <w:r>
+        <w:rPr>
+          <w:lang w:val="en-US"/>
+        </w:rPr>
+        <w:t xml:space="preserve">) </w:t>
+      </w:r>
+      <w:proofErr w:type="spellStart"/>
+      <w:r>
+        <w:rPr>
+          <w:lang w:val="en-US"/>
+        </w:rPr>
+        <w:t>și</w:t>
+      </w:r>
+      <w:proofErr w:type="spellEnd"/>
+      <w:r>
+        <w:rPr>
+          <w:lang w:val="en-US"/>
+        </w:rPr>
+        <w:t xml:space="preserve"> </w:t>
+      </w:r>
+      <w:proofErr w:type="spellStart"/>
+      <w:r>
+        <w:rPr>
+          <w:lang w:val="en-US"/>
+        </w:rPr>
+        <w:t>întâmpină</w:t>
+      </w:r>
+      <w:proofErr w:type="spellEnd"/>
+      <w:r>
+        <w:rPr>
+          <w:lang w:val="en-US"/>
+        </w:rPr>
+        <w:t xml:space="preserve"> </w:t>
+      </w:r>
+      <w:proofErr w:type="spellStart"/>
+      <w:r>
+        <w:rPr>
+          <w:lang w:val="en-US"/>
+        </w:rPr>
+        <w:t>obstacole</w:t>
+      </w:r>
+      <w:proofErr w:type="spellEnd"/>
+      <w:r>
+        <w:rPr>
+          <w:lang w:val="en-US"/>
+        </w:rPr>
+        <w:t xml:space="preserve"> </w:t>
+      </w:r>
+      <w:proofErr w:type="spellStart"/>
+      <w:r>
+        <w:rPr>
+          <w:lang w:val="en-US"/>
+        </w:rPr>
+        <w:t>legale</w:t>
+      </w:r>
+      <w:proofErr w:type="spellEnd"/>
+      <w:r>
+        <w:rPr>
+          <w:lang w:val="en-US"/>
+        </w:rPr>
+        <w:t xml:space="preserve"> (cum </w:t>
+      </w:r>
+      <w:proofErr w:type="spellStart"/>
+      <w:r>
+        <w:rPr>
+          <w:lang w:val="en-US"/>
+        </w:rPr>
+        <w:t>ar</w:t>
+      </w:r>
+      <w:proofErr w:type="spellEnd"/>
+      <w:r>
+        <w:rPr>
+          <w:lang w:val="en-US"/>
+        </w:rPr>
+        <w:t xml:space="preserve"> fi </w:t>
+      </w:r>
+      <w:proofErr w:type="spellStart"/>
+      <w:r>
+        <w:rPr>
+          <w:lang w:val="en-US"/>
+        </w:rPr>
+        <w:t>legile</w:t>
+      </w:r>
+      <w:proofErr w:type="spellEnd"/>
+      <w:r>
+        <w:rPr>
+          <w:lang w:val="en-US"/>
+        </w:rPr>
+        <w:t xml:space="preserve"> </w:t>
+      </w:r>
+      <w:proofErr w:type="spellStart"/>
+      <w:r>
+        <w:rPr>
+          <w:lang w:val="en-US"/>
+        </w:rPr>
+        <w:t>concurenței</w:t>
+      </w:r>
+      <w:proofErr w:type="spellEnd"/>
+      <w:r>
+        <w:rPr>
+          <w:lang w:val="en-US"/>
+        </w:rPr>
+        <w:t xml:space="preserve">) </w:t>
+      </w:r>
+      <w:proofErr w:type="spellStart"/>
+      <w:r>
+        <w:rPr>
+          <w:lang w:val="en-US"/>
+        </w:rPr>
+        <w:t>în</w:t>
+      </w:r>
+      <w:proofErr w:type="spellEnd"/>
+      <w:r>
+        <w:rPr>
+          <w:lang w:val="en-US"/>
+        </w:rPr>
+        <w:t xml:space="preserve"> a se </w:t>
+      </w:r>
+      <w:proofErr w:type="spellStart"/>
+      <w:r>
+        <w:rPr>
+          <w:lang w:val="en-US"/>
+        </w:rPr>
+        <w:t>sindicaliza</w:t>
+      </w:r>
+      <w:proofErr w:type="spellEnd"/>
+      <w:r>
+        <w:rPr>
+          <w:lang w:val="en-US"/>
+        </w:rPr>
+        <w:t xml:space="preserve"> </w:t>
+      </w:r>
+      <w:proofErr w:type="spellStart"/>
+      <w:r>
+        <w:rPr>
+          <w:lang w:val="en-US"/>
+        </w:rPr>
+        <w:t>și</w:t>
+      </w:r>
+      <w:proofErr w:type="spellEnd"/>
+      <w:r>
+        <w:rPr>
+          <w:lang w:val="en-US"/>
+        </w:rPr>
+        <w:t xml:space="preserve"> a </w:t>
+      </w:r>
+      <w:proofErr w:type="spellStart"/>
+      <w:r>
+        <w:rPr>
+          <w:lang w:val="en-US"/>
+        </w:rPr>
+        <w:t>negocia</w:t>
+      </w:r>
+      <w:proofErr w:type="spellEnd"/>
+      <w:r>
+        <w:rPr>
+          <w:lang w:val="en-US"/>
+        </w:rPr>
+        <w:t xml:space="preserve"> </w:t>
+      </w:r>
+      <w:proofErr w:type="spellStart"/>
+      <w:r>
+        <w:rPr>
+          <w:lang w:val="en-US"/>
+        </w:rPr>
+        <w:t>colectiv</w:t>
+      </w:r>
+      <w:proofErr w:type="spellEnd"/>
+      <w:r>
+        <w:rPr>
+          <w:lang w:val="en-US"/>
+        </w:rPr>
+        <w:t>.</w:t>
+      </w:r>
+    </w:p>
+    <w:p>
+      <w:pPr>
+        <w:numPr>
+          <w:ilvl w:val="0"/>
+          <w:numId w:val="17"/>
+        </w:numPr>
+        <w:rPr>
+          <w:lang w:val="en-US"/>
+        </w:rPr>
+      </w:pPr>
+      <w:proofErr w:type="spellStart"/>
+      <w:r>
+        <w:rPr>
+          <w:b/>
+          <w:bCs/>
+          <w:lang w:val="en-US"/>
+        </w:rPr>
+        <w:t>Soluții</w:t>
+      </w:r>
+      <w:proofErr w:type="spellEnd"/>
+      <w:r>
+        <w:rPr>
+          <w:b/>
+          <w:bCs/>
+          <w:lang w:val="en-US"/>
+        </w:rPr>
+        <w:t>:</w:t>
+      </w:r>
+      <w:r>
+        <w:rPr>
+          <w:lang w:val="en-US"/>
+        </w:rPr>
+        <w:t xml:space="preserve"> </w:t>
+      </w:r>
+      <w:proofErr w:type="spellStart"/>
+      <w:r>
+        <w:rPr>
+          <w:lang w:val="en-US"/>
+        </w:rPr>
+        <w:t>Raportul</w:t>
+      </w:r>
+      <w:proofErr w:type="spellEnd"/>
+      <w:r>
+        <w:rPr>
+          <w:lang w:val="en-US"/>
+        </w:rPr>
+        <w:t xml:space="preserve"> </w:t>
+      </w:r>
+      <w:proofErr w:type="spellStart"/>
+      <w:r>
+        <w:rPr>
+          <w:lang w:val="en-US"/>
+        </w:rPr>
+        <w:t>evidențiază</w:t>
+      </w:r>
+      <w:proofErr w:type="spellEnd"/>
+      <w:r>
+        <w:rPr>
+          <w:lang w:val="en-US"/>
+        </w:rPr>
+        <w:t xml:space="preserve"> </w:t>
+      </w:r>
+      <w:proofErr w:type="spellStart"/>
+      <w:r>
+        <w:rPr>
+          <w:lang w:val="en-US"/>
+        </w:rPr>
+        <w:t>excepții</w:t>
+      </w:r>
+      <w:proofErr w:type="spellEnd"/>
+      <w:r>
+        <w:rPr>
+          <w:lang w:val="en-US"/>
+        </w:rPr>
+        <w:t xml:space="preserve"> </w:t>
+      </w:r>
+      <w:proofErr w:type="spellStart"/>
+      <w:r>
+        <w:rPr>
+          <w:lang w:val="en-US"/>
+        </w:rPr>
+        <w:t>legale</w:t>
+      </w:r>
+      <w:proofErr w:type="spellEnd"/>
+      <w:r>
+        <w:rPr>
+          <w:lang w:val="en-US"/>
+        </w:rPr>
+        <w:t xml:space="preserve"> </w:t>
+      </w:r>
+      <w:proofErr w:type="spellStart"/>
+      <w:r>
+        <w:rPr>
+          <w:lang w:val="en-US"/>
+        </w:rPr>
+        <w:t>recente</w:t>
+      </w:r>
+      <w:proofErr w:type="spellEnd"/>
+      <w:r>
+        <w:rPr>
+          <w:lang w:val="en-US"/>
+        </w:rPr>
+        <w:t xml:space="preserve"> care permit </w:t>
+      </w:r>
+      <w:proofErr w:type="spellStart"/>
+      <w:r>
+        <w:rPr>
+          <w:lang w:val="en-US"/>
+        </w:rPr>
+        <w:t>anumitor</w:t>
+      </w:r>
+      <w:proofErr w:type="spellEnd"/>
+      <w:r>
+        <w:rPr>
+          <w:lang w:val="en-US"/>
+        </w:rPr>
+        <w:t xml:space="preserve"> </w:t>
+      </w:r>
+      <w:proofErr w:type="spellStart"/>
+      <w:r>
+        <w:rPr>
+          <w:lang w:val="en-US"/>
+        </w:rPr>
+        <w:t>profesii</w:t>
+      </w:r>
+      <w:proofErr w:type="spellEnd"/>
+      <w:r>
+        <w:rPr>
+          <w:lang w:val="en-US"/>
+        </w:rPr>
+        <w:t xml:space="preserve"> </w:t>
+      </w:r>
+      <w:proofErr w:type="spellStart"/>
+      <w:r>
+        <w:rPr>
+          <w:lang w:val="en-US"/>
+        </w:rPr>
+        <w:t>independente</w:t>
+      </w:r>
+      <w:proofErr w:type="spellEnd"/>
+      <w:r>
+        <w:rPr>
+          <w:lang w:val="en-US"/>
+        </w:rPr>
+        <w:t xml:space="preserve"> </w:t>
+      </w:r>
+      <w:proofErr w:type="spellStart"/>
+      <w:r>
+        <w:rPr>
+          <w:lang w:val="en-US"/>
+        </w:rPr>
+        <w:t>să</w:t>
+      </w:r>
+      <w:proofErr w:type="spellEnd"/>
+      <w:r>
+        <w:rPr>
+          <w:lang w:val="en-US"/>
+        </w:rPr>
+        <w:t xml:space="preserve"> </w:t>
+      </w:r>
+      <w:proofErr w:type="spellStart"/>
+      <w:r>
+        <w:rPr>
+          <w:lang w:val="en-US"/>
+        </w:rPr>
+        <w:t>negocieze</w:t>
+      </w:r>
+      <w:proofErr w:type="spellEnd"/>
+      <w:r>
+        <w:rPr>
+          <w:lang w:val="en-US"/>
+        </w:rPr>
+        <w:t xml:space="preserve"> </w:t>
+      </w:r>
+      <w:proofErr w:type="spellStart"/>
+      <w:r>
+        <w:rPr>
+          <w:lang w:val="en-US"/>
+        </w:rPr>
+        <w:t>colectiv</w:t>
+      </w:r>
+      <w:proofErr w:type="spellEnd"/>
+      <w:r>
+        <w:rPr>
+          <w:lang w:val="en-US"/>
+        </w:rPr>
+        <w:t xml:space="preserve"> </w:t>
+      </w:r>
+      <w:proofErr w:type="spellStart"/>
+      <w:r>
+        <w:rPr>
+          <w:lang w:val="en-US"/>
+        </w:rPr>
+        <w:t>și</w:t>
+      </w:r>
+      <w:proofErr w:type="spellEnd"/>
+      <w:r>
+        <w:rPr>
+          <w:lang w:val="en-US"/>
+        </w:rPr>
+        <w:t xml:space="preserve"> </w:t>
+      </w:r>
+      <w:proofErr w:type="spellStart"/>
+      <w:r>
+        <w:rPr>
+          <w:lang w:val="en-US"/>
+        </w:rPr>
+        <w:t>subliniază</w:t>
+      </w:r>
+      <w:proofErr w:type="spellEnd"/>
+      <w:r>
+        <w:rPr>
+          <w:lang w:val="en-US"/>
+        </w:rPr>
+        <w:t xml:space="preserve"> </w:t>
+      </w:r>
+      <w:proofErr w:type="spellStart"/>
+      <w:r>
+        <w:rPr>
+          <w:lang w:val="en-US"/>
+        </w:rPr>
+        <w:t>importanța</w:t>
+      </w:r>
+      <w:proofErr w:type="spellEnd"/>
+      <w:r>
+        <w:rPr>
+          <w:lang w:val="en-US"/>
+        </w:rPr>
+        <w:t xml:space="preserve"> de a face </w:t>
+      </w:r>
+      <w:proofErr w:type="spellStart"/>
+      <w:r>
+        <w:rPr>
+          <w:lang w:val="en-US"/>
+        </w:rPr>
+        <w:t>programele</w:t>
+      </w:r>
+      <w:proofErr w:type="spellEnd"/>
+      <w:r>
+        <w:rPr>
+          <w:lang w:val="en-US"/>
+        </w:rPr>
+        <w:t xml:space="preserve"> de </w:t>
+      </w:r>
+      <w:proofErr w:type="spellStart"/>
+      <w:r>
+        <w:rPr>
+          <w:lang w:val="en-US"/>
+        </w:rPr>
+        <w:t>dezvoltare</w:t>
+      </w:r>
+      <w:proofErr w:type="spellEnd"/>
+      <w:r>
+        <w:rPr>
+          <w:lang w:val="en-US"/>
+        </w:rPr>
+        <w:t xml:space="preserve"> a </w:t>
+      </w:r>
+      <w:proofErr w:type="spellStart"/>
+      <w:r>
+        <w:rPr>
+          <w:lang w:val="en-US"/>
+        </w:rPr>
+        <w:t>competențelor</w:t>
+      </w:r>
+      <w:proofErr w:type="spellEnd"/>
+      <w:r>
+        <w:rPr>
+          <w:lang w:val="en-US"/>
+        </w:rPr>
+        <w:t xml:space="preserve"> </w:t>
+      </w:r>
+      <w:proofErr w:type="spellStart"/>
+      <w:r>
+        <w:rPr>
+          <w:lang w:val="en-US"/>
+        </w:rPr>
+        <w:t>mai</w:t>
+      </w:r>
+      <w:proofErr w:type="spellEnd"/>
+      <w:r>
+        <w:rPr>
+          <w:lang w:val="en-US"/>
+        </w:rPr>
+        <w:t xml:space="preserve"> </w:t>
+      </w:r>
+      <w:proofErr w:type="spellStart"/>
+      <w:r>
+        <w:rPr>
+          <w:lang w:val="en-US"/>
+        </w:rPr>
+        <w:t>accesibile</w:t>
+      </w:r>
+      <w:proofErr w:type="spellEnd"/>
+      <w:r>
+        <w:rPr>
+          <w:lang w:val="en-US"/>
+        </w:rPr>
+        <w:t xml:space="preserve"> </w:t>
+      </w:r>
+      <w:proofErr w:type="spellStart"/>
+      <w:r>
+        <w:rPr>
+          <w:lang w:val="en-US"/>
+        </w:rPr>
+        <w:t>pentru</w:t>
+      </w:r>
+      <w:proofErr w:type="spellEnd"/>
+      <w:r>
+        <w:rPr>
+          <w:lang w:val="en-US"/>
+        </w:rPr>
+        <w:t xml:space="preserve"> </w:t>
+      </w:r>
+      <w:proofErr w:type="spellStart"/>
+      <w:r>
+        <w:rPr>
+          <w:lang w:val="en-US"/>
+        </w:rPr>
+        <w:t>toți</w:t>
+      </w:r>
+      <w:proofErr w:type="spellEnd"/>
+      <w:r>
+        <w:rPr>
+          <w:lang w:val="en-US"/>
+        </w:rPr>
+        <w:t xml:space="preserve"> </w:t>
+      </w:r>
+      <w:proofErr w:type="spellStart"/>
+      <w:r>
+        <w:rPr>
+          <w:lang w:val="en-US"/>
+        </w:rPr>
+        <w:t>lucrătorii</w:t>
+      </w:r>
+      <w:proofErr w:type="spellEnd"/>
+      <w:r>
+        <w:rPr>
+          <w:lang w:val="en-US"/>
+        </w:rPr>
+        <w:t xml:space="preserve">, </w:t>
+      </w:r>
+      <w:proofErr w:type="spellStart"/>
+      <w:r>
+        <w:rPr>
+          <w:lang w:val="en-US"/>
+        </w:rPr>
+        <w:t>indiferent</w:t>
+      </w:r>
+      <w:proofErr w:type="spellEnd"/>
+      <w:r>
+        <w:rPr>
+          <w:lang w:val="en-US"/>
+        </w:rPr>
+        <w:t xml:space="preserve"> de </w:t>
+      </w:r>
+      <w:proofErr w:type="spellStart"/>
+      <w:r>
+        <w:rPr>
+          <w:lang w:val="en-US"/>
+        </w:rPr>
+        <w:t>tipul</w:t>
+      </w:r>
+      <w:proofErr w:type="spellEnd"/>
+      <w:r>
+        <w:rPr>
+          <w:lang w:val="en-US"/>
+        </w:rPr>
+        <w:t xml:space="preserve"> de contract.</w:t>
+      </w:r>
+    </w:p>
+    <w:p>
+      <w:r>
+        <w:t xml:space="preserve"> </w:t>
+      </w:r>
+    </w:p>
+    <w:p>
+      <w:pPr>
+        <w:rPr>
+          <w:u w:val="single"/>
+        </w:rPr>
+      </w:pPr>
+    </w:p>
+    <w:p>
+      <w:pPr>
+        <w:rPr>
+          <w:u w:val="single"/>
+        </w:rPr>
+      </w:pPr>
+    </w:p>
+    <w:p>
+      <w:pPr>
+        <w:rPr>
+          <w:u w:val="single"/>
+        </w:rPr>
+      </w:pPr>
+    </w:p>
+    <w:p>
+      <w:r>
+        <w:t>Structura unui contract de muncă a suferit schimbări în secolul XXI, creându-se noi forme de muncă și un program de muncă, mult mai flexibil. Această schimbare se datorează unor nevoi specifice, cum ar fi livrarea produselor oferite de restaurante direct la consumatori sau nevoia neprevăzută de soluții software, fiind necesar un individ sau grup care să creeze aceste servicii și produse într-un timp scurt.</w:t>
+      </w:r>
+    </w:p>
+    <w:p>
+      <w:r>
+        <w:tab/>
+        <w:t xml:space="preserve">Una dintre aceste forme se bazează pe conceptul de platform work, care implică existența unui portal prin care indivizii își pot alege contractul dorit. Conform publicației „Policy Responses to New Forms of Work”, OECD Publishing, Lituania a creat un cadru legal în ceea ce privește serviciul de ride-sharing, asigurând un nivel minim de calitate al transportului de persoane prin aplicațiile dedicate. De asemenea, au fost adoptate măsuri de încurajare a utilizării „platform work”. Studiul menționat mai sus descrie cum Belgia a scăzut taxa pe venit pentru persoanele care au câștiguri mai mici de 5000 de euro pe an, de la 33% la 10%. Alte forme de muncă includ contractul cu durată fixă și contractul cu număr variabil de ore de muncă, fiind diferite față de modelul standard de contract pe perioada nedeterminată. Cel din urma prezintă anumite particularități, cum ar fi impredictibilitatea numărului de ore necesar pentru realizarea sarcinilor de lucru și existența unui document prin care angajatorul prezintă care sunt așteptările minime de </w:t>
+      </w:r>
+      <w:r>
+        <w:lastRenderedPageBreak/>
+        <w:t>la potențialul angajat. Irlanda a adoptat legea „Employment (Miscellaneous Provisions) Act 2018” care urmărește protejarea angajaților de la exploatarea unui dezechilibru de putere între cele două părți.</w:t>
       </w:r>
     </w:p>
     <w:p>
@@ -1255,6 +7971,155 @@
 <file path=word/numbering.xml><?xml version="1.0" encoding="utf-8"?>
 <w:numbering xmlns:wpc="http://schemas.microsoft.com/office/word/2010/wordprocessingCanvas" xmlns:cx="http://schemas.microsoft.com/office/drawing/2014/chartex" xmlns:cx1="http://schemas.microsoft.com/office/drawing/2015/9/8/chartex" xmlns:cx2="http://schemas.microsoft.com/office/drawing/2015/10/21/chartex" xmlns:cx3="http://schemas.microsoft.com/office/drawing/2016/5/9/chartex" xmlns:cx4="http://schemas.microsoft.com/office/drawing/2016/5/10/chartex" xmlns:cx5="http://schemas.microsoft.com/office/drawing/2016/5/11/chartex" xmlns:cx6="http://schemas.microsoft.com/office/drawing/2016/5/12/chartex" xmlns:cx7="http://schemas.microsoft.com/office/drawing/2016/5/13/chartex" xmlns:cx8="http://schemas.microsoft.com/office/drawing/2016/5/14/chartex" xmlns:mc="http://schemas.openxmlformats.org/markup-compatibility/2006" xmlns:aink="http://schemas.microsoft.com/office/drawing/2016/ink" xmlns:am3d="http://schemas.microsoft.com/office/drawing/2017/model3d" xmlns:o="urn:schemas-microsoft-com:office:office" xmlns:oel="http://schemas.microsoft.com/office/2019/extlst" xmlns:r="http://schemas.openxmlformats.org/officeDocument/2006/relationships" xmlns:m="http://schemas.openxmlformats.org/officeDocument/2006/math" xmlns:v="urn:schemas-microsoft-com:vml" xmlns:wp14="http://schemas.microsoft.com/office/word/2010/wordprocessingDrawing" xmlns:wp="http://schemas.openxmlformats.org/drawingml/2006/wordprocessingDrawing" xmlns:w10="urn:schemas-microsoft-com:office:word" xmlns:w="http://schemas.openxmlformats.org/wordprocessingml/2006/main" xmlns:w14="http://schemas.microsoft.com/office/word/2010/wordml" xmlns:w15="http://schemas.microsoft.com/office/word/2012/wordml" xmlns:w16cex="http://schemas.microsoft.com/office/word/2018/wordml/cex" xmlns:w16cid="http://schemas.microsoft.com/office/word/2016/wordml/cid" xmlns:w16="http://schemas.microsoft.com/office/word/2018/wordml" xmlns:w16du="http://schemas.microsoft.com/office/word/2023/wordml/word16du" xmlns:w16sdtdh="http://schemas.microsoft.com/office/word/2020/wordml/sdtdatahash" xmlns:w16sdtfl="http://schemas.microsoft.com/office/word/2024/wordml/sdtformatlock" xmlns:w16se="http://schemas.microsoft.com/office/word/2015/wordml/symex" xmlns:wpg="http://schemas.microsoft.com/office/word/2010/wordprocessingGroup" xmlns:wpi="http://schemas.microsoft.com/office/word/2010/wordprocessingInk" xmlns:wne="http://schemas.microsoft.com/office/word/2006/wordml" xmlns:wps="http://schemas.microsoft.com/office/word/2010/wordprocessingShape" mc:Ignorable="w14 w15 w16se w16cid w16 w16cex w16sdtdh w16sdtfl w16du wp14">
   <w:abstractNum w:abstractNumId="0" w15:restartNumberingAfterBreak="0">
+    <w:nsid w:val="01D15A24"/>
+    <w:multiLevelType w:val="multilevel"/>
+    <w:tmpl w:val="DA3E3BF4"/>
+    <w:lvl w:ilvl="0">
+      <w:start w:val="1"/>
+      <w:numFmt w:val="bullet"/>
+      <w:lvlText w:val=""/>
+      <w:lvlJc w:val="left"/>
+      <w:pPr>
+        <w:tabs>
+          <w:tab w:val="num" w:pos="720"/>
+        </w:tabs>
+        <w:ind w:left="720" w:hanging="360"/>
+      </w:pPr>
+      <w:rPr>
+        <w:rFonts w:ascii="Symbol" w:hAnsi="Symbol" w:hint="default"/>
+        <w:sz w:val="20"/>
+      </w:rPr>
+    </w:lvl>
+    <w:lvl w:ilvl="1" w:tentative="1">
+      <w:start w:val="1"/>
+      <w:numFmt w:val="bullet"/>
+      <w:lvlText w:val="o"/>
+      <w:lvlJc w:val="left"/>
+      <w:pPr>
+        <w:tabs>
+          <w:tab w:val="num" w:pos="1440"/>
+        </w:tabs>
+        <w:ind w:left="1440" w:hanging="360"/>
+      </w:pPr>
+      <w:rPr>
+        <w:rFonts w:ascii="Courier New" w:hAnsi="Courier New" w:hint="default"/>
+        <w:sz w:val="20"/>
+      </w:rPr>
+    </w:lvl>
+    <w:lvl w:ilvl="2" w:tentative="1">
+      <w:start w:val="1"/>
+      <w:numFmt w:val="bullet"/>
+      <w:lvlText w:val=""/>
+      <w:lvlJc w:val="left"/>
+      <w:pPr>
+        <w:tabs>
+          <w:tab w:val="num" w:pos="2160"/>
+        </w:tabs>
+        <w:ind w:left="2160" w:hanging="360"/>
+      </w:pPr>
+      <w:rPr>
+        <w:rFonts w:ascii="Wingdings" w:hAnsi="Wingdings" w:hint="default"/>
+        <w:sz w:val="20"/>
+      </w:rPr>
+    </w:lvl>
+    <w:lvl w:ilvl="3" w:tentative="1">
+      <w:start w:val="1"/>
+      <w:numFmt w:val="bullet"/>
+      <w:lvlText w:val=""/>
+      <w:lvlJc w:val="left"/>
+      <w:pPr>
+        <w:tabs>
+          <w:tab w:val="num" w:pos="2880"/>
+        </w:tabs>
+        <w:ind w:left="2880" w:hanging="360"/>
+      </w:pPr>
+      <w:rPr>
+        <w:rFonts w:ascii="Wingdings" w:hAnsi="Wingdings" w:hint="default"/>
+        <w:sz w:val="20"/>
+      </w:rPr>
+    </w:lvl>
+    <w:lvl w:ilvl="4" w:tentative="1">
+      <w:start w:val="1"/>
+      <w:numFmt w:val="bullet"/>
+      <w:lvlText w:val=""/>
+      <w:lvlJc w:val="left"/>
+      <w:pPr>
+        <w:tabs>
+          <w:tab w:val="num" w:pos="3600"/>
+        </w:tabs>
+        <w:ind w:left="3600" w:hanging="360"/>
+      </w:pPr>
+      <w:rPr>
+        <w:rFonts w:ascii="Wingdings" w:hAnsi="Wingdings" w:hint="default"/>
+        <w:sz w:val="20"/>
+      </w:rPr>
+    </w:lvl>
+    <w:lvl w:ilvl="5" w:tentative="1">
+      <w:start w:val="1"/>
+      <w:numFmt w:val="bullet"/>
+      <w:lvlText w:val=""/>
+      <w:lvlJc w:val="left"/>
+      <w:pPr>
+        <w:tabs>
+          <w:tab w:val="num" w:pos="4320"/>
+        </w:tabs>
+        <w:ind w:left="4320" w:hanging="360"/>
+      </w:pPr>
+      <w:rPr>
+        <w:rFonts w:ascii="Wingdings" w:hAnsi="Wingdings" w:hint="default"/>
+        <w:sz w:val="20"/>
+      </w:rPr>
+    </w:lvl>
+    <w:lvl w:ilvl="6" w:tentative="1">
+      <w:start w:val="1"/>
+      <w:numFmt w:val="bullet"/>
+      <w:lvlText w:val=""/>
+      <w:lvlJc w:val="left"/>
+      <w:pPr>
+        <w:tabs>
+          <w:tab w:val="num" w:pos="5040"/>
+        </w:tabs>
+        <w:ind w:left="5040" w:hanging="360"/>
+      </w:pPr>
+      <w:rPr>
+        <w:rFonts w:ascii="Wingdings" w:hAnsi="Wingdings" w:hint="default"/>
+        <w:sz w:val="20"/>
+      </w:rPr>
+    </w:lvl>
+    <w:lvl w:ilvl="7" w:tentative="1">
+      <w:start w:val="1"/>
+      <w:numFmt w:val="bullet"/>
+      <w:lvlText w:val=""/>
+      <w:lvlJc w:val="left"/>
+      <w:pPr>
+        <w:tabs>
+          <w:tab w:val="num" w:pos="5760"/>
+        </w:tabs>
+        <w:ind w:left="5760" w:hanging="360"/>
+      </w:pPr>
+      <w:rPr>
+        <w:rFonts w:ascii="Wingdings" w:hAnsi="Wingdings" w:hint="default"/>
+        <w:sz w:val="20"/>
+      </w:rPr>
+    </w:lvl>
+    <w:lvl w:ilvl="8" w:tentative="1">
+      <w:start w:val="1"/>
+      <w:numFmt w:val="bullet"/>
+      <w:lvlText w:val=""/>
+      <w:lvlJc w:val="left"/>
+      <w:pPr>
+        <w:tabs>
+          <w:tab w:val="num" w:pos="6480"/>
+        </w:tabs>
+        <w:ind w:left="6480" w:hanging="360"/>
+      </w:pPr>
+      <w:rPr>
+        <w:rFonts w:ascii="Wingdings" w:hAnsi="Wingdings" w:hint="default"/>
+        <w:sz w:val="20"/>
+      </w:rPr>
+    </w:lvl>
+  </w:abstractNum>
+  <w:abstractNum w:abstractNumId="1" w15:restartNumberingAfterBreak="0">
     <w:nsid w:val="04A3034A"/>
     <w:multiLevelType w:val="hybridMultilevel"/>
     <w:tmpl w:val="CBFCF926"/>
@@ -1340,7 +8205,7 @@
       </w:pPr>
     </w:lvl>
   </w:abstractNum>
-  <w:abstractNum w:abstractNumId="1" w15:restartNumberingAfterBreak="0">
+  <w:abstractNum w:abstractNumId="2" w15:restartNumberingAfterBreak="0">
     <w:nsid w:val="07417B7B"/>
     <w:multiLevelType w:val="multilevel"/>
     <w:tmpl w:val="D8F84C80"/>
@@ -1489,7 +8354,305 @@
       </w:rPr>
     </w:lvl>
   </w:abstractNum>
-  <w:abstractNum w:abstractNumId="2" w15:restartNumberingAfterBreak="0">
+  <w:abstractNum w:abstractNumId="3" w15:restartNumberingAfterBreak="0">
+    <w:nsid w:val="08F30AB5"/>
+    <w:multiLevelType w:val="multilevel"/>
+    <w:tmpl w:val="0AD84F7A"/>
+    <w:lvl w:ilvl="0">
+      <w:start w:val="1"/>
+      <w:numFmt w:val="bullet"/>
+      <w:lvlText w:val=""/>
+      <w:lvlJc w:val="left"/>
+      <w:pPr>
+        <w:tabs>
+          <w:tab w:val="num" w:pos="720"/>
+        </w:tabs>
+        <w:ind w:left="720" w:hanging="360"/>
+      </w:pPr>
+      <w:rPr>
+        <w:rFonts w:ascii="Symbol" w:hAnsi="Symbol" w:hint="default"/>
+        <w:sz w:val="20"/>
+      </w:rPr>
+    </w:lvl>
+    <w:lvl w:ilvl="1" w:tentative="1">
+      <w:start w:val="1"/>
+      <w:numFmt w:val="bullet"/>
+      <w:lvlText w:val="o"/>
+      <w:lvlJc w:val="left"/>
+      <w:pPr>
+        <w:tabs>
+          <w:tab w:val="num" w:pos="1440"/>
+        </w:tabs>
+        <w:ind w:left="1440" w:hanging="360"/>
+      </w:pPr>
+      <w:rPr>
+        <w:rFonts w:ascii="Courier New" w:hAnsi="Courier New" w:hint="default"/>
+        <w:sz w:val="20"/>
+      </w:rPr>
+    </w:lvl>
+    <w:lvl w:ilvl="2" w:tentative="1">
+      <w:start w:val="1"/>
+      <w:numFmt w:val="bullet"/>
+      <w:lvlText w:val=""/>
+      <w:lvlJc w:val="left"/>
+      <w:pPr>
+        <w:tabs>
+          <w:tab w:val="num" w:pos="2160"/>
+        </w:tabs>
+        <w:ind w:left="2160" w:hanging="360"/>
+      </w:pPr>
+      <w:rPr>
+        <w:rFonts w:ascii="Wingdings" w:hAnsi="Wingdings" w:hint="default"/>
+        <w:sz w:val="20"/>
+      </w:rPr>
+    </w:lvl>
+    <w:lvl w:ilvl="3" w:tentative="1">
+      <w:start w:val="1"/>
+      <w:numFmt w:val="bullet"/>
+      <w:lvlText w:val=""/>
+      <w:lvlJc w:val="left"/>
+      <w:pPr>
+        <w:tabs>
+          <w:tab w:val="num" w:pos="2880"/>
+        </w:tabs>
+        <w:ind w:left="2880" w:hanging="360"/>
+      </w:pPr>
+      <w:rPr>
+        <w:rFonts w:ascii="Wingdings" w:hAnsi="Wingdings" w:hint="default"/>
+        <w:sz w:val="20"/>
+      </w:rPr>
+    </w:lvl>
+    <w:lvl w:ilvl="4" w:tentative="1">
+      <w:start w:val="1"/>
+      <w:numFmt w:val="bullet"/>
+      <w:lvlText w:val=""/>
+      <w:lvlJc w:val="left"/>
+      <w:pPr>
+        <w:tabs>
+          <w:tab w:val="num" w:pos="3600"/>
+        </w:tabs>
+        <w:ind w:left="3600" w:hanging="360"/>
+      </w:pPr>
+      <w:rPr>
+        <w:rFonts w:ascii="Wingdings" w:hAnsi="Wingdings" w:hint="default"/>
+        <w:sz w:val="20"/>
+      </w:rPr>
+    </w:lvl>
+    <w:lvl w:ilvl="5" w:tentative="1">
+      <w:start w:val="1"/>
+      <w:numFmt w:val="bullet"/>
+      <w:lvlText w:val=""/>
+      <w:lvlJc w:val="left"/>
+      <w:pPr>
+        <w:tabs>
+          <w:tab w:val="num" w:pos="4320"/>
+        </w:tabs>
+        <w:ind w:left="4320" w:hanging="360"/>
+      </w:pPr>
+      <w:rPr>
+        <w:rFonts w:ascii="Wingdings" w:hAnsi="Wingdings" w:hint="default"/>
+        <w:sz w:val="20"/>
+      </w:rPr>
+    </w:lvl>
+    <w:lvl w:ilvl="6" w:tentative="1">
+      <w:start w:val="1"/>
+      <w:numFmt w:val="bullet"/>
+      <w:lvlText w:val=""/>
+      <w:lvlJc w:val="left"/>
+      <w:pPr>
+        <w:tabs>
+          <w:tab w:val="num" w:pos="5040"/>
+        </w:tabs>
+        <w:ind w:left="5040" w:hanging="360"/>
+      </w:pPr>
+      <w:rPr>
+        <w:rFonts w:ascii="Wingdings" w:hAnsi="Wingdings" w:hint="default"/>
+        <w:sz w:val="20"/>
+      </w:rPr>
+    </w:lvl>
+    <w:lvl w:ilvl="7" w:tentative="1">
+      <w:start w:val="1"/>
+      <w:numFmt w:val="bullet"/>
+      <w:lvlText w:val=""/>
+      <w:lvlJc w:val="left"/>
+      <w:pPr>
+        <w:tabs>
+          <w:tab w:val="num" w:pos="5760"/>
+        </w:tabs>
+        <w:ind w:left="5760" w:hanging="360"/>
+      </w:pPr>
+      <w:rPr>
+        <w:rFonts w:ascii="Wingdings" w:hAnsi="Wingdings" w:hint="default"/>
+        <w:sz w:val="20"/>
+      </w:rPr>
+    </w:lvl>
+    <w:lvl w:ilvl="8" w:tentative="1">
+      <w:start w:val="1"/>
+      <w:numFmt w:val="bullet"/>
+      <w:lvlText w:val=""/>
+      <w:lvlJc w:val="left"/>
+      <w:pPr>
+        <w:tabs>
+          <w:tab w:val="num" w:pos="6480"/>
+        </w:tabs>
+        <w:ind w:left="6480" w:hanging="360"/>
+      </w:pPr>
+      <w:rPr>
+        <w:rFonts w:ascii="Wingdings" w:hAnsi="Wingdings" w:hint="default"/>
+        <w:sz w:val="20"/>
+      </w:rPr>
+    </w:lvl>
+  </w:abstractNum>
+  <w:abstractNum w:abstractNumId="4" w15:restartNumberingAfterBreak="0">
+    <w:nsid w:val="17427561"/>
+    <w:multiLevelType w:val="multilevel"/>
+    <w:tmpl w:val="D20224D2"/>
+    <w:lvl w:ilvl="0">
+      <w:start w:val="1"/>
+      <w:numFmt w:val="bullet"/>
+      <w:lvlText w:val=""/>
+      <w:lvlJc w:val="left"/>
+      <w:pPr>
+        <w:tabs>
+          <w:tab w:val="num" w:pos="720"/>
+        </w:tabs>
+        <w:ind w:left="720" w:hanging="360"/>
+      </w:pPr>
+      <w:rPr>
+        <w:rFonts w:ascii="Symbol" w:hAnsi="Symbol" w:hint="default"/>
+        <w:sz w:val="20"/>
+      </w:rPr>
+    </w:lvl>
+    <w:lvl w:ilvl="1" w:tentative="1">
+      <w:start w:val="1"/>
+      <w:numFmt w:val="bullet"/>
+      <w:lvlText w:val="o"/>
+      <w:lvlJc w:val="left"/>
+      <w:pPr>
+        <w:tabs>
+          <w:tab w:val="num" w:pos="1440"/>
+        </w:tabs>
+        <w:ind w:left="1440" w:hanging="360"/>
+      </w:pPr>
+      <w:rPr>
+        <w:rFonts w:ascii="Courier New" w:hAnsi="Courier New" w:hint="default"/>
+        <w:sz w:val="20"/>
+      </w:rPr>
+    </w:lvl>
+    <w:lvl w:ilvl="2" w:tentative="1">
+      <w:start w:val="1"/>
+      <w:numFmt w:val="bullet"/>
+      <w:lvlText w:val=""/>
+      <w:lvlJc w:val="left"/>
+      <w:pPr>
+        <w:tabs>
+          <w:tab w:val="num" w:pos="2160"/>
+        </w:tabs>
+        <w:ind w:left="2160" w:hanging="360"/>
+      </w:pPr>
+      <w:rPr>
+        <w:rFonts w:ascii="Wingdings" w:hAnsi="Wingdings" w:hint="default"/>
+        <w:sz w:val="20"/>
+      </w:rPr>
+    </w:lvl>
+    <w:lvl w:ilvl="3" w:tentative="1">
+      <w:start w:val="1"/>
+      <w:numFmt w:val="bullet"/>
+      <w:lvlText w:val=""/>
+      <w:lvlJc w:val="left"/>
+      <w:pPr>
+        <w:tabs>
+          <w:tab w:val="num" w:pos="2880"/>
+        </w:tabs>
+        <w:ind w:left="2880" w:hanging="360"/>
+      </w:pPr>
+      <w:rPr>
+        <w:rFonts w:ascii="Wingdings" w:hAnsi="Wingdings" w:hint="default"/>
+        <w:sz w:val="20"/>
+      </w:rPr>
+    </w:lvl>
+    <w:lvl w:ilvl="4" w:tentative="1">
+      <w:start w:val="1"/>
+      <w:numFmt w:val="bullet"/>
+      <w:lvlText w:val=""/>
+      <w:lvlJc w:val="left"/>
+      <w:pPr>
+        <w:tabs>
+          <w:tab w:val="num" w:pos="3600"/>
+        </w:tabs>
+        <w:ind w:left="3600" w:hanging="360"/>
+      </w:pPr>
+      <w:rPr>
+        <w:rFonts w:ascii="Wingdings" w:hAnsi="Wingdings" w:hint="default"/>
+        <w:sz w:val="20"/>
+      </w:rPr>
+    </w:lvl>
+    <w:lvl w:ilvl="5" w:tentative="1">
+      <w:start w:val="1"/>
+      <w:numFmt w:val="bullet"/>
+      <w:lvlText w:val=""/>
+      <w:lvlJc w:val="left"/>
+      <w:pPr>
+        <w:tabs>
+          <w:tab w:val="num" w:pos="4320"/>
+        </w:tabs>
+        <w:ind w:left="4320" w:hanging="360"/>
+      </w:pPr>
+      <w:rPr>
+        <w:rFonts w:ascii="Wingdings" w:hAnsi="Wingdings" w:hint="default"/>
+        <w:sz w:val="20"/>
+      </w:rPr>
+    </w:lvl>
+    <w:lvl w:ilvl="6" w:tentative="1">
+      <w:start w:val="1"/>
+      <w:numFmt w:val="bullet"/>
+      <w:lvlText w:val=""/>
+      <w:lvlJc w:val="left"/>
+      <w:pPr>
+        <w:tabs>
+          <w:tab w:val="num" w:pos="5040"/>
+        </w:tabs>
+        <w:ind w:left="5040" w:hanging="360"/>
+      </w:pPr>
+      <w:rPr>
+        <w:rFonts w:ascii="Wingdings" w:hAnsi="Wingdings" w:hint="default"/>
+        <w:sz w:val="20"/>
+      </w:rPr>
+    </w:lvl>
+    <w:lvl w:ilvl="7" w:tentative="1">
+      <w:start w:val="1"/>
+      <w:numFmt w:val="bullet"/>
+      <w:lvlText w:val=""/>
+      <w:lvlJc w:val="left"/>
+      <w:pPr>
+        <w:tabs>
+          <w:tab w:val="num" w:pos="5760"/>
+        </w:tabs>
+        <w:ind w:left="5760" w:hanging="360"/>
+      </w:pPr>
+      <w:rPr>
+        <w:rFonts w:ascii="Wingdings" w:hAnsi="Wingdings" w:hint="default"/>
+        <w:sz w:val="20"/>
+      </w:rPr>
+    </w:lvl>
+    <w:lvl w:ilvl="8" w:tentative="1">
+      <w:start w:val="1"/>
+      <w:numFmt w:val="bullet"/>
+      <w:lvlText w:val=""/>
+      <w:lvlJc w:val="left"/>
+      <w:pPr>
+        <w:tabs>
+          <w:tab w:val="num" w:pos="6480"/>
+        </w:tabs>
+        <w:ind w:left="6480" w:hanging="360"/>
+      </w:pPr>
+      <w:rPr>
+        <w:rFonts w:ascii="Wingdings" w:hAnsi="Wingdings" w:hint="default"/>
+        <w:sz w:val="20"/>
+      </w:rPr>
+    </w:lvl>
+  </w:abstractNum>
+  <w:abstractNum w:abstractNumId="5" w15:restartNumberingAfterBreak="0">
     <w:nsid w:val="1BE146A8"/>
     <w:multiLevelType w:val="hybridMultilevel"/>
     <w:tmpl w:val="43CC4218"/>
@@ -1578,7 +8741,156 @@
       </w:pPr>
     </w:lvl>
   </w:abstractNum>
-  <w:abstractNum w:abstractNumId="3" w15:restartNumberingAfterBreak="0">
+  <w:abstractNum w:abstractNumId="6" w15:restartNumberingAfterBreak="0">
+    <w:nsid w:val="274F4246"/>
+    <w:multiLevelType w:val="multilevel"/>
+    <w:tmpl w:val="7F401A38"/>
+    <w:lvl w:ilvl="0">
+      <w:start w:val="1"/>
+      <w:numFmt w:val="bullet"/>
+      <w:lvlText w:val=""/>
+      <w:lvlJc w:val="left"/>
+      <w:pPr>
+        <w:tabs>
+          <w:tab w:val="num" w:pos="720"/>
+        </w:tabs>
+        <w:ind w:left="720" w:hanging="360"/>
+      </w:pPr>
+      <w:rPr>
+        <w:rFonts w:ascii="Symbol" w:hAnsi="Symbol" w:hint="default"/>
+        <w:sz w:val="20"/>
+      </w:rPr>
+    </w:lvl>
+    <w:lvl w:ilvl="1" w:tentative="1">
+      <w:start w:val="1"/>
+      <w:numFmt w:val="bullet"/>
+      <w:lvlText w:val="o"/>
+      <w:lvlJc w:val="left"/>
+      <w:pPr>
+        <w:tabs>
+          <w:tab w:val="num" w:pos="1440"/>
+        </w:tabs>
+        <w:ind w:left="1440" w:hanging="360"/>
+      </w:pPr>
+      <w:rPr>
+        <w:rFonts w:ascii="Courier New" w:hAnsi="Courier New" w:hint="default"/>
+        <w:sz w:val="20"/>
+      </w:rPr>
+    </w:lvl>
+    <w:lvl w:ilvl="2" w:tentative="1">
+      <w:start w:val="1"/>
+      <w:numFmt w:val="bullet"/>
+      <w:lvlText w:val=""/>
+      <w:lvlJc w:val="left"/>
+      <w:pPr>
+        <w:tabs>
+          <w:tab w:val="num" w:pos="2160"/>
+        </w:tabs>
+        <w:ind w:left="2160" w:hanging="360"/>
+      </w:pPr>
+      <w:rPr>
+        <w:rFonts w:ascii="Wingdings" w:hAnsi="Wingdings" w:hint="default"/>
+        <w:sz w:val="20"/>
+      </w:rPr>
+    </w:lvl>
+    <w:lvl w:ilvl="3" w:tentative="1">
+      <w:start w:val="1"/>
+      <w:numFmt w:val="bullet"/>
+      <w:lvlText w:val=""/>
+      <w:lvlJc w:val="left"/>
+      <w:pPr>
+        <w:tabs>
+          <w:tab w:val="num" w:pos="2880"/>
+        </w:tabs>
+        <w:ind w:left="2880" w:hanging="360"/>
+      </w:pPr>
+      <w:rPr>
+        <w:rFonts w:ascii="Wingdings" w:hAnsi="Wingdings" w:hint="default"/>
+        <w:sz w:val="20"/>
+      </w:rPr>
+    </w:lvl>
+    <w:lvl w:ilvl="4" w:tentative="1">
+      <w:start w:val="1"/>
+      <w:numFmt w:val="bullet"/>
+      <w:lvlText w:val=""/>
+      <w:lvlJc w:val="left"/>
+      <w:pPr>
+        <w:tabs>
+          <w:tab w:val="num" w:pos="3600"/>
+        </w:tabs>
+        <w:ind w:left="3600" w:hanging="360"/>
+      </w:pPr>
+      <w:rPr>
+        <w:rFonts w:ascii="Wingdings" w:hAnsi="Wingdings" w:hint="default"/>
+        <w:sz w:val="20"/>
+      </w:rPr>
+    </w:lvl>
+    <w:lvl w:ilvl="5" w:tentative="1">
+      <w:start w:val="1"/>
+      <w:numFmt w:val="bullet"/>
+      <w:lvlText w:val=""/>
+      <w:lvlJc w:val="left"/>
+      <w:pPr>
+        <w:tabs>
+          <w:tab w:val="num" w:pos="4320"/>
+        </w:tabs>
+        <w:ind w:left="4320" w:hanging="360"/>
+      </w:pPr>
+      <w:rPr>
+        <w:rFonts w:ascii="Wingdings" w:hAnsi="Wingdings" w:hint="default"/>
+        <w:sz w:val="20"/>
+      </w:rPr>
+    </w:lvl>
+    <w:lvl w:ilvl="6" w:tentative="1">
+      <w:start w:val="1"/>
+      <w:numFmt w:val="bullet"/>
+      <w:lvlText w:val=""/>
+      <w:lvlJc w:val="left"/>
+      <w:pPr>
+        <w:tabs>
+          <w:tab w:val="num" w:pos="5040"/>
+        </w:tabs>
+        <w:ind w:left="5040" w:hanging="360"/>
+      </w:pPr>
+      <w:rPr>
+        <w:rFonts w:ascii="Wingdings" w:hAnsi="Wingdings" w:hint="default"/>
+        <w:sz w:val="20"/>
+      </w:rPr>
+    </w:lvl>
+    <w:lvl w:ilvl="7" w:tentative="1">
+      <w:start w:val="1"/>
+      <w:numFmt w:val="bullet"/>
+      <w:lvlText w:val=""/>
+      <w:lvlJc w:val="left"/>
+      <w:pPr>
+        <w:tabs>
+          <w:tab w:val="num" w:pos="5760"/>
+        </w:tabs>
+        <w:ind w:left="5760" w:hanging="360"/>
+      </w:pPr>
+      <w:rPr>
+        <w:rFonts w:ascii="Wingdings" w:hAnsi="Wingdings" w:hint="default"/>
+        <w:sz w:val="20"/>
+      </w:rPr>
+    </w:lvl>
+    <w:lvl w:ilvl="8" w:tentative="1">
+      <w:start w:val="1"/>
+      <w:numFmt w:val="bullet"/>
+      <w:lvlText w:val=""/>
+      <w:lvlJc w:val="left"/>
+      <w:pPr>
+        <w:tabs>
+          <w:tab w:val="num" w:pos="6480"/>
+        </w:tabs>
+        <w:ind w:left="6480" w:hanging="360"/>
+      </w:pPr>
+      <w:rPr>
+        <w:rFonts w:ascii="Wingdings" w:hAnsi="Wingdings" w:hint="default"/>
+        <w:sz w:val="20"/>
+      </w:rPr>
+    </w:lvl>
+  </w:abstractNum>
+  <w:abstractNum w:abstractNumId="7" w15:restartNumberingAfterBreak="0">
     <w:nsid w:val="2E121739"/>
     <w:multiLevelType w:val="multilevel"/>
     <w:tmpl w:val="41A82214"/>
@@ -1727,7 +9039,242 @@
       </w:rPr>
     </w:lvl>
   </w:abstractNum>
-  <w:abstractNum w:abstractNumId="4" w15:restartNumberingAfterBreak="0">
+  <w:abstractNum w:abstractNumId="8" w15:restartNumberingAfterBreak="0">
+    <w:nsid w:val="3BA55CC0"/>
+    <w:multiLevelType w:val="multilevel"/>
+    <w:tmpl w:val="D8143510"/>
+    <w:lvl w:ilvl="0">
+      <w:start w:val="1"/>
+      <w:numFmt w:val="bullet"/>
+      <w:lvlText w:val=""/>
+      <w:lvlJc w:val="left"/>
+      <w:pPr>
+        <w:tabs>
+          <w:tab w:val="num" w:pos="720"/>
+        </w:tabs>
+        <w:ind w:left="720" w:hanging="360"/>
+      </w:pPr>
+      <w:rPr>
+        <w:rFonts w:ascii="Symbol" w:hAnsi="Symbol" w:hint="default"/>
+        <w:sz w:val="20"/>
+      </w:rPr>
+    </w:lvl>
+    <w:lvl w:ilvl="1" w:tentative="1">
+      <w:start w:val="1"/>
+      <w:numFmt w:val="bullet"/>
+      <w:lvlText w:val="o"/>
+      <w:lvlJc w:val="left"/>
+      <w:pPr>
+        <w:tabs>
+          <w:tab w:val="num" w:pos="1440"/>
+        </w:tabs>
+        <w:ind w:left="1440" w:hanging="360"/>
+      </w:pPr>
+      <w:rPr>
+        <w:rFonts w:ascii="Courier New" w:hAnsi="Courier New" w:hint="default"/>
+        <w:sz w:val="20"/>
+      </w:rPr>
+    </w:lvl>
+    <w:lvl w:ilvl="2" w:tentative="1">
+      <w:start w:val="1"/>
+      <w:numFmt w:val="bullet"/>
+      <w:lvlText w:val=""/>
+      <w:lvlJc w:val="left"/>
+      <w:pPr>
+        <w:tabs>
+          <w:tab w:val="num" w:pos="2160"/>
+        </w:tabs>
+        <w:ind w:left="2160" w:hanging="360"/>
+      </w:pPr>
+      <w:rPr>
+        <w:rFonts w:ascii="Wingdings" w:hAnsi="Wingdings" w:hint="default"/>
+        <w:sz w:val="20"/>
+      </w:rPr>
+    </w:lvl>
+    <w:lvl w:ilvl="3" w:tentative="1">
+      <w:start w:val="1"/>
+      <w:numFmt w:val="bullet"/>
+      <w:lvlText w:val=""/>
+      <w:lvlJc w:val="left"/>
+      <w:pPr>
+        <w:tabs>
+          <w:tab w:val="num" w:pos="2880"/>
+        </w:tabs>
+        <w:ind w:left="2880" w:hanging="360"/>
+      </w:pPr>
+      <w:rPr>
+        <w:rFonts w:ascii="Wingdings" w:hAnsi="Wingdings" w:hint="default"/>
+        <w:sz w:val="20"/>
+      </w:rPr>
+    </w:lvl>
+    <w:lvl w:ilvl="4" w:tentative="1">
+      <w:start w:val="1"/>
+      <w:numFmt w:val="bullet"/>
+      <w:lvlText w:val=""/>
+      <w:lvlJc w:val="left"/>
+      <w:pPr>
+        <w:tabs>
+          <w:tab w:val="num" w:pos="3600"/>
+        </w:tabs>
+        <w:ind w:left="3600" w:hanging="360"/>
+      </w:pPr>
+      <w:rPr>
+        <w:rFonts w:ascii="Wingdings" w:hAnsi="Wingdings" w:hint="default"/>
+        <w:sz w:val="20"/>
+      </w:rPr>
+    </w:lvl>
+    <w:lvl w:ilvl="5" w:tentative="1">
+      <w:start w:val="1"/>
+      <w:numFmt w:val="bullet"/>
+      <w:lvlText w:val=""/>
+      <w:lvlJc w:val="left"/>
+      <w:pPr>
+        <w:tabs>
+          <w:tab w:val="num" w:pos="4320"/>
+        </w:tabs>
+        <w:ind w:left="4320" w:hanging="360"/>
+      </w:pPr>
+      <w:rPr>
+        <w:rFonts w:ascii="Wingdings" w:hAnsi="Wingdings" w:hint="default"/>
+        <w:sz w:val="20"/>
+      </w:rPr>
+    </w:lvl>
+    <w:lvl w:ilvl="6" w:tentative="1">
+      <w:start w:val="1"/>
+      <w:numFmt w:val="bullet"/>
+      <w:lvlText w:val=""/>
+      <w:lvlJc w:val="left"/>
+      <w:pPr>
+        <w:tabs>
+          <w:tab w:val="num" w:pos="5040"/>
+        </w:tabs>
+        <w:ind w:left="5040" w:hanging="360"/>
+      </w:pPr>
+      <w:rPr>
+        <w:rFonts w:ascii="Wingdings" w:hAnsi="Wingdings" w:hint="default"/>
+        <w:sz w:val="20"/>
+      </w:rPr>
+    </w:lvl>
+    <w:lvl w:ilvl="7" w:tentative="1">
+      <w:start w:val="1"/>
+      <w:numFmt w:val="bullet"/>
+      <w:lvlText w:val=""/>
+      <w:lvlJc w:val="left"/>
+      <w:pPr>
+        <w:tabs>
+          <w:tab w:val="num" w:pos="5760"/>
+        </w:tabs>
+        <w:ind w:left="5760" w:hanging="360"/>
+      </w:pPr>
+      <w:rPr>
+        <w:rFonts w:ascii="Wingdings" w:hAnsi="Wingdings" w:hint="default"/>
+        <w:sz w:val="20"/>
+      </w:rPr>
+    </w:lvl>
+    <w:lvl w:ilvl="8" w:tentative="1">
+      <w:start w:val="1"/>
+      <w:numFmt w:val="bullet"/>
+      <w:lvlText w:val=""/>
+      <w:lvlJc w:val="left"/>
+      <w:pPr>
+        <w:tabs>
+          <w:tab w:val="num" w:pos="6480"/>
+        </w:tabs>
+        <w:ind w:left="6480" w:hanging="360"/>
+      </w:pPr>
+      <w:rPr>
+        <w:rFonts w:ascii="Wingdings" w:hAnsi="Wingdings" w:hint="default"/>
+        <w:sz w:val="20"/>
+      </w:rPr>
+    </w:lvl>
+  </w:abstractNum>
+  <w:abstractNum w:abstractNumId="9" w15:restartNumberingAfterBreak="0">
+    <w:nsid w:val="3DBE5E36"/>
+    <w:multiLevelType w:val="hybridMultilevel"/>
+    <w:tmpl w:val="22F6A248"/>
+    <w:lvl w:ilvl="0" w:tplc="0409000F">
+      <w:start w:val="1"/>
+      <w:numFmt w:val="decimal"/>
+      <w:lvlText w:val="%1."/>
+      <w:lvlJc w:val="left"/>
+      <w:pPr>
+        <w:ind w:left="720" w:hanging="360"/>
+      </w:pPr>
+    </w:lvl>
+    <w:lvl w:ilvl="1" w:tplc="04090019" w:tentative="1">
+      <w:start w:val="1"/>
+      <w:numFmt w:val="lowerLetter"/>
+      <w:lvlText w:val="%2."/>
+      <w:lvlJc w:val="left"/>
+      <w:pPr>
+        <w:ind w:left="1440" w:hanging="360"/>
+      </w:pPr>
+    </w:lvl>
+    <w:lvl w:ilvl="2" w:tplc="0409001B" w:tentative="1">
+      <w:start w:val="1"/>
+      <w:numFmt w:val="lowerRoman"/>
+      <w:lvlText w:val="%3."/>
+      <w:lvlJc w:val="right"/>
+      <w:pPr>
+        <w:ind w:left="2160" w:hanging="180"/>
+      </w:pPr>
+    </w:lvl>
+    <w:lvl w:ilvl="3" w:tplc="0409000F" w:tentative="1">
+      <w:start w:val="1"/>
+      <w:numFmt w:val="decimal"/>
+      <w:lvlText w:val="%4."/>
+      <w:lvlJc w:val="left"/>
+      <w:pPr>
+        <w:ind w:left="2880" w:hanging="360"/>
+      </w:pPr>
+    </w:lvl>
+    <w:lvl w:ilvl="4" w:tplc="04090019" w:tentative="1">
+      <w:start w:val="1"/>
+      <w:numFmt w:val="lowerLetter"/>
+      <w:lvlText w:val="%5."/>
+      <w:lvlJc w:val="left"/>
+      <w:pPr>
+        <w:ind w:left="3600" w:hanging="360"/>
+      </w:pPr>
+    </w:lvl>
+    <w:lvl w:ilvl="5" w:tplc="0409001B" w:tentative="1">
+      <w:start w:val="1"/>
+      <w:numFmt w:val="lowerRoman"/>
+      <w:lvlText w:val="%6."/>
+      <w:lvlJc w:val="right"/>
+      <w:pPr>
+        <w:ind w:left="4320" w:hanging="180"/>
+      </w:pPr>
+    </w:lvl>
+    <w:lvl w:ilvl="6" w:tplc="0409000F" w:tentative="1">
+      <w:start w:val="1"/>
+      <w:numFmt w:val="decimal"/>
+      <w:lvlText w:val="%7."/>
+      <w:lvlJc w:val="left"/>
+      <w:pPr>
+        <w:ind w:left="5040" w:hanging="360"/>
+      </w:pPr>
+    </w:lvl>
+    <w:lvl w:ilvl="7" w:tplc="04090019" w:tentative="1">
+      <w:start w:val="1"/>
+      <w:numFmt w:val="lowerLetter"/>
+      <w:lvlText w:val="%8."/>
+      <w:lvlJc w:val="left"/>
+      <w:pPr>
+        <w:ind w:left="5760" w:hanging="360"/>
+      </w:pPr>
+    </w:lvl>
+    <w:lvl w:ilvl="8" w:tplc="0409001B" w:tentative="1">
+      <w:start w:val="1"/>
+      <w:numFmt w:val="lowerRoman"/>
+      <w:lvlText w:val="%9."/>
+      <w:lvlJc w:val="right"/>
+      <w:pPr>
+        <w:ind w:left="6480" w:hanging="180"/>
+      </w:pPr>
+    </w:lvl>
+  </w:abstractNum>
+  <w:abstractNum w:abstractNumId="10" w15:restartNumberingAfterBreak="0">
     <w:nsid w:val="40D3271D"/>
     <w:multiLevelType w:val="multilevel"/>
     <w:tmpl w:val="7F902AB2"/>
@@ -1876,7 +9423,120 @@
       </w:rPr>
     </w:lvl>
   </w:abstractNum>
-  <w:abstractNum w:abstractNumId="5" w15:restartNumberingAfterBreak="0">
+  <w:abstractNum w:abstractNumId="11" w15:restartNumberingAfterBreak="0">
+    <w:nsid w:val="60CA701C"/>
+    <w:multiLevelType w:val="hybridMultilevel"/>
+    <w:tmpl w:val="50FC426A"/>
+    <w:lvl w:ilvl="0" w:tplc="0409000F">
+      <w:start w:val="1"/>
+      <w:numFmt w:val="decimal"/>
+      <w:lvlText w:val="%1."/>
+      <w:lvlJc w:val="left"/>
+      <w:pPr>
+        <w:ind w:left="1080" w:hanging="360"/>
+      </w:pPr>
+      <w:rPr>
+        <w:rFonts w:hint="default"/>
+      </w:rPr>
+    </w:lvl>
+    <w:lvl w:ilvl="1" w:tplc="04090003" w:tentative="1">
+      <w:start w:val="1"/>
+      <w:numFmt w:val="bullet"/>
+      <w:lvlText w:val="o"/>
+      <w:lvlJc w:val="left"/>
+      <w:pPr>
+        <w:ind w:left="1800" w:hanging="360"/>
+      </w:pPr>
+      <w:rPr>
+        <w:rFonts w:ascii="Courier New" w:hAnsi="Courier New" w:cs="Courier New" w:hint="default"/>
+      </w:rPr>
+    </w:lvl>
+    <w:lvl w:ilvl="2" w:tplc="04090005" w:tentative="1">
+      <w:start w:val="1"/>
+      <w:numFmt w:val="bullet"/>
+      <w:lvlText w:val=""/>
+      <w:lvlJc w:val="left"/>
+      <w:pPr>
+        <w:ind w:left="2520" w:hanging="360"/>
+      </w:pPr>
+      <w:rPr>
+        <w:rFonts w:ascii="Wingdings" w:hAnsi="Wingdings" w:hint="default"/>
+      </w:rPr>
+    </w:lvl>
+    <w:lvl w:ilvl="3" w:tplc="04090001" w:tentative="1">
+      <w:start w:val="1"/>
+      <w:numFmt w:val="bullet"/>
+      <w:lvlText w:val=""/>
+      <w:lvlJc w:val="left"/>
+      <w:pPr>
+        <w:ind w:left="3240" w:hanging="360"/>
+      </w:pPr>
+      <w:rPr>
+        <w:rFonts w:ascii="Symbol" w:hAnsi="Symbol" w:hint="default"/>
+      </w:rPr>
+    </w:lvl>
+    <w:lvl w:ilvl="4" w:tplc="04090003" w:tentative="1">
+      <w:start w:val="1"/>
+      <w:numFmt w:val="bullet"/>
+      <w:lvlText w:val="o"/>
+      <w:lvlJc w:val="left"/>
+      <w:pPr>
+        <w:ind w:left="3960" w:hanging="360"/>
+      </w:pPr>
+      <w:rPr>
+        <w:rFonts w:ascii="Courier New" w:hAnsi="Courier New" w:cs="Courier New" w:hint="default"/>
+      </w:rPr>
+    </w:lvl>
+    <w:lvl w:ilvl="5" w:tplc="04090005" w:tentative="1">
+      <w:start w:val="1"/>
+      <w:numFmt w:val="bullet"/>
+      <w:lvlText w:val=""/>
+      <w:lvlJc w:val="left"/>
+      <w:pPr>
+        <w:ind w:left="4680" w:hanging="360"/>
+      </w:pPr>
+      <w:rPr>
+        <w:rFonts w:ascii="Wingdings" w:hAnsi="Wingdings" w:hint="default"/>
+      </w:rPr>
+    </w:lvl>
+    <w:lvl w:ilvl="6" w:tplc="04090001" w:tentative="1">
+      <w:start w:val="1"/>
+      <w:numFmt w:val="bullet"/>
+      <w:lvlText w:val=""/>
+      <w:lvlJc w:val="left"/>
+      <w:pPr>
+        <w:ind w:left="5400" w:hanging="360"/>
+      </w:pPr>
+      <w:rPr>
+        <w:rFonts w:ascii="Symbol" w:hAnsi="Symbol" w:hint="default"/>
+      </w:rPr>
+    </w:lvl>
+    <w:lvl w:ilvl="7" w:tplc="04090003" w:tentative="1">
+      <w:start w:val="1"/>
+      <w:numFmt w:val="bullet"/>
+      <w:lvlText w:val="o"/>
+      <w:lvlJc w:val="left"/>
+      <w:pPr>
+        <w:ind w:left="6120" w:hanging="360"/>
+      </w:pPr>
+      <w:rPr>
+        <w:rFonts w:ascii="Courier New" w:hAnsi="Courier New" w:cs="Courier New" w:hint="default"/>
+      </w:rPr>
+    </w:lvl>
+    <w:lvl w:ilvl="8" w:tplc="04090005" w:tentative="1">
+      <w:start w:val="1"/>
+      <w:numFmt w:val="bullet"/>
+      <w:lvlText w:val=""/>
+      <w:lvlJc w:val="left"/>
+      <w:pPr>
+        <w:ind w:left="6840" w:hanging="360"/>
+      </w:pPr>
+      <w:rPr>
+        <w:rFonts w:ascii="Wingdings" w:hAnsi="Wingdings" w:hint="default"/>
+      </w:rPr>
+    </w:lvl>
+  </w:abstractNum>
+  <w:abstractNum w:abstractNumId="12" w15:restartNumberingAfterBreak="0">
     <w:nsid w:val="65472E02"/>
     <w:multiLevelType w:val="multilevel"/>
     <w:tmpl w:val="6972A770"/>
@@ -2025,7 +9685,7 @@
       </w:rPr>
     </w:lvl>
   </w:abstractNum>
-  <w:abstractNum w:abstractNumId="6" w15:restartNumberingAfterBreak="0">
+  <w:abstractNum w:abstractNumId="13" w15:restartNumberingAfterBreak="0">
     <w:nsid w:val="6B666AB3"/>
     <w:multiLevelType w:val="multilevel"/>
     <w:tmpl w:val="6B26041E"/>
@@ -2174,7 +9834,93 @@
       </w:rPr>
     </w:lvl>
   </w:abstractNum>
-  <w:abstractNum w:abstractNumId="7" w15:restartNumberingAfterBreak="0">
+  <w:abstractNum w:abstractNumId="14" w15:restartNumberingAfterBreak="0">
+    <w:nsid w:val="6EAE4E60"/>
+    <w:multiLevelType w:val="hybridMultilevel"/>
+    <w:tmpl w:val="FF006888"/>
+    <w:lvl w:ilvl="0" w:tplc="0409000F">
+      <w:start w:val="1"/>
+      <w:numFmt w:val="decimal"/>
+      <w:lvlText w:val="%1."/>
+      <w:lvlJc w:val="left"/>
+      <w:pPr>
+        <w:ind w:left="720" w:hanging="360"/>
+      </w:pPr>
+    </w:lvl>
+    <w:lvl w:ilvl="1" w:tplc="FFFFFFFF" w:tentative="1">
+      <w:start w:val="1"/>
+      <w:numFmt w:val="lowerLetter"/>
+      <w:lvlText w:val="%2."/>
+      <w:lvlJc w:val="left"/>
+      <w:pPr>
+        <w:ind w:left="1440" w:hanging="360"/>
+      </w:pPr>
+    </w:lvl>
+    <w:lvl w:ilvl="2" w:tplc="FFFFFFFF" w:tentative="1">
+      <w:start w:val="1"/>
+      <w:numFmt w:val="lowerRoman"/>
+      <w:lvlText w:val="%3."/>
+      <w:lvlJc w:val="right"/>
+      <w:pPr>
+        <w:ind w:left="2160" w:hanging="180"/>
+      </w:pPr>
+    </w:lvl>
+    <w:lvl w:ilvl="3" w:tplc="FFFFFFFF" w:tentative="1">
+      <w:start w:val="1"/>
+      <w:numFmt w:val="decimal"/>
+      <w:lvlText w:val="%4."/>
+      <w:lvlJc w:val="left"/>
+      <w:pPr>
+        <w:ind w:left="2880" w:hanging="360"/>
+      </w:pPr>
+    </w:lvl>
+    <w:lvl w:ilvl="4" w:tplc="FFFFFFFF" w:tentative="1">
+      <w:start w:val="1"/>
+      <w:numFmt w:val="lowerLetter"/>
+      <w:lvlText w:val="%5."/>
+      <w:lvlJc w:val="left"/>
+      <w:pPr>
+        <w:ind w:left="3600" w:hanging="360"/>
+      </w:pPr>
+    </w:lvl>
+    <w:lvl w:ilvl="5" w:tplc="FFFFFFFF" w:tentative="1">
+      <w:start w:val="1"/>
+      <w:numFmt w:val="lowerRoman"/>
+      <w:lvlText w:val="%6."/>
+      <w:lvlJc w:val="right"/>
+      <w:pPr>
+        <w:ind w:left="4320" w:hanging="180"/>
+      </w:pPr>
+    </w:lvl>
+    <w:lvl w:ilvl="6" w:tplc="FFFFFFFF" w:tentative="1">
+      <w:start w:val="1"/>
+      <w:numFmt w:val="decimal"/>
+      <w:lvlText w:val="%7."/>
+      <w:lvlJc w:val="left"/>
+      <w:pPr>
+        <w:ind w:left="5040" w:hanging="360"/>
+      </w:pPr>
+    </w:lvl>
+    <w:lvl w:ilvl="7" w:tplc="FFFFFFFF" w:tentative="1">
+      <w:start w:val="1"/>
+      <w:numFmt w:val="lowerLetter"/>
+      <w:lvlText w:val="%8."/>
+      <w:lvlJc w:val="left"/>
+      <w:pPr>
+        <w:ind w:left="5760" w:hanging="360"/>
+      </w:pPr>
+    </w:lvl>
+    <w:lvl w:ilvl="8" w:tplc="FFFFFFFF" w:tentative="1">
+      <w:start w:val="1"/>
+      <w:numFmt w:val="lowerRoman"/>
+      <w:lvlText w:val="%9."/>
+      <w:lvlJc w:val="right"/>
+      <w:pPr>
+        <w:ind w:left="6480" w:hanging="180"/>
+      </w:pPr>
+    </w:lvl>
+  </w:abstractNum>
+  <w:abstractNum w:abstractNumId="15" w15:restartNumberingAfterBreak="0">
     <w:nsid w:val="77E26C5F"/>
     <w:multiLevelType w:val="hybridMultilevel"/>
     <w:tmpl w:val="F80EB8A0"/>
@@ -2286,7 +10032,7 @@
       </w:rPr>
     </w:lvl>
   </w:abstractNum>
-  <w:abstractNum w:abstractNumId="8" w15:restartNumberingAfterBreak="0">
+  <w:abstractNum w:abstractNumId="16" w15:restartNumberingAfterBreak="0">
     <w:nsid w:val="7BBF1902"/>
     <w:multiLevelType w:val="multilevel"/>
     <w:tmpl w:val="4E78EA08"/>
@@ -2436,31 +10182,55 @@
     </w:lvl>
   </w:abstractNum>
   <w:num w:numId="1" w16cid:durableId="1090003291">
+    <w:abstractNumId w:val="15"/>
+  </w:num>
+  <w:num w:numId="2" w16cid:durableId="436215958">
+    <w:abstractNumId w:val="5"/>
+  </w:num>
+  <w:num w:numId="3" w16cid:durableId="795678584">
+    <w:abstractNumId w:val="1"/>
+  </w:num>
+  <w:num w:numId="4" w16cid:durableId="699935305">
+    <w:abstractNumId w:val="13"/>
+  </w:num>
+  <w:num w:numId="5" w16cid:durableId="2060857173">
+    <w:abstractNumId w:val="16"/>
+  </w:num>
+  <w:num w:numId="6" w16cid:durableId="494686804">
+    <w:abstractNumId w:val="2"/>
+  </w:num>
+  <w:num w:numId="7" w16cid:durableId="1638753848">
     <w:abstractNumId w:val="7"/>
   </w:num>
-  <w:num w:numId="2" w16cid:durableId="436215958">
-    <w:abstractNumId w:val="2"/>
+  <w:num w:numId="8" w16cid:durableId="453909427">
+    <w:abstractNumId w:val="10"/>
   </w:num>
-  <w:num w:numId="3" w16cid:durableId="795678584">
+  <w:num w:numId="9" w16cid:durableId="326323758">
+    <w:abstractNumId w:val="12"/>
+  </w:num>
+  <w:num w:numId="10" w16cid:durableId="215315041">
+    <w:abstractNumId w:val="9"/>
+  </w:num>
+  <w:num w:numId="11" w16cid:durableId="235894508">
+    <w:abstractNumId w:val="14"/>
+  </w:num>
+  <w:num w:numId="12" w16cid:durableId="393355645">
+    <w:abstractNumId w:val="11"/>
+  </w:num>
+  <w:num w:numId="13" w16cid:durableId="754516848">
+    <w:abstractNumId w:val="3"/>
+  </w:num>
+  <w:num w:numId="14" w16cid:durableId="210533514">
+    <w:abstractNumId w:val="4"/>
+  </w:num>
+  <w:num w:numId="15" w16cid:durableId="616300965">
     <w:abstractNumId w:val="0"/>
   </w:num>
-  <w:num w:numId="4" w16cid:durableId="699935305">
-    <w:abstractNumId w:val="6"/>
-  </w:num>
-  <w:num w:numId="5" w16cid:durableId="2060857173">
+  <w:num w:numId="16" w16cid:durableId="124471528">
     <w:abstractNumId w:val="8"/>
   </w:num>
-  <w:num w:numId="6" w16cid:durableId="494686804">
-    <w:abstractNumId w:val="1"/>
-  </w:num>
-  <w:num w:numId="7" w16cid:durableId="1638753848">
-    <w:abstractNumId w:val="3"/>
-  </w:num>
-  <w:num w:numId="8" w16cid:durableId="453909427">
-    <w:abstractNumId w:val="4"/>
-  </w:num>
-  <w:num w:numId="9" w16cid:durableId="326323758">
-    <w:abstractNumId w:val="5"/>
+  <w:num w:numId="17" w16cid:durableId="325212523">
+    <w:abstractNumId w:val="6"/>
   </w:num>
 </w:numbering>
 </file>
@@ -3075,7 +10845,6 @@
   <w:style w:type="character" w:default="1" w:styleId="DefaultParagraphFont">
     <w:name w:val="Default Paragraph Font"/>
     <w:uiPriority w:val="1"/>
-    <w:semiHidden/>
     <w:unhideWhenUsed/>
   </w:style>
   <w:style w:type="table" w:default="1" w:styleId="TableNormal">

--- a/text/3.literatura_de_specialitate/Literatura_de_specialitate.docx
+++ b/text/3.literatura_de_specialitate/Literatura_de_specialitate.docx
@@ -110,7 +110,31 @@
         <w:t>.</w:t>
       </w:r>
       <w:r>
-        <w:t xml:space="preserve"> Conform autorilor Mario Caterino, Paolo Cutolo, Valentina De Simone, parte din departamentul de inginerie industrială al Universității din Salermo, Italia, procesul de fabricație suferă schimbări datorită faptul ca munca devine mai complexă și mai puțin repetitivă.</w:t>
+        <w:t xml:space="preserve"> Conform autorilor Mario </w:t>
+      </w:r>
+      <w:proofErr w:type="spellStart"/>
+      <w:r>
+        <w:t>Caterino</w:t>
+      </w:r>
+      <w:proofErr w:type="spellEnd"/>
+      <w:r>
+        <w:t xml:space="preserve">, Paolo </w:t>
+      </w:r>
+      <w:proofErr w:type="spellStart"/>
+      <w:r>
+        <w:t>Cutolo</w:t>
+      </w:r>
+      <w:proofErr w:type="spellEnd"/>
+      <w:r>
+        <w:t xml:space="preserve">, Valentina De Simone, parte din departamentul de inginerie industrială al Universității din </w:t>
+      </w:r>
+      <w:proofErr w:type="spellStart"/>
+      <w:r>
+        <w:t>Salermo</w:t>
+      </w:r>
+      <w:proofErr w:type="spellEnd"/>
+      <w:r>
+        <w:t>, Italia, procesul de fabricație suferă schimbări datorită faptul ca munca devine mai complexă și mai puțin repetitivă.</w:t>
       </w:r>
       <w:r>
         <w:t xml:space="preserve"> Obiectivele care trebuie atinse de către angajați necesită creativitate, gândire critică și abilități de rezolvare a problemelor. În acest sens, angajatorii trebuie să investească în noi modele de pregătire a angajaților, pentru a asigura avantajul competitiv în viitorul apropriat. </w:t>
@@ -134,7 +158,15 @@
         <w:t>cei care au nevoie doar de un ghidaj pentru a duce la bun sfârșit sarcinile pentru care sunt responsabili</w:t>
       </w:r>
       <w:r>
-        <w:t>. Textul de cercetare clasifică programele de pregătire profesională în funcție de “modalitate” care se referă la “tipul de tehnologie utilizat și dacă computer-ul face parte din activitatea zilnică”</w:t>
+        <w:t>. Textul de cercetare clasifică programele de pregătire profesională în funcție de “modalitate” care se referă la “tipul de tehnologie utilizat și dacă computer-</w:t>
+      </w:r>
+      <w:proofErr w:type="spellStart"/>
+      <w:r>
+        <w:t>ul</w:t>
+      </w:r>
+      <w:proofErr w:type="spellEnd"/>
+      <w:r>
+        <w:t xml:space="preserve"> face parte din activitatea zilnică”</w:t>
       </w:r>
       <w:r>
         <w:t xml:space="preserve"> și în funcție de “strategia”  abordată în cadrul sesiunilor de pregătire cum ar fi “durata întregului program”</w:t>
@@ -280,7 +312,23 @@
         <w:t>este</w:t>
       </w:r>
       <w:r>
-        <w:t xml:space="preserve">  “push factors”. </w:t>
+        <w:t xml:space="preserve">  “</w:t>
+      </w:r>
+      <w:proofErr w:type="spellStart"/>
+      <w:r>
+        <w:t>push</w:t>
+      </w:r>
+      <w:proofErr w:type="spellEnd"/>
+      <w:r>
+        <w:t xml:space="preserve"> </w:t>
+      </w:r>
+      <w:proofErr w:type="spellStart"/>
+      <w:r>
+        <w:t>factors</w:t>
+      </w:r>
+      <w:proofErr w:type="spellEnd"/>
+      <w:r>
+        <w:t xml:space="preserve">”. </w:t>
       </w:r>
       <w:r>
         <w:t>Pe de altă parte, emig</w:t>
@@ -313,7 +361,23 @@
         <w:t>.</w:t>
       </w:r>
       <w:r>
-        <w:t xml:space="preserve"> Autorii înglobează aceste motive în termenul de “pull factors”</w:t>
+        <w:t xml:space="preserve"> Autorii înglobează aceste motive în termenul de “</w:t>
+      </w:r>
+      <w:proofErr w:type="spellStart"/>
+      <w:r>
+        <w:t>pull</w:t>
+      </w:r>
+      <w:proofErr w:type="spellEnd"/>
+      <w:r>
+        <w:t xml:space="preserve"> </w:t>
+      </w:r>
+      <w:proofErr w:type="spellStart"/>
+      <w:r>
+        <w:t>factors</w:t>
+      </w:r>
+      <w:proofErr w:type="spellEnd"/>
+      <w:r>
+        <w:t>”</w:t>
       </w:r>
       <w:r>
         <w:t xml:space="preserve">, </w:t>
@@ -471,14 +535,64 @@
         <w:t xml:space="preserve"> pe </w:t>
       </w:r>
       <w:r>
-        <w:t xml:space="preserve">conceptul de platform work, care implică existența unui portal prin care indivizii își pot alege contractul dorit. Conform publicației </w:t>
+        <w:t xml:space="preserve">conceptul de </w:t>
+      </w:r>
+      <w:proofErr w:type="spellStart"/>
+      <w:r>
+        <w:t>platform</w:t>
+      </w:r>
+      <w:proofErr w:type="spellEnd"/>
+      <w:r>
+        <w:t xml:space="preserve"> </w:t>
+      </w:r>
+      <w:proofErr w:type="spellStart"/>
+      <w:r>
+        <w:t>work</w:t>
+      </w:r>
+      <w:proofErr w:type="spellEnd"/>
+      <w:r>
+        <w:t xml:space="preserve">, care implică existența unui portal prin care indivizii își pot alege contractul dorit. Conform publicației </w:t>
       </w:r>
       <w:r>
         <w:t>„</w:t>
       </w:r>
-      <w:r>
-        <w:t>Policy Responses to New Forms of Work</w:t>
-      </w:r>
+      <w:proofErr w:type="spellStart"/>
+      <w:r>
+        <w:t>Policy</w:t>
+      </w:r>
+      <w:proofErr w:type="spellEnd"/>
+      <w:r>
+        <w:t xml:space="preserve"> </w:t>
+      </w:r>
+      <w:proofErr w:type="spellStart"/>
+      <w:r>
+        <w:t>Responses</w:t>
+      </w:r>
+      <w:proofErr w:type="spellEnd"/>
+      <w:r>
+        <w:t xml:space="preserve"> </w:t>
+      </w:r>
+      <w:proofErr w:type="spellStart"/>
+      <w:r>
+        <w:t>to</w:t>
+      </w:r>
+      <w:proofErr w:type="spellEnd"/>
+      <w:r>
+        <w:t xml:space="preserve"> New </w:t>
+      </w:r>
+      <w:proofErr w:type="spellStart"/>
+      <w:r>
+        <w:t>Forms</w:t>
+      </w:r>
+      <w:proofErr w:type="spellEnd"/>
+      <w:r>
+        <w:t xml:space="preserve"> of </w:t>
+      </w:r>
+      <w:proofErr w:type="spellStart"/>
+      <w:r>
+        <w:t>Work</w:t>
+      </w:r>
+      <w:proofErr w:type="spellEnd"/>
       <w:r>
         <w:t>”</w:t>
       </w:r>
@@ -489,7 +603,23 @@
         <w:t xml:space="preserve"> </w:t>
       </w:r>
       <w:r>
-        <w:t>OECD Publishing, Lituania a creat un cadru legal în ceea ce privește serviciul de ride-sharing, asigurând un nivel</w:t>
+        <w:t xml:space="preserve">OECD </w:t>
+      </w:r>
+      <w:proofErr w:type="spellStart"/>
+      <w:r>
+        <w:t>Publishing</w:t>
+      </w:r>
+      <w:proofErr w:type="spellEnd"/>
+      <w:r>
+        <w:t xml:space="preserve">, Lituania a creat un cadru legal în ceea ce privește serviciul de </w:t>
+      </w:r>
+      <w:proofErr w:type="spellStart"/>
+      <w:r>
+        <w:t>ride-sharing</w:t>
+      </w:r>
+      <w:proofErr w:type="spellEnd"/>
+      <w:r>
+        <w:t>, asigurând un nivel</w:t>
       </w:r>
       <w:r>
         <w:t xml:space="preserve"> minim</w:t>
@@ -506,9 +636,19 @@
       <w:r>
         <w:t>„</w:t>
       </w:r>
-      <w:r>
-        <w:t>platform work</w:t>
-      </w:r>
+      <w:proofErr w:type="spellStart"/>
+      <w:r>
+        <w:t>platform</w:t>
+      </w:r>
+      <w:proofErr w:type="spellEnd"/>
+      <w:r>
+        <w:t xml:space="preserve"> </w:t>
+      </w:r>
+      <w:proofErr w:type="spellStart"/>
+      <w:r>
+        <w:t>work</w:t>
+      </w:r>
+      <w:proofErr w:type="spellEnd"/>
       <w:r>
         <w:t>”</w:t>
       </w:r>
@@ -533,15 +673,30 @@
       <w:r>
         <w:t>„</w:t>
       </w:r>
-      <w:r>
-        <w:t xml:space="preserve">Employment </w:t>
+      <w:proofErr w:type="spellStart"/>
+      <w:r>
+        <w:t>Employment</w:t>
+      </w:r>
+      <w:proofErr w:type="spellEnd"/>
+      <w:r>
+        <w:t xml:space="preserve"> </w:t>
       </w:r>
       <w:r>
         <w:t>(</w:t>
       </w:r>
-      <w:r>
-        <w:t>Miscellaneous Provisions</w:t>
-      </w:r>
+      <w:proofErr w:type="spellStart"/>
+      <w:r>
+        <w:t>Miscellaneous</w:t>
+      </w:r>
+      <w:proofErr w:type="spellEnd"/>
+      <w:r>
+        <w:t xml:space="preserve"> </w:t>
+      </w:r>
+      <w:proofErr w:type="spellStart"/>
+      <w:r>
+        <w:t>Provisions</w:t>
+      </w:r>
+      <w:proofErr w:type="spellEnd"/>
       <w:r>
         <w:t>)</w:t>
       </w:r>
@@ -604,7 +759,23 @@
         <w:t xml:space="preserve">La nivel european, </w:t>
       </w:r>
       <w:r>
-        <w:t xml:space="preserve">se constată faptul că absolvenții de facultate nu îndeplinesc toate cerințele care sunt cerute pe piața muncii. Conform unui articol publicat de Shanon Kobran pe platforma SDG Academy, există o discrepanță vizibilă între cerințele angajatorilor și competențele celor care sunt în căutarea primului loc de muncă. Autorul susține că principala </w:t>
+        <w:t xml:space="preserve">se constată faptul că absolvenții de facultate nu îndeplinesc toate cerințele care sunt cerute pe piața muncii. Conform unui articol publicat de </w:t>
+      </w:r>
+      <w:proofErr w:type="spellStart"/>
+      <w:r>
+        <w:t>Shanon</w:t>
+      </w:r>
+      <w:proofErr w:type="spellEnd"/>
+      <w:r>
+        <w:t xml:space="preserve"> </w:t>
+      </w:r>
+      <w:proofErr w:type="spellStart"/>
+      <w:r>
+        <w:t>Kobran</w:t>
+      </w:r>
+      <w:proofErr w:type="spellEnd"/>
+      <w:r>
+        <w:t xml:space="preserve"> pe platforma SDG Academy, există o discrepanță vizibilă între cerințele angajatorilor și competențele celor care sunt în căutarea primului loc de muncă. Autorul susține că principala </w:t>
       </w:r>
       <w:r>
         <w:t xml:space="preserve">cauză este lipsa </w:t>
@@ -623,14 +794,67 @@
         <w:t xml:space="preserve">competențele tehnice cu cele interpersonale, studenții au ocazia de a se înscrie la programe de tip dual. </w:t>
       </w:r>
       <w:r>
-        <w:t>Publicația academică “Review of Dual Higher Education in EU” , având ca autori pe Szilvia Varga și Norberta Sági</w:t>
-      </w:r>
+        <w:t xml:space="preserve">Publicația academică “Review of Dual </w:t>
+      </w:r>
+      <w:proofErr w:type="spellStart"/>
+      <w:r>
+        <w:t>Higher</w:t>
+      </w:r>
+      <w:proofErr w:type="spellEnd"/>
       <w:r>
         <w:t xml:space="preserve"> </w:t>
       </w:r>
+      <w:proofErr w:type="spellStart"/>
+      <w:r>
+        <w:t>Education</w:t>
+      </w:r>
+      <w:proofErr w:type="spellEnd"/>
+      <w:r>
+        <w:t xml:space="preserve"> in EU” , având ca autori pe </w:t>
+      </w:r>
+      <w:proofErr w:type="spellStart"/>
+      <w:r>
+        <w:t>Szilvia</w:t>
+      </w:r>
+      <w:proofErr w:type="spellEnd"/>
+      <w:r>
+        <w:t xml:space="preserve"> Varga și </w:t>
+      </w:r>
+      <w:proofErr w:type="spellStart"/>
+      <w:r>
+        <w:t>Norberta</w:t>
+      </w:r>
+      <w:proofErr w:type="spellEnd"/>
+      <w:r>
+        <w:t xml:space="preserve"> </w:t>
+      </w:r>
+      <w:proofErr w:type="spellStart"/>
+      <w:r>
+        <w:t>Sági</w:t>
+      </w:r>
+      <w:proofErr w:type="spellEnd"/>
+      <w:r>
+        <w:t xml:space="preserve"> </w:t>
+      </w:r>
       <w:r>
         <w:tab/>
-        <w:t>descrie modelul de „Dual Higher Education”  care îmbină stagiile practice cu abilitățile tehnice.</w:t>
+        <w:t xml:space="preserve">descrie modelul de „Dual </w:t>
+      </w:r>
+      <w:proofErr w:type="spellStart"/>
+      <w:r>
+        <w:t>Higher</w:t>
+      </w:r>
+      <w:proofErr w:type="spellEnd"/>
+      <w:r>
+        <w:t xml:space="preserve"> </w:t>
+      </w:r>
+      <w:proofErr w:type="spellStart"/>
+      <w:r>
+        <w:t>Education</w:t>
+      </w:r>
+      <w:proofErr w:type="spellEnd"/>
+      <w:r>
+        <w:t>”  care îmbină stagiile practice cu abilitățile tehnice.</w:t>
       </w:r>
       <w:r>
         <w:t xml:space="preserve"> Aceste programe, ce au fost dezvoltate în Germania inițial, </w:t>
@@ -689,13 +913,37 @@
     <w:p>
       <w:r>
         <w:tab/>
-        <w:t xml:space="preserve">Conceptul de „Gig Economy” </w:t>
+        <w:t xml:space="preserve">Conceptul de „Gig </w:t>
+      </w:r>
+      <w:proofErr w:type="spellStart"/>
+      <w:r>
+        <w:t>Economy</w:t>
+      </w:r>
+      <w:proofErr w:type="spellEnd"/>
+      <w:r>
+        <w:t xml:space="preserve">” </w:t>
       </w:r>
       <w:r>
         <w:t>reprezintă</w:t>
       </w:r>
       <w:r>
-        <w:t xml:space="preserve"> diferite sarcini de realizat și necesități ale oamenilor, existând astfel persoane dispuse să își asume aceste responsabilități, contra cost. Pentru a se forma legătura între cele două părți, sunt puse la dispoziție platforme web, cum ar fi “JobCenterGuide” și “Reed”. Aceste platforme oferă servicii de livrare a mâncării direct la ușa clientului, muncă casnică și lucru manual, dar și alte servicii ce țin de “exteriorul” și “interiorul” casei unei </w:t>
+        <w:t xml:space="preserve"> diferite sarcini de realizat și necesități ale oamenilor, existând astfel persoane dispuse să își asume aceste responsabilități, contra cost. Pentru a se forma legătura între cele două părți, sunt puse la dispoziție platforme web, cum ar fi “</w:t>
+      </w:r>
+      <w:proofErr w:type="spellStart"/>
+      <w:r>
+        <w:t>JobCenterGuide</w:t>
+      </w:r>
+      <w:proofErr w:type="spellEnd"/>
+      <w:r>
+        <w:t>” și “</w:t>
+      </w:r>
+      <w:proofErr w:type="spellStart"/>
+      <w:r>
+        <w:t>Reed</w:t>
+      </w:r>
+      <w:proofErr w:type="spellEnd"/>
+      <w:r>
+        <w:t xml:space="preserve">”. Aceste platforme oferă servicii de livrare a mâncării direct la ușa clientului, muncă casnică și lucru manual, dar și alte servicii ce țin de “exteriorul” și “interiorul” casei unei </w:t>
       </w:r>
       <w:r>
         <w:t>persoane</w:t>
@@ -716,10 +964,58 @@
         <w:t xml:space="preserve">în cadrul </w:t>
       </w:r>
       <w:r>
-        <w:t>lucrării de cercetare “Work in the European Gig Economy” realizate de Ursula HUWS, Neil H. SPENCER, Dag S. SYRDAL, Kaire HOLTS</w:t>
-      </w:r>
-      <w:r>
-        <w:t xml:space="preserve"> de la “Hertfordshire School of Business”</w:t>
+        <w:t>lucrării de cercetare “</w:t>
+      </w:r>
+      <w:proofErr w:type="spellStart"/>
+      <w:r>
+        <w:t>Work</w:t>
+      </w:r>
+      <w:proofErr w:type="spellEnd"/>
+      <w:r>
+        <w:t xml:space="preserve"> in </w:t>
+      </w:r>
+      <w:proofErr w:type="spellStart"/>
+      <w:r>
+        <w:t>the</w:t>
+      </w:r>
+      <w:proofErr w:type="spellEnd"/>
+      <w:r>
+        <w:t xml:space="preserve"> European Gig </w:t>
+      </w:r>
+      <w:proofErr w:type="spellStart"/>
+      <w:r>
+        <w:t>Economy</w:t>
+      </w:r>
+      <w:proofErr w:type="spellEnd"/>
+      <w:r>
+        <w:t xml:space="preserve">” realizate de Ursula HUWS, Neil H. SPENCER, Dag S. SYRDAL, </w:t>
+      </w:r>
+      <w:proofErr w:type="spellStart"/>
+      <w:r>
+        <w:t>Kaire</w:t>
+      </w:r>
+      <w:proofErr w:type="spellEnd"/>
+      <w:r>
+        <w:t xml:space="preserve"> HOLTS</w:t>
+      </w:r>
+      <w:r>
+        <w:t xml:space="preserve"> de la “</w:t>
+      </w:r>
+      <w:proofErr w:type="spellStart"/>
+      <w:r>
+        <w:t>Hertfordshire</w:t>
+      </w:r>
+      <w:proofErr w:type="spellEnd"/>
+      <w:r>
+        <w:t xml:space="preserve"> </w:t>
+      </w:r>
+      <w:proofErr w:type="spellStart"/>
+      <w:r>
+        <w:t>School</w:t>
+      </w:r>
+      <w:proofErr w:type="spellEnd"/>
+      <w:r>
+        <w:t xml:space="preserve"> of Business”</w:t>
       </w:r>
       <w:r>
         <w:t>, solidifică, prin aceste procente, schimbarea modului în care o persoana își obține venitul lunar și tendințe</w:t>
@@ -785,7 +1081,23 @@
         <w:t xml:space="preserve">, </w:t>
       </w:r>
       <w:r>
-        <w:t>prestarea efectivă de servicii sau muncă prin intermediul acestor platforme („crowd work”) implică procente mai reduse, variind între 9% și 22% din populația țărilor analizate. Această diferențiere este esențială deoarece, spre deosebire de vânzarea ocazională a bunurilor,</w:t>
+        <w:t>prestarea efectivă de servicii sau muncă prin intermediul acestor platforme („</w:t>
+      </w:r>
+      <w:proofErr w:type="spellStart"/>
+      <w:r>
+        <w:t>crowd</w:t>
+      </w:r>
+      <w:proofErr w:type="spellEnd"/>
+      <w:r>
+        <w:t xml:space="preserve"> </w:t>
+      </w:r>
+      <w:proofErr w:type="spellStart"/>
+      <w:r>
+        <w:t>work</w:t>
+      </w:r>
+      <w:proofErr w:type="spellEnd"/>
+      <w:r>
+        <w:t>”) implică procente mai reduse, variind între 9% și 22% din populația țărilor analizate. Această diferențiere este esențială deoarece, spre deosebire de vânzarea ocazională a bunurilor,</w:t>
       </w:r>
       <w:r>
         <w:t xml:space="preserve"> unde intre 50-60% din populație participă, obținând un venit în plus prin această </w:t>
@@ -830,7 +1142,39 @@
         <w:t xml:space="preserve">ți indiviză au fost nevoiți </w:t>
       </w:r>
       <w:r>
-        <w:t xml:space="preserve">să se adapteze la noile condiții, chiar dacă circumstanțele au fost nefavorabile. Printr-un sondaj, ce conține răspunsuri din Cehia, Slovacia, Franța, Letonia și Slovenia, realizat de autorii Szilárd Szigeti , Vivien Pásztóová, Csilla Mezősi, au fost puse în evidență efectele negative asupra stilului de viață și asupra locului de muncă. Participanții </w:t>
+        <w:t xml:space="preserve">să se adapteze la noile condiții, chiar dacă circumstanțele au fost nefavorabile. Printr-un sondaj, ce conține răspunsuri din Cehia, Slovacia, Franța, Letonia și Slovenia, realizat de autorii Szilárd Szigeti , </w:t>
+      </w:r>
+      <w:proofErr w:type="spellStart"/>
+      <w:r>
+        <w:t>Vivien</w:t>
+      </w:r>
+      <w:proofErr w:type="spellEnd"/>
+      <w:r>
+        <w:t xml:space="preserve"> </w:t>
+      </w:r>
+      <w:proofErr w:type="spellStart"/>
+      <w:r>
+        <w:t>Pásztóová</w:t>
+      </w:r>
+      <w:proofErr w:type="spellEnd"/>
+      <w:r>
+        <w:t xml:space="preserve">, </w:t>
+      </w:r>
+      <w:proofErr w:type="spellStart"/>
+      <w:r>
+        <w:t>Csilla</w:t>
+      </w:r>
+      <w:proofErr w:type="spellEnd"/>
+      <w:r>
+        <w:t xml:space="preserve"> </w:t>
+      </w:r>
+      <w:proofErr w:type="spellStart"/>
+      <w:r>
+        <w:t>Mezősi</w:t>
+      </w:r>
+      <w:proofErr w:type="spellEnd"/>
+      <w:r>
+        <w:t xml:space="preserve">, au fost puse în evidență efectele negative asupra stilului de viață și asupra locului de muncă. Participanții </w:t>
       </w:r>
       <w:r>
         <w:t>eșantionului</w:t>
@@ -860,31 +1204,71 @@
         <w:t xml:space="preserve">menționează în lucrare faptul că există trei tipuri de afecțiuni cu Covid-19 în funcție de durata boli și anume: </w:t>
       </w:r>
       <w:r>
-        <w:t>Covid-19 acut, care durează 4 săptămâni, post acut, între 4 și 12 săptămâni și Long-Covid, care depășește 12 săptămâni.</w:t>
-      </w:r>
-      <w:r>
-        <w:t xml:space="preserve"> Eșantionul a vizat în special pacienții cu sindromul post-acut sau Long-Covid.</w:t>
-      </w:r>
-    </w:p>
-    <w:p>
-      <w:pPr>
-        <w:rPr>
-          <w:u w:val="single"/>
-        </w:rPr>
-      </w:pPr>
-      <w:r>
-        <w:rPr>
-          <w:u w:val="single"/>
-        </w:rPr>
-        <w:t>Efectul pandemiei de COVID-19 asupra forței de muncă din țările componente Visegrad</w:t>
-      </w:r>
+        <w:t xml:space="preserve">Covid-19 acut, care durează 4 săptămâni, post acut, între 4 și 12 săptămâni și </w:t>
+      </w:r>
+      <w:proofErr w:type="spellStart"/>
+      <w:r>
+        <w:t>Long</w:t>
+      </w:r>
+      <w:proofErr w:type="spellEnd"/>
+      <w:r>
+        <w:t>-Covid, care depășește 12 săptămâni.</w:t>
+      </w:r>
+      <w:r>
+        <w:t xml:space="preserve"> Eșantionul a vizat în special pacienții cu sindromul post-acut sau </w:t>
+      </w:r>
+      <w:proofErr w:type="spellStart"/>
+      <w:r>
+        <w:t>Long</w:t>
+      </w:r>
+      <w:proofErr w:type="spellEnd"/>
+      <w:r>
+        <w:t>-Covid.</w:t>
+      </w:r>
+    </w:p>
+    <w:p>
+      <w:pPr>
+        <w:rPr>
+          <w:u w:val="single"/>
+        </w:rPr>
+      </w:pPr>
+      <w:r>
+        <w:rPr>
+          <w:u w:val="single"/>
+        </w:rPr>
+        <w:t xml:space="preserve">Efectul pandemiei de COVID-19 asupra forței de muncă din țările componente </w:t>
+      </w:r>
+      <w:proofErr w:type="spellStart"/>
+      <w:r>
+        <w:rPr>
+          <w:u w:val="single"/>
+        </w:rPr>
+        <w:t>Visegrad</w:t>
+      </w:r>
+      <w:proofErr w:type="spellEnd"/>
     </w:p>
     <w:p>
       <w:r>
         <w:tab/>
       </w:r>
       <w:r>
-        <w:t xml:space="preserve">Pandemia de COVID-19 a avut efecte vizibile asupra agenților economici, dar și asupra economiei țărilor. În această ipoteză, lucrarea de cercetare a autorului Mariusz Zieliński </w:t>
+        <w:t xml:space="preserve">Pandemia de COVID-19 a avut efecte vizibile asupra agenților economici, dar și asupra economiei țărilor. În această ipoteză, lucrarea de cercetare a autorului </w:t>
+      </w:r>
+      <w:proofErr w:type="spellStart"/>
+      <w:r>
+        <w:t>Mariusz</w:t>
+      </w:r>
+      <w:proofErr w:type="spellEnd"/>
+      <w:r>
+        <w:t xml:space="preserve"> </w:t>
+      </w:r>
+      <w:proofErr w:type="spellStart"/>
+      <w:r>
+        <w:t>Zieliński</w:t>
+      </w:r>
+      <w:proofErr w:type="spellEnd"/>
+      <w:r>
+        <w:t xml:space="preserve"> </w:t>
       </w:r>
       <w:r>
         <w:t>de la Facultatea de Economie și Management</w:t>
@@ -904,9 +1288,11 @@
       <w:r>
         <w:t xml:space="preserve">Tehnică </w:t>
       </w:r>
+      <w:proofErr w:type="spellStart"/>
       <w:r>
         <w:t>Opole</w:t>
       </w:r>
+      <w:proofErr w:type="spellEnd"/>
       <w:r>
         <w:t xml:space="preserve">, a urmărit studierea profunzimii efectelor negative cauzate de pandemie asupra </w:t>
       </w:r>
@@ -914,10 +1300,34 @@
         <w:t>forței de muncă a</w:t>
       </w:r>
       <w:r>
-        <w:t xml:space="preserve"> țărilor componente Visegrad. Perioada analizată este 2018-2021, autorul observând faptul că șomajul nu a crescut cu mai de 1,3% în Cehia, Ungaria și Polonia și cu 1,8% în Slovacia.</w:t>
-      </w:r>
-      <w:r>
-        <w:t xml:space="preserve"> De asemenea ocuparea forței de muncă a depășit nivelul prepandemic în acest grup, expcepție făcând Cehia și Slovacia. Indivizii au apelat la independenț</w:t>
+        <w:t xml:space="preserve"> țărilor componente </w:t>
+      </w:r>
+      <w:proofErr w:type="spellStart"/>
+      <w:r>
+        <w:t>Visegrad</w:t>
+      </w:r>
+      <w:proofErr w:type="spellEnd"/>
+      <w:r>
+        <w:t>. Perioada analizată este 2018-2021, autorul observând faptul că șomajul nu a crescut cu mai de 1,3% în Cehia, Ungaria și Polonia și cu 1,8% în Slovacia.</w:t>
+      </w:r>
+      <w:r>
+        <w:t xml:space="preserve"> De asemenea ocuparea forței de muncă a depășit nivelul </w:t>
+      </w:r>
+      <w:proofErr w:type="spellStart"/>
+      <w:r>
+        <w:t>prepandemic</w:t>
+      </w:r>
+      <w:proofErr w:type="spellEnd"/>
+      <w:r>
+        <w:t xml:space="preserve"> în acest grup, </w:t>
+      </w:r>
+      <w:proofErr w:type="spellStart"/>
+      <w:r>
+        <w:t>expcepție</w:t>
+      </w:r>
+      <w:proofErr w:type="spellEnd"/>
+      <w:r>
+        <w:t xml:space="preserve"> făcând Cehia și Slovacia. Indivizii au apelat la independenț</w:t>
       </w:r>
       <w:r>
         <w:t>a</w:t>
@@ -1004,8 +1414,21 @@
         <w:t>rul lucrării,</w:t>
       </w:r>
       <w:r>
-        <w:t xml:space="preserve"> Grabriela Calinescu</w:t>
-      </w:r>
+        <w:t xml:space="preserve"> </w:t>
+      </w:r>
+      <w:proofErr w:type="spellStart"/>
+      <w:r>
+        <w:t>Grabriela</w:t>
+      </w:r>
+      <w:proofErr w:type="spellEnd"/>
+      <w:r>
+        <w:t xml:space="preserve"> </w:t>
+      </w:r>
+      <w:proofErr w:type="spellStart"/>
+      <w:r>
+        <w:t>Calinescu</w:t>
+      </w:r>
+      <w:proofErr w:type="spellEnd"/>
       <w:r>
         <w:t xml:space="preserve">, </w:t>
       </w:r>
@@ -1013,7 +1436,15 @@
         <w:t>a obținut o concluzie importantă</w:t>
       </w:r>
       <w:r>
-        <w:t xml:space="preserve"> prin analiza datelor oferite de Eurostat,</w:t>
+        <w:t xml:space="preserve"> prin analiza datelor oferite de </w:t>
+      </w:r>
+      <w:proofErr w:type="spellStart"/>
+      <w:r>
+        <w:t>Eurostat</w:t>
+      </w:r>
+      <w:proofErr w:type="spellEnd"/>
+      <w:r>
+        <w:t>,</w:t>
       </w:r>
       <w:r>
         <w:t xml:space="preserve"> cu privire la efectele pe care le va aduce inteligența artificială la nivelul pieței muncii. </w:t>
@@ -1119,15 +1550,111 @@
         <w:rPr>
           <w:u w:val="single"/>
         </w:rPr>
-        <w:t>Lipsa forței de muncă calificată și aspirațiile migraționale</w:t>
-      </w:r>
+        <w:t xml:space="preserve">Lipsa forței de muncă calificată și aspirațiile </w:t>
+      </w:r>
+      <w:proofErr w:type="spellStart"/>
+      <w:r>
+        <w:rPr>
+          <w:u w:val="single"/>
+        </w:rPr>
+        <w:t>migraționale</w:t>
+      </w:r>
+      <w:proofErr w:type="spellEnd"/>
     </w:p>
     <w:p>
       <w:r>
         <w:tab/>
       </w:r>
       <w:r>
-        <w:t xml:space="preserve">După cum este indicat și în articolele mai sus menționate, piața forței de muncă suferă modificări rapide, iar acest aspect reiese și din analiza tendințelor de migrație. Așadar, în lucrarea “Linking workers’ migration aspirations to skill shortages in destination and origin countries” (2024) </w:t>
+        <w:t>După cum este indicat și în articolele mai sus menționate, piața forței de muncă suferă modificări rapide, iar acest aspect reiese și din analiza tendințelor de migrație. Așadar, în lucrarea “</w:t>
+      </w:r>
+      <w:proofErr w:type="spellStart"/>
+      <w:r>
+        <w:t>Linking</w:t>
+      </w:r>
+      <w:proofErr w:type="spellEnd"/>
+      <w:r>
+        <w:t xml:space="preserve"> </w:t>
+      </w:r>
+      <w:proofErr w:type="spellStart"/>
+      <w:r>
+        <w:t>workers</w:t>
+      </w:r>
+      <w:proofErr w:type="spellEnd"/>
+      <w:r>
+        <w:t xml:space="preserve">’ </w:t>
+      </w:r>
+      <w:proofErr w:type="spellStart"/>
+      <w:r>
+        <w:t>migration</w:t>
+      </w:r>
+      <w:proofErr w:type="spellEnd"/>
+      <w:r>
+        <w:t xml:space="preserve"> </w:t>
+      </w:r>
+      <w:proofErr w:type="spellStart"/>
+      <w:r>
+        <w:t>aspirations</w:t>
+      </w:r>
+      <w:proofErr w:type="spellEnd"/>
+      <w:r>
+        <w:t xml:space="preserve"> </w:t>
+      </w:r>
+      <w:proofErr w:type="spellStart"/>
+      <w:r>
+        <w:t>to</w:t>
+      </w:r>
+      <w:proofErr w:type="spellEnd"/>
+      <w:r>
+        <w:t xml:space="preserve"> </w:t>
+      </w:r>
+      <w:proofErr w:type="spellStart"/>
+      <w:r>
+        <w:t>skill</w:t>
+      </w:r>
+      <w:proofErr w:type="spellEnd"/>
+      <w:r>
+        <w:t xml:space="preserve"> </w:t>
+      </w:r>
+      <w:proofErr w:type="spellStart"/>
+      <w:r>
+        <w:t>shortages</w:t>
+      </w:r>
+      <w:proofErr w:type="spellEnd"/>
+      <w:r>
+        <w:t xml:space="preserve"> in </w:t>
+      </w:r>
+      <w:proofErr w:type="spellStart"/>
+      <w:r>
+        <w:t>destination</w:t>
+      </w:r>
+      <w:proofErr w:type="spellEnd"/>
+      <w:r>
+        <w:t xml:space="preserve"> </w:t>
+      </w:r>
+      <w:proofErr w:type="spellStart"/>
+      <w:r>
+        <w:t>and</w:t>
+      </w:r>
+      <w:proofErr w:type="spellEnd"/>
+      <w:r>
+        <w:t xml:space="preserve"> </w:t>
+      </w:r>
+      <w:proofErr w:type="spellStart"/>
+      <w:r>
+        <w:t>origin</w:t>
+      </w:r>
+      <w:proofErr w:type="spellEnd"/>
+      <w:r>
+        <w:t xml:space="preserve"> </w:t>
+      </w:r>
+      <w:proofErr w:type="spellStart"/>
+      <w:r>
+        <w:t>countries</w:t>
+      </w:r>
+      <w:proofErr w:type="spellEnd"/>
+      <w:r>
+        <w:t xml:space="preserve">” (2024) </w:t>
       </w:r>
       <w:r>
         <w:t xml:space="preserve">se </w:t>
@@ -1212,7 +1739,15 @@
         <w:t xml:space="preserve">că </w:t>
       </w:r>
       <w:r>
-        <w:t>faptul că factorii de tip “pull” îi determină pe cetățenii Serbiei, Albaniei și Bosniei și Herțegovina să emigreze</w:t>
+        <w:t>faptul că factorii de tip “</w:t>
+      </w:r>
+      <w:proofErr w:type="spellStart"/>
+      <w:r>
+        <w:t>pull</w:t>
+      </w:r>
+      <w:proofErr w:type="spellEnd"/>
+      <w:r>
+        <w:t>” îi determină pe cetățenii Serbiei, Albaniei și Bosniei și Herțegovina să emigreze</w:t>
       </w:r>
       <w:r>
         <w:t>, neavând aceleași beneficii ca persoanele care ocupă funcții manageriale sau de natură profesionistă</w:t>
@@ -1290,7 +1825,15 @@
     <w:p>
       <w:r>
         <w:tab/>
-        <w:t xml:space="preserve">Autorii Aleca și Mihai au urmărit, prin lucrarea lor, să concluzioneze dacă există o legătură statistică între productivitatea angajaților și </w:t>
+        <w:t xml:space="preserve">Autorii </w:t>
+      </w:r>
+      <w:proofErr w:type="spellStart"/>
+      <w:r>
+        <w:t>Aleca</w:t>
+      </w:r>
+      <w:proofErr w:type="spellEnd"/>
+      <w:r>
+        <w:t xml:space="preserve"> și Mihai au urmărit, prin lucrarea lor, să concluzioneze dacă există o legătură statistică între productivitatea angajaților și </w:t>
       </w:r>
       <w:r>
         <w:t xml:space="preserve">adopția infrastructurii digitale și a </w:t>
@@ -1625,8 +2168,13 @@
         <w:tab/>
       </w:r>
       <w:r>
-        <w:t>componente Visegrad</w:t>
-      </w:r>
+        <w:t xml:space="preserve">componente </w:t>
+      </w:r>
+      <w:proofErr w:type="spellStart"/>
+      <w:r>
+        <w:t>Visegrad</w:t>
+      </w:r>
+      <w:proofErr w:type="spellEnd"/>
     </w:p>
     <w:p>
       <w:pPr>
@@ -1647,8 +2195,13 @@
       </w:pPr>
       <w:r>
         <w:tab/>
-        <w:t>Lipsa forței de muncă calificată și aspirațiile migraționale</w:t>
-      </w:r>
+        <w:t xml:space="preserve">Lipsa forței de muncă calificată și aspirațiile </w:t>
+      </w:r>
+      <w:proofErr w:type="spellStart"/>
+      <w:r>
+        <w:t>migraționale</w:t>
+      </w:r>
+      <w:proofErr w:type="spellEnd"/>
     </w:p>
     <w:p>
       <w:pPr>
@@ -1874,37 +2427,8 @@
     </w:p>
     <w:p>
       <w:r>
-        <w:t>Factori politici</w:t>
-      </w:r>
-    </w:p>
-    <w:p>
-      <w:pPr>
-        <w:pStyle w:val="ListParagraph"/>
-        <w:numPr>
-          <w:ilvl w:val="0"/>
-          <w:numId w:val="18"/>
-        </w:numPr>
-      </w:pPr>
-      <w:r>
-        <w:t xml:space="preserve">Clasificare </w:t>
-      </w:r>
-      <w:r>
-        <w:t>greșită</w:t>
-      </w:r>
-    </w:p>
-    <w:p>
-      <w:pPr>
-        <w:pStyle w:val="ListParagraph"/>
-        <w:numPr>
-          <w:ilvl w:val="0"/>
-          <w:numId w:val="18"/>
-        </w:numPr>
-      </w:pPr>
-      <w:r>
-        <w:t>Reglementarea economiei platformelor digitale</w:t>
-      </w:r>
-    </w:p>
-    <w:p>
+        <w:tab/>
+      </w:r>
       <w:r>
         <w:t xml:space="preserve">Decidenții politici urmăresc să reglementeze piața muncii prin intervenția în legislația unor forme de muncă apărute în ultimul deceniu. Aceste noi metode de a obține </w:t>
       </w:r>
@@ -1978,12 +2502,57 @@
     </w:p>
     <w:p>
       <w:r>
+        <w:t>Factori sociali</w:t>
+      </w:r>
+    </w:p>
+    <w:p>
+      <w:r>
+        <w:tab/>
+        <w:t>Forța de muncă este afectată și de evenimente neprevăzute care influențează modul de lucru și productivitatea oamenilor. Aceste evenimente întâmplătoare sunt de cele mai multe ori legate de dezastre naturale sau pericole de sănătate. Unul dintre aceste pericole a fost reprezentat de către pandemia de Covid-19, prin care majoritatea afacerilor au fost nevoite să se adapteze la un mediu economic incert.</w:t>
+      </w:r>
+      <w:r>
+        <w:t xml:space="preserve"> Astfel, fiecare țară din Europa și nu numai a avut de suferit consecințele acestui eveniment perturbator. De exemplu, Germania</w:t>
+      </w:r>
+      <w:r>
+        <w:t xml:space="preserve"> a întâmpinat obstacole în adopția muncitului de acasă deoarece oamenii au fost reticenți în a învăța cum să folosească tehnologia pentru a își îndeplinii sarcinile. Cu toate acestea, numărul de angajați care au lucrat de acasă a crescut la 20% în perioada pandemică.</w:t>
+      </w:r>
+      <w:r>
+        <w:t xml:space="preserve"> </w:t>
+      </w:r>
+      <w:r>
+        <w:rPr>
+          <w:b/>
+          <w:bCs/>
+        </w:rPr>
+        <w:t>(citare</w:t>
+      </w:r>
+      <w:r>
+        <w:rPr>
+          <w:b/>
+          <w:bCs/>
+        </w:rPr>
+        <w:t xml:space="preserve"> articol)</w:t>
+      </w:r>
+      <w:r>
+        <w:rPr>
+          <w:b/>
+          <w:bCs/>
+        </w:rPr>
+        <w:t xml:space="preserve"> </w:t>
+      </w:r>
+      <w:r>
+        <w:t xml:space="preserve">De asemenea, Franța a înregistrat scăderi la nivelul angajaților, fiind afectate cel mai mult sectorul agricol, hotelier și cel de construcții. </w:t>
+      </w:r>
+    </w:p>
+    <w:p>
+      <w:r>
         <w:t>Factori tehnologici</w:t>
       </w:r>
     </w:p>
     <w:p>
       <w:r>
-        <w:t>Factori sociali</w:t>
+        <w:lastRenderedPageBreak/>
+        <w:tab/>
       </w:r>
     </w:p>
     <w:p>
@@ -2002,373 +2571,23 @@
     <w:p>
       <w:pPr>
         <w:rPr>
-          <w:b/>
-          <w:bCs/>
-          <w:u w:val="single"/>
-        </w:rPr>
-      </w:pPr>
-      <w:r>
-        <w:rPr>
-          <w:b/>
-          <w:bCs/>
-          <w:u w:val="single"/>
-        </w:rPr>
-        <w:t>Gemini 1</w:t>
-      </w:r>
-    </w:p>
-    <w:p>
-      <w:r>
-        <w:t>Din punct de vedere politic, guvernele sunt nevoite să își actualizeze rapid legislația pentru a ține pasul cu schimbările de pe piața muncii. Principala provocare pentru decidenții politici este să găsească un echilibru între susținerea flexibilității, pe care o oferă noile tipuri de contracte, și protejarea lucrătorilor împotriva abuzurilor. Pe baza politicilor recente implementate la nivel internațional, deciziile guvernamentale se concentrează pe câteva direcții majore de acțiune.</w:t>
-      </w:r>
-      <w:r>
-        <w:t xml:space="preserve"> </w:t>
-      </w:r>
-      <w:r>
-        <w:t xml:space="preserve">O primă direcție o reprezintă intervenția statului pentru combaterea „falsei activități independente” (bogus self-employment), o practică prin care companiile clasifică greșit angajații drept contractori independenți pentru a evita plata taxelor și a beneficiilor sociale. Belgia a abordat această problemă prin introducerea unei prezumții a existenței unui contract de muncă în anumite sectoare considerate cu risc crescut, cum ar fi construcțiile, agricultura și curățenia (pag. 25).O a doua schimbare politică vizează reglementarea economiei platformelor digitale. Autoritățile încep să oblige aceste platforme să își asume responsabilități legale față de persoanele care muncesc prin intermediul lor. În Franța, prin legea El Khomri din 2016, s-a stabilit că, dacă o platformă decide caracteristicile serviciului prestat, aceasta trebuie să acopere costurile pentru asigurările de accidente de muncă și pentru formarea profesională a lucrătorilor (pag. 31). De asemenea, guvernul din Portugalia a reglementat specific platformele de transport de pasageri, impunând ca șoferii să aibă o relație de muncă cu platforma și să dețină un certificat de formare profesională valabil cinci ani (pag. 29-30). Pentru a acoperi costurile administrative și de reglementare, legea portugheză a instituit și o taxă de 5% din profitul net al acestor platforme (pag. 30).A treia tendință politică este descurajarea prin lege a muncii precare și a contractelor instabile. Guvernul Italiei a adoptat în 2018 „Decreto Dignità”, act normativ prin care a redus durata maximă a contractelor pe perioadă determinată de la 36 la 24 de luni (pag. 36). Pentru a descuraja folosirea lor abuzivă, Italia a impus o taxă suplimentară de șomaj pentru aceste contracte, care crește cu 0,5% la fiecare nouă prelungire (pag. 37). O măsură similară a fost luată și în Irlanda prin legislația din 2018, unde astfel de contracte au fost interzise în majoritatea circumstanțelor, cu excepția situațiilor de urgență (pag. 42).În fine, decidenții politici modifică legile pentru a oferi o plasă de siguranță adecvată, deoarece lucrătorii independenți sunt adesea excluși din sistemele clasice de protecție. În Spania, o reformă din 2018 a reconfigurat sistemul de securitate socială pentru a le oferi lucrătorilor independenți acces real la ajutor de șomaj și acoperire pentru accidente de muncă (pag. 54). Pe partea de dialog social, o barieră importantă o reprezentau legile anti-monopol, care interziceau lucrătorilor independenți să se asocieze pentru a negocia tarife mai bune, considerându-i un cartel. </w:t>
-      </w:r>
-      <w:r>
-        <w:lastRenderedPageBreak/>
-        <w:t>Pentru a rezolva acest blocaj politic și legal, Parlamentul Irlandei a adoptat o lege în 2017 care oferă o excepție clară de la legea concurenței pentru anumite profesii, cum ar fi actorii de voce, muzicienii de studio și jurnaliștii independenți, permițându-le astfel să se asocieze și să negocieze colectiv (pag. 72).</w:t>
-      </w:r>
-    </w:p>
-    <w:p>
-      <w:pPr>
-        <w:rPr>
-          <w:b/>
-          <w:bCs/>
-          <w:u w:val="single"/>
-        </w:rPr>
-      </w:pPr>
-      <w:r>
-        <w:rPr>
-          <w:b/>
-          <w:bCs/>
-          <w:u w:val="single"/>
-        </w:rPr>
-        <w:t>Gemini</w:t>
-      </w:r>
-      <w:r>
-        <w:rPr>
-          <w:b/>
-          <w:bCs/>
-          <w:u w:val="single"/>
-        </w:rPr>
-        <w:t xml:space="preserve"> 2</w:t>
-      </w:r>
-    </w:p>
-    <w:p>
-      <w:r>
-        <w:t>Iată un rezumat detaliat al raportului OCDE „Policy Responses to New Forms of Work”, structurat pentru a evidenția principalele constatări și direcții de acțiune:</w:t>
-      </w:r>
-    </w:p>
-    <w:p>
-      <w:pPr>
-        <w:rPr>
-          <w:b/>
-          <w:bCs/>
-        </w:rPr>
-      </w:pPr>
-      <w:r>
-        <w:rPr>
-          <w:b/>
-          <w:bCs/>
-        </w:rPr>
-        <w:t>Prezentare Generală</w:t>
-      </w:r>
-    </w:p>
-    <w:p>
-      <w:r>
-        <w:t>Acest raport oferă o imagine de ansamblu asupra măsurilor politice luate de 44 de ministere ale muncii din țările OCDE, UE și G20 ca răspuns la diversificarea formelor de angajare. Guvernele analizează dacă legislația actuală a muncii, sistemele de protecție socială și de impozitare mai sunt adecvate pentru a proteja lucrătorii vulnerabili, menținând în același timp flexibilitatea pieței. Cele mai discutate forme noi de muncă sunt munca prin intermediul platformelor, activitățile independente (self-employment), munca temporară și contractele cu ore variabile.</w:t>
-      </w:r>
-    </w:p>
-    <w:p>
-      <w:r>
-        <w:rPr>
-          <w:noProof/>
-        </w:rPr>
-        <w:pict w14:anchorId="6317B8ED">
-          <v:rect id="_x0000_i1025" alt="" style="width:451.3pt;height:.05pt;mso-width-percent:0;mso-height-percent:0;mso-width-percent:0;mso-height-percent:0" o:hralign="center" o:hrstd="t" o:hr="t" fillcolor="#a0a0a0" stroked="f"/>
-        </w:pict>
-      </w:r>
-    </w:p>
-    <w:p>
-      <w:pPr>
-        <w:rPr>
-          <w:b/>
-          <w:bCs/>
-        </w:rPr>
-      </w:pPr>
-      <w:r>
-        <w:rPr>
-          <w:b/>
-          <w:bCs/>
-        </w:rPr>
-        <w:t>Teme Principale și Răspunsuri Politice</w:t>
-      </w:r>
-    </w:p>
-    <w:p>
-      <w:r>
-        <w:rPr>
-          <w:b/>
-          <w:bCs/>
-        </w:rPr>
-        <w:t>1. Clasificarea Lucrătorilor și Evaziunea Fiscală</w:t>
-      </w:r>
-    </w:p>
-    <w:p>
-      <w:pPr>
-        <w:numPr>
-          <w:ilvl w:val="0"/>
-          <w:numId w:val="13"/>
-        </w:numPr>
-      </w:pPr>
-      <w:r>
-        <w:rPr>
-          <w:b/>
-          <w:bCs/>
-        </w:rPr>
-        <w:t>Problema:</w:t>
-      </w:r>
-      <w:r>
-        <w:t xml:space="preserve"> O provocare majoră o reprezintă „falsa activitate independentă” (bogus self-employment), o practică prin care angajatorii clasifică greșit angajații ca fiind contractori independenți pentru a evita taxele și reglementările muncii. De asemenea, există o „zonă gri” de lucrători care împart caracteristici atât cu angajații, cât și cu liber-profesioniștii.</w:t>
-      </w:r>
-    </w:p>
-    <w:p>
-      <w:pPr>
-        <w:numPr>
-          <w:ilvl w:val="0"/>
-          <w:numId w:val="13"/>
-        </w:numPr>
-      </w:pPr>
-      <w:r>
-        <w:rPr>
-          <w:b/>
-          <w:bCs/>
-        </w:rPr>
-        <w:t>Soluții:</w:t>
-      </w:r>
-      <w:r>
-        <w:t xml:space="preserve"> Diferențele mari de impozitare între contracte încurajează această clasificare greșită. Raportul sugerează reducerea acestor stimulente fiscale și extinderea anumitor drepturi de muncă către lucrătorii aflați în „zona gri” (lucrători independenți dependenți din punct de vedere economic). Unele țări au inversat sarcina probei, obligând angajatorul să demonstreze că lucrătorul nu este un angajat.</w:t>
-      </w:r>
-    </w:p>
-    <w:p>
-      <w:r>
-        <w:rPr>
-          <w:b/>
-          <w:bCs/>
-        </w:rPr>
-        <w:t>2. Munca prin Intermediul Platformelor (Platform Work)</w:t>
-      </w:r>
-    </w:p>
-    <w:p>
-      <w:pPr>
-        <w:numPr>
-          <w:ilvl w:val="0"/>
-          <w:numId w:val="14"/>
-        </w:numPr>
-      </w:pPr>
-      <w:r>
-        <w:rPr>
-          <w:b/>
-          <w:bCs/>
-        </w:rPr>
-        <w:t>Problema:</w:t>
-      </w:r>
-      <w:r>
-        <w:t xml:space="preserve"> Deși platformele digitale oferă flexibilitate și noi oportunități de venit, ele generează îngrijorări serioase cu privire la securitatea locului de muncă, nivelul veniturilor și accesul la beneficii. În multe cazuri, acești lucrători sunt clasificați drept lucrători pe cont propriu, fiind excluși de la drepturile standard ale angajaților.</w:t>
-      </w:r>
-    </w:p>
-    <w:p>
-      <w:pPr>
-        <w:numPr>
-          <w:ilvl w:val="0"/>
-          <w:numId w:val="14"/>
-        </w:numPr>
-      </w:pPr>
-      <w:r>
-        <w:rPr>
-          <w:b/>
-          <w:bCs/>
-        </w:rPr>
-        <w:lastRenderedPageBreak/>
-        <w:t>Soluții:</w:t>
-      </w:r>
-      <w:r>
-        <w:t xml:space="preserve"> Multe state au început să reglementeze modul de operare al platformelor, în special în sectorul transportului de pasageri (de exemplu, obligând platformele să trimită datele privind veniturile direct către autoritățile fiscale pentru a combate munca nedeclarată).</w:t>
-      </w:r>
-    </w:p>
-    <w:p>
-      <w:r>
-        <w:rPr>
-          <w:b/>
-          <w:bCs/>
-        </w:rPr>
-        <w:t>3. Contracte Temporare și cu Ore Variabile (Inclusiv "Zero Ore")</w:t>
-      </w:r>
-    </w:p>
-    <w:p>
-      <w:pPr>
-        <w:numPr>
-          <w:ilvl w:val="0"/>
-          <w:numId w:val="15"/>
-        </w:numPr>
-      </w:pPr>
-      <w:r>
-        <w:rPr>
-          <w:b/>
-          <w:bCs/>
-        </w:rPr>
-        <w:t>Problema:</w:t>
-      </w:r>
-      <w:r>
-        <w:t xml:space="preserve"> Există îngrijorări că aceste contracte nu mai funcționează ca o „trambulină” către un loc de muncă permanent, ci devin o „capcană” a precarității, afectând în special tinerii. Contractele cu ore variabile aduc o impredictibilitate severă a veniturilor și a programului.</w:t>
-      </w:r>
-    </w:p>
-    <w:p>
-      <w:pPr>
-        <w:numPr>
-          <w:ilvl w:val="0"/>
-          <w:numId w:val="15"/>
-        </w:numPr>
-      </w:pPr>
-      <w:r>
-        <w:rPr>
-          <w:b/>
-          <w:bCs/>
-        </w:rPr>
-        <w:t>Soluții:</w:t>
-      </w:r>
-      <w:r>
-        <w:t xml:space="preserve"> Țările introduc restricții privind utilizarea și reînnoirea contractelor pe durată determinată și impun penalități financiare (cum ar fi contribuții sociale mai mari pentru contractele scurte). De asemenea, state precum Noua Zeelandă și Irlanda au luat măsuri drastice pentru a „interzice” sau limita sever utilizarea contractelor cu zero ore.</w:t>
-      </w:r>
-    </w:p>
-    <w:p>
-      <w:r>
-        <w:rPr>
-          <w:b/>
-          <w:bCs/>
-        </w:rPr>
-        <w:t>4. Consolidarea Protecției Sociale</w:t>
-      </w:r>
-    </w:p>
-    <w:p>
-      <w:pPr>
-        <w:numPr>
-          <w:ilvl w:val="0"/>
-          <w:numId w:val="16"/>
-        </w:numPr>
-      </w:pPr>
-      <w:r>
-        <w:rPr>
-          <w:b/>
-          <w:bCs/>
-        </w:rPr>
-        <w:t>Problema:</w:t>
-      </w:r>
-      <w:r>
-        <w:t xml:space="preserve"> Sistemele tradiționale de protecție socială sunt concepute pentru angajații cu normă întreagă, lăsând lucrătorii independenți și pe cei cu contracte atipice fără plase de siguranță adecvate (de exemplu, fără asigurare de șomaj).</w:t>
-      </w:r>
-    </w:p>
-    <w:p>
-      <w:pPr>
-        <w:numPr>
-          <w:ilvl w:val="0"/>
-          <w:numId w:val="16"/>
-        </w:numPr>
-      </w:pPr>
-      <w:r>
-        <w:rPr>
-          <w:b/>
-          <w:bCs/>
-        </w:rPr>
-        <w:t>Soluții:</w:t>
-      </w:r>
-      <w:r>
-        <w:t xml:space="preserve"> Se fac eforturi pentru extinderea beneficiilor (cum ar fi asigurarea de șomaj și acoperirea pentru accidente de muncă) către lucrătorii independenți, simplificarea procedurilor administrative și creșterea portabilității drepturilor atunci când o persoană trece de la un tip de contract la altul.</w:t>
-      </w:r>
-    </w:p>
-    <w:p>
-      <w:r>
-        <w:rPr>
-          <w:b/>
-          <w:bCs/>
-        </w:rPr>
-        <w:t>5. Negociere Colectivă și Formare Profesională</w:t>
-      </w:r>
-    </w:p>
-    <w:p>
-      <w:pPr>
-        <w:numPr>
-          <w:ilvl w:val="0"/>
-          <w:numId w:val="17"/>
-        </w:numPr>
-      </w:pPr>
-      <w:r>
-        <w:rPr>
-          <w:b/>
-          <w:bCs/>
-        </w:rPr>
-        <w:t>Problema:</w:t>
-      </w:r>
-      <w:r>
-        <w:t xml:space="preserve"> Lucrătorii atipici participă mai puțin la formarea continuă (deoarece angajatorii nu investesc în ei) și întâmpină obstacole legale (cum ar fi legile concurenței) în a se sindicaliza și a negocia colectiv.</w:t>
-      </w:r>
-    </w:p>
-    <w:p>
-      <w:pPr>
-        <w:numPr>
-          <w:ilvl w:val="0"/>
-          <w:numId w:val="17"/>
-        </w:numPr>
-      </w:pPr>
-      <w:r>
-        <w:rPr>
-          <w:b/>
-          <w:bCs/>
-        </w:rPr>
-        <w:t>Soluții:</w:t>
-      </w:r>
-      <w:r>
-        <w:t xml:space="preserve"> Raportul evidențiază excepții legale recente care permit anumitor profesii independente să negocieze colectiv și subliniază importanța de a face programele de dezvoltare a competențelor mai accesibile pentru toți lucrătorii, indiferent de tipul de contract.</w:t>
-      </w:r>
-    </w:p>
-    <w:p>
-      <w:r>
-        <w:t xml:space="preserve"> </w:t>
-      </w:r>
-    </w:p>
-    <w:p>
-      <w:pPr>
-        <w:rPr>
-          <w:u w:val="single"/>
-        </w:rPr>
-      </w:pPr>
-    </w:p>
-    <w:p>
-      <w:pPr>
-        <w:rPr>
-          <w:u w:val="single"/>
-        </w:rPr>
-      </w:pPr>
-    </w:p>
-    <w:p>
-      <w:pPr>
-        <w:rPr>
-          <w:u w:val="single"/>
-        </w:rPr>
-      </w:pPr>
-    </w:p>
-    <w:p>
-      <w:r>
-        <w:lastRenderedPageBreak/>
-        <w:t>Structura unui contract de muncă a suferit schimbări în secolul XXI, creându-se noi forme de muncă și un program de muncă, mult mai flexibil. Această schimbare se datorează unor nevoi specifice, cum ar fi livrarea produselor oferite de restaurante direct la consumatori sau nevoia neprevăzută de soluții software, fiind necesar un individ sau grup care să creeze aceste servicii și produse într-un timp scurt.</w:t>
-      </w:r>
-    </w:p>
-    <w:p>
-      <w:r>
-        <w:tab/>
-        <w:t>Una dintre aceste forme se bazează pe conceptul de platform work, care implică existența unui portal prin care indivizii își pot alege contractul dorit. Conform publicației „Policy Responses to New Forms of Work”, OECD Publishing, Lituania a creat un cadru legal în ceea ce privește serviciul de ride-sharing, asigurând un nivel minim de calitate al transportului de persoane prin aplicațiile dedicate. De asemenea, au fost adoptate măsuri de încurajare a utilizării „platform work”. Studiul menționat mai sus descrie cum Belgia a scăzut taxa pe venit pentru persoanele care au câștiguri mai mici de 5000 de euro pe an, de la 33% la 10%. Alte forme de muncă includ contractul cu durată fixă și contractul cu număr variabil de ore de muncă, fiind diferite față de modelul standard de contract pe perioada nedeterminată. Cel din urma prezintă anumite particularități, cum ar fi impredictibilitatea numărului de ore necesar pentru realizarea sarcinilor de lucru și existența unui document prin care angajatorul prezintă care sunt așteptările minime de la potențialul angajat. Irlanda a adoptat legea „Employment (Miscellaneous Provisions) Act 2018” care urmărește protejarea angajaților de la exploatarea unui dezechilibru de putere între cele două părți.</w:t>
-      </w:r>
+          <w:u w:val="single"/>
+        </w:rPr>
+      </w:pPr>
+    </w:p>
+    <w:p>
+      <w:pPr>
+        <w:rPr>
+          <w:u w:val="single"/>
+        </w:rPr>
+      </w:pPr>
+    </w:p>
+    <w:p>
+      <w:pPr>
+        <w:rPr>
+          <w:u w:val="single"/>
+        </w:rPr>
+      </w:pPr>
     </w:p>
     <w:p>
       <w:pPr>
